--- a/3_Documentazione/Documentazione_OraX.docx
+++ b/3_Documentazione/Documentazione_OraX.docx
@@ -16,14 +16,6 @@
     </w:p>
     <w:p>
       <w:pPr>
-        <w:pStyle w:val="TitoloPagina1"/>
-      </w:pPr>
-      <w:r>
-        <w:t>OraX</w:t>
-      </w:r>
-    </w:p>
-    <w:p>
-      <w:pPr>
         <w:pStyle w:val="Sommario1"/>
         <w:tabs>
           <w:tab w:val="left" w:pos="351"/>
@@ -36,6 +28,187 @@
     </w:p>
     <w:p>
       <w:pPr>
+        <w:rPr>
+          <w:lang w:val="it-IT"/>
+        </w:rPr>
+      </w:pPr>
+    </w:p>
+    <w:p>
+      <w:pPr>
+        <w:rPr>
+          <w:lang w:val="it-IT"/>
+        </w:rPr>
+      </w:pPr>
+    </w:p>
+    <w:p>
+      <w:pPr>
+        <w:rPr>
+          <w:lang w:val="it-IT"/>
+        </w:rPr>
+      </w:pPr>
+    </w:p>
+    <w:p>
+      <w:pPr>
+        <w:rPr>
+          <w:lang w:val="it-IT"/>
+        </w:rPr>
+      </w:pPr>
+    </w:p>
+    <w:p>
+      <w:pPr>
+        <w:rPr>
+          <w:lang w:val="it-IT"/>
+        </w:rPr>
+      </w:pPr>
+    </w:p>
+    <w:p>
+      <w:pPr>
+        <w:rPr>
+          <w:lang w:val="it-IT"/>
+        </w:rPr>
+      </w:pPr>
+      <w:r>
+        <w:rPr>
+          <w:noProof/>
+        </w:rPr>
+        <w:drawing>
+          <wp:anchor distT="0" distB="0" distL="114300" distR="114300" simplePos="0" relativeHeight="251661312" behindDoc="0" locked="0" layoutInCell="1" allowOverlap="1" wp14:anchorId="33766343" wp14:editId="6B558439">
+            <wp:simplePos x="0" y="0"/>
+            <wp:positionH relativeFrom="margin">
+              <wp:align>left</wp:align>
+            </wp:positionH>
+            <wp:positionV relativeFrom="paragraph">
+              <wp:posOffset>118110</wp:posOffset>
+            </wp:positionV>
+            <wp:extent cx="6332562" cy="3559192"/>
+            <wp:effectExtent l="0" t="0" r="0" b="0"/>
+            <wp:wrapSquare wrapText="bothSides"/>
+            <wp:docPr id="7" name="Immagine 7" descr="Learn What is .NET MAUI? | Introduction to Desktop Development with .NET"/>
+            <wp:cNvGraphicFramePr>
+              <a:graphicFrameLocks xmlns:a="http://schemas.openxmlformats.org/drawingml/2006/main" noChangeAspect="1"/>
+            </wp:cNvGraphicFramePr>
+            <a:graphic xmlns:a="http://schemas.openxmlformats.org/drawingml/2006/main">
+              <a:graphicData uri="http://schemas.openxmlformats.org/drawingml/2006/picture">
+                <pic:pic xmlns:pic="http://schemas.openxmlformats.org/drawingml/2006/picture">
+                  <pic:nvPicPr>
+                    <pic:cNvPr id="0" name="Picture 8" descr="Learn What is .NET MAUI? | Introduction to Desktop Development with .NET"/>
+                    <pic:cNvPicPr>
+                      <a:picLocks noChangeAspect="1" noChangeArrowheads="1"/>
+                    </pic:cNvPicPr>
+                  </pic:nvPicPr>
+                  <pic:blipFill>
+                    <a:blip r:embed="rId8">
+                      <a:extLst>
+                        <a:ext uri="{28A0092B-C50C-407E-A947-70E740481C1C}">
+                          <a14:useLocalDpi xmlns:a14="http://schemas.microsoft.com/office/drawing/2010/main" val="0"/>
+                        </a:ext>
+                      </a:extLst>
+                    </a:blip>
+                    <a:srcRect/>
+                    <a:stretch>
+                      <a:fillRect/>
+                    </a:stretch>
+                  </pic:blipFill>
+                  <pic:spPr bwMode="auto">
+                    <a:xfrm>
+                      <a:off x="0" y="0"/>
+                      <a:ext cx="6332562" cy="3559192"/>
+                    </a:xfrm>
+                    <a:prstGeom prst="rect">
+                      <a:avLst/>
+                    </a:prstGeom>
+                    <a:noFill/>
+                    <a:ln>
+                      <a:noFill/>
+                    </a:ln>
+                  </pic:spPr>
+                </pic:pic>
+              </a:graphicData>
+            </a:graphic>
+            <wp14:sizeRelH relativeFrom="margin">
+              <wp14:pctWidth>0</wp14:pctWidth>
+            </wp14:sizeRelH>
+            <wp14:sizeRelV relativeFrom="margin">
+              <wp14:pctHeight>0</wp14:pctHeight>
+            </wp14:sizeRelV>
+          </wp:anchor>
+        </w:drawing>
+      </w:r>
+    </w:p>
+    <w:p>
+      <w:pPr>
+        <w:rPr>
+          <w:lang w:val="it-IT"/>
+        </w:rPr>
+      </w:pPr>
+    </w:p>
+    <w:p>
+      <w:pPr>
+        <w:jc w:val="center"/>
+        <w:rPr>
+          <w:b/>
+          <w:bCs/>
+          <w:sz w:val="40"/>
+          <w:szCs w:val="40"/>
+          <w:lang w:val="it-IT"/>
+        </w:rPr>
+      </w:pPr>
+      <w:r>
+        <w:rPr>
+          <w:b/>
+          <w:bCs/>
+          <w:sz w:val="40"/>
+          <w:szCs w:val="40"/>
+          <w:lang w:val="it-IT"/>
+        </w:rPr>
+        <w:t xml:space="preserve">Implementazione di </w:t>
+      </w:r>
+      <w:proofErr w:type="spellStart"/>
+      <w:r>
+        <w:rPr>
+          <w:b/>
+          <w:bCs/>
+          <w:sz w:val="40"/>
+          <w:szCs w:val="40"/>
+          <w:lang w:val="it-IT"/>
+        </w:rPr>
+        <w:t>OraX</w:t>
+      </w:r>
+      <w:proofErr w:type="spellEnd"/>
+      <w:r>
+        <w:rPr>
+          <w:b/>
+          <w:bCs/>
+          <w:sz w:val="40"/>
+          <w:szCs w:val="40"/>
+          <w:lang w:val="it-IT"/>
+        </w:rPr>
+        <w:t xml:space="preserve"> in .NET MAUI</w:t>
+      </w:r>
+    </w:p>
+    <w:p>
+      <w:pPr>
+        <w:rPr>
+          <w:lang w:val="it-IT"/>
+        </w:rPr>
+      </w:pPr>
+    </w:p>
+    <w:p>
+      <w:pPr>
+        <w:rPr>
+          <w:lang w:val="it-IT"/>
+        </w:rPr>
+      </w:pPr>
+    </w:p>
+    <w:p>
+      <w:pPr>
+        <w:rPr>
+          <w:lang w:val="it-IT"/>
+        </w:rPr>
+      </w:pPr>
+    </w:p>
+    <w:p>
+      <w:pPr>
         <w:pStyle w:val="Sommario1"/>
         <w:tabs>
           <w:tab w:val="left" w:pos="351"/>
@@ -85,6 +258,7 @@
     <w:sdt>
       <w:sdtPr>
         <w:rPr>
+          <w:b w:val="0"/>
           <w:lang w:val="it-IT"/>
         </w:rPr>
         <w:id w:val="1677152383"/>
@@ -3230,13 +3404,13 @@
         </w:rPr>
         <w:fldChar w:fldCharType="separate"/>
       </w:r>
-      <w:hyperlink w:anchor="_Toc220676037" w:history="1">
+      <w:hyperlink w:anchor="_Toc221260479" w:history="1">
         <w:r>
           <w:rPr>
             <w:rStyle w:val="Collegamentoipertestuale"/>
             <w:noProof/>
           </w:rPr>
-          <w:t>Figura 1: Esempio di diagramma di Gantt.</w:t>
+          <w:t>Figura 1 - Use Case</w:t>
         </w:r>
         <w:r>
           <w:rPr>
@@ -3257,7 +3431,7 @@
             <w:noProof/>
             <w:webHidden/>
           </w:rPr>
-          <w:instrText xml:space="preserve"> PAGEREF _Toc220676037 \h </w:instrText>
+          <w:instrText xml:space="preserve"> PAGEREF _Toc221260479 \h </w:instrText>
         </w:r>
         <w:r>
           <w:rPr>
@@ -3277,7 +3451,7 @@
             <w:noProof/>
             <w:webHidden/>
           </w:rPr>
-          <w:t>10</w:t>
+          <w:t>11</w:t>
         </w:r>
         <w:r>
           <w:rPr>
@@ -3290,6 +3464,80 @@
     </w:p>
     <w:p>
       <w:pPr>
+        <w:pStyle w:val="Indicedellefigure"/>
+        <w:tabs>
+          <w:tab w:val="right" w:leader="dot" w:pos="9628"/>
+        </w:tabs>
+        <w:rPr>
+          <w:rFonts w:asciiTheme="minorHAnsi" w:eastAsiaTheme="minorEastAsia" w:hAnsiTheme="minorHAnsi" w:cstheme="minorBidi"/>
+          <w:noProof/>
+          <w:kern w:val="2"/>
+          <w:sz w:val="24"/>
+          <w:szCs w:val="24"/>
+          <w:lang w:eastAsia="it-CH"/>
+          <w14:ligatures w14:val="standardContextual"/>
+        </w:rPr>
+      </w:pPr>
+      <w:hyperlink w:anchor="_Toc221260480" w:history="1">
+        <w:r>
+          <w:rPr>
+            <w:rStyle w:val="Collegamentoipertestuale"/>
+            <w:noProof/>
+          </w:rPr>
+          <w:t>Figura 2: Esempio di diagramma di Gantt.</w:t>
+        </w:r>
+        <w:r>
+          <w:rPr>
+            <w:noProof/>
+            <w:webHidden/>
+          </w:rPr>
+          <w:tab/>
+        </w:r>
+        <w:r>
+          <w:rPr>
+            <w:noProof/>
+            <w:webHidden/>
+          </w:rPr>
+          <w:fldChar w:fldCharType="begin"/>
+        </w:r>
+        <w:r>
+          <w:rPr>
+            <w:noProof/>
+            <w:webHidden/>
+          </w:rPr>
+          <w:instrText xml:space="preserve"> PAGEREF _Toc221260480 \h </w:instrText>
+        </w:r>
+        <w:r>
+          <w:rPr>
+            <w:noProof/>
+            <w:webHidden/>
+          </w:rPr>
+        </w:r>
+        <w:r>
+          <w:rPr>
+            <w:noProof/>
+            <w:webHidden/>
+          </w:rPr>
+          <w:fldChar w:fldCharType="separate"/>
+        </w:r>
+        <w:r>
+          <w:rPr>
+            <w:noProof/>
+            <w:webHidden/>
+          </w:rPr>
+          <w:t>12</w:t>
+        </w:r>
+        <w:r>
+          <w:rPr>
+            <w:noProof/>
+            <w:webHidden/>
+          </w:rPr>
+          <w:fldChar w:fldCharType="end"/>
+        </w:r>
+      </w:hyperlink>
+    </w:p>
+    <w:p>
+      <w:pPr>
         <w:rPr>
           <w:lang w:val="it-IT"/>
         </w:rPr>
@@ -3367,7 +3615,21 @@
         <w:rPr>
           <w:lang w:val="it-IT"/>
         </w:rPr>
-        <w:t>: OraX;</w:t>
+        <w:t xml:space="preserve">: </w:t>
+      </w:r>
+      <w:proofErr w:type="spellStart"/>
+      <w:r>
+        <w:rPr>
+          <w:lang w:val="it-IT"/>
+        </w:rPr>
+        <w:t>OraX</w:t>
+      </w:r>
+      <w:proofErr w:type="spellEnd"/>
+      <w:r>
+        <w:rPr>
+          <w:lang w:val="it-IT"/>
+        </w:rPr>
+        <w:t>;</w:t>
       </w:r>
     </w:p>
     <w:p>
@@ -3392,7 +3654,35 @@
         <w:rPr>
           <w:lang w:val="it-IT"/>
         </w:rPr>
-        <w:t>: Linda Bytyqi, Ryan Pinana e Tessa Caminada;</w:t>
+        <w:t xml:space="preserve">: Linda </w:t>
+      </w:r>
+      <w:proofErr w:type="spellStart"/>
+      <w:r>
+        <w:rPr>
+          <w:lang w:val="it-IT"/>
+        </w:rPr>
+        <w:t>Bytyqi</w:t>
+      </w:r>
+      <w:proofErr w:type="spellEnd"/>
+      <w:r>
+        <w:rPr>
+          <w:lang w:val="it-IT"/>
+        </w:rPr>
+        <w:t xml:space="preserve">, Ryan </w:t>
+      </w:r>
+      <w:proofErr w:type="spellStart"/>
+      <w:r>
+        <w:rPr>
+          <w:lang w:val="it-IT"/>
+        </w:rPr>
+        <w:t>Pinana</w:t>
+      </w:r>
+      <w:proofErr w:type="spellEnd"/>
+      <w:r>
+        <w:rPr>
+          <w:lang w:val="it-IT"/>
+        </w:rPr>
+        <w:t xml:space="preserve"> e Tessa Caminada;</w:t>
       </w:r>
     </w:p>
     <w:p>
@@ -3534,41 +3824,41 @@
           <w:sz w:val="20"/>
           <w:szCs w:val="20"/>
         </w:rPr>
-        <w:t>Lo scopo del progetto OraX è quello di realizzare un’applicazione digitale per la gestione del tempo e delle attività personali, progettata per aiutare gli utenti a</w:t>
-      </w:r>
+        <w:t xml:space="preserve">Lo scopo del progetto </w:t>
+      </w:r>
+      <w:proofErr w:type="spellStart"/>
       <w:r>
         <w:rPr>
           <w:rFonts w:ascii="Arial" w:hAnsi="Arial" w:cs="Arial"/>
           <w:sz w:val="20"/>
           <w:szCs w:val="20"/>
         </w:rPr>
-        <w:t>d</w:t>
-      </w:r>
+        <w:t>OraX</w:t>
+      </w:r>
+      <w:proofErr w:type="spellEnd"/>
       <w:r>
         <w:rPr>
           <w:rFonts w:ascii="Arial" w:hAnsi="Arial" w:cs="Arial"/>
           <w:sz w:val="20"/>
           <w:szCs w:val="20"/>
         </w:rPr>
-        <w:t xml:space="preserve"> organizzare in modo semplice, efficiente e intuitivo i propri impegni quotidiani.</w:t>
-      </w:r>
-    </w:p>
-    <w:p>
-      <w:pPr>
-        <w:pStyle w:val="NormaleWeb"/>
+        <w:t xml:space="preserve"> è quello di realizzare un’applicazione digitale per la gestione del tempo e delle attività personali, progettata per aiutare gli utenti a</w:t>
+      </w:r>
+      <w:r>
         <w:rPr>
           <w:rFonts w:ascii="Arial" w:hAnsi="Arial" w:cs="Arial"/>
           <w:sz w:val="20"/>
           <w:szCs w:val="20"/>
         </w:rPr>
-      </w:pPr>
+        <w:t>d</w:t>
+      </w:r>
       <w:r>
         <w:rPr>
           <w:rFonts w:ascii="Arial" w:hAnsi="Arial" w:cs="Arial"/>
           <w:sz w:val="20"/>
           <w:szCs w:val="20"/>
         </w:rPr>
-        <w:t>L’app è pensata per studenti, lavoratori e utenti comuni che desiderano pianificare le proprie attività, monitorare le scadenze e migliorare la propria produttività, senza dover utilizzare strumenti complessi o poco accessibili.</w:t>
+        <w:t xml:space="preserve"> organizzare in modo semplice, efficiente e intuitivo i propri impegni quotidiani.</w:t>
       </w:r>
     </w:p>
     <w:p>
@@ -3586,7 +3876,43 @@
           <w:sz w:val="20"/>
           <w:szCs w:val="20"/>
         </w:rPr>
-        <w:t>Attraverso un’interfaccia chiara e personalizzabile, OraX consente di creare, modificare e organizzare attività all’interno di un calendario personale, offrendo funzionalità avanzate come notifiche automatiche, ricerca delle attività, statistiche sull’utilizzo e la possibilità di condividere calendari con altri utenti.</w:t>
+        <w:t>L’app è pensata per studenti, lavoratori e utenti comuni che desiderano pianificare le proprie attività, monitorare le scadenze e migliorare la propria produttività, senza dover utilizzare strumenti complessi o poco accessibili.</w:t>
+      </w:r>
+    </w:p>
+    <w:p>
+      <w:pPr>
+        <w:pStyle w:val="NormaleWeb"/>
+        <w:rPr>
+          <w:rFonts w:ascii="Arial" w:hAnsi="Arial" w:cs="Arial"/>
+          <w:sz w:val="20"/>
+          <w:szCs w:val="20"/>
+        </w:rPr>
+      </w:pPr>
+      <w:r>
+        <w:rPr>
+          <w:rFonts w:ascii="Arial" w:hAnsi="Arial" w:cs="Arial"/>
+          <w:sz w:val="20"/>
+          <w:szCs w:val="20"/>
+        </w:rPr>
+        <w:t xml:space="preserve">Attraverso un’interfaccia chiara e personalizzabile, </w:t>
+      </w:r>
+      <w:proofErr w:type="spellStart"/>
+      <w:r>
+        <w:rPr>
+          <w:rFonts w:ascii="Arial" w:hAnsi="Arial" w:cs="Arial"/>
+          <w:sz w:val="20"/>
+          <w:szCs w:val="20"/>
+        </w:rPr>
+        <w:t>OraX</w:t>
+      </w:r>
+      <w:proofErr w:type="spellEnd"/>
+      <w:r>
+        <w:rPr>
+          <w:rFonts w:ascii="Arial" w:hAnsi="Arial" w:cs="Arial"/>
+          <w:sz w:val="20"/>
+          <w:szCs w:val="20"/>
+        </w:rPr>
+        <w:t xml:space="preserve"> consente di creare, modificare e organizzare attività all’interno di un calendario personale, offrendo funzionalità avanzate come notifiche automatiche, ricerca delle attività, statistiche sull’utilizzo e la possibilità di condividere calendari con altri utenti.</w:t>
       </w:r>
     </w:p>
     <w:p>
@@ -3726,41 +4052,43 @@
           <w:sz w:val="20"/>
           <w:szCs w:val="20"/>
         </w:rPr>
-        <w:t>Inoltre, OraX intende mostrare come sia possibile sviluppare un’applicazione completa e funzionale, combinando sicurezza, personalizzazione e strumenti di analisi in un unico sistema integrato.</w:t>
-      </w:r>
-    </w:p>
-    <w:p>
-      <w:pPr>
-        <w:pStyle w:val="NormaleWeb"/>
+        <w:t xml:space="preserve">Inoltre, </w:t>
+      </w:r>
+      <w:proofErr w:type="spellStart"/>
+      <w:r>
         <w:rPr>
           <w:rFonts w:ascii="Arial" w:hAnsi="Arial" w:cs="Arial"/>
           <w:sz w:val="20"/>
           <w:szCs w:val="20"/>
         </w:rPr>
-      </w:pPr>
+        <w:t>OraX</w:t>
+      </w:r>
+      <w:proofErr w:type="spellEnd"/>
       <w:r>
         <w:rPr>
           <w:rFonts w:ascii="Arial" w:hAnsi="Arial" w:cs="Arial"/>
           <w:sz w:val="20"/>
           <w:szCs w:val="20"/>
         </w:rPr>
-        <w:t xml:space="preserve">In sintesi, </w:t>
-      </w:r>
-      <w:r>
+        <w:t xml:space="preserve"> intende mostrare come sia possibile sviluppare un’applicazione completa e funzionale, combinando sicurezza, personalizzazione e strumenti di analisi in un unico sistema integrato.</w:t>
+      </w:r>
+    </w:p>
+    <w:p>
+      <w:pPr>
+        <w:pStyle w:val="NormaleWeb"/>
         <w:rPr>
           <w:rFonts w:ascii="Arial" w:hAnsi="Arial" w:cs="Arial"/>
           <w:sz w:val="20"/>
           <w:szCs w:val="20"/>
         </w:rPr>
-        <w:t>l’applicativo</w:t>
-      </w:r>
+      </w:pPr>
       <w:r>
         <w:rPr>
           <w:rFonts w:ascii="Arial" w:hAnsi="Arial" w:cs="Arial"/>
           <w:sz w:val="20"/>
           <w:szCs w:val="20"/>
         </w:rPr>
-        <w:t xml:space="preserve"> ha come obiettivo principale quello di offrire una soluzione moderna e accessibile per l’organizzazione delle attività</w:t>
+        <w:t xml:space="preserve">In sintesi, </w:t>
       </w:r>
       <w:r>
         <w:rPr>
@@ -3768,7 +4096,7 @@
           <w:sz w:val="20"/>
           <w:szCs w:val="20"/>
         </w:rPr>
-        <w:t>, adatto ad un pubblico ampio</w:t>
+        <w:t>l’applicativo</w:t>
       </w:r>
       <w:r>
         <w:rPr>
@@ -3776,6 +4104,22 @@
           <w:sz w:val="20"/>
           <w:szCs w:val="20"/>
         </w:rPr>
+        <w:t xml:space="preserve"> ha come obiettivo principale quello di offrire una soluzione moderna e accessibile per l’organizzazione delle attività</w:t>
+      </w:r>
+      <w:r>
+        <w:rPr>
+          <w:rFonts w:ascii="Arial" w:hAnsi="Arial" w:cs="Arial"/>
+          <w:sz w:val="20"/>
+          <w:szCs w:val="20"/>
+        </w:rPr>
+        <w:t>, adatto ad un pubblico ampio</w:t>
+      </w:r>
+      <w:r>
+        <w:rPr>
+          <w:rFonts w:ascii="Arial" w:hAnsi="Arial" w:cs="Arial"/>
+          <w:sz w:val="20"/>
+          <w:szCs w:val="20"/>
+        </w:rPr>
         <w:t>.</w:t>
       </w:r>
     </w:p>
@@ -3815,177 +4159,204 @@
     </w:p>
     <w:p>
       <w:pPr>
-        <w:rPr>
-          <w:lang w:val="it-IT"/>
-        </w:rPr>
-      </w:pPr>
-      <w:r>
-        <w:rPr>
-          <w:lang w:val="it-IT"/>
-        </w:rPr>
-        <w:t>Questo capitolo dovrebbe descrivere il contesto in cui il prodotto verrà utilizzato, da questa analisi dovrebbero scaturire le risposte a quesiti quali ad esempio:</w:t>
-      </w:r>
-    </w:p>
-    <w:p>
-      <w:pPr>
-        <w:numPr>
-          <w:ilvl w:val="0"/>
-          <w:numId w:val="4"/>
-        </w:numPr>
-        <w:rPr>
-          <w:lang w:val="it-IT"/>
-        </w:rPr>
-      </w:pPr>
-      <w:r>
-        <w:rPr>
-          <w:lang w:val="it-IT"/>
-        </w:rPr>
-        <w:t xml:space="preserve">Background/Situazione iniziale  </w:t>
-      </w:r>
-    </w:p>
-    <w:p>
-      <w:pPr>
-        <w:numPr>
-          <w:ilvl w:val="0"/>
-          <w:numId w:val="4"/>
-        </w:numPr>
-        <w:rPr>
-          <w:lang w:val="it-IT"/>
-        </w:rPr>
-      </w:pPr>
-      <w:r>
-        <w:rPr>
-          <w:lang w:val="it-IT"/>
-        </w:rPr>
-        <w:t>Quale è e come è organizzato il contesto in cui il prodotto dovrà funzionare?</w:t>
-      </w:r>
-    </w:p>
-    <w:p>
-      <w:pPr>
-        <w:numPr>
-          <w:ilvl w:val="0"/>
-          <w:numId w:val="3"/>
-        </w:numPr>
-        <w:rPr>
-          <w:lang w:val="it-IT"/>
-        </w:rPr>
-      </w:pPr>
-      <w:r>
-        <w:rPr>
-          <w:lang w:val="it-IT"/>
-        </w:rPr>
-        <w:t>Come viene risolto attualmente il problema?</w:t>
-      </w:r>
-      <w:r>
-        <w:rPr>
-          <w:lang w:val="it-IT"/>
-        </w:rPr>
-        <w:t xml:space="preserve"> Esiste già un prodotto </w:t>
-      </w:r>
-      <w:r>
-        <w:rPr>
-          <w:lang w:val="it-IT"/>
-        </w:rPr>
-        <w:t>simile</w:t>
-      </w:r>
-      <w:r>
-        <w:rPr>
-          <w:lang w:val="it-IT"/>
-        </w:rPr>
-        <w:t>?</w:t>
-      </w:r>
-    </w:p>
-    <w:p>
-      <w:pPr>
-        <w:numPr>
-          <w:ilvl w:val="0"/>
-          <w:numId w:val="3"/>
-        </w:numPr>
-        <w:rPr>
-          <w:lang w:val="it-IT"/>
-        </w:rPr>
-      </w:pPr>
-      <w:r>
-        <w:rPr>
-          <w:lang w:val="it-IT"/>
-        </w:rPr>
-        <w:t>Chi sono gli utenti? Che bisogni hanno? Come e dove lavorano?</w:t>
-      </w:r>
-    </w:p>
-    <w:p>
-      <w:pPr>
-        <w:numPr>
-          <w:ilvl w:val="0"/>
-          <w:numId w:val="3"/>
-        </w:numPr>
-        <w:rPr>
-          <w:lang w:val="it-IT"/>
-        </w:rPr>
-      </w:pPr>
-      <w:r>
-        <w:rPr>
-          <w:lang w:val="it-IT"/>
-        </w:rPr>
-        <w:t>Che competenze/conoscenze/cultura posseggono gli utenti in relazione con il problema?</w:t>
-      </w:r>
-    </w:p>
-    <w:p>
-      <w:pPr>
-        <w:numPr>
-          <w:ilvl w:val="0"/>
-          <w:numId w:val="3"/>
-        </w:numPr>
-        <w:rPr>
-          <w:lang w:val="it-IT"/>
-        </w:rPr>
-      </w:pPr>
-      <w:r>
-        <w:rPr>
-          <w:lang w:val="it-IT"/>
-        </w:rPr>
-        <w:t>Esistono convenzioni/standard applicati nel dominio?</w:t>
-      </w:r>
-    </w:p>
-    <w:p>
-      <w:pPr>
-        <w:numPr>
-          <w:ilvl w:val="0"/>
-          <w:numId w:val="3"/>
-        </w:numPr>
-        <w:rPr>
-          <w:lang w:val="it-IT"/>
-        </w:rPr>
-      </w:pPr>
-      <w:r>
-        <w:rPr>
-          <w:lang w:val="it-IT"/>
-        </w:rPr>
-        <w:t>Che conoscenze teoriche bisogna avere/acquisire per poter operare efficacemente nel dominio?</w:t>
-      </w:r>
-    </w:p>
-    <w:p>
-      <w:pPr>
-        <w:numPr>
-          <w:ilvl w:val="0"/>
-          <w:numId w:val="3"/>
-        </w:numPr>
-        <w:rPr>
-          <w:lang w:val="it-IT"/>
-        </w:rPr>
-      </w:pPr>
-      <w:r>
-        <w:rPr>
-          <w:lang w:val="it-IT"/>
-        </w:rPr>
-        <w:t>…</w:t>
-      </w:r>
-    </w:p>
-    <w:p>
-      <w:pPr>
-        <w:pStyle w:val="Titolo2"/>
+        <w:pStyle w:val="NormaleWeb"/>
+        <w:rPr>
+          <w:rFonts w:ascii="Arial" w:hAnsi="Arial" w:cs="Arial"/>
+          <w:sz w:val="20"/>
+          <w:szCs w:val="20"/>
+        </w:rPr>
       </w:pPr>
       <w:bookmarkStart w:id="10" w:name="_Toc94790447"/>
       <w:bookmarkStart w:id="11" w:name="_Toc220675973"/>
+      <w:proofErr w:type="spellStart"/>
+      <w:r>
+        <w:rPr>
+          <w:rFonts w:ascii="Arial" w:hAnsi="Arial" w:cs="Arial"/>
+          <w:sz w:val="20"/>
+          <w:szCs w:val="20"/>
+        </w:rPr>
+        <w:t>OraX</w:t>
+      </w:r>
+      <w:proofErr w:type="spellEnd"/>
+      <w:r>
+        <w:rPr>
+          <w:rFonts w:ascii="Arial" w:hAnsi="Arial" w:cs="Arial"/>
+          <w:sz w:val="20"/>
+          <w:szCs w:val="20"/>
+        </w:rPr>
+        <w:t xml:space="preserve"> nasce per offrire una soluzione semplice e moderna per la gestione del calendario e delle attività personali. L’applicazione è pensata per essere utilizzata in contesti personali, scolastici e lavorativi, su dispositivi digitali. Supporta sia l’uso individuale sia la collaborazione tra utenti, ad esempio attraverso calendari condivisi e punta a garantire un’esperienza fluida anche in situazioni di connessione limitata.</w:t>
+      </w:r>
+    </w:p>
+    <w:p>
+      <w:pPr>
+        <w:pStyle w:val="NormaleWeb"/>
+        <w:rPr>
+          <w:rFonts w:ascii="Arial" w:hAnsi="Arial" w:cs="Arial"/>
+          <w:sz w:val="20"/>
+          <w:szCs w:val="20"/>
+        </w:rPr>
+      </w:pPr>
+      <w:r>
+        <w:rPr>
+          <w:rFonts w:ascii="Arial" w:hAnsi="Arial" w:cs="Arial"/>
+          <w:sz w:val="20"/>
+          <w:szCs w:val="20"/>
+        </w:rPr>
+        <w:t xml:space="preserve">Gli utenti principali di </w:t>
+      </w:r>
+      <w:proofErr w:type="spellStart"/>
+      <w:r>
+        <w:rPr>
+          <w:rFonts w:ascii="Arial" w:hAnsi="Arial" w:cs="Arial"/>
+          <w:sz w:val="20"/>
+          <w:szCs w:val="20"/>
+        </w:rPr>
+        <w:t>OraX</w:t>
+      </w:r>
+      <w:proofErr w:type="spellEnd"/>
+      <w:r>
+        <w:rPr>
+          <w:rFonts w:ascii="Arial" w:hAnsi="Arial" w:cs="Arial"/>
+          <w:sz w:val="20"/>
+          <w:szCs w:val="20"/>
+        </w:rPr>
+        <w:t xml:space="preserve"> sono studenti, lavoratori e persone che desiderano organizzare meglio il proprio tempo. I loro bisogni includono la possibilità di pianificare attività, ricevere notifiche per le scadenze, personalizzare il calendario e tenere traccia dei propri impegni tramite statistiche. In generale, si presuppone che gli utenti abbiano competenze digitali di base, quindi l’app deve essere facile da usare, intuitiva e accessibile anche per chi non ha molta esperienza con la tecnologia.</w:t>
+      </w:r>
+    </w:p>
+    <w:p>
+      <w:pPr>
+        <w:pStyle w:val="NormaleWeb"/>
+        <w:rPr>
+          <w:rFonts w:ascii="Arial" w:hAnsi="Arial" w:cs="Arial"/>
+          <w:sz w:val="20"/>
+          <w:szCs w:val="20"/>
+        </w:rPr>
+      </w:pPr>
+      <w:r>
+        <w:rPr>
+          <w:rFonts w:ascii="Arial" w:hAnsi="Arial" w:cs="Arial"/>
+          <w:sz w:val="20"/>
+          <w:szCs w:val="20"/>
+        </w:rPr>
+        <w:t xml:space="preserve">Esistono già applicazioni simili, come Google </w:t>
+      </w:r>
+      <w:proofErr w:type="spellStart"/>
+      <w:r>
+        <w:rPr>
+          <w:rFonts w:ascii="Arial" w:hAnsi="Arial" w:cs="Arial"/>
+          <w:sz w:val="20"/>
+          <w:szCs w:val="20"/>
+        </w:rPr>
+        <w:t>Calendar</w:t>
+      </w:r>
+      <w:proofErr w:type="spellEnd"/>
+      <w:r>
+        <w:rPr>
+          <w:rFonts w:ascii="Arial" w:hAnsi="Arial" w:cs="Arial"/>
+          <w:sz w:val="20"/>
+          <w:szCs w:val="20"/>
+        </w:rPr>
+        <w:t xml:space="preserve">, ma spesso risultano troppo complesse o non completamente orientate alla personalizzazione e all’analisi delle attività personali. </w:t>
+      </w:r>
+      <w:proofErr w:type="spellStart"/>
+      <w:r>
+        <w:rPr>
+          <w:rFonts w:ascii="Arial" w:hAnsi="Arial" w:cs="Arial"/>
+          <w:sz w:val="20"/>
+          <w:szCs w:val="20"/>
+        </w:rPr>
+        <w:t>OraX</w:t>
+      </w:r>
+      <w:proofErr w:type="spellEnd"/>
+      <w:r>
+        <w:rPr>
+          <w:rFonts w:ascii="Arial" w:hAnsi="Arial" w:cs="Arial"/>
+          <w:sz w:val="20"/>
+          <w:szCs w:val="20"/>
+        </w:rPr>
+        <w:t xml:space="preserve"> </w:t>
+      </w:r>
+      <w:r>
+        <w:rPr>
+          <w:rFonts w:ascii="Arial" w:hAnsi="Arial" w:cs="Arial"/>
+          <w:sz w:val="20"/>
+          <w:szCs w:val="20"/>
+        </w:rPr>
+        <w:t>viene</w:t>
+      </w:r>
+      <w:r>
+        <w:rPr>
+          <w:rFonts w:ascii="Arial" w:hAnsi="Arial" w:cs="Arial"/>
+          <w:sz w:val="20"/>
+          <w:szCs w:val="20"/>
+        </w:rPr>
+        <w:t xml:space="preserve"> </w:t>
+      </w:r>
+      <w:r>
+        <w:rPr>
+          <w:rFonts w:ascii="Arial" w:hAnsi="Arial" w:cs="Arial"/>
+          <w:sz w:val="20"/>
+          <w:szCs w:val="20"/>
+        </w:rPr>
+        <w:t>proposta</w:t>
+      </w:r>
+      <w:r>
+        <w:rPr>
+          <w:rFonts w:ascii="Arial" w:hAnsi="Arial" w:cs="Arial"/>
+          <w:sz w:val="20"/>
+          <w:szCs w:val="20"/>
+        </w:rPr>
+        <w:t xml:space="preserve"> come un’alternativa più semplice e mirata, che unisce le funzioni essenziali di un calendario con strumenti utili per migliorare l’organizzazione e la produttività.</w:t>
+      </w:r>
+    </w:p>
+    <w:p>
+      <w:pPr>
+        <w:pStyle w:val="NormaleWeb"/>
+        <w:rPr>
+          <w:rFonts w:ascii="Arial" w:hAnsi="Arial" w:cs="Arial"/>
+          <w:sz w:val="20"/>
+          <w:szCs w:val="20"/>
+        </w:rPr>
+      </w:pPr>
+      <w:r>
+        <w:rPr>
+          <w:rFonts w:ascii="Arial" w:hAnsi="Arial" w:cs="Arial"/>
+          <w:sz w:val="20"/>
+          <w:szCs w:val="20"/>
+        </w:rPr>
+        <w:t>I</w:t>
+      </w:r>
+      <w:r>
+        <w:rPr>
+          <w:rFonts w:ascii="Arial" w:hAnsi="Arial" w:cs="Arial"/>
+          <w:sz w:val="20"/>
+          <w:szCs w:val="20"/>
+        </w:rPr>
+        <w:t xml:space="preserve">l progetto si basa su convenzioni comuni nel settore delle app di gestione del tempo, come l’uso di viste giornaliere, settimanali e mensili, colori e icone per distinguere le attività e notifiche automatiche per ricordare le scadenze. In sintesi, </w:t>
+      </w:r>
+      <w:proofErr w:type="spellStart"/>
+      <w:r>
+        <w:rPr>
+          <w:rFonts w:ascii="Arial" w:hAnsi="Arial" w:cs="Arial"/>
+          <w:sz w:val="20"/>
+          <w:szCs w:val="20"/>
+        </w:rPr>
+        <w:t>OraX</w:t>
+      </w:r>
+      <w:proofErr w:type="spellEnd"/>
+      <w:r>
+        <w:rPr>
+          <w:rFonts w:ascii="Arial" w:hAnsi="Arial" w:cs="Arial"/>
+          <w:sz w:val="20"/>
+          <w:szCs w:val="20"/>
+        </w:rPr>
+        <w:t xml:space="preserve"> vuole essere uno strumento pratico, accessibile e utile per aiutare le persone a gestire meglio il proprio tempo nella vita di tutti i giorni.</w:t>
+      </w:r>
+    </w:p>
+    <w:p>
+      <w:pPr>
+        <w:pStyle w:val="Titolo2"/>
+      </w:pPr>
       <w:r>
         <w:t>Analisi e s</w:t>
       </w:r>
@@ -4703,6 +5074,7 @@
                 <w:sz w:val="16"/>
                 <w:szCs w:val="16"/>
               </w:rPr>
+              <w:lastRenderedPageBreak/>
               <w:t>Versione</w:t>
             </w:r>
           </w:p>
@@ -5030,7 +5402,6 @@
                 <w:sz w:val="16"/>
                 <w:szCs w:val="16"/>
               </w:rPr>
-              <w:lastRenderedPageBreak/>
               <w:t>Nome</w:t>
             </w:r>
           </w:p>
@@ -5332,21 +5703,7 @@
                 <w:sz w:val="16"/>
                 <w:szCs w:val="16"/>
               </w:rPr>
-              <w:t>Si necessita il corretto funzionamento del REQ-0</w:t>
-            </w:r>
-            <w:r>
-              <w:rPr>
-                <w:sz w:val="16"/>
-                <w:szCs w:val="16"/>
-              </w:rPr>
-              <w:t>2</w:t>
-            </w:r>
-            <w:r>
-              <w:rPr>
-                <w:sz w:val="16"/>
-                <w:szCs w:val="16"/>
-              </w:rPr>
-              <w:t>.</w:t>
+              <w:t>Si necessita il corretto funzionamento del REQ-02.</w:t>
             </w:r>
           </w:p>
         </w:tc>
@@ -6153,21 +6510,7 @@
                 <w:sz w:val="16"/>
                 <w:szCs w:val="16"/>
               </w:rPr>
-              <w:t>Si necessita il corretto funzionamento del REQ-0</w:t>
-            </w:r>
-            <w:r>
-              <w:rPr>
-                <w:sz w:val="16"/>
-                <w:szCs w:val="16"/>
-              </w:rPr>
-              <w:t>4</w:t>
-            </w:r>
-            <w:r>
-              <w:rPr>
-                <w:sz w:val="16"/>
-                <w:szCs w:val="16"/>
-              </w:rPr>
-              <w:t>.</w:t>
+              <w:t>Si necessita il corretto funzionamento del REQ-04.</w:t>
             </w:r>
           </w:p>
         </w:tc>
@@ -6436,6 +6779,7 @@
                 <w:sz w:val="16"/>
                 <w:szCs w:val="16"/>
               </w:rPr>
+              <w:lastRenderedPageBreak/>
               <w:t>Priorità</w:t>
             </w:r>
           </w:p>
@@ -6776,7 +7120,6 @@
                 <w:sz w:val="16"/>
                 <w:szCs w:val="16"/>
               </w:rPr>
-              <w:lastRenderedPageBreak/>
               <w:t>Nome</w:t>
             </w:r>
           </w:p>
@@ -7078,21 +7421,7 @@
                 <w:sz w:val="16"/>
                 <w:szCs w:val="16"/>
               </w:rPr>
-              <w:t>Si necessita il corretto funzionamento del REQ-0</w:t>
-            </w:r>
-            <w:r>
-              <w:rPr>
-                <w:sz w:val="16"/>
-                <w:szCs w:val="16"/>
-              </w:rPr>
-              <w:t>3</w:t>
-            </w:r>
-            <w:r>
-              <w:rPr>
-                <w:sz w:val="16"/>
-                <w:szCs w:val="16"/>
-              </w:rPr>
-              <w:t>.</w:t>
+              <w:t>Si necessita il corretto funzionamento del REQ-03.</w:t>
             </w:r>
           </w:p>
         </w:tc>
@@ -7478,21 +7807,7 @@
                 <w:sz w:val="16"/>
                 <w:szCs w:val="16"/>
               </w:rPr>
-              <w:t>Si necessita il corretto funzionamento del REQ-0</w:t>
-            </w:r>
-            <w:r>
-              <w:rPr>
-                <w:sz w:val="16"/>
-                <w:szCs w:val="16"/>
-              </w:rPr>
-              <w:t>4</w:t>
-            </w:r>
-            <w:r>
-              <w:rPr>
-                <w:sz w:val="16"/>
-                <w:szCs w:val="16"/>
-              </w:rPr>
-              <w:t>.</w:t>
+              <w:t>Si necessita il corretto funzionamento del REQ-04.</w:t>
             </w:r>
           </w:p>
         </w:tc>
@@ -8156,6 +8471,7 @@
                 <w:sz w:val="16"/>
                 <w:szCs w:val="16"/>
               </w:rPr>
+              <w:lastRenderedPageBreak/>
               <w:t>Note</w:t>
             </w:r>
           </w:p>
@@ -8327,15 +8643,7 @@
                 <w:sz w:val="16"/>
                 <w:szCs w:val="16"/>
               </w:rPr>
-              <w:t>1</w:t>
-            </w:r>
-            <w:r>
-              <w:rPr>
-                <w:b/>
-                <w:sz w:val="16"/>
-                <w:szCs w:val="16"/>
-              </w:rPr>
-              <w:t>1</w:t>
+              <w:t>11</w:t>
             </w:r>
           </w:p>
         </w:tc>
@@ -8495,7 +8803,6 @@
                 <w:sz w:val="16"/>
                 <w:szCs w:val="16"/>
               </w:rPr>
-              <w:lastRenderedPageBreak/>
               <w:t xml:space="preserve">Versione </w:t>
             </w:r>
           </w:p>
@@ -9828,6 +10135,7 @@
                 <w:sz w:val="16"/>
                 <w:szCs w:val="16"/>
               </w:rPr>
+              <w:lastRenderedPageBreak/>
               <w:t>001</w:t>
             </w:r>
           </w:p>
@@ -10048,7 +10356,15 @@
           <w:sz w:val="20"/>
           <w:szCs w:val="20"/>
         </w:rPr>
-        <w:t xml:space="preserve">password </w:t>
+        <w:t>password complesse</w:t>
+      </w:r>
+      <w:r>
+        <w:rPr>
+          <w:rFonts w:ascii="Arial" w:hAnsi="Arial" w:cs="Arial"/>
+          <w:sz w:val="20"/>
+          <w:szCs w:val="20"/>
+        </w:rPr>
+        <w:t xml:space="preserve">. Inoltre, sarà previsto un </w:t>
       </w:r>
       <w:r>
         <w:rPr>
@@ -10059,8 +10375,7 @@
           <w:sz w:val="20"/>
           <w:szCs w:val="20"/>
         </w:rPr>
-        <w:lastRenderedPageBreak/>
-        <w:t>complesse</w:t>
+        <w:t>logout automatico</w:t>
       </w:r>
       <w:r>
         <w:rPr>
@@ -10068,7 +10383,40 @@
           <w:sz w:val="20"/>
           <w:szCs w:val="20"/>
         </w:rPr>
-        <w:t xml:space="preserve">. Inoltre, sarà previsto un </w:t>
+        <w:t xml:space="preserve"> nel momento in cui l’utente chiude l’applicazione;</w:t>
+      </w:r>
+    </w:p>
+    <w:p>
+      <w:pPr>
+        <w:pStyle w:val="NormaleWeb"/>
+        <w:numPr>
+          <w:ilvl w:val="0"/>
+          <w:numId w:val="28"/>
+        </w:numPr>
+        <w:rPr>
+          <w:rFonts w:ascii="Arial" w:hAnsi="Arial" w:cs="Arial"/>
+          <w:b/>
+          <w:bCs/>
+          <w:sz w:val="20"/>
+          <w:szCs w:val="20"/>
+        </w:rPr>
+      </w:pPr>
+      <w:r>
+        <w:rPr>
+          <w:rStyle w:val="Enfasigrassetto"/>
+          <w:rFonts w:ascii="Arial" w:hAnsi="Arial" w:cs="Arial"/>
+          <w:sz w:val="20"/>
+          <w:szCs w:val="20"/>
+        </w:rPr>
+        <w:t>Prestazioni</w:t>
+      </w:r>
+      <w:r>
+        <w:rPr>
+          <w:rFonts w:ascii="Arial" w:hAnsi="Arial" w:cs="Arial"/>
+          <w:sz w:val="20"/>
+          <w:szCs w:val="20"/>
+        </w:rPr>
+        <w:t xml:space="preserve">: il calendario dovrà aggiornarsi in modo </w:t>
       </w:r>
       <w:r>
         <w:rPr>
@@ -10079,7 +10427,7 @@
           <w:sz w:val="20"/>
           <w:szCs w:val="20"/>
         </w:rPr>
-        <w:t>logout automatico</w:t>
+        <w:t>rapido ed efficiente</w:t>
       </w:r>
       <w:r>
         <w:rPr>
@@ -10087,40 +10435,7 @@
           <w:sz w:val="20"/>
           <w:szCs w:val="20"/>
         </w:rPr>
-        <w:t xml:space="preserve"> nel momento in cui l’utente chiude l’applicazione;</w:t>
-      </w:r>
-    </w:p>
-    <w:p>
-      <w:pPr>
-        <w:pStyle w:val="NormaleWeb"/>
-        <w:numPr>
-          <w:ilvl w:val="0"/>
-          <w:numId w:val="28"/>
-        </w:numPr>
-        <w:rPr>
-          <w:rFonts w:ascii="Arial" w:hAnsi="Arial" w:cs="Arial"/>
-          <w:b/>
-          <w:bCs/>
-          <w:sz w:val="20"/>
-          <w:szCs w:val="20"/>
-        </w:rPr>
-      </w:pPr>
-      <w:r>
-        <w:rPr>
-          <w:rStyle w:val="Enfasigrassetto"/>
-          <w:rFonts w:ascii="Arial" w:hAnsi="Arial" w:cs="Arial"/>
-          <w:sz w:val="20"/>
-          <w:szCs w:val="20"/>
-        </w:rPr>
-        <w:t>Prestazioni</w:t>
-      </w:r>
-      <w:r>
-        <w:rPr>
-          <w:rFonts w:ascii="Arial" w:hAnsi="Arial" w:cs="Arial"/>
-          <w:sz w:val="20"/>
-          <w:szCs w:val="20"/>
-        </w:rPr>
-        <w:t xml:space="preserve">: il calendario dovrà aggiornarsi in modo </w:t>
+        <w:t xml:space="preserve"> in caso di inserimento, modifica o eliminazione di un’attività. Le notifiche dovranno essere inviate in modo </w:t>
       </w:r>
       <w:r>
         <w:rPr>
@@ -10131,15 +10446,48 @@
           <w:sz w:val="20"/>
           <w:szCs w:val="20"/>
         </w:rPr>
-        <w:t>rapido ed efficiente</w:t>
-      </w:r>
-      <w:r>
+        <w:t>puntuale e affidabile</w:t>
+      </w:r>
+      <w:r>
+        <w:rPr>
+          <w:rFonts w:ascii="Arial" w:hAnsi="Arial" w:cs="Arial"/>
+          <w:b/>
+          <w:bCs/>
+          <w:sz w:val="20"/>
+          <w:szCs w:val="20"/>
+        </w:rPr>
+        <w:t>;</w:t>
+      </w:r>
+    </w:p>
+    <w:p>
+      <w:pPr>
+        <w:pStyle w:val="NormaleWeb"/>
+        <w:numPr>
+          <w:ilvl w:val="0"/>
+          <w:numId w:val="28"/>
+        </w:numPr>
         <w:rPr>
           <w:rFonts w:ascii="Arial" w:hAnsi="Arial" w:cs="Arial"/>
           <w:sz w:val="20"/>
           <w:szCs w:val="20"/>
         </w:rPr>
-        <w:t xml:space="preserve"> in caso di inserimento, modifica o eliminazione di un’attività. Le notifiche dovranno essere inviate in modo </w:t>
+      </w:pPr>
+      <w:r>
+        <w:rPr>
+          <w:rStyle w:val="Enfasigrassetto"/>
+          <w:rFonts w:ascii="Arial" w:hAnsi="Arial" w:cs="Arial"/>
+          <w:sz w:val="20"/>
+          <w:szCs w:val="20"/>
+        </w:rPr>
+        <w:t>Usabilità</w:t>
+      </w:r>
+      <w:r>
+        <w:rPr>
+          <w:rFonts w:ascii="Arial" w:hAnsi="Arial" w:cs="Arial"/>
+          <w:sz w:val="20"/>
+          <w:szCs w:val="20"/>
+        </w:rPr>
+        <w:t xml:space="preserve">: l’interfaccia dovrà essere </w:t>
       </w:r>
       <w:r>
         <w:rPr>
@@ -10150,17 +10498,15 @@
           <w:sz w:val="20"/>
           <w:szCs w:val="20"/>
         </w:rPr>
-        <w:t>puntuale e affidabile</w:t>
+        <w:t>intuitiva, chiara e semplice da utilizzare</w:t>
       </w:r>
       <w:r>
         <w:rPr>
           <w:rFonts w:ascii="Arial" w:hAnsi="Arial" w:cs="Arial"/>
-          <w:b/>
-          <w:bCs/>
           <w:sz w:val="20"/>
           <w:szCs w:val="20"/>
         </w:rPr>
-        <w:t>;</w:t>
+        <w:t>, anche per utenti meno esperti;</w:t>
       </w:r>
     </w:p>
     <w:p>
@@ -10183,7 +10529,7 @@
           <w:sz w:val="20"/>
           <w:szCs w:val="20"/>
         </w:rPr>
-        <w:t>Usabilità</w:t>
+        <w:t>Scalabilità</w:t>
       </w:r>
       <w:r>
         <w:rPr>
@@ -10191,7 +10537,7 @@
           <w:sz w:val="20"/>
           <w:szCs w:val="20"/>
         </w:rPr>
-        <w:t xml:space="preserve">: l’interfaccia dovrà essere </w:t>
+        <w:t>: il sistema dovrà supportare l’</w:t>
       </w:r>
       <w:r>
         <w:rPr>
@@ -10202,7 +10548,17 @@
           <w:sz w:val="20"/>
           <w:szCs w:val="20"/>
         </w:rPr>
-        <w:t>intuitiva, chiara e semplice da utilizzare</w:t>
+        <w:t>aggiunta di nuovi utenti</w:t>
+      </w:r>
+      <w:r>
+        <w:rPr>
+          <w:rFonts w:ascii="Arial" w:hAnsi="Arial" w:cs="Arial"/>
+          <w:b/>
+          <w:bCs/>
+          <w:sz w:val="20"/>
+          <w:szCs w:val="20"/>
+        </w:rPr>
+        <w:t xml:space="preserve"> </w:t>
       </w:r>
       <w:r>
         <w:rPr>
@@ -10210,38 +10566,17 @@
           <w:sz w:val="20"/>
           <w:szCs w:val="20"/>
         </w:rPr>
-        <w:t>, anche per utenti meno esperti;</w:t>
-      </w:r>
-    </w:p>
-    <w:p>
-      <w:pPr>
-        <w:pStyle w:val="NormaleWeb"/>
-        <w:numPr>
-          <w:ilvl w:val="0"/>
-          <w:numId w:val="28"/>
-        </w:numPr>
+        <w:t>e la</w:t>
+      </w:r>
+      <w:r>
         <w:rPr>
           <w:rFonts w:ascii="Arial" w:hAnsi="Arial" w:cs="Arial"/>
+          <w:b/>
+          <w:bCs/>
           <w:sz w:val="20"/>
           <w:szCs w:val="20"/>
         </w:rPr>
-      </w:pPr>
-      <w:r>
-        <w:rPr>
-          <w:rStyle w:val="Enfasigrassetto"/>
-          <w:rFonts w:ascii="Arial" w:hAnsi="Arial" w:cs="Arial"/>
-          <w:sz w:val="20"/>
-          <w:szCs w:val="20"/>
-        </w:rPr>
-        <w:t>Scalabilità</w:t>
-      </w:r>
-      <w:r>
-        <w:rPr>
-          <w:rFonts w:ascii="Arial" w:hAnsi="Arial" w:cs="Arial"/>
-          <w:sz w:val="20"/>
-          <w:szCs w:val="20"/>
-        </w:rPr>
-        <w:t>: il sistema dovrà supportare l’</w:t>
+        <w:t xml:space="preserve"> </w:t>
       </w:r>
       <w:r>
         <w:rPr>
@@ -10252,17 +10587,7 @@
           <w:sz w:val="20"/>
           <w:szCs w:val="20"/>
         </w:rPr>
-        <w:t>aggiunta di nuovi utenti</w:t>
-      </w:r>
-      <w:r>
-        <w:rPr>
-          <w:rFonts w:ascii="Arial" w:hAnsi="Arial" w:cs="Arial"/>
-          <w:b/>
-          <w:bCs/>
-          <w:sz w:val="20"/>
-          <w:szCs w:val="20"/>
-        </w:rPr>
-        <w:t xml:space="preserve"> </w:t>
+        <w:t>crescita della banca dati</w:t>
       </w:r>
       <w:r>
         <w:rPr>
@@ -10270,17 +10595,38 @@
           <w:sz w:val="20"/>
           <w:szCs w:val="20"/>
         </w:rPr>
-        <w:t>e la</w:t>
-      </w:r>
-      <w:r>
+        <w:t xml:space="preserve"> senza compromettere le prestazioni;</w:t>
+      </w:r>
+    </w:p>
+    <w:p>
+      <w:pPr>
+        <w:pStyle w:val="NormaleWeb"/>
+        <w:numPr>
+          <w:ilvl w:val="0"/>
+          <w:numId w:val="28"/>
+        </w:numPr>
         <w:rPr>
           <w:rFonts w:ascii="Arial" w:hAnsi="Arial" w:cs="Arial"/>
-          <w:b/>
-          <w:bCs/>
           <w:sz w:val="20"/>
           <w:szCs w:val="20"/>
         </w:rPr>
-        <w:t xml:space="preserve"> </w:t>
+      </w:pPr>
+      <w:r>
+        <w:rPr>
+          <w:rStyle w:val="Enfasigrassetto"/>
+          <w:rFonts w:ascii="Arial" w:hAnsi="Arial" w:cs="Arial"/>
+          <w:sz w:val="20"/>
+          <w:szCs w:val="20"/>
+        </w:rPr>
+        <w:t>Integrità dei dati</w:t>
+      </w:r>
+      <w:r>
+        <w:rPr>
+          <w:rFonts w:ascii="Arial" w:hAnsi="Arial" w:cs="Arial"/>
+          <w:sz w:val="20"/>
+          <w:szCs w:val="20"/>
+        </w:rPr>
+        <w:t xml:space="preserve">: le informazioni dovranno rimanere </w:t>
       </w:r>
       <w:r>
         <w:rPr>
@@ -10291,7 +10637,7 @@
           <w:sz w:val="20"/>
           <w:szCs w:val="20"/>
         </w:rPr>
-        <w:t>crescita della banca dati</w:t>
+        <w:t>coerenti, corrette e protette</w:t>
       </w:r>
       <w:r>
         <w:rPr>
@@ -10299,38 +10645,7 @@
           <w:sz w:val="20"/>
           <w:szCs w:val="20"/>
         </w:rPr>
-        <w:t xml:space="preserve"> senza compromettere le prestazioni;</w:t>
-      </w:r>
-    </w:p>
-    <w:p>
-      <w:pPr>
-        <w:pStyle w:val="NormaleWeb"/>
-        <w:numPr>
-          <w:ilvl w:val="0"/>
-          <w:numId w:val="28"/>
-        </w:numPr>
-        <w:rPr>
-          <w:rFonts w:ascii="Arial" w:hAnsi="Arial" w:cs="Arial"/>
-          <w:sz w:val="20"/>
-          <w:szCs w:val="20"/>
-        </w:rPr>
-      </w:pPr>
-      <w:r>
-        <w:rPr>
-          <w:rStyle w:val="Enfasigrassetto"/>
-          <w:rFonts w:ascii="Arial" w:hAnsi="Arial" w:cs="Arial"/>
-          <w:sz w:val="20"/>
-          <w:szCs w:val="20"/>
-        </w:rPr>
-        <w:t>Integrità dei dati</w:t>
-      </w:r>
-      <w:r>
-        <w:rPr>
-          <w:rFonts w:ascii="Arial" w:hAnsi="Arial" w:cs="Arial"/>
-          <w:sz w:val="20"/>
-          <w:szCs w:val="20"/>
-        </w:rPr>
-        <w:t xml:space="preserve">: le informazioni dovranno rimanere </w:t>
+        <w:t xml:space="preserve">, e tutte le modifiche dovranno essere </w:t>
       </w:r>
       <w:r>
         <w:rPr>
@@ -10341,25 +10656,6 @@
           <w:sz w:val="20"/>
           <w:szCs w:val="20"/>
         </w:rPr>
-        <w:t>coerenti, corrette e protette</w:t>
-      </w:r>
-      <w:r>
-        <w:rPr>
-          <w:rFonts w:ascii="Arial" w:hAnsi="Arial" w:cs="Arial"/>
-          <w:sz w:val="20"/>
-          <w:szCs w:val="20"/>
-        </w:rPr>
-        <w:t xml:space="preserve">, e tutte le modifiche dovranno essere </w:t>
-      </w:r>
-      <w:r>
-        <w:rPr>
-          <w:rStyle w:val="Enfasigrassetto"/>
-          <w:rFonts w:ascii="Arial" w:hAnsi="Arial" w:cs="Arial"/>
-          <w:b w:val="0"/>
-          <w:bCs w:val="0"/>
-          <w:sz w:val="20"/>
-          <w:szCs w:val="20"/>
-        </w:rPr>
         <w:t>salvate in modo affidabile</w:t>
       </w:r>
       <w:r>
@@ -10553,6 +10849,7 @@
           <w:b/>
           <w:bCs/>
         </w:rPr>
+        <w:lastRenderedPageBreak/>
         <w:t xml:space="preserve">Versione: </w:t>
       </w:r>
     </w:p>
@@ -10621,7 +10918,6 @@
     </w:p>
     <w:p>
       <w:r>
-        <w:lastRenderedPageBreak/>
         <w:t xml:space="preserve">Elenca gli elementi più specifici o le sotto-funzionalità che compongono il requisito principale. </w:t>
       </w:r>
     </w:p>
@@ -10737,54 +11033,279 @@
       <w:bookmarkEnd w:id="13"/>
     </w:p>
     <w:p>
-      <w:pPr>
-        <w:rPr>
-          <w:lang w:val="it-IT"/>
-        </w:rPr>
-      </w:pPr>
-      <w:r>
-        <w:rPr>
-          <w:lang w:val="it-IT"/>
-        </w:rPr>
-        <w:t xml:space="preserve">I casi d’uso rappresentano l’interazione tra i vari </w:t>
-      </w:r>
-      <w:r>
-        <w:rPr>
-          <w:lang w:val="it-IT"/>
-        </w:rPr>
-        <w:t>attori e le funzionalità</w:t>
-      </w:r>
-      <w:r>
-        <w:rPr>
-          <w:lang w:val="it-IT"/>
-        </w:rPr>
-        <w:t xml:space="preserve"> del prodotto</w:t>
-      </w:r>
-      <w:r>
-        <w:rPr>
-          <w:lang w:val="it-IT"/>
-        </w:rPr>
+      <w:r>
+        <w:t>Un Use Case (caso d’uso) descrive un insieme di azioni o interazioni tra un attore e un sistema. Rappresenta il comportamento funzionale del sistema dal punto di vista dell’utente, definendo cosa il sistema deve fare, senza entrare nei dettagli di come lo farà.</w:t>
+      </w:r>
+    </w:p>
+    <w:p>
+      <w:r>
+        <w:t xml:space="preserve">Nel contesto del progetto </w:t>
+      </w:r>
+      <w:proofErr w:type="spellStart"/>
+      <w:r>
+        <w:rPr>
+          <w:i/>
+          <w:iCs/>
+        </w:rPr>
+        <w:t>OraX</w:t>
+      </w:r>
+      <w:proofErr w:type="spellEnd"/>
+      <w:r>
+        <w:t>, l’attore principale è:</w:t>
+      </w:r>
+    </w:p>
+    <w:p>
+      <w:pPr>
+        <w:pStyle w:val="Paragrafoelenco"/>
+        <w:numPr>
+          <w:ilvl w:val="0"/>
+          <w:numId w:val="34"/>
+        </w:numPr>
+        <w:rPr>
+          <w:lang w:val="it-IT"/>
+        </w:rPr>
+      </w:pPr>
+      <w:r>
+        <w:rPr>
+          <w:b/>
+          <w:bCs/>
+        </w:rPr>
+        <w:t>Utente</w:t>
+      </w:r>
+      <w:r>
+        <w:t xml:space="preserve"> → colui che utilizza l’app </w:t>
+      </w:r>
+      <w:r>
+        <w:t>per organizzare le sue attività quotidiane</w:t>
+      </w:r>
+      <w:r>
         <w:t>.</w:t>
       </w:r>
     </w:p>
     <w:p>
-      <w:pPr>
-        <w:rPr>
-          <w:lang w:val="it-IT"/>
-        </w:rPr>
-      </w:pPr>
+      <w:r>
+        <w:rPr>
+          <w:noProof/>
+        </w:rPr>
+        <w:lastRenderedPageBreak/>
+        <mc:AlternateContent>
+          <mc:Choice Requires="wps">
+            <w:drawing>
+              <wp:anchor distT="0" distB="0" distL="114300" distR="114300" simplePos="0" relativeHeight="251660288" behindDoc="0" locked="0" layoutInCell="1" allowOverlap="1" wp14:anchorId="30DBB5E6" wp14:editId="6A0A5E67">
+                <wp:simplePos x="0" y="0"/>
+                <wp:positionH relativeFrom="margin">
+                  <wp:align>left</wp:align>
+                </wp:positionH>
+                <wp:positionV relativeFrom="paragraph">
+                  <wp:posOffset>4928870</wp:posOffset>
+                </wp:positionV>
+                <wp:extent cx="6120130" cy="635"/>
+                <wp:effectExtent l="0" t="0" r="0" b="0"/>
+                <wp:wrapTopAndBottom/>
+                <wp:docPr id="6" name="Casella di testo 6"/>
+                <wp:cNvGraphicFramePr/>
+                <a:graphic xmlns:a="http://schemas.openxmlformats.org/drawingml/2006/main">
+                  <a:graphicData uri="http://schemas.microsoft.com/office/word/2010/wordprocessingShape">
+                    <wps:wsp>
+                      <wps:cNvSpPr txBox="1"/>
+                      <wps:spPr>
+                        <a:xfrm>
+                          <a:off x="0" y="0"/>
+                          <a:ext cx="6120130" cy="635"/>
+                        </a:xfrm>
+                        <a:prstGeom prst="rect">
+                          <a:avLst/>
+                        </a:prstGeom>
+                        <a:solidFill>
+                          <a:prstClr val="white"/>
+                        </a:solidFill>
+                        <a:ln>
+                          <a:noFill/>
+                        </a:ln>
+                      </wps:spPr>
+                      <wps:txbx>
+                        <w:txbxContent>
+                          <w:p>
+                            <w:pPr>
+                              <w:pStyle w:val="Didascalia"/>
+                              <w:jc w:val="center"/>
+                              <w:rPr>
+                                <w:sz w:val="20"/>
+                              </w:rPr>
+                            </w:pPr>
+                            <w:bookmarkStart w:id="14" w:name="_Toc221260479"/>
+                            <w:r>
+                              <w:t xml:space="preserve">Figura </w:t>
+                            </w:r>
+                            <w:r>
+                              <w:fldChar w:fldCharType="begin"/>
+                            </w:r>
+                            <w:r>
+                              <w:instrText xml:space="preserve"> SEQ Figura \* ARABIC </w:instrText>
+                            </w:r>
+                            <w:r>
+                              <w:fldChar w:fldCharType="separate"/>
+                            </w:r>
+                            <w:r>
+                              <w:rPr>
+                                <w:noProof/>
+                              </w:rPr>
+                              <w:t>1</w:t>
+                            </w:r>
+                            <w:r>
+                              <w:fldChar w:fldCharType="end"/>
+                            </w:r>
+                            <w:r>
+                              <w:t xml:space="preserve"> - Use Case</w:t>
+                            </w:r>
+                            <w:bookmarkEnd w:id="14"/>
+                          </w:p>
+                        </w:txbxContent>
+                      </wps:txbx>
+                      <wps:bodyPr rot="0" spcFirstLastPara="0" vertOverflow="overflow" horzOverflow="overflow" vert="horz" wrap="square" lIns="0" tIns="0" rIns="0" bIns="0" numCol="1" spcCol="0" rtlCol="0" fromWordArt="0" anchor="t" anchorCtr="0" forceAA="0" compatLnSpc="1">
+                        <a:prstTxWarp prst="textNoShape">
+                          <a:avLst/>
+                        </a:prstTxWarp>
+                        <a:spAutoFit/>
+                      </wps:bodyPr>
+                    </wps:wsp>
+                  </a:graphicData>
+                </a:graphic>
+                <wp14:sizeRelH relativeFrom="margin">
+                  <wp14:pctWidth>0</wp14:pctWidth>
+                </wp14:sizeRelH>
+              </wp:anchor>
+            </w:drawing>
+          </mc:Choice>
+          <mc:Fallback>
+            <w:pict>
+              <v:shapetype w14:anchorId="30DBB5E6" id="_x0000_t202" coordsize="21600,21600" o:spt="202" path="m,l,21600r21600,l21600,xe">
+                <v:stroke joinstyle="miter"/>
+                <v:path gradientshapeok="t" o:connecttype="rect"/>
+              </v:shapetype>
+              <v:shape id="Casella di testo 6" o:spid="_x0000_s1026" type="#_x0000_t202" style="position:absolute;margin-left:0;margin-top:388.1pt;width:481.9pt;height:.05pt;z-index:251660288;visibility:visible;mso-wrap-style:square;mso-width-percent:0;mso-wrap-distance-left:9pt;mso-wrap-distance-top:0;mso-wrap-distance-right:9pt;mso-wrap-distance-bottom:0;mso-position-horizontal:left;mso-position-horizontal-relative:margin;mso-position-vertical:absolute;mso-position-vertical-relative:text;mso-width-percent:0;mso-width-relative:margin;v-text-anchor:top" o:gfxdata="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" stroked="f">
+                <v:textbox style="mso-fit-shape-to-text:t" inset="0,0,0,0">
+                  <w:txbxContent>
+                    <w:p>
+                      <w:pPr>
+                        <w:pStyle w:val="Didascalia"/>
+                        <w:jc w:val="center"/>
+                        <w:rPr>
+                          <w:sz w:val="20"/>
+                        </w:rPr>
+                      </w:pPr>
+                      <w:bookmarkStart w:id="15" w:name="_Toc221260479"/>
+                      <w:r>
+                        <w:t xml:space="preserve">Figura </w:t>
+                      </w:r>
+                      <w:r>
+                        <w:fldChar w:fldCharType="begin"/>
+                      </w:r>
+                      <w:r>
+                        <w:instrText xml:space="preserve"> SEQ Figura \* ARABIC </w:instrText>
+                      </w:r>
+                      <w:r>
+                        <w:fldChar w:fldCharType="separate"/>
+                      </w:r>
+                      <w:r>
+                        <w:rPr>
+                          <w:noProof/>
+                        </w:rPr>
+                        <w:t>1</w:t>
+                      </w:r>
+                      <w:r>
+                        <w:fldChar w:fldCharType="end"/>
+                      </w:r>
+                      <w:r>
+                        <w:t xml:space="preserve"> - Use Case</w:t>
+                      </w:r>
+                      <w:bookmarkEnd w:id="15"/>
+                    </w:p>
+                  </w:txbxContent>
+                </v:textbox>
+                <w10:wrap type="topAndBottom" anchorx="margin"/>
+              </v:shape>
+            </w:pict>
+          </mc:Fallback>
+        </mc:AlternateContent>
+      </w:r>
+      <w:r>
+        <w:drawing>
+          <wp:anchor distT="0" distB="0" distL="114300" distR="114300" simplePos="0" relativeHeight="251658240" behindDoc="0" locked="0" layoutInCell="1" allowOverlap="1" wp14:anchorId="30A97B4B" wp14:editId="461D8767">
+            <wp:simplePos x="0" y="0"/>
+            <wp:positionH relativeFrom="margin">
+              <wp:align>center</wp:align>
+            </wp:positionH>
+            <wp:positionV relativeFrom="paragraph">
+              <wp:posOffset>180975</wp:posOffset>
+            </wp:positionV>
+            <wp:extent cx="5334000" cy="4711065"/>
+            <wp:effectExtent l="19050" t="19050" r="19050" b="13335"/>
+            <wp:wrapTopAndBottom/>
+            <wp:docPr id="5" name="Immagine 5"/>
+            <wp:cNvGraphicFramePr>
+              <a:graphicFrameLocks xmlns:a="http://schemas.openxmlformats.org/drawingml/2006/main" noChangeAspect="1"/>
+            </wp:cNvGraphicFramePr>
+            <a:graphic xmlns:a="http://schemas.openxmlformats.org/drawingml/2006/main">
+              <a:graphicData uri="http://schemas.openxmlformats.org/drawingml/2006/picture">
+                <pic:pic xmlns:pic="http://schemas.openxmlformats.org/drawingml/2006/picture">
+                  <pic:nvPicPr>
+                    <pic:cNvPr id="5" name="Immagine 5"/>
+                    <pic:cNvPicPr>
+                      <a:picLocks noChangeAspect="1" noChangeArrowheads="1"/>
+                    </pic:cNvPicPr>
+                  </pic:nvPicPr>
+                  <pic:blipFill>
+                    <a:blip r:embed="rId9">
+                      <a:extLst>
+                        <a:ext uri="{28A0092B-C50C-407E-A947-70E740481C1C}">
+                          <a14:useLocalDpi xmlns:a14="http://schemas.microsoft.com/office/drawing/2010/main" val="0"/>
+                        </a:ext>
+                      </a:extLst>
+                    </a:blip>
+                    <a:stretch>
+                      <a:fillRect/>
+                    </a:stretch>
+                  </pic:blipFill>
+                  <pic:spPr bwMode="auto">
+                    <a:xfrm>
+                      <a:off x="0" y="0"/>
+                      <a:ext cx="5334000" cy="4711065"/>
+                    </a:xfrm>
+                    <a:prstGeom prst="rect">
+                      <a:avLst/>
+                    </a:prstGeom>
+                    <a:noFill/>
+                    <a:ln w="12700">
+                      <a:solidFill>
+                        <a:srgbClr val="7030A0"/>
+                      </a:solidFill>
+                    </a:ln>
+                  </pic:spPr>
+                </pic:pic>
+              </a:graphicData>
+            </a:graphic>
+            <wp14:sizeRelH relativeFrom="margin">
+              <wp14:pctWidth>0</wp14:pctWidth>
+            </wp14:sizeRelH>
+            <wp14:sizeRelV relativeFrom="margin">
+              <wp14:pctHeight>0</wp14:pctHeight>
+            </wp14:sizeRelV>
+          </wp:anchor>
+        </w:drawing>
+      </w:r>
     </w:p>
     <w:p>
       <w:pPr>
         <w:pStyle w:val="Titolo2"/>
       </w:pPr>
-      <w:bookmarkStart w:id="14" w:name="_Toc94790450"/>
-      <w:bookmarkStart w:id="15" w:name="_Toc220675976"/>
+      <w:bookmarkStart w:id="16" w:name="_Toc94790450"/>
+      <w:bookmarkStart w:id="17" w:name="_Toc220675976"/>
       <w:r>
         <w:t>Pianificazione</w:t>
       </w:r>
-      <w:bookmarkEnd w:id="14"/>
-      <w:bookmarkEnd w:id="15"/>
+      <w:bookmarkEnd w:id="16"/>
+      <w:bookmarkEnd w:id="17"/>
     </w:p>
     <w:p>
       <w:pPr>
@@ -10828,7 +11349,21 @@
         <w:rPr>
           <w:lang w:val="it-IT"/>
         </w:rPr>
-        <w:t>La pianificazione può essere rappresentata mediante un diagramma di Gantt:</w:t>
+        <w:t xml:space="preserve">La pianificazione può essere rappresentata mediante un diagramma di </w:t>
+      </w:r>
+      <w:proofErr w:type="spellStart"/>
+      <w:r>
+        <w:rPr>
+          <w:lang w:val="it-IT"/>
+        </w:rPr>
+        <w:t>Gantt</w:t>
+      </w:r>
+      <w:proofErr w:type="spellEnd"/>
+      <w:r>
+        <w:rPr>
+          <w:lang w:val="it-IT"/>
+        </w:rPr>
+        <w:t>:</w:t>
       </w:r>
     </w:p>
     <w:p>
@@ -10871,6 +11406,7 @@
                 <w:noProof/>
                 <w:lang w:val="it-IT"/>
               </w:rPr>
+              <w:lastRenderedPageBreak/>
               <w:drawing>
                 <wp:inline distT="0" distB="0" distL="0" distR="0" wp14:anchorId="3C988473" wp14:editId="421E0D4A">
                   <wp:extent cx="5972175" cy="2876550"/>
@@ -10889,7 +11425,7 @@
                           </pic:cNvPicPr>
                         </pic:nvPicPr>
                         <pic:blipFill>
-                          <a:blip r:embed="rId8">
+                          <a:blip r:embed="rId10">
                             <a:extLst>
                               <a:ext uri="{28A0092B-C50C-407E-A947-70E740481C1C}">
                                 <a14:useLocalDpi xmlns:a14="http://schemas.microsoft.com/office/drawing/2010/main" val="0"/>
@@ -10928,7 +11464,7 @@
                 <w:lang w:val="it-IT"/>
               </w:rPr>
             </w:pPr>
-            <w:bookmarkStart w:id="16" w:name="_Toc220676037"/>
+            <w:bookmarkStart w:id="18" w:name="_Toc221260480"/>
             <w:r>
               <w:t xml:space="preserve">Figura </w:t>
             </w:r>
@@ -10945,7 +11481,7 @@
               <w:rPr>
                 <w:noProof/>
               </w:rPr>
-              <w:t>1</w:t>
+              <w:t>2</w:t>
             </w:r>
             <w:r>
               <w:rPr>
@@ -10954,9 +11490,17 @@
               <w:fldChar w:fldCharType="end"/>
             </w:r>
             <w:r>
-              <w:t>: Esempio di diagramma di Gantt.</w:t>
-            </w:r>
-            <w:bookmarkEnd w:id="16"/>
+              <w:t xml:space="preserve">: Esempio di diagramma di </w:t>
+            </w:r>
+            <w:proofErr w:type="spellStart"/>
+            <w:r>
+              <w:t>Gantt</w:t>
+            </w:r>
+            <w:proofErr w:type="spellEnd"/>
+            <w:r>
+              <w:t>.</w:t>
+            </w:r>
+            <w:bookmarkEnd w:id="18"/>
           </w:p>
         </w:tc>
       </w:tr>
@@ -11002,197 +11546,653 @@
         <w:rPr>
           <w:lang w:val="it-IT"/>
         </w:rPr>
-        <w:t xml:space="preserve"> scrum), dovranno apparire in questo capitolo.</w:t>
+        <w:t xml:space="preserve"> </w:t>
+      </w:r>
+      <w:proofErr w:type="spellStart"/>
+      <w:r>
+        <w:rPr>
+          <w:lang w:val="it-IT"/>
+        </w:rPr>
+        <w:t>scrum</w:t>
+      </w:r>
+      <w:proofErr w:type="spellEnd"/>
+      <w:r>
+        <w:rPr>
+          <w:lang w:val="it-IT"/>
+        </w:rPr>
+        <w:t>), dovranno apparire in questo capitolo.</w:t>
       </w:r>
     </w:p>
     <w:p>
       <w:pPr>
         <w:pStyle w:val="Titolo2"/>
       </w:pPr>
-      <w:bookmarkStart w:id="17" w:name="_Toc94790451"/>
-      <w:bookmarkStart w:id="18" w:name="_Toc220675977"/>
+      <w:bookmarkStart w:id="19" w:name="_Toc94790451"/>
+      <w:bookmarkStart w:id="20" w:name="_Toc220675977"/>
       <w:r>
         <w:t>Analisi dei mezzi</w:t>
-      </w:r>
-      <w:bookmarkEnd w:id="17"/>
-      <w:bookmarkEnd w:id="18"/>
-    </w:p>
-    <w:p>
-      <w:pPr>
-        <w:rPr>
-          <w:lang w:val="it-IT"/>
-        </w:rPr>
-      </w:pPr>
-      <w:r>
-        <w:rPr>
-          <w:lang w:val="it-IT"/>
-        </w:rPr>
-        <w:t xml:space="preserve">Elencare e </w:t>
-      </w:r>
-      <w:r>
-        <w:rPr>
-          <w:lang w:val="it-IT"/>
-        </w:rPr>
-        <w:t>descrivere</w:t>
-      </w:r>
-      <w:r>
-        <w:rPr>
-          <w:lang w:val="it-IT"/>
-        </w:rPr>
-        <w:t xml:space="preserve"> i </w:t>
-      </w:r>
-      <w:r>
-        <w:rPr>
-          <w:lang w:val="it-IT"/>
-        </w:rPr>
-        <w:t>mezzi disponibili pe</w:t>
-      </w:r>
-      <w:r>
-        <w:rPr>
-          <w:lang w:val="it-IT"/>
-        </w:rPr>
-        <w:t>r la realizzazione del progetto. Ricordarsi di sempre descrivere nel dettaglio le versioni e il modello di riferimento.</w:t>
-      </w:r>
-    </w:p>
-    <w:p>
-      <w:pPr>
-        <w:pStyle w:val="Titolo3"/>
-      </w:pPr>
-      <w:bookmarkStart w:id="19" w:name="_Toc413411419"/>
-      <w:bookmarkStart w:id="20" w:name="_Toc94790452"/>
-      <w:bookmarkStart w:id="21" w:name="_Toc220675978"/>
-      <w:r>
-        <w:t>Software</w:t>
       </w:r>
       <w:bookmarkEnd w:id="19"/>
       <w:bookmarkEnd w:id="20"/>
+    </w:p>
+    <w:p>
+      <w:pPr>
+        <w:pStyle w:val="NormaleWeb"/>
+        <w:rPr>
+          <w:rFonts w:ascii="Arial" w:hAnsi="Arial" w:cs="Arial"/>
+          <w:sz w:val="20"/>
+          <w:szCs w:val="20"/>
+        </w:rPr>
+      </w:pPr>
+      <w:bookmarkStart w:id="21" w:name="_Toc413411419"/>
+      <w:bookmarkStart w:id="22" w:name="_Toc94790452"/>
+      <w:bookmarkStart w:id="23" w:name="_Toc220675978"/>
+      <w:r>
+        <w:rPr>
+          <w:rFonts w:ascii="Arial" w:hAnsi="Arial" w:cs="Arial"/>
+          <w:sz w:val="20"/>
+          <w:szCs w:val="20"/>
+        </w:rPr>
+        <w:t xml:space="preserve">Per lo sviluppo del progetto </w:t>
+      </w:r>
+      <w:proofErr w:type="spellStart"/>
+      <w:r>
+        <w:rPr>
+          <w:rStyle w:val="Enfasigrassetto"/>
+          <w:rFonts w:ascii="Arial" w:hAnsi="Arial" w:cs="Arial"/>
+          <w:b w:val="0"/>
+          <w:bCs w:val="0"/>
+          <w:sz w:val="20"/>
+          <w:szCs w:val="20"/>
+        </w:rPr>
+        <w:t>OraX</w:t>
+      </w:r>
+      <w:proofErr w:type="spellEnd"/>
+      <w:r>
+        <w:rPr>
+          <w:rFonts w:ascii="Arial" w:hAnsi="Arial" w:cs="Arial"/>
+          <w:sz w:val="20"/>
+          <w:szCs w:val="20"/>
+        </w:rPr>
+        <w:t xml:space="preserve"> verrà utilizzata la piattaforma </w:t>
+      </w:r>
+      <w:r>
+        <w:rPr>
+          <w:rStyle w:val="Enfasigrassetto"/>
+          <w:rFonts w:ascii="Arial" w:hAnsi="Arial" w:cs="Arial"/>
+          <w:b w:val="0"/>
+          <w:bCs w:val="0"/>
+          <w:sz w:val="20"/>
+          <w:szCs w:val="20"/>
+        </w:rPr>
+        <w:t>.NET MAUI (Multi-</w:t>
+      </w:r>
+      <w:proofErr w:type="spellStart"/>
+      <w:r>
+        <w:rPr>
+          <w:rStyle w:val="Enfasigrassetto"/>
+          <w:rFonts w:ascii="Arial" w:hAnsi="Arial" w:cs="Arial"/>
+          <w:b w:val="0"/>
+          <w:bCs w:val="0"/>
+          <w:sz w:val="20"/>
+          <w:szCs w:val="20"/>
+        </w:rPr>
+        <w:t>platform</w:t>
+      </w:r>
+      <w:proofErr w:type="spellEnd"/>
+      <w:r>
+        <w:rPr>
+          <w:rStyle w:val="Enfasigrassetto"/>
+          <w:rFonts w:ascii="Arial" w:hAnsi="Arial" w:cs="Arial"/>
+          <w:b w:val="0"/>
+          <w:bCs w:val="0"/>
+          <w:sz w:val="20"/>
+          <w:szCs w:val="20"/>
+        </w:rPr>
+        <w:t xml:space="preserve"> App UI)</w:t>
+      </w:r>
+      <w:r>
+        <w:rPr>
+          <w:rFonts w:ascii="Arial" w:hAnsi="Arial" w:cs="Arial"/>
+          <w:sz w:val="20"/>
+          <w:szCs w:val="20"/>
+        </w:rPr>
+        <w:t xml:space="preserve">, un framework di Microsoft che consente di creare applicazioni </w:t>
+      </w:r>
+      <w:r>
+        <w:rPr>
+          <w:rStyle w:val="Enfasigrassetto"/>
+          <w:rFonts w:ascii="Arial" w:hAnsi="Arial" w:cs="Arial"/>
+          <w:b w:val="0"/>
+          <w:bCs w:val="0"/>
+          <w:sz w:val="20"/>
+          <w:szCs w:val="20"/>
+        </w:rPr>
+        <w:t>multipiattaforma</w:t>
+      </w:r>
+      <w:r>
+        <w:rPr>
+          <w:rFonts w:ascii="Arial" w:hAnsi="Arial" w:cs="Arial"/>
+          <w:sz w:val="20"/>
+          <w:szCs w:val="20"/>
+        </w:rPr>
+        <w:t xml:space="preserve"> utilizzando un’unica base di codice in </w:t>
+      </w:r>
+      <w:r>
+        <w:rPr>
+          <w:rStyle w:val="Enfasigrassetto"/>
+          <w:rFonts w:ascii="Arial" w:hAnsi="Arial" w:cs="Arial"/>
+          <w:b w:val="0"/>
+          <w:bCs w:val="0"/>
+          <w:sz w:val="20"/>
+          <w:szCs w:val="20"/>
+        </w:rPr>
+        <w:t>C#</w:t>
+      </w:r>
+      <w:r>
+        <w:rPr>
+          <w:rFonts w:ascii="Arial" w:hAnsi="Arial" w:cs="Arial"/>
+          <w:sz w:val="20"/>
+          <w:szCs w:val="20"/>
+        </w:rPr>
+        <w:t xml:space="preserve"> e </w:t>
+      </w:r>
+      <w:r>
+        <w:rPr>
+          <w:rStyle w:val="Enfasigrassetto"/>
+          <w:rFonts w:ascii="Arial" w:hAnsi="Arial" w:cs="Arial"/>
+          <w:b w:val="0"/>
+          <w:bCs w:val="0"/>
+          <w:sz w:val="20"/>
+          <w:szCs w:val="20"/>
+        </w:rPr>
+        <w:t>XAML</w:t>
+      </w:r>
+      <w:r>
+        <w:rPr>
+          <w:rFonts w:ascii="Arial" w:hAnsi="Arial" w:cs="Arial"/>
+          <w:sz w:val="20"/>
+          <w:szCs w:val="20"/>
+        </w:rPr>
+        <w:t xml:space="preserve">. Questa tecnologia permette di sviluppare app che possono essere eseguite su diversi sistemi operativi, come </w:t>
+      </w:r>
+      <w:r>
+        <w:rPr>
+          <w:rStyle w:val="Enfasigrassetto"/>
+          <w:rFonts w:ascii="Arial" w:hAnsi="Arial" w:cs="Arial"/>
+          <w:b w:val="0"/>
+          <w:bCs w:val="0"/>
+          <w:sz w:val="20"/>
+          <w:szCs w:val="20"/>
+        </w:rPr>
+        <w:t>Windows, Android e iOS</w:t>
+      </w:r>
+      <w:r>
+        <w:rPr>
+          <w:rFonts w:ascii="Arial" w:hAnsi="Arial" w:cs="Arial"/>
+          <w:sz w:val="20"/>
+          <w:szCs w:val="20"/>
+        </w:rPr>
+        <w:t>, riducendo i tempi di sviluppo e semplificando la manutenzione del progetto.</w:t>
+      </w:r>
+    </w:p>
+    <w:p>
+      <w:pPr>
+        <w:pStyle w:val="NormaleWeb"/>
+        <w:rPr>
+          <w:rFonts w:ascii="Arial" w:hAnsi="Arial" w:cs="Arial"/>
+          <w:sz w:val="20"/>
+          <w:szCs w:val="20"/>
+        </w:rPr>
+      </w:pPr>
+      <w:r>
+        <w:rPr>
+          <w:rFonts w:ascii="Arial" w:hAnsi="Arial" w:cs="Arial"/>
+          <w:sz w:val="20"/>
+          <w:szCs w:val="20"/>
+        </w:rPr>
+        <w:t xml:space="preserve">.NET MAUI è particolarmente adatto a questo progetto perché consente di realizzare un’interfaccia grafica moderna, fluida e personalizzabile, caratteristica importante per un’applicazione come </w:t>
+      </w:r>
+      <w:proofErr w:type="spellStart"/>
+      <w:r>
+        <w:rPr>
+          <w:rFonts w:ascii="Arial" w:hAnsi="Arial" w:cs="Arial"/>
+          <w:sz w:val="20"/>
+          <w:szCs w:val="20"/>
+        </w:rPr>
+        <w:t>OraX</w:t>
+      </w:r>
+      <w:proofErr w:type="spellEnd"/>
+      <w:r>
+        <w:rPr>
+          <w:rFonts w:ascii="Arial" w:hAnsi="Arial" w:cs="Arial"/>
+          <w:sz w:val="20"/>
+          <w:szCs w:val="20"/>
+        </w:rPr>
+        <w:t>. Inoltre, il framework offre strumenti integrati per la gestione della navigazione, dei dati, delle notifiche e dell’interazione con il database, tutti elementi fondamentali per implementare le funzionalità previste dal sistema.</w:t>
+      </w:r>
+    </w:p>
+    <w:p>
+      <w:pPr>
+        <w:pStyle w:val="NormaleWeb"/>
+        <w:rPr>
+          <w:rFonts w:ascii="Arial" w:hAnsi="Arial" w:cs="Arial"/>
+          <w:sz w:val="20"/>
+          <w:szCs w:val="20"/>
+        </w:rPr>
+      </w:pPr>
+      <w:r>
+        <w:rPr>
+          <w:rFonts w:ascii="Arial" w:hAnsi="Arial" w:cs="Arial"/>
+          <w:sz w:val="20"/>
+          <w:szCs w:val="20"/>
+        </w:rPr>
+        <w:t xml:space="preserve">Dal punto di vista dello sviluppo, verrà utilizzato l’ambiente </w:t>
+      </w:r>
+      <w:r>
+        <w:rPr>
+          <w:rStyle w:val="Enfasigrassetto"/>
+          <w:rFonts w:ascii="Arial" w:hAnsi="Arial" w:cs="Arial"/>
+          <w:b w:val="0"/>
+          <w:bCs w:val="0"/>
+          <w:sz w:val="20"/>
+          <w:szCs w:val="20"/>
+        </w:rPr>
+        <w:t>Visual Studio</w:t>
+      </w:r>
+      <w:r>
+        <w:rPr>
+          <w:rFonts w:ascii="Arial" w:hAnsi="Arial" w:cs="Arial"/>
+          <w:sz w:val="20"/>
+          <w:szCs w:val="20"/>
+        </w:rPr>
+        <w:t xml:space="preserve"> 2022</w:t>
+      </w:r>
+      <w:r>
+        <w:rPr>
+          <w:rFonts w:ascii="Arial" w:hAnsi="Arial" w:cs="Arial"/>
+          <w:sz w:val="20"/>
+          <w:szCs w:val="20"/>
+        </w:rPr>
+        <w:t xml:space="preserve">, che fornisce strumenti avanzati per la scrittura del codice, il debugging e il testing dell’applicazione. Per l’archiviazione dei dati degli utenti e delle attività sarà possibile utilizzare un </w:t>
+      </w:r>
+      <w:r>
+        <w:rPr>
+          <w:rStyle w:val="Enfasigrassetto"/>
+          <w:rFonts w:ascii="Arial" w:hAnsi="Arial" w:cs="Arial"/>
+          <w:b w:val="0"/>
+          <w:bCs w:val="0"/>
+          <w:sz w:val="20"/>
+          <w:szCs w:val="20"/>
+        </w:rPr>
+        <w:t>database locale</w:t>
+      </w:r>
+      <w:r>
+        <w:rPr>
+          <w:rFonts w:ascii="Arial" w:hAnsi="Arial" w:cs="Arial"/>
+          <w:sz w:val="20"/>
+          <w:szCs w:val="20"/>
+        </w:rPr>
+        <w:t>, garantendo la persistenza delle informazioni e la sicurezza dei dati.</w:t>
+      </w:r>
+    </w:p>
+    <w:p>
+      <w:pPr>
+        <w:pStyle w:val="NormaleWeb"/>
+        <w:rPr>
+          <w:rFonts w:ascii="Arial" w:hAnsi="Arial" w:cs="Arial"/>
+          <w:sz w:val="20"/>
+          <w:szCs w:val="20"/>
+        </w:rPr>
+      </w:pPr>
+      <w:r>
+        <w:rPr>
+          <w:rFonts w:ascii="Arial" w:hAnsi="Arial" w:cs="Arial"/>
+          <w:sz w:val="20"/>
+          <w:szCs w:val="20"/>
+        </w:rPr>
+        <w:t xml:space="preserve">L’uso di .NET MAUI rappresenta un vantaggio anche in termini di </w:t>
+      </w:r>
+      <w:r>
+        <w:rPr>
+          <w:rStyle w:val="Enfasigrassetto"/>
+          <w:rFonts w:ascii="Arial" w:hAnsi="Arial" w:cs="Arial"/>
+          <w:b w:val="0"/>
+          <w:bCs w:val="0"/>
+          <w:sz w:val="20"/>
+          <w:szCs w:val="20"/>
+        </w:rPr>
+        <w:t>scalabilità e manutenzione</w:t>
+      </w:r>
+      <w:r>
+        <w:rPr>
+          <w:rFonts w:ascii="Arial" w:hAnsi="Arial" w:cs="Arial"/>
+          <w:sz w:val="20"/>
+          <w:szCs w:val="20"/>
+        </w:rPr>
+        <w:t>, poiché consente di aggiungere nuove funzionalità in futuro senza dover riscrivere l’intera applicazione.</w:t>
+      </w:r>
+    </w:p>
+    <w:p>
+      <w:pPr>
+        <w:pStyle w:val="NormaleWeb"/>
+        <w:rPr>
+          <w:rFonts w:ascii="Arial" w:hAnsi="Arial" w:cs="Arial"/>
+          <w:sz w:val="20"/>
+          <w:szCs w:val="20"/>
+        </w:rPr>
+      </w:pPr>
+    </w:p>
+    <w:p>
+      <w:pPr>
+        <w:pStyle w:val="NormaleWeb"/>
+        <w:rPr>
+          <w:rFonts w:ascii="Arial" w:hAnsi="Arial" w:cs="Arial"/>
+          <w:sz w:val="20"/>
+          <w:szCs w:val="20"/>
+        </w:rPr>
+      </w:pPr>
+    </w:p>
+    <w:p>
+      <w:pPr>
+        <w:pStyle w:val="NormaleWeb"/>
+        <w:rPr>
+          <w:rFonts w:ascii="Arial" w:hAnsi="Arial" w:cs="Arial"/>
+          <w:sz w:val="20"/>
+          <w:szCs w:val="20"/>
+        </w:rPr>
+      </w:pPr>
+    </w:p>
+    <w:p>
+      <w:pPr>
+        <w:pStyle w:val="NormaleWeb"/>
+        <w:rPr>
+          <w:rFonts w:ascii="Arial" w:hAnsi="Arial" w:cs="Arial"/>
+          <w:sz w:val="20"/>
+          <w:szCs w:val="20"/>
+        </w:rPr>
+      </w:pPr>
+    </w:p>
+    <w:p>
+      <w:pPr>
+        <w:pStyle w:val="Titolo3"/>
+      </w:pPr>
+      <w:r>
+        <w:lastRenderedPageBreak/>
+        <w:t>Software</w:t>
+      </w:r>
       <w:bookmarkEnd w:id="21"/>
-    </w:p>
-    <w:p>
-      <w:pPr>
-        <w:rPr>
-          <w:lang w:val="it-IT"/>
-        </w:rPr>
-      </w:pPr>
-      <w:r>
-        <w:rPr>
-          <w:lang w:val="it-IT"/>
-        </w:rPr>
-        <w:t>SDK, librerie, tools utilizzati pe</w:t>
-      </w:r>
-      <w:r>
-        <w:rPr>
-          <w:lang w:val="it-IT"/>
-        </w:rPr>
-        <w:t>r la realizzazione del progetto</w:t>
-      </w:r>
-      <w:r>
-        <w:rPr>
-          <w:lang w:val="it-IT"/>
-        </w:rPr>
-        <w:t xml:space="preserve"> e eventuali dipendenze</w:t>
-      </w:r>
-      <w:r>
-        <w:rPr>
-          <w:lang w:val="it-IT"/>
-        </w:rPr>
-        <w:t>.</w:t>
-      </w:r>
-    </w:p>
-    <w:p>
-      <w:pPr>
-        <w:pStyle w:val="Titolo3"/>
-      </w:pPr>
-      <w:bookmarkStart w:id="22" w:name="_Toc413411420"/>
-      <w:bookmarkStart w:id="23" w:name="_Toc94790453"/>
-      <w:bookmarkStart w:id="24" w:name="_Toc220675979"/>
-      <w:r>
-        <w:lastRenderedPageBreak/>
-        <w:t>Hardware</w:t>
-      </w:r>
       <w:bookmarkEnd w:id="22"/>
       <w:bookmarkEnd w:id="23"/>
+    </w:p>
+    <w:p>
+      <w:pPr>
+        <w:rPr>
+          <w:lang w:val="it-IT"/>
+        </w:rPr>
+      </w:pPr>
+      <w:r>
+        <w:rPr>
+          <w:lang w:val="it-IT"/>
+        </w:rPr>
+        <w:t>Scriveremo i nostri codici su Microsoft Visual Studio 2022, un’editor gratuito di codici per lo sviluppo di applicazioni per tablet, smartphone e computer, oltre a siti e servizi web.</w:t>
+      </w:r>
+    </w:p>
+    <w:p>
+      <w:pPr>
+        <w:rPr>
+          <w:lang w:val="it-IT"/>
+        </w:rPr>
+      </w:pPr>
+    </w:p>
+    <w:p>
+      <w:pPr>
+        <w:rPr>
+          <w:lang w:val="it-IT"/>
+        </w:rPr>
+      </w:pPr>
+      <w:r>
+        <w:rPr>
+          <w:lang w:val="it-IT"/>
+        </w:rPr>
+        <w:t>Qui di seguito un paio di informazioni sul prodotto:</w:t>
+      </w:r>
+    </w:p>
+    <w:p>
+      <w:r>
+        <w:rPr>
+          <w:b/>
+          <w:bCs/>
+        </w:rPr>
+        <w:t>Versione</w:t>
+      </w:r>
+      <w:r>
+        <w:t>: 1.78.2 (System Setup)</w:t>
+      </w:r>
+    </w:p>
+    <w:p>
+      <w:r>
+        <w:rPr>
+          <w:b/>
+          <w:bCs/>
+        </w:rPr>
+        <w:t>Data:</w:t>
+      </w:r>
+      <w:r>
+        <w:t xml:space="preserve"> 2023-05-10</w:t>
+      </w:r>
+    </w:p>
+    <w:p>
+      <w:r>
+        <w:rPr>
+          <w:b/>
+          <w:bCs/>
+        </w:rPr>
+        <w:t>Elettronica:</w:t>
+      </w:r>
+      <w:r>
+        <w:t xml:space="preserve"> 22.5.2 </w:t>
+      </w:r>
+    </w:p>
+    <w:p>
+      <w:r>
+        <w:rPr>
+          <w:b/>
+          <w:bCs/>
+        </w:rPr>
+        <w:t>OS:</w:t>
+      </w:r>
+      <w:r>
+        <w:t xml:space="preserve"> </w:t>
+      </w:r>
+      <w:proofErr w:type="spellStart"/>
+      <w:r>
+        <w:t>Windows_NT</w:t>
+      </w:r>
+      <w:proofErr w:type="spellEnd"/>
+      <w:r>
+        <w:t xml:space="preserve"> x64 10.0.22631</w:t>
+      </w:r>
+    </w:p>
+    <w:p/>
+    <w:p/>
+    <w:p>
+      <w:r>
+        <w:t xml:space="preserve">Per </w:t>
+      </w:r>
+      <w:r>
+        <w:t>la realizzazione di</w:t>
+      </w:r>
+      <w:r>
+        <w:t xml:space="preserve"> questo progetto </w:t>
+      </w:r>
+      <w:r>
+        <w:t>abbiamo utilizzato anche:</w:t>
+      </w:r>
+    </w:p>
+    <w:p>
+      <w:r>
+        <w:t xml:space="preserve">- Microsoft Word 16.0 </w:t>
+      </w:r>
+    </w:p>
+    <w:p>
+      <w:pPr>
+        <w:rPr>
+          <w:lang w:val="fr-CH"/>
+        </w:rPr>
+      </w:pPr>
+      <w:r>
+        <w:rPr>
+          <w:lang w:val="fr-CH"/>
+        </w:rPr>
+        <w:t xml:space="preserve">- Microsoft Project 16.0 </w:t>
+      </w:r>
+    </w:p>
+    <w:p>
+      <w:pPr>
+        <w:rPr>
+          <w:lang w:val="fr-CH"/>
+        </w:rPr>
+      </w:pPr>
+      <w:r>
+        <w:rPr>
+          <w:lang w:val="fr-CH"/>
+        </w:rPr>
+        <w:t xml:space="preserve">- XAMPP Control Panel v3.3.0 </w:t>
+      </w:r>
+    </w:p>
+    <w:p>
+      <w:pPr>
+        <w:rPr>
+          <w:lang w:val="fr-CH"/>
+        </w:rPr>
+      </w:pPr>
+      <w:r>
+        <w:rPr>
+          <w:lang w:val="fr-CH"/>
+        </w:rPr>
+        <w:t xml:space="preserve">- MySQL 8.0 </w:t>
+      </w:r>
+    </w:p>
+    <w:p>
+      <w:pPr>
+        <w:rPr>
+          <w:lang w:val="fr-CH"/>
+        </w:rPr>
+      </w:pPr>
+      <w:r>
+        <w:rPr>
+          <w:lang w:val="fr-CH"/>
+        </w:rPr>
+        <w:t>-</w:t>
+      </w:r>
+      <w:r>
+        <w:rPr>
+          <w:lang w:val="fr-CH"/>
+        </w:rPr>
+        <w:t xml:space="preserve"> Microsoft Project </w:t>
+      </w:r>
+    </w:p>
+    <w:p>
+      <w:pPr>
+        <w:rPr>
+          <w:lang w:val="fr-CH"/>
+        </w:rPr>
+      </w:pPr>
+    </w:p>
+    <w:p>
+      <w:pPr>
+        <w:pStyle w:val="Titolo3"/>
+      </w:pPr>
+      <w:bookmarkStart w:id="24" w:name="_Toc413411420"/>
+      <w:bookmarkStart w:id="25" w:name="_Toc94790453"/>
+      <w:bookmarkStart w:id="26" w:name="_Toc220675979"/>
+      <w:r>
+        <w:t>Hardware</w:t>
+      </w:r>
       <w:bookmarkEnd w:id="24"/>
-    </w:p>
-    <w:p>
-      <w:pPr>
-        <w:rPr>
-          <w:lang w:val="it-IT"/>
-        </w:rPr>
-      </w:pPr>
-    </w:p>
-    <w:p>
-      <w:pPr>
-        <w:rPr>
-          <w:lang w:val="it-IT"/>
-        </w:rPr>
-      </w:pPr>
-      <w:r>
-        <w:rPr>
-          <w:lang w:val="it-IT"/>
-        </w:rPr>
-        <w:t xml:space="preserve">Su quale piattaforma dovrà essere eseguito il prodotto? Che hardware particolare è coinvolto nel progetto? Che particolarità e limitazioni presenta? Che </w:t>
-      </w:r>
-      <w:r>
-        <w:rPr>
-          <w:lang w:val="it-IT"/>
-        </w:rPr>
-        <w:t>HW</w:t>
-      </w:r>
-      <w:r>
-        <w:rPr>
-          <w:lang w:val="it-IT"/>
-        </w:rPr>
-        <w:t xml:space="preserve"> sarà disponibile durante lo sviluppo?</w:t>
-      </w:r>
-    </w:p>
-    <w:p>
-      <w:pPr>
-        <w:pStyle w:val="Titolo1"/>
-      </w:pPr>
-      <w:bookmarkStart w:id="25" w:name="_Toc429059808"/>
-      <w:bookmarkStart w:id="26" w:name="_Toc94790454"/>
-      <w:bookmarkStart w:id="27" w:name="_Toc220675980"/>
-      <w:r>
-        <w:t>Progettazione</w:t>
-      </w:r>
       <w:bookmarkEnd w:id="25"/>
       <w:bookmarkEnd w:id="26"/>
+    </w:p>
+    <w:p>
+      <w:pPr>
+        <w:rPr>
+          <w:lang w:val="it-IT"/>
+        </w:rPr>
+      </w:pPr>
+    </w:p>
+    <w:p>
+      <w:pPr>
+        <w:rPr>
+          <w:lang w:val="it-IT"/>
+        </w:rPr>
+      </w:pPr>
+      <w:r>
+        <w:rPr>
+          <w:lang w:val="it-IT"/>
+        </w:rPr>
+        <w:t xml:space="preserve">Su quale piattaforma dovrà essere eseguito il prodotto? Che hardware particolare è coinvolto nel progetto? Che particolarità e limitazioni presenta? Che </w:t>
+      </w:r>
+      <w:r>
+        <w:rPr>
+          <w:lang w:val="it-IT"/>
+        </w:rPr>
+        <w:t>HW</w:t>
+      </w:r>
+      <w:r>
+        <w:rPr>
+          <w:lang w:val="it-IT"/>
+        </w:rPr>
+        <w:t xml:space="preserve"> sarà disponibile durante lo sviluppo?</w:t>
+      </w:r>
+    </w:p>
+    <w:p>
+      <w:pPr>
+        <w:pStyle w:val="Titolo1"/>
+      </w:pPr>
+      <w:bookmarkStart w:id="27" w:name="_Toc429059808"/>
+      <w:bookmarkStart w:id="28" w:name="_Toc94790454"/>
+      <w:bookmarkStart w:id="29" w:name="_Toc220675980"/>
+      <w:r>
+        <w:t>Progettazione</w:t>
+      </w:r>
       <w:bookmarkEnd w:id="27"/>
-    </w:p>
-    <w:p>
-      <w:pPr>
-        <w:rPr>
-          <w:lang w:val="it-IT"/>
-        </w:rPr>
-      </w:pPr>
-      <w:r>
-        <w:rPr>
-          <w:lang w:val="it-IT"/>
-        </w:rPr>
-        <w:t>Questo capitolo descrive esaustivamente come deve essere realizzato il prodotto fin nei suoi dettagli. Una buona progettazione permette all’esecutore di evitare fraintendimenti e imprecisioni nell’implementazione del prodotto.</w:t>
-      </w:r>
-    </w:p>
-    <w:p>
-      <w:pPr>
-        <w:rPr>
-          <w:lang w:val="it-IT"/>
-        </w:rPr>
-      </w:pPr>
-    </w:p>
-    <w:p>
-      <w:pPr>
-        <w:pStyle w:val="Titolo2"/>
-      </w:pPr>
-      <w:bookmarkStart w:id="28" w:name="_Toc429059809"/>
-      <w:bookmarkStart w:id="29" w:name="_Toc94790455"/>
-      <w:bookmarkStart w:id="30" w:name="_Toc220675981"/>
-      <w:r>
-        <w:t>Design dell’architettura del sistema</w:t>
-      </w:r>
       <w:bookmarkEnd w:id="28"/>
       <w:bookmarkEnd w:id="29"/>
+    </w:p>
+    <w:p>
+      <w:pPr>
+        <w:rPr>
+          <w:lang w:val="it-IT"/>
+        </w:rPr>
+      </w:pPr>
+      <w:r>
+        <w:rPr>
+          <w:lang w:val="it-IT"/>
+        </w:rPr>
+        <w:t>Questo capitolo descrive esaustivamente come deve essere realizzato il prodotto fin nei suoi dettagli. Una buona progettazione permette all’esecutore di evitare fraintendimenti e imprecisioni nell’implementazione del prodotto.</w:t>
+      </w:r>
+    </w:p>
+    <w:p>
+      <w:pPr>
+        <w:rPr>
+          <w:lang w:val="it-IT"/>
+        </w:rPr>
+      </w:pPr>
+    </w:p>
+    <w:p>
+      <w:pPr>
+        <w:pStyle w:val="Titolo2"/>
+      </w:pPr>
+      <w:bookmarkStart w:id="30" w:name="_Toc429059809"/>
+      <w:bookmarkStart w:id="31" w:name="_Toc94790455"/>
+      <w:bookmarkStart w:id="32" w:name="_Toc220675981"/>
+      <w:r>
+        <w:t>Design dell’architettura del sistema</w:t>
+      </w:r>
       <w:bookmarkEnd w:id="30"/>
+      <w:bookmarkEnd w:id="31"/>
+      <w:bookmarkEnd w:id="32"/>
     </w:p>
     <w:p>
       <w:pPr>
@@ -11315,8 +12315,16 @@
         <w:rPr>
           <w:lang w:val="it-IT"/>
         </w:rPr>
-        <w:t>Eventuale sitemap</w:t>
-      </w:r>
+        <w:t xml:space="preserve">Eventuale </w:t>
+      </w:r>
+      <w:proofErr w:type="spellStart"/>
+      <w:r>
+        <w:rPr>
+          <w:lang w:val="it-IT"/>
+        </w:rPr>
+        <w:t>sitemap</w:t>
+      </w:r>
+      <w:proofErr w:type="spellEnd"/>
     </w:p>
     <w:p>
       <w:pPr>
@@ -11329,110 +12337,125 @@
       <w:pPr>
         <w:pStyle w:val="Titolo2"/>
       </w:pPr>
-      <w:bookmarkStart w:id="31" w:name="_Toc429059810"/>
-      <w:bookmarkStart w:id="32" w:name="_Toc94790456"/>
-      <w:bookmarkStart w:id="33" w:name="_Toc220675982"/>
+      <w:bookmarkStart w:id="33" w:name="_Toc429059810"/>
+      <w:bookmarkStart w:id="34" w:name="_Toc94790456"/>
+      <w:bookmarkStart w:id="35" w:name="_Toc220675982"/>
       <w:r>
         <w:t>Design dei dati</w:t>
       </w:r>
       <w:r>
         <w:t xml:space="preserve"> e database</w:t>
       </w:r>
-      <w:bookmarkEnd w:id="31"/>
-      <w:bookmarkEnd w:id="32"/>
       <w:bookmarkEnd w:id="33"/>
-    </w:p>
-    <w:p>
-      <w:pPr>
-        <w:rPr>
-          <w:lang w:val="it-IT"/>
-        </w:rPr>
-      </w:pPr>
-      <w:r>
-        <w:rPr>
-          <w:lang w:val="it-IT"/>
-        </w:rPr>
-        <w:t xml:space="preserve">Descrizione delle strutture di dati utilizzate dal programma in base agli attributi e le </w:t>
-      </w:r>
-      <w:r>
-        <w:rPr>
-          <w:lang w:val="it-IT"/>
-        </w:rPr>
-        <w:t>relazioni degli oggetti in uso.</w:t>
-      </w:r>
-    </w:p>
-    <w:p>
-      <w:pPr>
-        <w:rPr>
-          <w:lang w:val="it-IT"/>
-        </w:rPr>
-      </w:pPr>
-      <w:r>
-        <w:rPr>
-          <w:lang w:val="it-IT"/>
-        </w:rPr>
-        <w:t>Schema E-R, schema logico e descrizione.</w:t>
-      </w:r>
-    </w:p>
-    <w:p>
-      <w:pPr>
-        <w:rPr>
-          <w:lang w:val="it-IT"/>
-        </w:rPr>
-      </w:pPr>
-      <w:r>
-        <w:rPr>
-          <w:lang w:val="it-IT"/>
-        </w:rPr>
-        <w:t>Se il diagramma E-R viene modificato, sulla doc dovrà apparire l’ultima versione, mentre le vecchie saranno sui diari.</w:t>
-      </w:r>
-    </w:p>
-    <w:p>
-      <w:pPr>
-        <w:pStyle w:val="Titolo2"/>
-      </w:pPr>
-      <w:bookmarkStart w:id="34" w:name="_Toc429059811"/>
-      <w:bookmarkStart w:id="35" w:name="_Toc94790457"/>
-      <w:bookmarkStart w:id="36" w:name="_Toc220675983"/>
-      <w:r>
-        <w:t>Design delle interfacce</w:t>
-      </w:r>
       <w:bookmarkEnd w:id="34"/>
       <w:bookmarkEnd w:id="35"/>
+    </w:p>
+    <w:p>
+      <w:pPr>
+        <w:rPr>
+          <w:lang w:val="it-IT"/>
+        </w:rPr>
+      </w:pPr>
+      <w:r>
+        <w:rPr>
+          <w:lang w:val="it-IT"/>
+        </w:rPr>
+        <w:t xml:space="preserve">Descrizione delle strutture di dati utilizzate dal programma in base agli attributi e le </w:t>
+      </w:r>
+      <w:r>
+        <w:rPr>
+          <w:lang w:val="it-IT"/>
+        </w:rPr>
+        <w:t>relazioni degli oggetti in uso.</w:t>
+      </w:r>
+    </w:p>
+    <w:p>
+      <w:pPr>
+        <w:rPr>
+          <w:lang w:val="it-IT"/>
+        </w:rPr>
+      </w:pPr>
+      <w:r>
+        <w:rPr>
+          <w:lang w:val="it-IT"/>
+        </w:rPr>
+        <w:t>Schema E-R, schema logico e descrizione.</w:t>
+      </w:r>
+    </w:p>
+    <w:p>
+      <w:pPr>
+        <w:rPr>
+          <w:lang w:val="it-IT"/>
+        </w:rPr>
+      </w:pPr>
+      <w:r>
+        <w:rPr>
+          <w:lang w:val="it-IT"/>
+        </w:rPr>
+        <w:t>Se il diagramma E-R viene modificato, sulla doc dovrà apparire l’ultima versione, mentre le vecchie saranno sui diari.</w:t>
+      </w:r>
+    </w:p>
+    <w:p>
+      <w:pPr>
+        <w:pStyle w:val="Titolo2"/>
+      </w:pPr>
+      <w:bookmarkStart w:id="36" w:name="_Toc429059811"/>
+      <w:bookmarkStart w:id="37" w:name="_Toc94790457"/>
+      <w:bookmarkStart w:id="38" w:name="_Toc220675983"/>
+      <w:r>
+        <w:t>Design delle interfacce</w:t>
+      </w:r>
       <w:bookmarkEnd w:id="36"/>
-    </w:p>
-    <w:p>
-      <w:pPr>
-        <w:rPr>
-          <w:lang w:val="it-IT"/>
-        </w:rPr>
-      </w:pPr>
-      <w:r>
-        <w:rPr>
-          <w:lang w:val="it-IT"/>
-        </w:rPr>
-        <w:t>Descrizione delle interfacce interne ed esterne del sistema e dell’interfaccia utente. La progettazione delle interfacce è basata sulle informazioni rica</w:t>
-      </w:r>
-      <w:r>
-        <w:rPr>
-          <w:lang w:val="it-IT"/>
-        </w:rPr>
-        <w:t>vate durante la fase di analisi e realizzata tramite mockups.</w:t>
-      </w:r>
-    </w:p>
-    <w:p>
-      <w:pPr>
-        <w:pStyle w:val="Titolo2"/>
-      </w:pPr>
-      <w:bookmarkStart w:id="37" w:name="_Toc429059812"/>
-      <w:bookmarkStart w:id="38" w:name="_Toc94790458"/>
-      <w:bookmarkStart w:id="39" w:name="_Toc220675984"/>
-      <w:r>
-        <w:t>Design procedurale</w:t>
-      </w:r>
       <w:bookmarkEnd w:id="37"/>
       <w:bookmarkEnd w:id="38"/>
+    </w:p>
+    <w:p>
+      <w:pPr>
+        <w:rPr>
+          <w:lang w:val="it-IT"/>
+        </w:rPr>
+      </w:pPr>
+      <w:r>
+        <w:rPr>
+          <w:lang w:val="it-IT"/>
+        </w:rPr>
+        <w:t>Descrizione delle interfacce interne ed esterne del sistema e dell’interfaccia utente. La progettazione delle interfacce è basata sulle informazioni rica</w:t>
+      </w:r>
+      <w:r>
+        <w:rPr>
+          <w:lang w:val="it-IT"/>
+        </w:rPr>
+        <w:t xml:space="preserve">vate durante la fase di analisi e realizzata tramite </w:t>
+      </w:r>
+      <w:proofErr w:type="spellStart"/>
+      <w:r>
+        <w:rPr>
+          <w:lang w:val="it-IT"/>
+        </w:rPr>
+        <w:t>mockups</w:t>
+      </w:r>
+      <w:proofErr w:type="spellEnd"/>
+      <w:r>
+        <w:rPr>
+          <w:lang w:val="it-IT"/>
+        </w:rPr>
+        <w:t>.</w:t>
+      </w:r>
+    </w:p>
+    <w:p>
+      <w:pPr>
+        <w:pStyle w:val="Titolo2"/>
+      </w:pPr>
+      <w:bookmarkStart w:id="39" w:name="_Toc429059812"/>
+      <w:bookmarkStart w:id="40" w:name="_Toc94790458"/>
+      <w:bookmarkStart w:id="41" w:name="_Toc220675984"/>
+      <w:r>
+        <w:lastRenderedPageBreak/>
+        <w:t>Design procedurale</w:t>
+      </w:r>
       <w:bookmarkEnd w:id="39"/>
+      <w:bookmarkEnd w:id="40"/>
+      <w:bookmarkEnd w:id="41"/>
     </w:p>
     <w:p>
       <w:pPr>
@@ -11524,8 +12547,16 @@
         <w:rPr>
           <w:lang w:val="it-IT"/>
         </w:rPr>
-        <w:t>Tabelle di routing</w:t>
-      </w:r>
+        <w:t xml:space="preserve">Tabelle di </w:t>
+      </w:r>
+      <w:proofErr w:type="spellStart"/>
+      <w:r>
+        <w:rPr>
+          <w:lang w:val="it-IT"/>
+        </w:rPr>
+        <w:t>routing</w:t>
+      </w:r>
+      <w:proofErr w:type="spellEnd"/>
     </w:p>
     <w:p>
       <w:pPr>
@@ -11600,104 +12631,104 @@
           <w:bottom w:val="single" w:sz="4" w:space="1" w:color="auto"/>
         </w:pBdr>
       </w:pPr>
-      <w:bookmarkStart w:id="40" w:name="_Toc461179222"/>
-      <w:bookmarkStart w:id="41" w:name="_Toc94790459"/>
-      <w:bookmarkStart w:id="42" w:name="_Toc220675985"/>
+      <w:bookmarkStart w:id="42" w:name="_Toc461179222"/>
+      <w:bookmarkStart w:id="43" w:name="_Toc94790459"/>
+      <w:bookmarkStart w:id="44" w:name="_Toc220675985"/>
       <w:r>
         <w:lastRenderedPageBreak/>
         <w:t>Implementazione</w:t>
       </w:r>
-      <w:bookmarkEnd w:id="40"/>
-      <w:bookmarkEnd w:id="41"/>
       <w:bookmarkEnd w:id="42"/>
-    </w:p>
-    <w:p>
-      <w:r>
-        <w:t>In questo capitolo dovrà essere mostrato come è stato realizzato il lavoro. Questa parte può differenziarsi dalla progettazione in quanto il risultato ottenuto non per forza può essere come era stato progettato.</w:t>
-      </w:r>
-    </w:p>
-    <w:p>
-      <w:r>
-        <w:t xml:space="preserve">Sulla base di queste informazioni il lavoro svolto dovrà essere riproducibile. </w:t>
-      </w:r>
-    </w:p>
-    <w:p>
-      <w:r>
-        <w:t>In questa parte è richiesto l’inserimento di codice sorgente</w:t>
-      </w:r>
-      <w:r>
-        <w:t xml:space="preserve"> - </w:t>
-      </w:r>
-      <w:r>
-        <w:t>P</w:t>
-      </w:r>
-      <w:r>
-        <w:t xml:space="preserve">rint </w:t>
-      </w:r>
-      <w:r>
-        <w:t>S</w:t>
-      </w:r>
-      <w:r>
-        <w:t xml:space="preserve">creen </w:t>
-      </w:r>
-      <w:r>
-        <w:t xml:space="preserve">- </w:t>
-      </w:r>
-      <w:r>
-        <w:t>di maschere solamente per quei passaggi particolarmente significativi e/o critici.</w:t>
-      </w:r>
-    </w:p>
-    <w:p>
-      <w:r>
-        <w:t>Inoltre,</w:t>
-      </w:r>
-      <w:r>
-        <w:t xml:space="preserve"> dovranno essere descritte eventuali varianti di soluzione o scelte di prodotti con motivazione delle scelte.</w:t>
-      </w:r>
-    </w:p>
-    <w:p>
-      <w:r>
-        <w:t>Non deve apparire nessuna forma di guida d’uso di librerie o di componenti utilizzati. Eventualmente questa va allegata.</w:t>
-      </w:r>
-    </w:p>
-    <w:p>
-      <w:r>
-        <w:t>Per eventuali dettagli si possono inserire riferimenti ai diari.</w:t>
-      </w:r>
-    </w:p>
-    <w:p>
-      <w:pPr>
-        <w:pStyle w:val="Titolo1"/>
-        <w:rPr>
-          <w:lang w:val="it-IT"/>
-        </w:rPr>
-      </w:pPr>
-      <w:bookmarkStart w:id="43" w:name="_Toc461179223"/>
-      <w:bookmarkStart w:id="44" w:name="_Toc94790460"/>
-      <w:bookmarkStart w:id="45" w:name="_Toc220675986"/>
-      <w:r>
-        <w:rPr>
-          <w:lang w:val="it-IT"/>
-        </w:rPr>
-        <w:t>Test</w:t>
-      </w:r>
       <w:bookmarkEnd w:id="43"/>
       <w:bookmarkEnd w:id="44"/>
+    </w:p>
+    <w:p>
+      <w:r>
+        <w:t>In questo capitolo dovrà essere mostrato come è stato realizzato il lavoro. Questa parte può differenziarsi dalla progettazione in quanto il risultato ottenuto non per forza può essere come era stato progettato.</w:t>
+      </w:r>
+    </w:p>
+    <w:p>
+      <w:r>
+        <w:t xml:space="preserve">Sulla base di queste informazioni il lavoro svolto dovrà essere riproducibile. </w:t>
+      </w:r>
+    </w:p>
+    <w:p>
+      <w:r>
+        <w:t>In questa parte è richiesto l’inserimento di codice sorgente</w:t>
+      </w:r>
+      <w:r>
+        <w:t xml:space="preserve"> - </w:t>
+      </w:r>
+      <w:r>
+        <w:t>P</w:t>
+      </w:r>
+      <w:r>
+        <w:t xml:space="preserve">rint </w:t>
+      </w:r>
+      <w:r>
+        <w:t>S</w:t>
+      </w:r>
+      <w:r>
+        <w:t xml:space="preserve">creen </w:t>
+      </w:r>
+      <w:r>
+        <w:t xml:space="preserve">- </w:t>
+      </w:r>
+      <w:r>
+        <w:t>di maschere solamente per quei passaggi particolarmente significativi e/o critici.</w:t>
+      </w:r>
+    </w:p>
+    <w:p>
+      <w:r>
+        <w:t>Inoltre,</w:t>
+      </w:r>
+      <w:r>
+        <w:t xml:space="preserve"> dovranno essere descritte eventuali varianti di soluzione o scelte di prodotti con motivazione delle scelte.</w:t>
+      </w:r>
+    </w:p>
+    <w:p>
+      <w:r>
+        <w:t>Non deve apparire nessuna forma di guida d’uso di librerie o di componenti utilizzati. Eventualmente questa va allegata.</w:t>
+      </w:r>
+    </w:p>
+    <w:p>
+      <w:r>
+        <w:t>Per eventuali dettagli si possono inserire riferimenti ai diari.</w:t>
+      </w:r>
+    </w:p>
+    <w:p>
+      <w:pPr>
+        <w:pStyle w:val="Titolo1"/>
+        <w:rPr>
+          <w:lang w:val="it-IT"/>
+        </w:rPr>
+      </w:pPr>
+      <w:bookmarkStart w:id="45" w:name="_Toc461179223"/>
+      <w:bookmarkStart w:id="46" w:name="_Toc94790460"/>
+      <w:bookmarkStart w:id="47" w:name="_Toc220675986"/>
+      <w:r>
+        <w:rPr>
+          <w:lang w:val="it-IT"/>
+        </w:rPr>
+        <w:t>Test</w:t>
+      </w:r>
       <w:bookmarkEnd w:id="45"/>
-    </w:p>
-    <w:p>
-      <w:pPr>
-        <w:pStyle w:val="Titolo2"/>
-      </w:pPr>
-      <w:bookmarkStart w:id="46" w:name="_Toc461179224"/>
-      <w:bookmarkStart w:id="47" w:name="_Toc94790461"/>
-      <w:bookmarkStart w:id="48" w:name="_Toc220675987"/>
-      <w:r>
-        <w:t>Protocollo di test</w:t>
-      </w:r>
       <w:bookmarkEnd w:id="46"/>
       <w:bookmarkEnd w:id="47"/>
+    </w:p>
+    <w:p>
+      <w:pPr>
+        <w:pStyle w:val="Titolo2"/>
+      </w:pPr>
+      <w:bookmarkStart w:id="48" w:name="_Toc461179224"/>
+      <w:bookmarkStart w:id="49" w:name="_Toc94790461"/>
+      <w:bookmarkStart w:id="50" w:name="_Toc220675987"/>
+      <w:r>
+        <w:t>Protocollo di test</w:t>
+      </w:r>
       <w:bookmarkEnd w:id="48"/>
+      <w:bookmarkEnd w:id="49"/>
+      <w:bookmarkEnd w:id="50"/>
     </w:p>
     <w:p>
       <w:pPr>
@@ -11776,6 +12807,7 @@
                 <w:lang w:val="en-GB" w:eastAsia="en-US"/>
               </w:rPr>
             </w:pPr>
+            <w:proofErr w:type="spellStart"/>
             <w:r>
               <w:rPr>
                 <w:b/>
@@ -11785,6 +12817,7 @@
               </w:rPr>
               <w:t>Riferimento</w:t>
             </w:r>
+            <w:proofErr w:type="spellEnd"/>
             <w:r>
               <w:rPr>
                 <w:sz w:val="18"/>
@@ -11916,6 +12949,7 @@
                 <w:szCs w:val="18"/>
               </w:rPr>
             </w:pPr>
+            <w:proofErr w:type="spellStart"/>
             <w:r>
               <w:rPr>
                 <w:b/>
@@ -11924,6 +12958,7 @@
               </w:rPr>
               <w:t>Descrizione</w:t>
             </w:r>
+            <w:proofErr w:type="spellEnd"/>
             <w:r>
               <w:rPr>
                 <w:b/>
@@ -11978,6 +13013,7 @@
                 <w:szCs w:val="18"/>
               </w:rPr>
             </w:pPr>
+            <w:proofErr w:type="spellStart"/>
             <w:r>
               <w:rPr>
                 <w:b/>
@@ -11986,6 +13022,7 @@
               </w:rPr>
               <w:t>Prerequisiti</w:t>
             </w:r>
+            <w:proofErr w:type="spellEnd"/>
             <w:r>
               <w:rPr>
                 <w:b/>
@@ -12019,6 +13056,7 @@
               </w:rPr>
               <w:t xml:space="preserve">Store on local PC: Profile_1.2.001.xml (appendix </w:t>
             </w:r>
+            <w:proofErr w:type="spellStart"/>
             <w:r>
               <w:rPr>
                 <w:sz w:val="18"/>
@@ -12027,6 +13065,7 @@
               </w:rPr>
               <w:t>n_n</w:t>
             </w:r>
+            <w:proofErr w:type="spellEnd"/>
             <w:r>
               <w:rPr>
                 <w:sz w:val="18"/>
@@ -12034,6 +13073,7 @@
               </w:rPr>
               <w:t xml:space="preserve">) and Cards_1.2.001.txt (appendix </w:t>
             </w:r>
+            <w:proofErr w:type="spellStart"/>
             <w:r>
               <w:rPr>
                 <w:sz w:val="18"/>
@@ -12042,6 +13082,7 @@
               </w:rPr>
               <w:t>n_n</w:t>
             </w:r>
+            <w:proofErr w:type="spellEnd"/>
             <w:r>
               <w:rPr>
                 <w:sz w:val="18"/>
@@ -12086,6 +13127,7 @@
                 <w:szCs w:val="18"/>
               </w:rPr>
             </w:pPr>
+            <w:proofErr w:type="spellStart"/>
             <w:r>
               <w:rPr>
                 <w:b/>
@@ -12094,6 +13136,7 @@
               </w:rPr>
               <w:t>Procedura</w:t>
             </w:r>
+            <w:proofErr w:type="spellEnd"/>
             <w:r>
               <w:rPr>
                 <w:b/>
@@ -12260,7 +13303,23 @@
                 <w:szCs w:val="18"/>
               </w:rPr>
               <w:br/>
-              <w:t>Click the imsi card link</w:t>
+              <w:t xml:space="preserve">Click the </w:t>
+            </w:r>
+            <w:proofErr w:type="spellStart"/>
+            <w:r>
+              <w:rPr>
+                <w:sz w:val="18"/>
+                <w:szCs w:val="18"/>
+              </w:rPr>
+              <w:t>imsi</w:t>
+            </w:r>
+            <w:proofErr w:type="spellEnd"/>
+            <w:r>
+              <w:rPr>
+                <w:sz w:val="18"/>
+                <w:szCs w:val="18"/>
+              </w:rPr>
+              <w:t xml:space="preserve"> card link</w:t>
             </w:r>
             <w:r>
               <w:rPr>
@@ -12308,7 +13367,287 @@
                 <w:szCs w:val="16"/>
                 <w:lang w:eastAsia="ja-JP"/>
               </w:rPr>
-              <w:t>SELECT imsi, dir, keyset, cntr, rawtohex(kickey), rawtohex(kidkey), rawtohex(kikkey), rawtohex(chv), rawtohex(dap)FROM otacardkey a where imsi='340041795924770' ORDER BY keyset;</w:t>
+              <w:t xml:space="preserve">SELECT </w:t>
+            </w:r>
+            <w:proofErr w:type="spellStart"/>
+            <w:r>
+              <w:rPr>
+                <w:rFonts w:ascii="Courier New" w:eastAsia="MS Mincho" w:hAnsi="Courier New" w:cs="Courier New"/>
+                <w:sz w:val="16"/>
+                <w:szCs w:val="16"/>
+                <w:lang w:eastAsia="ja-JP"/>
+              </w:rPr>
+              <w:t>imsi</w:t>
+            </w:r>
+            <w:proofErr w:type="spellEnd"/>
+            <w:r>
+              <w:rPr>
+                <w:rFonts w:ascii="Courier New" w:eastAsia="MS Mincho" w:hAnsi="Courier New" w:cs="Courier New"/>
+                <w:sz w:val="16"/>
+                <w:szCs w:val="16"/>
+                <w:lang w:eastAsia="ja-JP"/>
+              </w:rPr>
+              <w:t xml:space="preserve">, </w:t>
+            </w:r>
+            <w:proofErr w:type="spellStart"/>
+            <w:r>
+              <w:rPr>
+                <w:rFonts w:ascii="Courier New" w:eastAsia="MS Mincho" w:hAnsi="Courier New" w:cs="Courier New"/>
+                <w:sz w:val="16"/>
+                <w:szCs w:val="16"/>
+                <w:lang w:eastAsia="ja-JP"/>
+              </w:rPr>
+              <w:t>dir</w:t>
+            </w:r>
+            <w:proofErr w:type="spellEnd"/>
+            <w:r>
+              <w:rPr>
+                <w:rFonts w:ascii="Courier New" w:eastAsia="MS Mincho" w:hAnsi="Courier New" w:cs="Courier New"/>
+                <w:sz w:val="16"/>
+                <w:szCs w:val="16"/>
+                <w:lang w:eastAsia="ja-JP"/>
+              </w:rPr>
+              <w:t xml:space="preserve">, keyset, </w:t>
+            </w:r>
+            <w:proofErr w:type="spellStart"/>
+            <w:r>
+              <w:rPr>
+                <w:rFonts w:ascii="Courier New" w:eastAsia="MS Mincho" w:hAnsi="Courier New" w:cs="Courier New"/>
+                <w:sz w:val="16"/>
+                <w:szCs w:val="16"/>
+                <w:lang w:eastAsia="ja-JP"/>
+              </w:rPr>
+              <w:t>cntr</w:t>
+            </w:r>
+            <w:proofErr w:type="spellEnd"/>
+            <w:r>
+              <w:rPr>
+                <w:rFonts w:ascii="Courier New" w:eastAsia="MS Mincho" w:hAnsi="Courier New" w:cs="Courier New"/>
+                <w:sz w:val="16"/>
+                <w:szCs w:val="16"/>
+                <w:lang w:eastAsia="ja-JP"/>
+              </w:rPr>
+              <w:t xml:space="preserve">, </w:t>
+            </w:r>
+            <w:proofErr w:type="spellStart"/>
+            <w:r>
+              <w:rPr>
+                <w:rFonts w:ascii="Courier New" w:eastAsia="MS Mincho" w:hAnsi="Courier New" w:cs="Courier New"/>
+                <w:sz w:val="16"/>
+                <w:szCs w:val="16"/>
+                <w:lang w:eastAsia="ja-JP"/>
+              </w:rPr>
+              <w:t>rawtohex</w:t>
+            </w:r>
+            <w:proofErr w:type="spellEnd"/>
+            <w:r>
+              <w:rPr>
+                <w:rFonts w:ascii="Courier New" w:eastAsia="MS Mincho" w:hAnsi="Courier New" w:cs="Courier New"/>
+                <w:sz w:val="16"/>
+                <w:szCs w:val="16"/>
+                <w:lang w:eastAsia="ja-JP"/>
+              </w:rPr>
+              <w:t>(</w:t>
+            </w:r>
+            <w:proofErr w:type="spellStart"/>
+            <w:r>
+              <w:rPr>
+                <w:rFonts w:ascii="Courier New" w:eastAsia="MS Mincho" w:hAnsi="Courier New" w:cs="Courier New"/>
+                <w:sz w:val="16"/>
+                <w:szCs w:val="16"/>
+                <w:lang w:eastAsia="ja-JP"/>
+              </w:rPr>
+              <w:t>kickey</w:t>
+            </w:r>
+            <w:proofErr w:type="spellEnd"/>
+            <w:r>
+              <w:rPr>
+                <w:rFonts w:ascii="Courier New" w:eastAsia="MS Mincho" w:hAnsi="Courier New" w:cs="Courier New"/>
+                <w:sz w:val="16"/>
+                <w:szCs w:val="16"/>
+                <w:lang w:eastAsia="ja-JP"/>
+              </w:rPr>
+              <w:t xml:space="preserve">), </w:t>
+            </w:r>
+            <w:proofErr w:type="spellStart"/>
+            <w:r>
+              <w:rPr>
+                <w:rFonts w:ascii="Courier New" w:eastAsia="MS Mincho" w:hAnsi="Courier New" w:cs="Courier New"/>
+                <w:sz w:val="16"/>
+                <w:szCs w:val="16"/>
+                <w:lang w:eastAsia="ja-JP"/>
+              </w:rPr>
+              <w:t>rawtohex</w:t>
+            </w:r>
+            <w:proofErr w:type="spellEnd"/>
+            <w:r>
+              <w:rPr>
+                <w:rFonts w:ascii="Courier New" w:eastAsia="MS Mincho" w:hAnsi="Courier New" w:cs="Courier New"/>
+                <w:sz w:val="16"/>
+                <w:szCs w:val="16"/>
+                <w:lang w:eastAsia="ja-JP"/>
+              </w:rPr>
+              <w:t>(</w:t>
+            </w:r>
+            <w:proofErr w:type="spellStart"/>
+            <w:r>
+              <w:rPr>
+                <w:rFonts w:ascii="Courier New" w:eastAsia="MS Mincho" w:hAnsi="Courier New" w:cs="Courier New"/>
+                <w:sz w:val="16"/>
+                <w:szCs w:val="16"/>
+                <w:lang w:eastAsia="ja-JP"/>
+              </w:rPr>
+              <w:t>kidkey</w:t>
+            </w:r>
+            <w:proofErr w:type="spellEnd"/>
+            <w:r>
+              <w:rPr>
+                <w:rFonts w:ascii="Courier New" w:eastAsia="MS Mincho" w:hAnsi="Courier New" w:cs="Courier New"/>
+                <w:sz w:val="16"/>
+                <w:szCs w:val="16"/>
+                <w:lang w:eastAsia="ja-JP"/>
+              </w:rPr>
+              <w:t xml:space="preserve">), </w:t>
+            </w:r>
+            <w:proofErr w:type="spellStart"/>
+            <w:r>
+              <w:rPr>
+                <w:rFonts w:ascii="Courier New" w:eastAsia="MS Mincho" w:hAnsi="Courier New" w:cs="Courier New"/>
+                <w:sz w:val="16"/>
+                <w:szCs w:val="16"/>
+                <w:lang w:eastAsia="ja-JP"/>
+              </w:rPr>
+              <w:t>rawtohex</w:t>
+            </w:r>
+            <w:proofErr w:type="spellEnd"/>
+            <w:r>
+              <w:rPr>
+                <w:rFonts w:ascii="Courier New" w:eastAsia="MS Mincho" w:hAnsi="Courier New" w:cs="Courier New"/>
+                <w:sz w:val="16"/>
+                <w:szCs w:val="16"/>
+                <w:lang w:eastAsia="ja-JP"/>
+              </w:rPr>
+              <w:t>(</w:t>
+            </w:r>
+            <w:proofErr w:type="spellStart"/>
+            <w:r>
+              <w:rPr>
+                <w:rFonts w:ascii="Courier New" w:eastAsia="MS Mincho" w:hAnsi="Courier New" w:cs="Courier New"/>
+                <w:sz w:val="16"/>
+                <w:szCs w:val="16"/>
+                <w:lang w:eastAsia="ja-JP"/>
+              </w:rPr>
+              <w:t>kikkey</w:t>
+            </w:r>
+            <w:proofErr w:type="spellEnd"/>
+            <w:r>
+              <w:rPr>
+                <w:rFonts w:ascii="Courier New" w:eastAsia="MS Mincho" w:hAnsi="Courier New" w:cs="Courier New"/>
+                <w:sz w:val="16"/>
+                <w:szCs w:val="16"/>
+                <w:lang w:eastAsia="ja-JP"/>
+              </w:rPr>
+              <w:t xml:space="preserve">), </w:t>
+            </w:r>
+            <w:proofErr w:type="spellStart"/>
+            <w:r>
+              <w:rPr>
+                <w:rFonts w:ascii="Courier New" w:eastAsia="MS Mincho" w:hAnsi="Courier New" w:cs="Courier New"/>
+                <w:sz w:val="16"/>
+                <w:szCs w:val="16"/>
+                <w:lang w:eastAsia="ja-JP"/>
+              </w:rPr>
+              <w:t>rawtohex</w:t>
+            </w:r>
+            <w:proofErr w:type="spellEnd"/>
+            <w:r>
+              <w:rPr>
+                <w:rFonts w:ascii="Courier New" w:eastAsia="MS Mincho" w:hAnsi="Courier New" w:cs="Courier New"/>
+                <w:sz w:val="16"/>
+                <w:szCs w:val="16"/>
+                <w:lang w:eastAsia="ja-JP"/>
+              </w:rPr>
+              <w:t>(</w:t>
+            </w:r>
+            <w:proofErr w:type="spellStart"/>
+            <w:r>
+              <w:rPr>
+                <w:rFonts w:ascii="Courier New" w:eastAsia="MS Mincho" w:hAnsi="Courier New" w:cs="Courier New"/>
+                <w:sz w:val="16"/>
+                <w:szCs w:val="16"/>
+                <w:lang w:eastAsia="ja-JP"/>
+              </w:rPr>
+              <w:t>chv</w:t>
+            </w:r>
+            <w:proofErr w:type="spellEnd"/>
+            <w:r>
+              <w:rPr>
+                <w:rFonts w:ascii="Courier New" w:eastAsia="MS Mincho" w:hAnsi="Courier New" w:cs="Courier New"/>
+                <w:sz w:val="16"/>
+                <w:szCs w:val="16"/>
+                <w:lang w:eastAsia="ja-JP"/>
+              </w:rPr>
+              <w:t xml:space="preserve">), </w:t>
+            </w:r>
+            <w:proofErr w:type="spellStart"/>
+            <w:r>
+              <w:rPr>
+                <w:rFonts w:ascii="Courier New" w:eastAsia="MS Mincho" w:hAnsi="Courier New" w:cs="Courier New"/>
+                <w:sz w:val="16"/>
+                <w:szCs w:val="16"/>
+                <w:lang w:eastAsia="ja-JP"/>
+              </w:rPr>
+              <w:t>rawtohex</w:t>
+            </w:r>
+            <w:proofErr w:type="spellEnd"/>
+            <w:r>
+              <w:rPr>
+                <w:rFonts w:ascii="Courier New" w:eastAsia="MS Mincho" w:hAnsi="Courier New" w:cs="Courier New"/>
+                <w:sz w:val="16"/>
+                <w:szCs w:val="16"/>
+                <w:lang w:eastAsia="ja-JP"/>
+              </w:rPr>
+              <w:t xml:space="preserve">(dap)FROM </w:t>
+            </w:r>
+            <w:proofErr w:type="spellStart"/>
+            <w:r>
+              <w:rPr>
+                <w:rFonts w:ascii="Courier New" w:eastAsia="MS Mincho" w:hAnsi="Courier New" w:cs="Courier New"/>
+                <w:sz w:val="16"/>
+                <w:szCs w:val="16"/>
+                <w:lang w:eastAsia="ja-JP"/>
+              </w:rPr>
+              <w:t>otacardkey</w:t>
+            </w:r>
+            <w:proofErr w:type="spellEnd"/>
+            <w:r>
+              <w:rPr>
+                <w:rFonts w:ascii="Courier New" w:eastAsia="MS Mincho" w:hAnsi="Courier New" w:cs="Courier New"/>
+                <w:sz w:val="16"/>
+                <w:szCs w:val="16"/>
+                <w:lang w:eastAsia="ja-JP"/>
+              </w:rPr>
+              <w:t xml:space="preserve"> a where </w:t>
+            </w:r>
+            <w:proofErr w:type="spellStart"/>
+            <w:r>
+              <w:rPr>
+                <w:rFonts w:ascii="Courier New" w:eastAsia="MS Mincho" w:hAnsi="Courier New" w:cs="Courier New"/>
+                <w:sz w:val="16"/>
+                <w:szCs w:val="16"/>
+                <w:lang w:eastAsia="ja-JP"/>
+              </w:rPr>
+              <w:t>imsi</w:t>
+            </w:r>
+            <w:proofErr w:type="spellEnd"/>
+            <w:r>
+              <w:rPr>
+                <w:rFonts w:ascii="Courier New" w:eastAsia="MS Mincho" w:hAnsi="Courier New" w:cs="Courier New"/>
+                <w:sz w:val="16"/>
+                <w:szCs w:val="16"/>
+                <w:lang w:eastAsia="ja-JP"/>
+              </w:rPr>
+              <w:t>='340041795924770' ORDER BY keyset;</w:t>
             </w:r>
           </w:p>
         </w:tc>
@@ -12331,14 +13670,34 @@
                 <w:szCs w:val="18"/>
               </w:rPr>
             </w:pPr>
+            <w:proofErr w:type="spellStart"/>
             <w:r>
               <w:rPr>
                 <w:b/>
                 <w:sz w:val="18"/>
                 <w:szCs w:val="18"/>
               </w:rPr>
-              <w:t>Risultati attesi</w:t>
-            </w:r>
+              <w:t>Risultati</w:t>
+            </w:r>
+            <w:proofErr w:type="spellEnd"/>
+            <w:r>
+              <w:rPr>
+                <w:b/>
+                <w:sz w:val="18"/>
+                <w:szCs w:val="18"/>
+              </w:rPr>
+              <w:t xml:space="preserve"> </w:t>
+            </w:r>
+            <w:proofErr w:type="spellStart"/>
+            <w:r>
+              <w:rPr>
+                <w:b/>
+                <w:sz w:val="18"/>
+                <w:szCs w:val="18"/>
+              </w:rPr>
+              <w:t>attesi</w:t>
+            </w:r>
+            <w:proofErr w:type="spellEnd"/>
             <w:r>
               <w:rPr>
                 <w:b/>
@@ -12370,7 +13729,23 @@
                 <w:sz w:val="18"/>
                 <w:szCs w:val="18"/>
               </w:rPr>
-              <w:t>Keys visible in the DB (OtaCardKey) but not visible in the GUI (Card details)</w:t>
+              <w:t>Keys visible in the DB (</w:t>
+            </w:r>
+            <w:proofErr w:type="spellStart"/>
+            <w:r>
+              <w:rPr>
+                <w:sz w:val="18"/>
+                <w:szCs w:val="18"/>
+              </w:rPr>
+              <w:t>OtaCardKey</w:t>
+            </w:r>
+            <w:proofErr w:type="spellEnd"/>
+            <w:r>
+              <w:rPr>
+                <w:sz w:val="18"/>
+                <w:szCs w:val="18"/>
+              </w:rPr>
+              <w:t>) but not visible in the GUI (Card details)</w:t>
             </w:r>
           </w:p>
         </w:tc>
@@ -12390,7 +13765,7 @@
           <w:lang w:val="it-IT"/>
         </w:rPr>
       </w:pPr>
-      <w:bookmarkStart w:id="49" w:name="_Toc461179225"/>
+      <w:bookmarkStart w:id="51" w:name="_Toc461179225"/>
       <w:r>
         <w:br w:type="page"/>
       </w:r>
@@ -12399,261 +13774,275 @@
       <w:pPr>
         <w:pStyle w:val="Titolo2"/>
       </w:pPr>
-      <w:bookmarkStart w:id="50" w:name="_Toc94790462"/>
-      <w:bookmarkStart w:id="51" w:name="_Toc220675988"/>
+      <w:bookmarkStart w:id="52" w:name="_Toc94790462"/>
+      <w:bookmarkStart w:id="53" w:name="_Toc220675988"/>
       <w:r>
         <w:lastRenderedPageBreak/>
         <w:t>Risultati test</w:t>
       </w:r>
-      <w:bookmarkEnd w:id="49"/>
-      <w:bookmarkEnd w:id="50"/>
       <w:bookmarkEnd w:id="51"/>
-    </w:p>
-    <w:p>
-      <w:pPr>
-        <w:rPr>
-          <w:lang w:val="it-IT"/>
-        </w:rPr>
-      </w:pPr>
-      <w:r>
-        <w:rPr>
-          <w:lang w:val="it-IT"/>
-        </w:rPr>
-        <w:t>Tabella riassuntiva in cui si inseriscono i test riusciti e non del prodotto finale. Se un test non riesce e viene corretto l’errore, questo dovrà risultare nel documento finale come riuscito (la procedura della correzione apparirà nel diario), altrimenti dovrà essere descritto l’errore con eventuali ipotesi di correzione.</w:t>
-      </w:r>
-    </w:p>
-    <w:p>
-      <w:pPr>
-        <w:pStyle w:val="Titolo2"/>
-      </w:pPr>
-      <w:bookmarkStart w:id="52" w:name="_Toc461179226"/>
-      <w:bookmarkStart w:id="53" w:name="_Toc94790463"/>
-      <w:bookmarkStart w:id="54" w:name="_Toc220675989"/>
-      <w:r>
-        <w:t>Mancanze</w:t>
-      </w:r>
-      <w:r>
-        <w:t>/limitazioni conosciute</w:t>
-      </w:r>
       <w:bookmarkEnd w:id="52"/>
       <w:bookmarkEnd w:id="53"/>
+    </w:p>
+    <w:p>
+      <w:pPr>
+        <w:rPr>
+          <w:lang w:val="it-IT"/>
+        </w:rPr>
+      </w:pPr>
+      <w:r>
+        <w:rPr>
+          <w:lang w:val="it-IT"/>
+        </w:rPr>
+        <w:t>Tabella riassuntiva in cui si inseriscono i test riusciti e non del prodotto finale. Se un test non riesce e viene corretto l’errore, questo dovrà risultare nel documento finale come riuscito (la procedura della correzione apparirà nel diario), altrimenti dovrà essere descritto l’errore con eventuali ipotesi di correzione.</w:t>
+      </w:r>
+    </w:p>
+    <w:p>
+      <w:pPr>
+        <w:pStyle w:val="Titolo2"/>
+      </w:pPr>
+      <w:bookmarkStart w:id="54" w:name="_Toc461179226"/>
+      <w:bookmarkStart w:id="55" w:name="_Toc94790463"/>
+      <w:bookmarkStart w:id="56" w:name="_Toc220675989"/>
+      <w:r>
+        <w:t>Mancanze</w:t>
+      </w:r>
+      <w:r>
+        <w:t>/limitazioni conosciute</w:t>
+      </w:r>
       <w:bookmarkEnd w:id="54"/>
-    </w:p>
-    <w:p>
-      <w:pPr>
-        <w:rPr>
-          <w:lang w:val="it-IT"/>
-        </w:rPr>
-      </w:pPr>
-      <w:r>
-        <w:rPr>
-          <w:lang w:val="it-IT"/>
-        </w:rPr>
-        <w:t>Descrizione con motivazione di eventuali elementi mancanti o non completamente implementati, al di fuori dei test case. Non devono essere riportati gli errori e i problemi riscontrati e poi risolti durante il progetto.</w:t>
-      </w:r>
-    </w:p>
-    <w:p>
-      <w:pPr>
-        <w:pStyle w:val="Titolo1"/>
-        <w:rPr>
-          <w:lang w:val="it-IT"/>
-        </w:rPr>
-      </w:pPr>
-      <w:bookmarkStart w:id="55" w:name="_Toc461179227"/>
-      <w:bookmarkStart w:id="56" w:name="_Toc94790464"/>
-      <w:bookmarkStart w:id="57" w:name="_Toc220675990"/>
-      <w:r>
-        <w:rPr>
-          <w:lang w:val="it-IT"/>
-        </w:rPr>
-        <w:t>Consuntivo</w:t>
-      </w:r>
       <w:bookmarkEnd w:id="55"/>
       <w:bookmarkEnd w:id="56"/>
+    </w:p>
+    <w:p>
+      <w:pPr>
+        <w:rPr>
+          <w:lang w:val="it-IT"/>
+        </w:rPr>
+      </w:pPr>
+      <w:r>
+        <w:rPr>
+          <w:lang w:val="it-IT"/>
+        </w:rPr>
+        <w:t>Descrizione con motivazione di eventuali elementi mancanti o non completamente implementati, al di fuori dei test case. Non devono essere riportati gli errori e i problemi riscontrati e poi risolti durante il progetto.</w:t>
+      </w:r>
+    </w:p>
+    <w:p>
+      <w:pPr>
+        <w:pStyle w:val="Titolo1"/>
+        <w:rPr>
+          <w:lang w:val="it-IT"/>
+        </w:rPr>
+      </w:pPr>
+      <w:bookmarkStart w:id="57" w:name="_Toc461179227"/>
+      <w:bookmarkStart w:id="58" w:name="_Toc94790464"/>
+      <w:bookmarkStart w:id="59" w:name="_Toc220675990"/>
+      <w:r>
+        <w:rPr>
+          <w:lang w:val="it-IT"/>
+        </w:rPr>
+        <w:t>Consuntivo</w:t>
+      </w:r>
       <w:bookmarkEnd w:id="57"/>
-    </w:p>
-    <w:p>
-      <w:pPr>
-        <w:rPr>
-          <w:lang w:val="it-IT"/>
-        </w:rPr>
-      </w:pPr>
-      <w:r>
-        <w:rPr>
-          <w:lang w:val="it-IT"/>
-        </w:rPr>
-        <w:t>Consuntivo del tempo di lavoro effettivo e considerazioni riguardo le differenze rispetto alla pianificazione (cap</w:t>
-      </w:r>
-      <w:r>
-        <w:rPr>
-          <w:lang w:val="it-IT"/>
-        </w:rPr>
-        <w:t>.</w:t>
-      </w:r>
-      <w:r>
-        <w:rPr>
-          <w:lang w:val="it-IT"/>
-        </w:rPr>
-        <w:t xml:space="preserve"> 1.7) (ad esempio Gan</w:t>
-      </w:r>
-      <w:r>
-        <w:rPr>
-          <w:lang w:val="it-IT"/>
-        </w:rPr>
-        <w:t>t</w:t>
-      </w:r>
-      <w:r>
-        <w:rPr>
-          <w:lang w:val="it-IT"/>
-        </w:rPr>
-        <w:t>t consuntivo).</w:t>
-      </w:r>
-    </w:p>
-    <w:p>
-      <w:pPr>
-        <w:pStyle w:val="Titolo1"/>
-        <w:rPr>
-          <w:lang w:val="it-IT"/>
-        </w:rPr>
-      </w:pPr>
-      <w:bookmarkStart w:id="58" w:name="_Toc461179228"/>
-      <w:bookmarkStart w:id="59" w:name="_Toc94790465"/>
-      <w:bookmarkStart w:id="60" w:name="_Toc220675991"/>
-      <w:r>
-        <w:rPr>
-          <w:lang w:val="it-IT"/>
-        </w:rPr>
-        <w:t>Conclusioni</w:t>
-      </w:r>
       <w:bookmarkEnd w:id="58"/>
       <w:bookmarkEnd w:id="59"/>
+    </w:p>
+    <w:p>
+      <w:pPr>
+        <w:rPr>
+          <w:lang w:val="it-IT"/>
+        </w:rPr>
+      </w:pPr>
+      <w:r>
+        <w:rPr>
+          <w:lang w:val="it-IT"/>
+        </w:rPr>
+        <w:t>Consuntivo del tempo di lavoro effettivo e considerazioni riguardo le differenze rispetto alla pianificazione (cap</w:t>
+      </w:r>
+      <w:r>
+        <w:rPr>
+          <w:lang w:val="it-IT"/>
+        </w:rPr>
+        <w:t>.</w:t>
+      </w:r>
+      <w:r>
+        <w:rPr>
+          <w:lang w:val="it-IT"/>
+        </w:rPr>
+        <w:t xml:space="preserve"> 1.7) (ad esempio </w:t>
+      </w:r>
+      <w:proofErr w:type="spellStart"/>
+      <w:r>
+        <w:rPr>
+          <w:lang w:val="it-IT"/>
+        </w:rPr>
+        <w:t>Gan</w:t>
+      </w:r>
+      <w:r>
+        <w:rPr>
+          <w:lang w:val="it-IT"/>
+        </w:rPr>
+        <w:t>t</w:t>
+      </w:r>
+      <w:r>
+        <w:rPr>
+          <w:lang w:val="it-IT"/>
+        </w:rPr>
+        <w:t>t</w:t>
+      </w:r>
+      <w:proofErr w:type="spellEnd"/>
+      <w:r>
+        <w:rPr>
+          <w:lang w:val="it-IT"/>
+        </w:rPr>
+        <w:t xml:space="preserve"> consuntivo).</w:t>
+      </w:r>
+    </w:p>
+    <w:p>
+      <w:pPr>
+        <w:pStyle w:val="Titolo1"/>
+        <w:rPr>
+          <w:lang w:val="it-IT"/>
+        </w:rPr>
+      </w:pPr>
+      <w:bookmarkStart w:id="60" w:name="_Toc461179228"/>
+      <w:bookmarkStart w:id="61" w:name="_Toc94790465"/>
+      <w:bookmarkStart w:id="62" w:name="_Toc220675991"/>
+      <w:r>
+        <w:rPr>
+          <w:lang w:val="it-IT"/>
+        </w:rPr>
+        <w:t>Conclusioni</w:t>
+      </w:r>
       <w:bookmarkEnd w:id="60"/>
-    </w:p>
-    <w:p>
-      <w:pPr>
-        <w:rPr>
-          <w:lang w:val="it-IT"/>
-        </w:rPr>
-      </w:pPr>
-      <w:r>
-        <w:rPr>
-          <w:lang w:val="it-IT"/>
-        </w:rPr>
-        <w:t>Quali sono le implicazioni della mia soluzione? Che impatto avrà?</w:t>
-      </w:r>
-      <w:r>
-        <w:rPr>
-          <w:lang w:val="it-IT"/>
-        </w:rPr>
-        <w:t xml:space="preserve"> Cambierà il mondo? È un successo importante? È </w:t>
-      </w:r>
-      <w:r>
-        <w:rPr>
-          <w:lang w:val="it-IT"/>
-        </w:rPr>
-        <w:t>solo un</w:t>
-      </w:r>
-      <w:r>
-        <w:rPr>
-          <w:lang w:val="it-IT"/>
-        </w:rPr>
-        <w:t>’</w:t>
-      </w:r>
-      <w:r>
-        <w:rPr>
-          <w:lang w:val="it-IT"/>
-        </w:rPr>
-        <w:t>aggiunta</w:t>
-      </w:r>
-      <w:r>
-        <w:rPr>
-          <w:lang w:val="it-IT"/>
-        </w:rPr>
-        <w:t xml:space="preserve"> marginale o</w:t>
-      </w:r>
-      <w:r>
-        <w:rPr>
-          <w:lang w:val="it-IT"/>
-        </w:rPr>
-        <w:t xml:space="preserve"> è semplicemente servita per scoprire che questo percorso è</w:t>
-      </w:r>
-      <w:r>
-        <w:rPr>
-          <w:lang w:val="it-IT"/>
-        </w:rPr>
-        <w:t xml:space="preserve"> stato</w:t>
-      </w:r>
-      <w:r>
-        <w:rPr>
-          <w:lang w:val="it-IT"/>
-        </w:rPr>
-        <w:t xml:space="preserve"> una perdita di tempo? I ris</w:t>
-      </w:r>
-      <w:r>
-        <w:rPr>
-          <w:lang w:val="it-IT"/>
-        </w:rPr>
-        <w:t xml:space="preserve">ultati ottenuti sono generali, </w:t>
-      </w:r>
-      <w:r>
-        <w:rPr>
-          <w:lang w:val="it-IT"/>
-        </w:rPr>
-        <w:t>facilmente generalizzabili o sono specifici di un caso particolare?</w:t>
-      </w:r>
-      <w:r>
-        <w:rPr>
-          <w:lang w:val="it-IT"/>
-        </w:rPr>
-        <w:t xml:space="preserve"> ecc</w:t>
-      </w:r>
-      <w:r>
-        <w:rPr>
-          <w:lang w:val="it-IT"/>
-        </w:rPr>
-        <w:t>.</w:t>
-      </w:r>
-    </w:p>
-    <w:p>
-      <w:pPr>
-        <w:pStyle w:val="Titolo2"/>
-      </w:pPr>
-      <w:bookmarkStart w:id="61" w:name="_Toc461179229"/>
-      <w:bookmarkStart w:id="62" w:name="_Toc94790466"/>
-      <w:bookmarkStart w:id="63" w:name="_Toc220675992"/>
-      <w:r>
-        <w:t>Sviluppi futuri</w:t>
-      </w:r>
       <w:bookmarkEnd w:id="61"/>
       <w:bookmarkEnd w:id="62"/>
+    </w:p>
+    <w:p>
+      <w:pPr>
+        <w:rPr>
+          <w:lang w:val="it-IT"/>
+        </w:rPr>
+      </w:pPr>
+      <w:r>
+        <w:rPr>
+          <w:lang w:val="it-IT"/>
+        </w:rPr>
+        <w:t>Quali sono le implicazioni della mia soluzione? Che impatto avrà?</w:t>
+      </w:r>
+      <w:r>
+        <w:rPr>
+          <w:lang w:val="it-IT"/>
+        </w:rPr>
+        <w:t xml:space="preserve"> Cambierà il mondo? È un successo importante? È </w:t>
+      </w:r>
+      <w:r>
+        <w:rPr>
+          <w:lang w:val="it-IT"/>
+        </w:rPr>
+        <w:t>solo un</w:t>
+      </w:r>
+      <w:r>
+        <w:rPr>
+          <w:lang w:val="it-IT"/>
+        </w:rPr>
+        <w:t>’</w:t>
+      </w:r>
+      <w:r>
+        <w:rPr>
+          <w:lang w:val="it-IT"/>
+        </w:rPr>
+        <w:t>aggiunta</w:t>
+      </w:r>
+      <w:r>
+        <w:rPr>
+          <w:lang w:val="it-IT"/>
+        </w:rPr>
+        <w:t xml:space="preserve"> marginale o</w:t>
+      </w:r>
+      <w:r>
+        <w:rPr>
+          <w:lang w:val="it-IT"/>
+        </w:rPr>
+        <w:t xml:space="preserve"> è semplicemente servita per scoprire che questo percorso è</w:t>
+      </w:r>
+      <w:r>
+        <w:rPr>
+          <w:lang w:val="it-IT"/>
+        </w:rPr>
+        <w:t xml:space="preserve"> stato</w:t>
+      </w:r>
+      <w:r>
+        <w:rPr>
+          <w:lang w:val="it-IT"/>
+        </w:rPr>
+        <w:t xml:space="preserve"> una perdita di tempo? I ris</w:t>
+      </w:r>
+      <w:r>
+        <w:rPr>
+          <w:lang w:val="it-IT"/>
+        </w:rPr>
+        <w:t xml:space="preserve">ultati ottenuti sono generali, </w:t>
+      </w:r>
+      <w:r>
+        <w:rPr>
+          <w:lang w:val="it-IT"/>
+        </w:rPr>
+        <w:t>facilmente generalizzabili o sono specifici di un caso particolare?</w:t>
+      </w:r>
+      <w:r>
+        <w:rPr>
+          <w:lang w:val="it-IT"/>
+        </w:rPr>
+        <w:t xml:space="preserve"> ecc</w:t>
+      </w:r>
+      <w:r>
+        <w:rPr>
+          <w:lang w:val="it-IT"/>
+        </w:rPr>
+        <w:t>.</w:t>
+      </w:r>
+    </w:p>
+    <w:p>
+      <w:pPr>
+        <w:pStyle w:val="Titolo2"/>
+      </w:pPr>
+      <w:bookmarkStart w:id="63" w:name="_Toc461179229"/>
+      <w:bookmarkStart w:id="64" w:name="_Toc94790466"/>
+      <w:bookmarkStart w:id="65" w:name="_Toc220675992"/>
+      <w:r>
+        <w:t>Sviluppi futuri</w:t>
+      </w:r>
       <w:bookmarkEnd w:id="63"/>
-    </w:p>
-    <w:p>
-      <w:pPr>
-        <w:rPr>
-          <w:lang w:val="it-IT"/>
-        </w:rPr>
-      </w:pPr>
-      <w:r>
-        <w:rPr>
-          <w:lang w:val="it-IT"/>
-        </w:rPr>
-        <w:t>Migliorie o estensioni che possono essere sviluppate sul prodotto.</w:t>
-      </w:r>
-    </w:p>
-    <w:p>
-      <w:pPr>
-        <w:pStyle w:val="Titolo2"/>
-      </w:pPr>
-      <w:bookmarkStart w:id="64" w:name="_Toc461179230"/>
-      <w:bookmarkStart w:id="65" w:name="_Toc94790467"/>
-      <w:bookmarkStart w:id="66" w:name="_Toc220675993"/>
-      <w:r>
-        <w:t>Considerazioni personali</w:t>
-      </w:r>
       <w:bookmarkEnd w:id="64"/>
       <w:bookmarkEnd w:id="65"/>
+    </w:p>
+    <w:p>
+      <w:pPr>
+        <w:rPr>
+          <w:lang w:val="it-IT"/>
+        </w:rPr>
+      </w:pPr>
+      <w:r>
+        <w:rPr>
+          <w:lang w:val="it-IT"/>
+        </w:rPr>
+        <w:t>Migliorie o estensioni che possono essere sviluppate sul prodotto.</w:t>
+      </w:r>
+    </w:p>
+    <w:p>
+      <w:pPr>
+        <w:pStyle w:val="Titolo2"/>
+      </w:pPr>
+      <w:bookmarkStart w:id="66" w:name="_Toc461179230"/>
+      <w:bookmarkStart w:id="67" w:name="_Toc94790467"/>
+      <w:bookmarkStart w:id="68" w:name="_Toc220675993"/>
+      <w:r>
+        <w:t>Considerazioni personali</w:t>
+      </w:r>
       <w:bookmarkEnd w:id="66"/>
+      <w:bookmarkEnd w:id="67"/>
+      <w:bookmarkEnd w:id="68"/>
     </w:p>
     <w:p>
       <w:pPr>
@@ -12681,17 +14070,17 @@
           <w:lang w:val="it-IT"/>
         </w:rPr>
       </w:pPr>
-      <w:bookmarkStart w:id="67" w:name="_Toc94790468"/>
-      <w:bookmarkStart w:id="68" w:name="_Toc461179232"/>
-      <w:bookmarkStart w:id="69" w:name="_Toc220675994"/>
+      <w:bookmarkStart w:id="69" w:name="_Toc94790468"/>
+      <w:bookmarkStart w:id="70" w:name="_Toc220675994"/>
+      <w:bookmarkStart w:id="71" w:name="_Toc461179232"/>
       <w:r>
         <w:rPr>
           <w:lang w:val="it-IT"/>
         </w:rPr>
         <w:t>Glossario</w:t>
       </w:r>
-      <w:bookmarkEnd w:id="67"/>
       <w:bookmarkEnd w:id="69"/>
+      <w:bookmarkEnd w:id="70"/>
     </w:p>
     <w:p>
       <w:pPr>
@@ -12811,6 +14200,7 @@
             <w:pPr>
               <w:jc w:val="both"/>
             </w:pPr>
+            <w:proofErr w:type="spellStart"/>
             <w:r>
               <w:rPr>
                 <w:b/>
@@ -12818,6 +14208,7 @@
               </w:rPr>
               <w:t>Asynchronous</w:t>
             </w:r>
+            <w:proofErr w:type="spellEnd"/>
             <w:r>
               <w:rPr>
                 <w:b/>
@@ -12863,13 +14254,31 @@
                 <w:bCs/>
               </w:rPr>
             </w:pPr>
+            <w:proofErr w:type="spellStart"/>
             <w:r>
               <w:rPr>
                 <w:b/>
                 <w:bCs/>
               </w:rPr>
-              <w:t>Cascading Style Sheets</w:t>
-            </w:r>
+              <w:t>Cascading</w:t>
+            </w:r>
+            <w:proofErr w:type="spellEnd"/>
+            <w:r>
+              <w:rPr>
+                <w:b/>
+                <w:bCs/>
+              </w:rPr>
+              <w:t xml:space="preserve"> Style </w:t>
+            </w:r>
+            <w:proofErr w:type="spellStart"/>
+            <w:r>
+              <w:rPr>
+                <w:b/>
+                <w:bCs/>
+              </w:rPr>
+              <w:t>Sheets</w:t>
+            </w:r>
+            <w:proofErr w:type="spellEnd"/>
             <w:r>
               <w:t>: linguaggio che per</w:t>
             </w:r>
@@ -12897,7 +14306,7 @@
           <w:lang w:val="it-IT"/>
         </w:rPr>
       </w:pPr>
-      <w:bookmarkStart w:id="70" w:name="_Toc94790469"/>
+      <w:bookmarkStart w:id="72" w:name="_Toc94790469"/>
       <w:r>
         <w:rPr>
           <w:lang w:val="it-IT"/>
@@ -12912,7 +14321,7 @@
           <w:lang w:val="it-IT"/>
         </w:rPr>
       </w:pPr>
-      <w:bookmarkStart w:id="71" w:name="_Toc220675995"/>
+      <w:bookmarkStart w:id="73" w:name="_Toc220675995"/>
       <w:r>
         <w:rPr>
           <w:lang w:val="it-IT"/>
@@ -12920,21 +14329,21 @@
         <w:lastRenderedPageBreak/>
         <w:t>Bibliografia</w:t>
       </w:r>
-      <w:bookmarkEnd w:id="70"/>
-      <w:bookmarkEnd w:id="71"/>
-    </w:p>
-    <w:p>
-      <w:pPr>
-        <w:pStyle w:val="Titolo2"/>
-      </w:pPr>
-      <w:bookmarkStart w:id="72" w:name="_Toc94790470"/>
-      <w:bookmarkStart w:id="73" w:name="_Toc220675996"/>
-      <w:r>
-        <w:t>Bibliografia per articoli di riviste:</w:t>
-      </w:r>
-      <w:bookmarkEnd w:id="68"/>
       <w:bookmarkEnd w:id="72"/>
       <w:bookmarkEnd w:id="73"/>
+    </w:p>
+    <w:p>
+      <w:pPr>
+        <w:pStyle w:val="Titolo2"/>
+      </w:pPr>
+      <w:bookmarkStart w:id="74" w:name="_Toc94790470"/>
+      <w:bookmarkStart w:id="75" w:name="_Toc220675996"/>
+      <w:r>
+        <w:t>Bibliografia per articoli di riviste:</w:t>
+      </w:r>
+      <w:bookmarkEnd w:id="71"/>
+      <w:bookmarkEnd w:id="74"/>
+      <w:bookmarkEnd w:id="75"/>
     </w:p>
     <w:p>
       <w:pPr>
@@ -13043,15 +14452,15 @@
       <w:pPr>
         <w:pStyle w:val="Titolo2"/>
       </w:pPr>
-      <w:bookmarkStart w:id="74" w:name="_Toc461179233"/>
-      <w:bookmarkStart w:id="75" w:name="_Toc94790471"/>
-      <w:bookmarkStart w:id="76" w:name="_Toc220675997"/>
+      <w:bookmarkStart w:id="76" w:name="_Toc461179233"/>
+      <w:bookmarkStart w:id="77" w:name="_Toc94790471"/>
+      <w:bookmarkStart w:id="78" w:name="_Toc220675997"/>
       <w:r>
         <w:t>Bibliografia per libri</w:t>
       </w:r>
-      <w:bookmarkEnd w:id="74"/>
-      <w:bookmarkEnd w:id="75"/>
       <w:bookmarkEnd w:id="76"/>
+      <w:bookmarkEnd w:id="77"/>
+      <w:bookmarkEnd w:id="78"/>
     </w:p>
     <w:p>
       <w:pPr>
@@ -13097,11 +14506,19 @@
           <w:lang w:val="it-IT"/>
         </w:rPr>
       </w:pPr>
-      <w:r>
-        <w:rPr>
-          <w:lang w:val="it-IT"/>
-        </w:rPr>
-        <w:t>ev. Numero di edizione,</w:t>
+      <w:proofErr w:type="spellStart"/>
+      <w:r>
+        <w:rPr>
+          <w:lang w:val="it-IT"/>
+        </w:rPr>
+        <w:t>ev</w:t>
+      </w:r>
+      <w:proofErr w:type="spellEnd"/>
+      <w:r>
+        <w:rPr>
+          <w:lang w:val="it-IT"/>
+        </w:rPr>
+        <w:t>. Numero di edizione,</w:t>
       </w:r>
     </w:p>
     <w:p>
@@ -13168,20 +14585,20 @@
           <w:lang w:val="it-IT"/>
         </w:rPr>
       </w:pPr>
-      <w:bookmarkStart w:id="77" w:name="_Toc461179234"/>
+      <w:bookmarkStart w:id="79" w:name="_Toc461179234"/>
     </w:p>
     <w:p>
       <w:pPr>
         <w:pStyle w:val="Titolo2"/>
       </w:pPr>
-      <w:bookmarkStart w:id="78" w:name="_Toc94790472"/>
-      <w:bookmarkStart w:id="79" w:name="_Toc220675998"/>
+      <w:bookmarkStart w:id="80" w:name="_Toc94790472"/>
+      <w:bookmarkStart w:id="81" w:name="_Toc220675998"/>
       <w:r>
         <w:t>Sitografia</w:t>
       </w:r>
-      <w:bookmarkEnd w:id="77"/>
-      <w:bookmarkEnd w:id="78"/>
       <w:bookmarkEnd w:id="79"/>
+      <w:bookmarkEnd w:id="80"/>
+      <w:bookmarkEnd w:id="81"/>
     </w:p>
     <w:p>
       <w:pPr>
@@ -13203,7 +14620,21 @@
         <w:rPr>
           <w:lang w:val="it-IT"/>
         </w:rPr>
-        <w:t xml:space="preserve"> (se troppo lungo solo dominio, evt completo nel diario)</w:t>
+        <w:t xml:space="preserve"> (se troppo lungo solo dominio, </w:t>
+      </w:r>
+      <w:proofErr w:type="spellStart"/>
+      <w:r>
+        <w:rPr>
+          <w:lang w:val="it-IT"/>
+        </w:rPr>
+        <w:t>evt</w:t>
+      </w:r>
+      <w:proofErr w:type="spellEnd"/>
+      <w:r>
+        <w:rPr>
+          <w:lang w:val="it-IT"/>
+        </w:rPr>
+        <w:t xml:space="preserve"> completo nel diario)</w:t>
       </w:r>
       <w:r>
         <w:rPr>
@@ -13325,18 +14756,18 @@
           <w:lang w:val="it-IT"/>
         </w:rPr>
       </w:pPr>
-      <w:bookmarkStart w:id="80" w:name="_Toc461179235"/>
-      <w:bookmarkStart w:id="81" w:name="_Toc94790473"/>
-      <w:bookmarkStart w:id="82" w:name="_Toc220675999"/>
+      <w:bookmarkStart w:id="82" w:name="_Toc461179235"/>
+      <w:bookmarkStart w:id="83" w:name="_Toc94790473"/>
+      <w:bookmarkStart w:id="84" w:name="_Toc220675999"/>
       <w:r>
         <w:rPr>
           <w:lang w:val="it-IT"/>
         </w:rPr>
         <w:t>Allegati</w:t>
       </w:r>
-      <w:bookmarkEnd w:id="80"/>
-      <w:bookmarkEnd w:id="81"/>
       <w:bookmarkEnd w:id="82"/>
+      <w:bookmarkEnd w:id="83"/>
+      <w:bookmarkEnd w:id="84"/>
     </w:p>
     <w:p>
       <w:pPr>
@@ -13468,7 +14899,14 @@
         <w:rPr>
           <w:lang w:val="it-IT"/>
         </w:rPr>
-        <w:t>Mandato e/o Qd</w:t>
+        <w:t xml:space="preserve">Mandato e/o </w:t>
+      </w:r>
+      <w:proofErr w:type="spellStart"/>
+      <w:r>
+        <w:rPr>
+          <w:lang w:val="it-IT"/>
+        </w:rPr>
+        <w:t>Qd</w:t>
       </w:r>
       <w:r>
         <w:rPr>
@@ -13476,6 +14914,7 @@
         </w:rPr>
         <w:t>C</w:t>
       </w:r>
+      <w:proofErr w:type="spellEnd"/>
     </w:p>
     <w:p>
       <w:pPr>
@@ -13509,10 +14948,10 @@
       </w:pPr>
     </w:p>
     <w:sectPr>
-      <w:headerReference w:type="default" r:id="rId9"/>
-      <w:footerReference w:type="default" r:id="rId10"/>
-      <w:headerReference w:type="first" r:id="rId11"/>
-      <w:footerReference w:type="first" r:id="rId12"/>
+      <w:headerReference w:type="default" r:id="rId11"/>
+      <w:footerReference w:type="default" r:id="rId12"/>
+      <w:headerReference w:type="first" r:id="rId13"/>
+      <w:footerReference w:type="first" r:id="rId14"/>
       <w:pgSz w:w="11906" w:h="16838"/>
       <w:pgMar w:top="1985" w:right="1134" w:bottom="1418" w:left="1134" w:header="567" w:footer="567" w:gutter="0"/>
       <w:pgNumType w:start="1"/>
@@ -13549,7 +14988,23 @@
       <w:pStyle w:val="Pidipagina"/>
     </w:pPr>
     <w:r>
-      <w:t>Linda Bytyqi, Ryan Pinana e Tessa Caminada</w:t>
+      <w:t xml:space="preserve">Linda </w:t>
+    </w:r>
+    <w:proofErr w:type="spellStart"/>
+    <w:r>
+      <w:t>Bytyqi</w:t>
+    </w:r>
+    <w:proofErr w:type="spellEnd"/>
+    <w:r>
+      <w:t xml:space="preserve">, Ryan </w:t>
+    </w:r>
+    <w:proofErr w:type="spellStart"/>
+    <w:r>
+      <w:t>Pinana</w:t>
+    </w:r>
+    <w:proofErr w:type="spellEnd"/>
+    <w:r>
+      <w:t xml:space="preserve"> e Tessa Caminada</w:t>
     </w:r>
     <w:r>
       <w:tab/>
@@ -13633,12 +15088,14 @@
               <w:lang w:val="it-IT"/>
             </w:rPr>
           </w:pPr>
+          <w:proofErr w:type="spellStart"/>
           <w:r>
             <w:rPr>
               <w:lang w:val="it-IT"/>
             </w:rPr>
             <w:t>OraX</w:t>
           </w:r>
+          <w:proofErr w:type="spellEnd"/>
         </w:p>
       </w:tc>
     </w:tr>
@@ -13679,7 +15136,35 @@
             <w:rPr>
               <w:lang w:val="it-IT"/>
             </w:rPr>
-            <w:t>Linda Bytyqi, Ryan Pinana e Tessa Caminada</w:t>
+            <w:t xml:space="preserve">Linda </w:t>
+          </w:r>
+          <w:proofErr w:type="spellStart"/>
+          <w:r>
+            <w:rPr>
+              <w:lang w:val="it-IT"/>
+            </w:rPr>
+            <w:t>Bytyqi</w:t>
+          </w:r>
+          <w:proofErr w:type="spellEnd"/>
+          <w:r>
+            <w:rPr>
+              <w:lang w:val="it-IT"/>
+            </w:rPr>
+            <w:t xml:space="preserve">, Ryan </w:t>
+          </w:r>
+          <w:proofErr w:type="spellStart"/>
+          <w:r>
+            <w:rPr>
+              <w:lang w:val="it-IT"/>
+            </w:rPr>
+            <w:t>Pinana</w:t>
+          </w:r>
+          <w:proofErr w:type="spellEnd"/>
+          <w:r>
+            <w:rPr>
+              <w:lang w:val="it-IT"/>
+            </w:rPr>
+            <w:t xml:space="preserve"> e Tessa Caminada</w:t>
           </w:r>
         </w:p>
       </w:tc>
@@ -13903,9 +15388,9 @@
               <w:sz w:val="28"/>
             </w:rPr>
             <w:drawing>
-              <wp:inline distT="0" distB="0" distL="0" distR="0" wp14:anchorId="47679B3C" wp14:editId="6CBB2776">
-                <wp:extent cx="609600" cy="609600"/>
-                <wp:effectExtent l="0" t="0" r="0" b="0"/>
+              <wp:inline distT="0" distB="0" distL="0" distR="0" wp14:anchorId="47679B3C" wp14:editId="5A7FD435">
+                <wp:extent cx="609600" cy="587776"/>
+                <wp:effectExtent l="0" t="0" r="0" b="3175"/>
                 <wp:docPr id="2" name="Immagine 2"/>
                 <wp:cNvGraphicFramePr>
                   <a:graphicFrameLocks xmlns:a="http://schemas.openxmlformats.org/drawingml/2006/main" noChangeAspect="1"/>
@@ -13914,7 +15399,7 @@
                   <a:graphicData uri="http://schemas.openxmlformats.org/drawingml/2006/picture">
                     <pic:pic xmlns:pic="http://schemas.openxmlformats.org/drawingml/2006/picture">
                       <pic:nvPicPr>
-                        <pic:cNvPr id="0" name="Picture 2"/>
+                        <pic:cNvPr id="2" name="Immagine 2"/>
                         <pic:cNvPicPr>
                           <a:picLocks noChangeAspect="1" noChangeArrowheads="1"/>
                         </pic:cNvPicPr>
@@ -13927,7 +15412,6 @@
                             </a:ext>
                           </a:extLst>
                         </a:blip>
-                        <a:srcRect/>
                         <a:stretch>
                           <a:fillRect/>
                         </a:stretch>
@@ -13935,7 +15419,7 @@
                       <pic:spPr bwMode="auto">
                         <a:xfrm>
                           <a:off x="0" y="0"/>
-                          <a:ext cx="609600" cy="609600"/>
+                          <a:ext cx="609600" cy="587776"/>
                         </a:xfrm>
                         <a:prstGeom prst="rect">
                           <a:avLst/>
@@ -14165,7 +15649,27 @@
               <w:sz w:val="24"/>
               <w:szCs w:val="24"/>
             </w:rPr>
-            <w:t>Esempio di documentazione</w:t>
+            <w:t xml:space="preserve">Implementazione di </w:t>
+          </w:r>
+          <w:proofErr w:type="spellStart"/>
+          <w:r>
+            <w:rPr>
+              <w:rFonts w:cs="Arial"/>
+              <w:b/>
+              <w:sz w:val="24"/>
+              <w:szCs w:val="24"/>
+            </w:rPr>
+            <w:t>OraX</w:t>
+          </w:r>
+          <w:proofErr w:type="spellEnd"/>
+          <w:r>
+            <w:rPr>
+              <w:rFonts w:cs="Arial"/>
+              <w:b/>
+              <w:sz w:val="24"/>
+              <w:szCs w:val="24"/>
+            </w:rPr>
+            <w:t xml:space="preserve"> in .NET MAUI</w:t>
           </w:r>
         </w:p>
       </w:tc>
@@ -14264,15 +15768,13 @@
           </w:pPr>
           <w:r>
             <w:rPr>
-              <w:rFonts w:cs="Arial"/>
               <w:noProof/>
-              <w:sz w:val="28"/>
             </w:rPr>
             <w:drawing>
-              <wp:inline distT="0" distB="0" distL="0" distR="0" wp14:anchorId="62E5B9D9" wp14:editId="2217ADE6">
-                <wp:extent cx="609600" cy="609600"/>
-                <wp:effectExtent l="0" t="0" r="0" b="0"/>
-                <wp:docPr id="3" name="Immagine 3"/>
+              <wp:inline distT="0" distB="0" distL="0" distR="0" wp14:anchorId="264AD526" wp14:editId="449A412A">
+                <wp:extent cx="632262" cy="609501"/>
+                <wp:effectExtent l="0" t="0" r="0" b="635"/>
+                <wp:docPr id="9" name="Immagine 9" descr="Time to Evolve: .NET Multi-Platform App UI (MAUI)"/>
                 <wp:cNvGraphicFramePr>
                   <a:graphicFrameLocks xmlns:a="http://schemas.openxmlformats.org/drawingml/2006/main" noChangeAspect="1"/>
                 </wp:cNvGraphicFramePr>
@@ -14280,7 +15782,7 @@
                   <a:graphicData uri="http://schemas.openxmlformats.org/drawingml/2006/picture">
                     <pic:pic xmlns:pic="http://schemas.openxmlformats.org/drawingml/2006/picture">
                       <pic:nvPicPr>
-                        <pic:cNvPr id="0" name="Picture 3"/>
+                        <pic:cNvPr id="0" name="Picture 12" descr="Time to Evolve: .NET Multi-Platform App UI (MAUI)"/>
                         <pic:cNvPicPr>
                           <a:picLocks noChangeAspect="1" noChangeArrowheads="1"/>
                         </pic:cNvPicPr>
@@ -14301,7 +15803,7 @@
                       <pic:spPr bwMode="auto">
                         <a:xfrm>
                           <a:off x="0" y="0"/>
-                          <a:ext cx="609600" cy="609600"/>
+                          <a:ext cx="651109" cy="627670"/>
                         </a:xfrm>
                         <a:prstGeom prst="rect">
                           <a:avLst/>
@@ -15598,6 +17100,119 @@
     </w:lvl>
   </w:abstractNum>
   <w:abstractNum w:abstractNumId="9" w15:restartNumberingAfterBreak="0">
+    <w:nsid w:val="1C9E0A00"/>
+    <w:multiLevelType w:val="hybridMultilevel"/>
+    <w:tmpl w:val="8A647F06"/>
+    <w:lvl w:ilvl="0" w:tplc="08100001">
+      <w:start w:val="1"/>
+      <w:numFmt w:val="bullet"/>
+      <w:lvlText w:val=""/>
+      <w:lvlJc w:val="left"/>
+      <w:pPr>
+        <w:ind w:left="780" w:hanging="360"/>
+      </w:pPr>
+      <w:rPr>
+        <w:rFonts w:ascii="Symbol" w:hAnsi="Symbol" w:hint="default"/>
+      </w:rPr>
+    </w:lvl>
+    <w:lvl w:ilvl="1" w:tplc="08100003" w:tentative="1">
+      <w:start w:val="1"/>
+      <w:numFmt w:val="bullet"/>
+      <w:lvlText w:val="o"/>
+      <w:lvlJc w:val="left"/>
+      <w:pPr>
+        <w:ind w:left="1500" w:hanging="360"/>
+      </w:pPr>
+      <w:rPr>
+        <w:rFonts w:ascii="Courier New" w:hAnsi="Courier New" w:cs="Courier New" w:hint="default"/>
+      </w:rPr>
+    </w:lvl>
+    <w:lvl w:ilvl="2" w:tplc="08100005" w:tentative="1">
+      <w:start w:val="1"/>
+      <w:numFmt w:val="bullet"/>
+      <w:lvlText w:val=""/>
+      <w:lvlJc w:val="left"/>
+      <w:pPr>
+        <w:ind w:left="2220" w:hanging="360"/>
+      </w:pPr>
+      <w:rPr>
+        <w:rFonts w:ascii="Wingdings" w:hAnsi="Wingdings" w:hint="default"/>
+      </w:rPr>
+    </w:lvl>
+    <w:lvl w:ilvl="3" w:tplc="08100001" w:tentative="1">
+      <w:start w:val="1"/>
+      <w:numFmt w:val="bullet"/>
+      <w:lvlText w:val=""/>
+      <w:lvlJc w:val="left"/>
+      <w:pPr>
+        <w:ind w:left="2940" w:hanging="360"/>
+      </w:pPr>
+      <w:rPr>
+        <w:rFonts w:ascii="Symbol" w:hAnsi="Symbol" w:hint="default"/>
+      </w:rPr>
+    </w:lvl>
+    <w:lvl w:ilvl="4" w:tplc="08100003" w:tentative="1">
+      <w:start w:val="1"/>
+      <w:numFmt w:val="bullet"/>
+      <w:lvlText w:val="o"/>
+      <w:lvlJc w:val="left"/>
+      <w:pPr>
+        <w:ind w:left="3660" w:hanging="360"/>
+      </w:pPr>
+      <w:rPr>
+        <w:rFonts w:ascii="Courier New" w:hAnsi="Courier New" w:cs="Courier New" w:hint="default"/>
+      </w:rPr>
+    </w:lvl>
+    <w:lvl w:ilvl="5" w:tplc="08100005" w:tentative="1">
+      <w:start w:val="1"/>
+      <w:numFmt w:val="bullet"/>
+      <w:lvlText w:val=""/>
+      <w:lvlJc w:val="left"/>
+      <w:pPr>
+        <w:ind w:left="4380" w:hanging="360"/>
+      </w:pPr>
+      <w:rPr>
+        <w:rFonts w:ascii="Wingdings" w:hAnsi="Wingdings" w:hint="default"/>
+      </w:rPr>
+    </w:lvl>
+    <w:lvl w:ilvl="6" w:tplc="08100001" w:tentative="1">
+      <w:start w:val="1"/>
+      <w:numFmt w:val="bullet"/>
+      <w:lvlText w:val=""/>
+      <w:lvlJc w:val="left"/>
+      <w:pPr>
+        <w:ind w:left="5100" w:hanging="360"/>
+      </w:pPr>
+      <w:rPr>
+        <w:rFonts w:ascii="Symbol" w:hAnsi="Symbol" w:hint="default"/>
+      </w:rPr>
+    </w:lvl>
+    <w:lvl w:ilvl="7" w:tplc="08100003" w:tentative="1">
+      <w:start w:val="1"/>
+      <w:numFmt w:val="bullet"/>
+      <w:lvlText w:val="o"/>
+      <w:lvlJc w:val="left"/>
+      <w:pPr>
+        <w:ind w:left="5820" w:hanging="360"/>
+      </w:pPr>
+      <w:rPr>
+        <w:rFonts w:ascii="Courier New" w:hAnsi="Courier New" w:cs="Courier New" w:hint="default"/>
+      </w:rPr>
+    </w:lvl>
+    <w:lvl w:ilvl="8" w:tplc="08100005" w:tentative="1">
+      <w:start w:val="1"/>
+      <w:numFmt w:val="bullet"/>
+      <w:lvlText w:val=""/>
+      <w:lvlJc w:val="left"/>
+      <w:pPr>
+        <w:ind w:left="6540" w:hanging="360"/>
+      </w:pPr>
+      <w:rPr>
+        <w:rFonts w:ascii="Wingdings" w:hAnsi="Wingdings" w:hint="default"/>
+      </w:rPr>
+    </w:lvl>
+  </w:abstractNum>
+  <w:abstractNum w:abstractNumId="10" w15:restartNumberingAfterBreak="0">
     <w:nsid w:val="20B20991"/>
     <w:multiLevelType w:val="hybridMultilevel"/>
     <w:tmpl w:val="56D21D3E"/>
@@ -15710,7 +17325,7 @@
       </w:rPr>
     </w:lvl>
   </w:abstractNum>
-  <w:abstractNum w:abstractNumId="10" w15:restartNumberingAfterBreak="0">
+  <w:abstractNum w:abstractNumId="11" w15:restartNumberingAfterBreak="0">
     <w:nsid w:val="22DC02CA"/>
     <w:multiLevelType w:val="hybridMultilevel"/>
     <w:tmpl w:val="3E6C221C"/>
@@ -15850,7 +17465,7 @@
       </w:rPr>
     </w:lvl>
   </w:abstractNum>
-  <w:abstractNum w:abstractNumId="11" w15:restartNumberingAfterBreak="0">
+  <w:abstractNum w:abstractNumId="12" w15:restartNumberingAfterBreak="0">
     <w:nsid w:val="24005726"/>
     <w:multiLevelType w:val="multilevel"/>
     <w:tmpl w:val="4E743BB2"/>
@@ -15999,7 +17614,7 @@
       </w:rPr>
     </w:lvl>
   </w:abstractNum>
-  <w:abstractNum w:abstractNumId="12" w15:restartNumberingAfterBreak="0">
+  <w:abstractNum w:abstractNumId="13" w15:restartNumberingAfterBreak="0">
     <w:nsid w:val="24A46D31"/>
     <w:multiLevelType w:val="hybridMultilevel"/>
     <w:tmpl w:val="A56221F0"/>
@@ -16112,7 +17727,7 @@
       </w:pPr>
     </w:lvl>
   </w:abstractNum>
-  <w:abstractNum w:abstractNumId="13" w15:restartNumberingAfterBreak="0">
+  <w:abstractNum w:abstractNumId="14" w15:restartNumberingAfterBreak="0">
     <w:nsid w:val="25BE14E0"/>
     <w:multiLevelType w:val="multilevel"/>
     <w:tmpl w:val="D1BCD466"/>
@@ -16257,7 +17872,7 @@
       </w:rPr>
     </w:lvl>
   </w:abstractNum>
-  <w:abstractNum w:abstractNumId="14" w15:restartNumberingAfterBreak="0">
+  <w:abstractNum w:abstractNumId="15" w15:restartNumberingAfterBreak="0">
     <w:nsid w:val="508C5EEC"/>
     <w:multiLevelType w:val="hybridMultilevel"/>
     <w:tmpl w:val="B6B00CA4"/>
@@ -16370,7 +17985,7 @@
       </w:rPr>
     </w:lvl>
   </w:abstractNum>
-  <w:abstractNum w:abstractNumId="15" w15:restartNumberingAfterBreak="0">
+  <w:abstractNum w:abstractNumId="16" w15:restartNumberingAfterBreak="0">
     <w:nsid w:val="57C86EE7"/>
     <w:multiLevelType w:val="multilevel"/>
     <w:tmpl w:val="7BA6062E"/>
@@ -16520,7 +18135,152 @@
       </w:rPr>
     </w:lvl>
   </w:abstractNum>
-  <w:abstractNum w:abstractNumId="16" w15:restartNumberingAfterBreak="0">
+  <w:abstractNum w:abstractNumId="17" w15:restartNumberingAfterBreak="0">
+    <w:nsid w:val="60166406"/>
+    <w:multiLevelType w:val="multilevel"/>
+    <w:tmpl w:val="50C884F6"/>
+    <w:lvl w:ilvl="0">
+      <w:start w:val="1"/>
+      <w:numFmt w:val="bullet"/>
+      <w:lvlText w:val=""/>
+      <w:lvlJc w:val="left"/>
+      <w:pPr>
+        <w:tabs>
+          <w:tab w:val="num" w:pos="720"/>
+        </w:tabs>
+        <w:ind w:left="720" w:hanging="360"/>
+      </w:pPr>
+      <w:rPr>
+        <w:rFonts w:ascii="Symbol" w:hAnsi="Symbol" w:hint="default"/>
+        <w:sz w:val="20"/>
+      </w:rPr>
+    </w:lvl>
+    <w:lvl w:ilvl="1">
+      <w:start w:val="1"/>
+      <w:numFmt w:val="bullet"/>
+      <w:lvlText w:val=""/>
+      <w:lvlJc w:val="left"/>
+      <w:pPr>
+        <w:ind w:left="1440" w:hanging="360"/>
+      </w:pPr>
+      <w:rPr>
+        <w:rFonts w:ascii="Symbol" w:hAnsi="Symbol" w:hint="default"/>
+      </w:rPr>
+    </w:lvl>
+    <w:lvl w:ilvl="2" w:tentative="1">
+      <w:start w:val="1"/>
+      <w:numFmt w:val="bullet"/>
+      <w:lvlText w:val=""/>
+      <w:lvlJc w:val="left"/>
+      <w:pPr>
+        <w:tabs>
+          <w:tab w:val="num" w:pos="2160"/>
+        </w:tabs>
+        <w:ind w:left="2160" w:hanging="360"/>
+      </w:pPr>
+      <w:rPr>
+        <w:rFonts w:ascii="Wingdings" w:hAnsi="Wingdings" w:hint="default"/>
+        <w:sz w:val="20"/>
+      </w:rPr>
+    </w:lvl>
+    <w:lvl w:ilvl="3" w:tentative="1">
+      <w:start w:val="1"/>
+      <w:numFmt w:val="bullet"/>
+      <w:lvlText w:val=""/>
+      <w:lvlJc w:val="left"/>
+      <w:pPr>
+        <w:tabs>
+          <w:tab w:val="num" w:pos="2880"/>
+        </w:tabs>
+        <w:ind w:left="2880" w:hanging="360"/>
+      </w:pPr>
+      <w:rPr>
+        <w:rFonts w:ascii="Wingdings" w:hAnsi="Wingdings" w:hint="default"/>
+        <w:sz w:val="20"/>
+      </w:rPr>
+    </w:lvl>
+    <w:lvl w:ilvl="4" w:tentative="1">
+      <w:start w:val="1"/>
+      <w:numFmt w:val="bullet"/>
+      <w:lvlText w:val=""/>
+      <w:lvlJc w:val="left"/>
+      <w:pPr>
+        <w:tabs>
+          <w:tab w:val="num" w:pos="3600"/>
+        </w:tabs>
+        <w:ind w:left="3600" w:hanging="360"/>
+      </w:pPr>
+      <w:rPr>
+        <w:rFonts w:ascii="Wingdings" w:hAnsi="Wingdings" w:hint="default"/>
+        <w:sz w:val="20"/>
+      </w:rPr>
+    </w:lvl>
+    <w:lvl w:ilvl="5" w:tentative="1">
+      <w:start w:val="1"/>
+      <w:numFmt w:val="bullet"/>
+      <w:lvlText w:val=""/>
+      <w:lvlJc w:val="left"/>
+      <w:pPr>
+        <w:tabs>
+          <w:tab w:val="num" w:pos="4320"/>
+        </w:tabs>
+        <w:ind w:left="4320" w:hanging="360"/>
+      </w:pPr>
+      <w:rPr>
+        <w:rFonts w:ascii="Wingdings" w:hAnsi="Wingdings" w:hint="default"/>
+        <w:sz w:val="20"/>
+      </w:rPr>
+    </w:lvl>
+    <w:lvl w:ilvl="6" w:tentative="1">
+      <w:start w:val="1"/>
+      <w:numFmt w:val="bullet"/>
+      <w:lvlText w:val=""/>
+      <w:lvlJc w:val="left"/>
+      <w:pPr>
+        <w:tabs>
+          <w:tab w:val="num" w:pos="5040"/>
+        </w:tabs>
+        <w:ind w:left="5040" w:hanging="360"/>
+      </w:pPr>
+      <w:rPr>
+        <w:rFonts w:ascii="Wingdings" w:hAnsi="Wingdings" w:hint="default"/>
+        <w:sz w:val="20"/>
+      </w:rPr>
+    </w:lvl>
+    <w:lvl w:ilvl="7" w:tentative="1">
+      <w:start w:val="1"/>
+      <w:numFmt w:val="bullet"/>
+      <w:lvlText w:val=""/>
+      <w:lvlJc w:val="left"/>
+      <w:pPr>
+        <w:tabs>
+          <w:tab w:val="num" w:pos="5760"/>
+        </w:tabs>
+        <w:ind w:left="5760" w:hanging="360"/>
+      </w:pPr>
+      <w:rPr>
+        <w:rFonts w:ascii="Wingdings" w:hAnsi="Wingdings" w:hint="default"/>
+        <w:sz w:val="20"/>
+      </w:rPr>
+    </w:lvl>
+    <w:lvl w:ilvl="8" w:tentative="1">
+      <w:start w:val="1"/>
+      <w:numFmt w:val="bullet"/>
+      <w:lvlText w:val=""/>
+      <w:lvlJc w:val="left"/>
+      <w:pPr>
+        <w:tabs>
+          <w:tab w:val="num" w:pos="6480"/>
+        </w:tabs>
+        <w:ind w:left="6480" w:hanging="360"/>
+      </w:pPr>
+      <w:rPr>
+        <w:rFonts w:ascii="Wingdings" w:hAnsi="Wingdings" w:hint="default"/>
+        <w:sz w:val="20"/>
+      </w:rPr>
+    </w:lvl>
+  </w:abstractNum>
+  <w:abstractNum w:abstractNumId="18" w15:restartNumberingAfterBreak="0">
     <w:nsid w:val="652809B9"/>
     <w:multiLevelType w:val="hybridMultilevel"/>
     <w:tmpl w:val="C10EC632"/>
@@ -16633,7 +18393,7 @@
       </w:rPr>
     </w:lvl>
   </w:abstractNum>
-  <w:abstractNum w:abstractNumId="17" w15:restartNumberingAfterBreak="0">
+  <w:abstractNum w:abstractNumId="19" w15:restartNumberingAfterBreak="0">
     <w:nsid w:val="66871ECE"/>
     <w:multiLevelType w:val="hybridMultilevel"/>
     <w:tmpl w:val="7F74FC56"/>
@@ -16749,7 +18509,7 @@
       </w:pPr>
     </w:lvl>
   </w:abstractNum>
-  <w:abstractNum w:abstractNumId="18" w15:restartNumberingAfterBreak="0">
+  <w:abstractNum w:abstractNumId="20" w15:restartNumberingAfterBreak="0">
     <w:nsid w:val="6ABE5228"/>
     <w:multiLevelType w:val="hybridMultilevel"/>
     <w:tmpl w:val="089EE6D8"/>
@@ -16865,7 +18625,7 @@
       </w:pPr>
     </w:lvl>
   </w:abstractNum>
-  <w:abstractNum w:abstractNumId="19" w15:restartNumberingAfterBreak="0">
+  <w:abstractNum w:abstractNumId="21" w15:restartNumberingAfterBreak="0">
     <w:nsid w:val="6C1D7334"/>
     <w:multiLevelType w:val="hybridMultilevel"/>
     <w:tmpl w:val="7F20929C"/>
@@ -16981,7 +18741,7 @@
       </w:pPr>
     </w:lvl>
   </w:abstractNum>
-  <w:abstractNum w:abstractNumId="20" w15:restartNumberingAfterBreak="0">
+  <w:abstractNum w:abstractNumId="22" w15:restartNumberingAfterBreak="0">
     <w:nsid w:val="6C7765CA"/>
     <w:multiLevelType w:val="hybridMultilevel"/>
     <w:tmpl w:val="84820A1A"/>
@@ -17094,7 +18854,7 @@
       </w:rPr>
     </w:lvl>
   </w:abstractNum>
-  <w:abstractNum w:abstractNumId="21" w15:restartNumberingAfterBreak="0">
+  <w:abstractNum w:abstractNumId="23" w15:restartNumberingAfterBreak="0">
     <w:nsid w:val="72904C79"/>
     <w:multiLevelType w:val="hybridMultilevel"/>
     <w:tmpl w:val="EB328896"/>
@@ -17234,7 +18994,7 @@
       </w:rPr>
     </w:lvl>
   </w:abstractNum>
-  <w:abstractNum w:abstractNumId="22" w15:restartNumberingAfterBreak="0">
+  <w:abstractNum w:abstractNumId="24" w15:restartNumberingAfterBreak="0">
     <w:nsid w:val="7ACC392C"/>
     <w:multiLevelType w:val="hybridMultilevel"/>
     <w:tmpl w:val="F282F7F0"/>
@@ -17374,7 +19134,7 @@
       </w:rPr>
     </w:lvl>
   </w:abstractNum>
-  <w:abstractNum w:abstractNumId="23" w15:restartNumberingAfterBreak="0">
+  <w:abstractNum w:abstractNumId="25" w15:restartNumberingAfterBreak="0">
     <w:nsid w:val="7CD54937"/>
     <w:multiLevelType w:val="hybridMultilevel"/>
     <w:tmpl w:val="1AB0305A"/>
@@ -17515,13 +19275,13 @@
     </w:lvl>
   </w:abstractNum>
   <w:num w:numId="1" w16cid:durableId="1430392039">
-    <w:abstractNumId w:val="15"/>
+    <w:abstractNumId w:val="16"/>
   </w:num>
   <w:num w:numId="2" w16cid:durableId="584992673">
     <w:abstractNumId w:val="3"/>
   </w:num>
   <w:num w:numId="3" w16cid:durableId="1573615752">
-    <w:abstractNumId w:val="10"/>
+    <w:abstractNumId w:val="11"/>
   </w:num>
   <w:num w:numId="4" w16cid:durableId="645353847">
     <w:abstractNumId w:val="1"/>
@@ -17530,22 +19290,22 @@
     <w:abstractNumId w:val="4"/>
   </w:num>
   <w:num w:numId="6" w16cid:durableId="1991782658">
-    <w:abstractNumId w:val="17"/>
+    <w:abstractNumId w:val="19"/>
   </w:num>
   <w:num w:numId="7" w16cid:durableId="1359312796">
-    <w:abstractNumId w:val="12"/>
+    <w:abstractNumId w:val="13"/>
   </w:num>
   <w:num w:numId="8" w16cid:durableId="1558975479">
-    <w:abstractNumId w:val="18"/>
+    <w:abstractNumId w:val="20"/>
   </w:num>
   <w:num w:numId="9" w16cid:durableId="2112818186">
     <w:abstractNumId w:val="0"/>
   </w:num>
   <w:num w:numId="10" w16cid:durableId="2145077175">
-    <w:abstractNumId w:val="21"/>
+    <w:abstractNumId w:val="23"/>
   </w:num>
   <w:num w:numId="11" w16cid:durableId="1174884230">
-    <w:abstractNumId w:val="22"/>
+    <w:abstractNumId w:val="24"/>
   </w:num>
   <w:num w:numId="12" w16cid:durableId="321861615">
     <w:abstractNumId w:val="7"/>
@@ -17554,46 +19314,46 @@
     <w:abstractNumId w:val="2"/>
   </w:num>
   <w:num w:numId="14" w16cid:durableId="1648509936">
-    <w:abstractNumId w:val="23"/>
+    <w:abstractNumId w:val="25"/>
   </w:num>
   <w:num w:numId="15" w16cid:durableId="347608246">
     <w:abstractNumId w:val="8"/>
   </w:num>
   <w:num w:numId="16" w16cid:durableId="1838230431">
-    <w:abstractNumId w:val="15"/>
+    <w:abstractNumId w:val="16"/>
   </w:num>
   <w:num w:numId="17" w16cid:durableId="1608081512">
-    <w:abstractNumId w:val="19"/>
+    <w:abstractNumId w:val="21"/>
   </w:num>
   <w:num w:numId="18" w16cid:durableId="1633094352">
-    <w:abstractNumId w:val="15"/>
+    <w:abstractNumId w:val="16"/>
   </w:num>
   <w:num w:numId="19" w16cid:durableId="630675731">
-    <w:abstractNumId w:val="15"/>
+    <w:abstractNumId w:val="16"/>
   </w:num>
   <w:num w:numId="20" w16cid:durableId="1771272331">
-    <w:abstractNumId w:val="15"/>
+    <w:abstractNumId w:val="16"/>
   </w:num>
   <w:num w:numId="21" w16cid:durableId="1247691884">
-    <w:abstractNumId w:val="15"/>
+    <w:abstractNumId w:val="16"/>
   </w:num>
   <w:num w:numId="22" w16cid:durableId="136076665">
-    <w:abstractNumId w:val="15"/>
+    <w:abstractNumId w:val="16"/>
   </w:num>
   <w:num w:numId="23" w16cid:durableId="585379630">
+    <w:abstractNumId w:val="18"/>
+  </w:num>
+  <w:num w:numId="24" w16cid:durableId="314067949">
     <w:abstractNumId w:val="16"/>
   </w:num>
-  <w:num w:numId="24" w16cid:durableId="314067949">
-    <w:abstractNumId w:val="15"/>
-  </w:num>
   <w:num w:numId="25" w16cid:durableId="1141967959">
-    <w:abstractNumId w:val="15"/>
+    <w:abstractNumId w:val="16"/>
   </w:num>
   <w:num w:numId="26" w16cid:durableId="1199704878">
-    <w:abstractNumId w:val="11"/>
+    <w:abstractNumId w:val="12"/>
   </w:num>
   <w:num w:numId="27" w16cid:durableId="831481316">
-    <w:abstractNumId w:val="9"/>
+    <w:abstractNumId w:val="10"/>
   </w:num>
   <w:num w:numId="28" w16cid:durableId="862982539">
     <w:abstractNumId w:val="5"/>
@@ -17602,13 +19362,19 @@
     <w:abstractNumId w:val="6"/>
   </w:num>
   <w:num w:numId="30" w16cid:durableId="437797167">
+    <w:abstractNumId w:val="15"/>
+  </w:num>
+  <w:num w:numId="31" w16cid:durableId="1075973780">
+    <w:abstractNumId w:val="22"/>
+  </w:num>
+  <w:num w:numId="32" w16cid:durableId="2103212239">
     <w:abstractNumId w:val="14"/>
   </w:num>
-  <w:num w:numId="31" w16cid:durableId="1075973780">
-    <w:abstractNumId w:val="20"/>
+  <w:num w:numId="33" w16cid:durableId="443614908">
+    <w:abstractNumId w:val="9"/>
   </w:num>
-  <w:num w:numId="32" w16cid:durableId="2103212239">
-    <w:abstractNumId w:val="13"/>
+  <w:num w:numId="34" w16cid:durableId="14618438">
+    <w:abstractNumId w:val="17"/>
   </w:num>
   <w:numIdMacAtCleanup w:val="14"/>
 </w:numbering>

--- a/3_Documentazione/Documentazione_OraX.docx
+++ b/3_Documentazione/Documentazione_OraX.docx
@@ -67,23 +67,73 @@
           <w:lang w:val="it-IT"/>
         </w:rPr>
       </w:pPr>
+    </w:p>
+    <w:p>
+      <w:pPr>
+        <w:rPr>
+          <w:lang w:val="it-IT"/>
+        </w:rPr>
+      </w:pPr>
+    </w:p>
+    <w:p>
+      <w:pPr>
+        <w:jc w:val="center"/>
+        <w:rPr>
+          <w:b/>
+          <w:bCs/>
+          <w:sz w:val="40"/>
+          <w:szCs w:val="40"/>
+          <w:lang w:val="it-IT"/>
+        </w:rPr>
+      </w:pPr>
+      <w:r>
+        <w:rPr>
+          <w:b/>
+          <w:bCs/>
+          <w:sz w:val="40"/>
+          <w:szCs w:val="40"/>
+          <w:lang w:val="it-IT"/>
+        </w:rPr>
+        <w:t>Implementazione di OraX in .NET MAUI</w:t>
+      </w:r>
+    </w:p>
+    <w:p>
+      <w:pPr>
+        <w:rPr>
+          <w:lang w:val="it-IT"/>
+        </w:rPr>
+      </w:pPr>
+    </w:p>
+    <w:p>
+      <w:pPr>
+        <w:rPr>
+          <w:lang w:val="it-IT"/>
+        </w:rPr>
+      </w:pPr>
+    </w:p>
+    <w:p>
+      <w:pPr>
+        <w:rPr>
+          <w:lang w:val="it-IT"/>
+        </w:rPr>
+      </w:pPr>
       <w:r>
         <w:rPr>
           <w:noProof/>
         </w:rPr>
         <w:drawing>
-          <wp:anchor distT="0" distB="0" distL="114300" distR="114300" simplePos="0" relativeHeight="251661312" behindDoc="0" locked="0" layoutInCell="1" allowOverlap="1" wp14:anchorId="33766343" wp14:editId="6B558439">
+          <wp:anchor distT="0" distB="0" distL="114300" distR="114300" simplePos="0" relativeHeight="251662336" behindDoc="0" locked="0" layoutInCell="1" allowOverlap="1" wp14:anchorId="5107D39F" wp14:editId="20CB1347">
             <wp:simplePos x="0" y="0"/>
             <wp:positionH relativeFrom="margin">
-              <wp:align>left</wp:align>
+              <wp:align>center</wp:align>
             </wp:positionH>
-            <wp:positionV relativeFrom="paragraph">
-              <wp:posOffset>118110</wp:posOffset>
+            <wp:positionV relativeFrom="page">
+              <wp:align>center</wp:align>
             </wp:positionV>
-            <wp:extent cx="6332562" cy="3559192"/>
+            <wp:extent cx="4286885" cy="4286885"/>
             <wp:effectExtent l="0" t="0" r="0" b="0"/>
             <wp:wrapSquare wrapText="bothSides"/>
-            <wp:docPr id="7" name="Immagine 7" descr="Learn What is .NET MAUI? | Introduction to Desktop Development with .NET"/>
+            <wp:docPr id="11" name="Immagine 11"/>
             <wp:cNvGraphicFramePr>
               <a:graphicFrameLocks xmlns:a="http://schemas.openxmlformats.org/drawingml/2006/main" noChangeAspect="1"/>
             </wp:cNvGraphicFramePr>
@@ -91,13 +141,13 @@
               <a:graphicData uri="http://schemas.openxmlformats.org/drawingml/2006/picture">
                 <pic:pic xmlns:pic="http://schemas.openxmlformats.org/drawingml/2006/picture">
                   <pic:nvPicPr>
-                    <pic:cNvPr id="0" name="Picture 8" descr="Learn What is .NET MAUI? | Introduction to Desktop Development with .NET"/>
+                    <pic:cNvPr id="0" name="Picture 1"/>
                     <pic:cNvPicPr>
                       <a:picLocks noChangeAspect="1" noChangeArrowheads="1"/>
                     </pic:cNvPicPr>
                   </pic:nvPicPr>
                   <pic:blipFill>
-                    <a:blip r:embed="rId8">
+                    <a:blip r:embed="rId8" cstate="print">
                       <a:extLst>
                         <a:ext uri="{28A0092B-C50C-407E-A947-70E740481C1C}">
                           <a14:useLocalDpi xmlns:a14="http://schemas.microsoft.com/office/drawing/2010/main" val="0"/>
@@ -112,7 +162,7 @@
                   <pic:spPr bwMode="auto">
                     <a:xfrm>
                       <a:off x="0" y="0"/>
-                      <a:ext cx="6332562" cy="3559192"/>
+                      <a:ext cx="4286885" cy="4286885"/>
                     </a:xfrm>
                     <a:prstGeom prst="rect">
                       <a:avLst/>
@@ -134,78 +184,6 @@
           </wp:anchor>
         </w:drawing>
       </w:r>
-    </w:p>
-    <w:p>
-      <w:pPr>
-        <w:rPr>
-          <w:lang w:val="it-IT"/>
-        </w:rPr>
-      </w:pPr>
-    </w:p>
-    <w:p>
-      <w:pPr>
-        <w:jc w:val="center"/>
-        <w:rPr>
-          <w:b/>
-          <w:bCs/>
-          <w:sz w:val="40"/>
-          <w:szCs w:val="40"/>
-          <w:lang w:val="it-IT"/>
-        </w:rPr>
-      </w:pPr>
-      <w:r>
-        <w:rPr>
-          <w:b/>
-          <w:bCs/>
-          <w:sz w:val="40"/>
-          <w:szCs w:val="40"/>
-          <w:lang w:val="it-IT"/>
-        </w:rPr>
-        <w:t xml:space="preserve">Implementazione di </w:t>
-      </w:r>
-      <w:proofErr w:type="spellStart"/>
-      <w:r>
-        <w:rPr>
-          <w:b/>
-          <w:bCs/>
-          <w:sz w:val="40"/>
-          <w:szCs w:val="40"/>
-          <w:lang w:val="it-IT"/>
-        </w:rPr>
-        <w:t>OraX</w:t>
-      </w:r>
-      <w:proofErr w:type="spellEnd"/>
-      <w:r>
-        <w:rPr>
-          <w:b/>
-          <w:bCs/>
-          <w:sz w:val="40"/>
-          <w:szCs w:val="40"/>
-          <w:lang w:val="it-IT"/>
-        </w:rPr>
-        <w:t xml:space="preserve"> in .NET MAUI</w:t>
-      </w:r>
-    </w:p>
-    <w:p>
-      <w:pPr>
-        <w:rPr>
-          <w:lang w:val="it-IT"/>
-        </w:rPr>
-      </w:pPr>
-    </w:p>
-    <w:p>
-      <w:pPr>
-        <w:rPr>
-          <w:lang w:val="it-IT"/>
-        </w:rPr>
-      </w:pPr>
-    </w:p>
-    <w:p>
-      <w:pPr>
-        <w:rPr>
-          <w:lang w:val="it-IT"/>
-        </w:rPr>
-      </w:pPr>
     </w:p>
     <w:p>
       <w:pPr>
@@ -3615,21 +3593,7 @@
         <w:rPr>
           <w:lang w:val="it-IT"/>
         </w:rPr>
-        <w:t xml:space="preserve">: </w:t>
-      </w:r>
-      <w:proofErr w:type="spellStart"/>
-      <w:r>
-        <w:rPr>
-          <w:lang w:val="it-IT"/>
-        </w:rPr>
-        <w:t>OraX</w:t>
-      </w:r>
-      <w:proofErr w:type="spellEnd"/>
-      <w:r>
-        <w:rPr>
-          <w:lang w:val="it-IT"/>
-        </w:rPr>
-        <w:t>;</w:t>
+        <w:t>: OraX;</w:t>
       </w:r>
     </w:p>
     <w:p>
@@ -3654,35 +3618,7 @@
         <w:rPr>
           <w:lang w:val="it-IT"/>
         </w:rPr>
-        <w:t xml:space="preserve">: Linda </w:t>
-      </w:r>
-      <w:proofErr w:type="spellStart"/>
-      <w:r>
-        <w:rPr>
-          <w:lang w:val="it-IT"/>
-        </w:rPr>
-        <w:t>Bytyqi</w:t>
-      </w:r>
-      <w:proofErr w:type="spellEnd"/>
-      <w:r>
-        <w:rPr>
-          <w:lang w:val="it-IT"/>
-        </w:rPr>
-        <w:t xml:space="preserve">, Ryan </w:t>
-      </w:r>
-      <w:proofErr w:type="spellStart"/>
-      <w:r>
-        <w:rPr>
-          <w:lang w:val="it-IT"/>
-        </w:rPr>
-        <w:t>Pinana</w:t>
-      </w:r>
-      <w:proofErr w:type="spellEnd"/>
-      <w:r>
-        <w:rPr>
-          <w:lang w:val="it-IT"/>
-        </w:rPr>
-        <w:t xml:space="preserve"> e Tessa Caminada;</w:t>
+        <w:t>: Linda Bytyqi, Ryan Pinana e Tessa Caminada;</w:t>
       </w:r>
     </w:p>
     <w:p>
@@ -3824,41 +3760,41 @@
           <w:sz w:val="20"/>
           <w:szCs w:val="20"/>
         </w:rPr>
-        <w:t xml:space="preserve">Lo scopo del progetto </w:t>
-      </w:r>
-      <w:proofErr w:type="spellStart"/>
+        <w:t>Lo scopo del progetto OraX è quello di realizzare un’applicazione digitale per la gestione del tempo e delle attività personali, progettata per aiutare gli utenti a</w:t>
+      </w:r>
       <w:r>
         <w:rPr>
           <w:rFonts w:ascii="Arial" w:hAnsi="Arial" w:cs="Arial"/>
           <w:sz w:val="20"/>
           <w:szCs w:val="20"/>
         </w:rPr>
-        <w:t>OraX</w:t>
-      </w:r>
-      <w:proofErr w:type="spellEnd"/>
+        <w:t>d</w:t>
+      </w:r>
       <w:r>
         <w:rPr>
           <w:rFonts w:ascii="Arial" w:hAnsi="Arial" w:cs="Arial"/>
           <w:sz w:val="20"/>
           <w:szCs w:val="20"/>
         </w:rPr>
-        <w:t xml:space="preserve"> è quello di realizzare un’applicazione digitale per la gestione del tempo e delle attività personali, progettata per aiutare gli utenti a</w:t>
-      </w:r>
-      <w:r>
+        <w:t xml:space="preserve"> organizzare in modo semplice, efficiente e intuitivo i propri impegni quotidiani.</w:t>
+      </w:r>
+    </w:p>
+    <w:p>
+      <w:pPr>
+        <w:pStyle w:val="NormaleWeb"/>
         <w:rPr>
           <w:rFonts w:ascii="Arial" w:hAnsi="Arial" w:cs="Arial"/>
           <w:sz w:val="20"/>
           <w:szCs w:val="20"/>
         </w:rPr>
-        <w:t>d</w:t>
-      </w:r>
+      </w:pPr>
       <w:r>
         <w:rPr>
           <w:rFonts w:ascii="Arial" w:hAnsi="Arial" w:cs="Arial"/>
           <w:sz w:val="20"/>
           <w:szCs w:val="20"/>
         </w:rPr>
-        <w:t xml:space="preserve"> organizzare in modo semplice, efficiente e intuitivo i propri impegni quotidiani.</w:t>
+        <w:t>L’app è pensata per studenti, lavoratori e utenti comuni che desiderano pianificare le proprie attività, monitorare le scadenze e migliorare la propria produttività, senza dover utilizzare strumenti complessi o poco accessibili.</w:t>
       </w:r>
     </w:p>
     <w:p>
@@ -3876,43 +3812,7 @@
           <w:sz w:val="20"/>
           <w:szCs w:val="20"/>
         </w:rPr>
-        <w:t>L’app è pensata per studenti, lavoratori e utenti comuni che desiderano pianificare le proprie attività, monitorare le scadenze e migliorare la propria produttività, senza dover utilizzare strumenti complessi o poco accessibili.</w:t>
-      </w:r>
-    </w:p>
-    <w:p>
-      <w:pPr>
-        <w:pStyle w:val="NormaleWeb"/>
-        <w:rPr>
-          <w:rFonts w:ascii="Arial" w:hAnsi="Arial" w:cs="Arial"/>
-          <w:sz w:val="20"/>
-          <w:szCs w:val="20"/>
-        </w:rPr>
-      </w:pPr>
-      <w:r>
-        <w:rPr>
-          <w:rFonts w:ascii="Arial" w:hAnsi="Arial" w:cs="Arial"/>
-          <w:sz w:val="20"/>
-          <w:szCs w:val="20"/>
-        </w:rPr>
-        <w:t xml:space="preserve">Attraverso un’interfaccia chiara e personalizzabile, </w:t>
-      </w:r>
-      <w:proofErr w:type="spellStart"/>
-      <w:r>
-        <w:rPr>
-          <w:rFonts w:ascii="Arial" w:hAnsi="Arial" w:cs="Arial"/>
-          <w:sz w:val="20"/>
-          <w:szCs w:val="20"/>
-        </w:rPr>
-        <w:t>OraX</w:t>
-      </w:r>
-      <w:proofErr w:type="spellEnd"/>
-      <w:r>
-        <w:rPr>
-          <w:rFonts w:ascii="Arial" w:hAnsi="Arial" w:cs="Arial"/>
-          <w:sz w:val="20"/>
-          <w:szCs w:val="20"/>
-        </w:rPr>
-        <w:t xml:space="preserve"> consente di creare, modificare e organizzare attività all’interno di un calendario personale, offrendo funzionalità avanzate come notifiche automatiche, ricerca delle attività, statistiche sull’utilizzo e la possibilità di condividere calendari con altri utenti.</w:t>
+        <w:t>Attraverso un’interfaccia chiara e personalizzabile, OraX consente di creare, modificare e organizzare attività all’interno di un calendario personale, offrendo funzionalità avanzate come notifiche automatiche, ricerca delle attività, statistiche sull’utilizzo e la possibilità di condividere calendari con altri utenti.</w:t>
       </w:r>
     </w:p>
     <w:p>
@@ -4052,25 +3952,7 @@
           <w:sz w:val="20"/>
           <w:szCs w:val="20"/>
         </w:rPr>
-        <w:t xml:space="preserve">Inoltre, </w:t>
-      </w:r>
-      <w:proofErr w:type="spellStart"/>
-      <w:r>
-        <w:rPr>
-          <w:rFonts w:ascii="Arial" w:hAnsi="Arial" w:cs="Arial"/>
-          <w:sz w:val="20"/>
-          <w:szCs w:val="20"/>
-        </w:rPr>
-        <w:t>OraX</w:t>
-      </w:r>
-      <w:proofErr w:type="spellEnd"/>
-      <w:r>
-        <w:rPr>
-          <w:rFonts w:ascii="Arial" w:hAnsi="Arial" w:cs="Arial"/>
-          <w:sz w:val="20"/>
-          <w:szCs w:val="20"/>
-        </w:rPr>
-        <w:t xml:space="preserve"> intende mostrare come sia possibile sviluppare un’applicazione completa e funzionale, combinando sicurezza, personalizzazione e strumenti di analisi in un unico sistema integrato.</w:t>
+        <w:t>Inoltre, OraX intende mostrare come sia possibile sviluppare un’applicazione completa e funzionale, combinando sicurezza, personalizzazione e strumenti di analisi in un unico sistema integrato.</w:t>
       </w:r>
     </w:p>
     <w:p>
@@ -4168,190 +4050,5741 @@
       </w:pPr>
       <w:bookmarkStart w:id="10" w:name="_Toc94790447"/>
       <w:bookmarkStart w:id="11" w:name="_Toc220675973"/>
-      <w:proofErr w:type="spellStart"/>
       <w:r>
         <w:rPr>
           <w:rFonts w:ascii="Arial" w:hAnsi="Arial" w:cs="Arial"/>
           <w:sz w:val="20"/>
           <w:szCs w:val="20"/>
         </w:rPr>
-        <w:t>OraX</w:t>
-      </w:r>
-      <w:proofErr w:type="spellEnd"/>
-      <w:r>
+        <w:t>OraX nasce per offrire una soluzione semplice e moderna per la gestione del calendario e delle attività personali. L’applicazione è pensata per essere utilizzata in contesti personali, scolastici e lavorativi, su dispositivi digitali. Supporta sia l’uso individuale sia la collaborazione tra utenti, ad esempio attraverso calendari condivisi e punta a garantire un’esperienza fluida anche in situazioni di connessione limitata.</w:t>
+      </w:r>
+    </w:p>
+    <w:p>
+      <w:pPr>
+        <w:pStyle w:val="NormaleWeb"/>
         <w:rPr>
           <w:rFonts w:ascii="Arial" w:hAnsi="Arial" w:cs="Arial"/>
           <w:sz w:val="20"/>
           <w:szCs w:val="20"/>
         </w:rPr>
-        <w:t xml:space="preserve"> nasce per offrire una soluzione semplice e moderna per la gestione del calendario e delle attività personali. L’applicazione è pensata per essere utilizzata in contesti personali, scolastici e lavorativi, su dispositivi digitali. Supporta sia l’uso individuale sia la collaborazione tra utenti, ad esempio attraverso calendari condivisi e punta a garantire un’esperienza fluida anche in situazioni di connessione limitata.</w:t>
-      </w:r>
-    </w:p>
-    <w:p>
-      <w:pPr>
-        <w:pStyle w:val="NormaleWeb"/>
+      </w:pPr>
+      <w:r>
         <w:rPr>
           <w:rFonts w:ascii="Arial" w:hAnsi="Arial" w:cs="Arial"/>
           <w:sz w:val="20"/>
           <w:szCs w:val="20"/>
         </w:rPr>
-      </w:pPr>
-      <w:r>
+        <w:t>Gli utenti principali di OraX sono studenti, lavoratori e persone che desiderano organizzare meglio il proprio tempo. I loro bisogni includono la possibilità di pianificare attività, ricevere notifiche per le scadenze, personalizzare il calendario e tenere traccia dei propri impegni tramite statistiche. In generale, si presuppone che gli utenti abbiano competenze digitali di base, quindi l’app deve essere facile da usare, intuitiva e accessibile anche per chi non ha molta esperienza con la tecnologia.</w:t>
+      </w:r>
+    </w:p>
+    <w:p>
+      <w:pPr>
+        <w:pStyle w:val="NormaleWeb"/>
         <w:rPr>
           <w:rFonts w:ascii="Arial" w:hAnsi="Arial" w:cs="Arial"/>
           <w:sz w:val="20"/>
           <w:szCs w:val="20"/>
         </w:rPr>
-        <w:t xml:space="preserve">Gli utenti principali di </w:t>
-      </w:r>
-      <w:proofErr w:type="spellStart"/>
+      </w:pPr>
       <w:r>
         <w:rPr>
           <w:rFonts w:ascii="Arial" w:hAnsi="Arial" w:cs="Arial"/>
           <w:sz w:val="20"/>
           <w:szCs w:val="20"/>
         </w:rPr>
-        <w:t>OraX</w:t>
-      </w:r>
-      <w:proofErr w:type="spellEnd"/>
+        <w:t xml:space="preserve">Esistono già applicazioni simili, come Google Calendar, ma spesso risultano troppo complesse o non completamente orientate alla personalizzazione e all’analisi delle attività personali. OraX </w:t>
+      </w:r>
       <w:r>
         <w:rPr>
           <w:rFonts w:ascii="Arial" w:hAnsi="Arial" w:cs="Arial"/>
           <w:sz w:val="20"/>
           <w:szCs w:val="20"/>
         </w:rPr>
-        <w:t xml:space="preserve"> sono studenti, lavoratori e persone che desiderano organizzare meglio il proprio tempo. I loro bisogni includono la possibilità di pianificare attività, ricevere notifiche per le scadenze, personalizzare il calendario e tenere traccia dei propri impegni tramite statistiche. In generale, si presuppone che gli utenti abbiano competenze digitali di base, quindi l’app deve essere facile da usare, intuitiva e accessibile anche per chi non ha molta esperienza con la tecnologia.</w:t>
-      </w:r>
-    </w:p>
-    <w:p>
-      <w:pPr>
-        <w:pStyle w:val="NormaleWeb"/>
+        <w:t>viene</w:t>
+      </w:r>
+      <w:r>
         <w:rPr>
           <w:rFonts w:ascii="Arial" w:hAnsi="Arial" w:cs="Arial"/>
           <w:sz w:val="20"/>
           <w:szCs w:val="20"/>
         </w:rPr>
-      </w:pPr>
+        <w:t xml:space="preserve"> </w:t>
+      </w:r>
       <w:r>
         <w:rPr>
           <w:rFonts w:ascii="Arial" w:hAnsi="Arial" w:cs="Arial"/>
           <w:sz w:val="20"/>
           <w:szCs w:val="20"/>
         </w:rPr>
-        <w:t xml:space="preserve">Esistono già applicazioni simili, come Google </w:t>
-      </w:r>
-      <w:proofErr w:type="spellStart"/>
+        <w:t>proposta</w:t>
+      </w:r>
       <w:r>
         <w:rPr>
           <w:rFonts w:ascii="Arial" w:hAnsi="Arial" w:cs="Arial"/>
           <w:sz w:val="20"/>
           <w:szCs w:val="20"/>
         </w:rPr>
-        <w:t>Calendar</w:t>
-      </w:r>
-      <w:proofErr w:type="spellEnd"/>
-      <w:r>
+        <w:t xml:space="preserve"> come un’alternativa più semplice e mirata, che unisce le funzioni essenziali di un calendario con strumenti utili per migliorare l’organizzazione e la produttività.</w:t>
+      </w:r>
+    </w:p>
+    <w:p>
+      <w:pPr>
+        <w:pStyle w:val="NormaleWeb"/>
         <w:rPr>
           <w:rFonts w:ascii="Arial" w:hAnsi="Arial" w:cs="Arial"/>
           <w:sz w:val="20"/>
           <w:szCs w:val="20"/>
         </w:rPr>
-        <w:t xml:space="preserve">, ma spesso risultano troppo complesse o non completamente orientate alla personalizzazione e all’analisi delle attività personali. </w:t>
-      </w:r>
-      <w:proofErr w:type="spellStart"/>
+      </w:pPr>
       <w:r>
         <w:rPr>
           <w:rFonts w:ascii="Arial" w:hAnsi="Arial" w:cs="Arial"/>
           <w:sz w:val="20"/>
           <w:szCs w:val="20"/>
         </w:rPr>
-        <w:t>OraX</w:t>
-      </w:r>
-      <w:proofErr w:type="spellEnd"/>
+        <w:t>I</w:t>
+      </w:r>
       <w:r>
         <w:rPr>
           <w:rFonts w:ascii="Arial" w:hAnsi="Arial" w:cs="Arial"/>
           <w:sz w:val="20"/>
           <w:szCs w:val="20"/>
         </w:rPr>
-        <w:t xml:space="preserve"> </w:t>
-      </w:r>
-      <w:r>
+        <w:t>l progetto si basa su convenzioni comuni nel settore delle app di gestione del tempo, come l’uso di viste giornaliere, settimanali e mensili, colori e icone per distinguere le attività e notifiche automatiche per ricordare le scadenze. In sintesi, OraX vuole essere uno strumento pratico, accessibile e utile per aiutare le persone a gestire meglio il proprio tempo nella vita di tutti i giorni.</w:t>
+      </w:r>
+    </w:p>
+    <w:p>
+      <w:pPr>
+        <w:pStyle w:val="Titolo2"/>
+      </w:pPr>
+      <w:r>
+        <w:t>User Stories</w:t>
+      </w:r>
+    </w:p>
+    <w:p>
+      <w:r>
+        <w:t xml:space="preserve">Le User Stories descrivono le funzionalità dell’applicazione dal punto di vista dell’utente. Servono a definire in modo semplice e chiaro cosa deve fare il sistema e quale valore offre all’utente finale. Ogni user story rappresenta un bisogno o un obiettivo che l’utente vuole raggiungere utilizzando l’applicazione. In questo modo è possibile sviluppare il progetto mantenendo sempre </w:t>
+      </w:r>
+      <w:r>
+        <w:t xml:space="preserve">l’attenzione </w:t>
+      </w:r>
+      <w:r>
+        <w:t>sull’esperienza dell’utente e sulle funzionalità più importanti.</w:t>
+      </w:r>
+    </w:p>
+    <w:p>
+      <w:pPr>
+        <w:rPr>
+          <w:lang w:val="it-IT"/>
+        </w:rPr>
+      </w:pPr>
+    </w:p>
+    <w:tbl>
+      <w:tblPr>
+        <w:tblW w:w="9580" w:type="dxa"/>
+        <w:tblCellSpacing w:w="0" w:type="dxa"/>
+        <w:tblInd w:w="-8" w:type="dxa"/>
+        <w:tblBorders>
+          <w:top w:val="outset" w:sz="6" w:space="0" w:color="000000"/>
+          <w:left w:val="outset" w:sz="6" w:space="0" w:color="000000"/>
+          <w:bottom w:val="outset" w:sz="6" w:space="0" w:color="000000"/>
+          <w:right w:val="outset" w:sz="6" w:space="0" w:color="000000"/>
+        </w:tblBorders>
+        <w:tblCellMar>
+          <w:top w:w="60" w:type="dxa"/>
+          <w:left w:w="60" w:type="dxa"/>
+          <w:bottom w:w="60" w:type="dxa"/>
+          <w:right w:w="60" w:type="dxa"/>
+        </w:tblCellMar>
+        <w:tblLook w:val="00A0" w:firstRow="1" w:lastRow="0" w:firstColumn="1" w:lastColumn="0" w:noHBand="0" w:noVBand="0"/>
+      </w:tblPr>
+      <w:tblGrid>
+        <w:gridCol w:w="1895"/>
+        <w:gridCol w:w="6327"/>
+        <w:gridCol w:w="1358"/>
+      </w:tblGrid>
+      <w:tr>
+        <w:trPr>
+          <w:trHeight w:val="406"/>
+          <w:tblCellSpacing w:w="0" w:type="dxa"/>
+        </w:trPr>
+        <w:tc>
+          <w:tcPr>
+            <w:tcW w:w="8222" w:type="dxa"/>
+            <w:gridSpan w:val="2"/>
+            <w:tcBorders>
+              <w:top w:val="outset" w:sz="6" w:space="0" w:color="000000"/>
+              <w:bottom w:val="outset" w:sz="6" w:space="0" w:color="000000"/>
+              <w:right w:val="single" w:sz="4" w:space="0" w:color="auto"/>
+            </w:tcBorders>
+            <w:shd w:val="clear" w:color="auto" w:fill="F2F2F2" w:themeFill="background1" w:themeFillShade="F2"/>
+          </w:tcPr>
+          <w:p>
+            <w:pPr>
+              <w:spacing w:before="100" w:beforeAutospacing="1"/>
+              <w:rPr>
+                <w:b/>
+                <w:sz w:val="16"/>
+                <w:szCs w:val="16"/>
+              </w:rPr>
+            </w:pPr>
+            <w:r>
+              <w:rPr>
+                <w:b/>
+                <w:sz w:val="16"/>
+                <w:szCs w:val="16"/>
+              </w:rPr>
+              <w:t>ID: US</w:t>
+            </w:r>
+            <w:r>
+              <w:rPr>
+                <w:b/>
+                <w:sz w:val="16"/>
+                <w:szCs w:val="16"/>
+              </w:rPr>
+              <w:t>-0</w:t>
+            </w:r>
+            <w:r>
+              <w:rPr>
+                <w:b/>
+                <w:sz w:val="16"/>
+                <w:szCs w:val="16"/>
+              </w:rPr>
+              <w:t xml:space="preserve">1 </w:t>
+            </w:r>
+          </w:p>
+        </w:tc>
+        <w:tc>
+          <w:tcPr>
+            <w:tcW w:w="1358" w:type="dxa"/>
+            <w:tcBorders>
+              <w:top w:val="outset" w:sz="6" w:space="0" w:color="000000"/>
+              <w:left w:val="single" w:sz="4" w:space="0" w:color="auto"/>
+              <w:bottom w:val="outset" w:sz="6" w:space="0" w:color="000000"/>
+            </w:tcBorders>
+            <w:shd w:val="clear" w:color="auto" w:fill="F2F2F2" w:themeFill="background1" w:themeFillShade="F2"/>
+          </w:tcPr>
+          <w:p>
+            <w:pPr>
+              <w:spacing w:before="100" w:beforeAutospacing="1"/>
+              <w:rPr>
+                <w:b/>
+                <w:sz w:val="16"/>
+                <w:szCs w:val="16"/>
+              </w:rPr>
+            </w:pPr>
+            <w:r>
+              <w:rPr>
+                <w:b/>
+                <w:sz w:val="16"/>
+                <w:szCs w:val="16"/>
+              </w:rPr>
+              <w:t>Story points: 3</w:t>
+            </w:r>
+          </w:p>
+        </w:tc>
+      </w:tr>
+      <w:tr>
+        <w:trPr>
+          <w:tblCellSpacing w:w="0" w:type="dxa"/>
+        </w:trPr>
+        <w:tc>
+          <w:tcPr>
+            <w:tcW w:w="1895" w:type="dxa"/>
+            <w:tcBorders>
+              <w:top w:val="outset" w:sz="6" w:space="0" w:color="000000"/>
+              <w:bottom w:val="outset" w:sz="6" w:space="0" w:color="000000"/>
+              <w:right w:val="outset" w:sz="6" w:space="0" w:color="000000"/>
+            </w:tcBorders>
+            <w:shd w:val="clear" w:color="auto" w:fill="F2F2F2" w:themeFill="background1" w:themeFillShade="F2"/>
+          </w:tcPr>
+          <w:p>
+            <w:pPr>
+              <w:spacing w:before="100" w:beforeAutospacing="1"/>
+              <w:rPr>
+                <w:b/>
+                <w:sz w:val="16"/>
+                <w:szCs w:val="16"/>
+              </w:rPr>
+            </w:pPr>
+            <w:r>
+              <w:rPr>
+                <w:b/>
+                <w:sz w:val="16"/>
+                <w:szCs w:val="16"/>
+              </w:rPr>
+              <w:t>Nome</w:t>
+            </w:r>
+          </w:p>
+        </w:tc>
+        <w:tc>
+          <w:tcPr>
+            <w:tcW w:w="7685" w:type="dxa"/>
+            <w:gridSpan w:val="2"/>
+            <w:tcBorders>
+              <w:top w:val="outset" w:sz="6" w:space="0" w:color="000000"/>
+              <w:left w:val="outset" w:sz="6" w:space="0" w:color="000000"/>
+              <w:bottom w:val="outset" w:sz="6" w:space="0" w:color="000000"/>
+            </w:tcBorders>
+          </w:tcPr>
+          <w:p>
+            <w:pPr>
+              <w:spacing w:before="100" w:beforeAutospacing="1"/>
+              <w:rPr>
+                <w:sz w:val="16"/>
+                <w:szCs w:val="16"/>
+              </w:rPr>
+            </w:pPr>
+            <w:r>
+              <w:rPr>
+                <w:sz w:val="16"/>
+                <w:szCs w:val="16"/>
+              </w:rPr>
+              <w:t>Come nuovo utente voglio potermi registrare</w:t>
+            </w:r>
+            <w:r>
+              <w:rPr>
+                <w:sz w:val="16"/>
+                <w:szCs w:val="16"/>
+              </w:rPr>
+              <w:t xml:space="preserve"> per </w:t>
+            </w:r>
+            <w:r>
+              <w:rPr>
+                <w:sz w:val="16"/>
+                <w:szCs w:val="16"/>
+              </w:rPr>
+              <w:t xml:space="preserve">vedere il mio calendario </w:t>
+            </w:r>
+            <w:r>
+              <w:rPr>
+                <w:sz w:val="16"/>
+                <w:szCs w:val="16"/>
+              </w:rPr>
+              <w:t>ed</w:t>
+            </w:r>
+            <w:r>
+              <w:rPr>
+                <w:sz w:val="16"/>
+                <w:szCs w:val="16"/>
+              </w:rPr>
+              <w:t xml:space="preserve"> organizzare le mie attività.</w:t>
+            </w:r>
+          </w:p>
+        </w:tc>
+      </w:tr>
+      <w:tr>
+        <w:trPr>
+          <w:tblCellSpacing w:w="0" w:type="dxa"/>
+        </w:trPr>
+        <w:tc>
+          <w:tcPr>
+            <w:tcW w:w="1895" w:type="dxa"/>
+            <w:tcBorders>
+              <w:top w:val="outset" w:sz="6" w:space="0" w:color="000000"/>
+              <w:bottom w:val="outset" w:sz="6" w:space="0" w:color="000000"/>
+              <w:right w:val="outset" w:sz="6" w:space="0" w:color="000000"/>
+            </w:tcBorders>
+            <w:shd w:val="clear" w:color="auto" w:fill="F2F2F2" w:themeFill="background1" w:themeFillShade="F2"/>
+          </w:tcPr>
+          <w:p>
+            <w:pPr>
+              <w:spacing w:before="100" w:beforeAutospacing="1"/>
+              <w:rPr>
+                <w:b/>
+                <w:sz w:val="16"/>
+                <w:szCs w:val="16"/>
+              </w:rPr>
+            </w:pPr>
+            <w:r>
+              <w:rPr>
+                <w:b/>
+                <w:sz w:val="16"/>
+                <w:szCs w:val="16"/>
+              </w:rPr>
+              <w:t>Stima</w:t>
+            </w:r>
+          </w:p>
+        </w:tc>
+        <w:tc>
+          <w:tcPr>
+            <w:tcW w:w="7685" w:type="dxa"/>
+            <w:gridSpan w:val="2"/>
+            <w:tcBorders>
+              <w:top w:val="outset" w:sz="6" w:space="0" w:color="000000"/>
+              <w:left w:val="outset" w:sz="6" w:space="0" w:color="000000"/>
+              <w:bottom w:val="outset" w:sz="6" w:space="0" w:color="000000"/>
+            </w:tcBorders>
+          </w:tcPr>
+          <w:p>
+            <w:pPr>
+              <w:spacing w:before="100" w:beforeAutospacing="1"/>
+              <w:rPr>
+                <w:sz w:val="16"/>
+                <w:szCs w:val="16"/>
+              </w:rPr>
+            </w:pPr>
+            <w:r>
+              <w:rPr>
+                <w:sz w:val="16"/>
+                <w:szCs w:val="16"/>
+              </w:rPr>
+              <w:t>Media</w:t>
+            </w:r>
+          </w:p>
+        </w:tc>
+      </w:tr>
+      <w:tr>
+        <w:trPr>
+          <w:tblCellSpacing w:w="0" w:type="dxa"/>
+        </w:trPr>
+        <w:tc>
+          <w:tcPr>
+            <w:tcW w:w="9580" w:type="dxa"/>
+            <w:gridSpan w:val="3"/>
+            <w:tcBorders>
+              <w:top w:val="outset" w:sz="6" w:space="0" w:color="000000"/>
+              <w:bottom w:val="outset" w:sz="6" w:space="0" w:color="000000"/>
+            </w:tcBorders>
+            <w:shd w:val="clear" w:color="auto" w:fill="F2F2F2" w:themeFill="background1" w:themeFillShade="F2"/>
+          </w:tcPr>
+          <w:p>
+            <w:pPr>
+              <w:spacing w:before="100" w:beforeAutospacing="1"/>
+              <w:rPr>
+                <w:sz w:val="16"/>
+                <w:szCs w:val="16"/>
+              </w:rPr>
+            </w:pPr>
+            <w:r>
+              <w:rPr>
+                <w:b/>
+                <w:bCs/>
+                <w:sz w:val="16"/>
+                <w:szCs w:val="16"/>
+              </w:rPr>
+              <w:t>Criteri di accettazione</w:t>
+            </w:r>
+            <w:r>
+              <w:rPr>
+                <w:b/>
+                <w:bCs/>
+                <w:sz w:val="16"/>
+                <w:szCs w:val="16"/>
+              </w:rPr>
+              <w:t xml:space="preserve"> </w:t>
+            </w:r>
+          </w:p>
+        </w:tc>
+      </w:tr>
+      <w:tr>
+        <w:trPr>
+          <w:tblCellSpacing w:w="0" w:type="dxa"/>
+        </w:trPr>
+        <w:tc>
+          <w:tcPr>
+            <w:tcW w:w="1895" w:type="dxa"/>
+            <w:tcBorders>
+              <w:top w:val="outset" w:sz="6" w:space="0" w:color="000000"/>
+              <w:bottom w:val="outset" w:sz="6" w:space="0" w:color="000000"/>
+              <w:right w:val="outset" w:sz="6" w:space="0" w:color="000000"/>
+            </w:tcBorders>
+            <w:shd w:val="clear" w:color="auto" w:fill="F2F2F2" w:themeFill="background1" w:themeFillShade="F2"/>
+          </w:tcPr>
+          <w:p>
+            <w:pPr>
+              <w:spacing w:before="100" w:beforeAutospacing="1"/>
+              <w:rPr>
+                <w:b/>
+                <w:sz w:val="16"/>
+                <w:szCs w:val="16"/>
+              </w:rPr>
+            </w:pPr>
+            <w:r>
+              <w:rPr>
+                <w:b/>
+                <w:bCs/>
+                <w:sz w:val="16"/>
+                <w:szCs w:val="16"/>
+              </w:rPr>
+              <w:t>001</w:t>
+            </w:r>
+          </w:p>
+        </w:tc>
+        <w:tc>
+          <w:tcPr>
+            <w:tcW w:w="7685" w:type="dxa"/>
+            <w:gridSpan w:val="2"/>
+            <w:tcBorders>
+              <w:top w:val="outset" w:sz="6" w:space="0" w:color="000000"/>
+              <w:left w:val="outset" w:sz="6" w:space="0" w:color="000000"/>
+              <w:bottom w:val="outset" w:sz="6" w:space="0" w:color="000000"/>
+            </w:tcBorders>
+          </w:tcPr>
+          <w:p>
+            <w:pPr>
+              <w:spacing w:before="100" w:beforeAutospacing="1"/>
+              <w:rPr>
+                <w:sz w:val="16"/>
+                <w:szCs w:val="16"/>
+              </w:rPr>
+            </w:pPr>
+            <w:r>
+              <w:rPr>
+                <w:sz w:val="16"/>
+                <w:szCs w:val="16"/>
+              </w:rPr>
+              <w:t>La registrazione crea un account che andrà salvato nel database.</w:t>
+            </w:r>
+          </w:p>
+        </w:tc>
+      </w:tr>
+      <w:tr>
+        <w:trPr>
+          <w:tblCellSpacing w:w="0" w:type="dxa"/>
+        </w:trPr>
+        <w:tc>
+          <w:tcPr>
+            <w:tcW w:w="1895" w:type="dxa"/>
+            <w:tcBorders>
+              <w:top w:val="outset" w:sz="6" w:space="0" w:color="000000"/>
+              <w:bottom w:val="outset" w:sz="6" w:space="0" w:color="000000"/>
+              <w:right w:val="outset" w:sz="6" w:space="0" w:color="000000"/>
+            </w:tcBorders>
+            <w:shd w:val="clear" w:color="auto" w:fill="F2F2F2" w:themeFill="background1" w:themeFillShade="F2"/>
+          </w:tcPr>
+          <w:p>
+            <w:pPr>
+              <w:spacing w:before="100" w:beforeAutospacing="1"/>
+              <w:rPr>
+                <w:b/>
+                <w:bCs/>
+                <w:sz w:val="16"/>
+                <w:szCs w:val="16"/>
+              </w:rPr>
+            </w:pPr>
+            <w:r>
+              <w:rPr>
+                <w:b/>
+                <w:bCs/>
+                <w:sz w:val="16"/>
+                <w:szCs w:val="16"/>
+              </w:rPr>
+              <w:t>002</w:t>
+            </w:r>
+          </w:p>
+        </w:tc>
+        <w:tc>
+          <w:tcPr>
+            <w:tcW w:w="7685" w:type="dxa"/>
+            <w:gridSpan w:val="2"/>
+            <w:tcBorders>
+              <w:top w:val="outset" w:sz="6" w:space="0" w:color="000000"/>
+              <w:left w:val="outset" w:sz="6" w:space="0" w:color="000000"/>
+              <w:bottom w:val="outset" w:sz="6" w:space="0" w:color="000000"/>
+            </w:tcBorders>
+          </w:tcPr>
+          <w:p>
+            <w:pPr>
+              <w:spacing w:before="100" w:beforeAutospacing="1"/>
+              <w:rPr>
+                <w:sz w:val="16"/>
+                <w:szCs w:val="16"/>
+              </w:rPr>
+            </w:pPr>
+            <w:r>
+              <w:rPr>
+                <w:sz w:val="16"/>
+                <w:szCs w:val="16"/>
+              </w:rPr>
+              <w:t>Per fare l’accesso al nuovo account si dovranno utilizzare le proprie credenziali.</w:t>
+            </w:r>
+          </w:p>
+        </w:tc>
+      </w:tr>
+      <w:tr>
+        <w:trPr>
+          <w:tblCellSpacing w:w="0" w:type="dxa"/>
+        </w:trPr>
+        <w:tc>
+          <w:tcPr>
+            <w:tcW w:w="1895" w:type="dxa"/>
+            <w:tcBorders>
+              <w:top w:val="outset" w:sz="6" w:space="0" w:color="000000"/>
+              <w:bottom w:val="outset" w:sz="6" w:space="0" w:color="000000"/>
+              <w:right w:val="outset" w:sz="6" w:space="0" w:color="000000"/>
+            </w:tcBorders>
+            <w:shd w:val="clear" w:color="auto" w:fill="F2F2F2" w:themeFill="background1" w:themeFillShade="F2"/>
+          </w:tcPr>
+          <w:p>
+            <w:pPr>
+              <w:spacing w:before="100" w:beforeAutospacing="1"/>
+              <w:rPr>
+                <w:b/>
+                <w:bCs/>
+                <w:sz w:val="16"/>
+                <w:szCs w:val="16"/>
+              </w:rPr>
+            </w:pPr>
+            <w:r>
+              <w:rPr>
+                <w:b/>
+                <w:bCs/>
+                <w:sz w:val="16"/>
+                <w:szCs w:val="16"/>
+              </w:rPr>
+              <w:t>003</w:t>
+            </w:r>
+          </w:p>
+        </w:tc>
+        <w:tc>
+          <w:tcPr>
+            <w:tcW w:w="7685" w:type="dxa"/>
+            <w:gridSpan w:val="2"/>
+            <w:tcBorders>
+              <w:top w:val="outset" w:sz="6" w:space="0" w:color="000000"/>
+              <w:left w:val="outset" w:sz="6" w:space="0" w:color="000000"/>
+              <w:bottom w:val="outset" w:sz="6" w:space="0" w:color="000000"/>
+            </w:tcBorders>
+          </w:tcPr>
+          <w:p>
+            <w:pPr>
+              <w:spacing w:before="100" w:beforeAutospacing="1"/>
+              <w:rPr>
+                <w:sz w:val="16"/>
+                <w:szCs w:val="16"/>
+              </w:rPr>
+            </w:pPr>
+            <w:r>
+              <w:rPr>
+                <w:sz w:val="16"/>
+                <w:szCs w:val="16"/>
+              </w:rPr>
+              <w:t>L’utente non può accedere all’account di un amministratore.</w:t>
+            </w:r>
+          </w:p>
+        </w:tc>
+      </w:tr>
+      <w:tr>
+        <w:trPr>
+          <w:tblCellSpacing w:w="0" w:type="dxa"/>
+        </w:trPr>
+        <w:tc>
+          <w:tcPr>
+            <w:tcW w:w="1895" w:type="dxa"/>
+            <w:tcBorders>
+              <w:top w:val="outset" w:sz="6" w:space="0" w:color="000000"/>
+              <w:bottom w:val="outset" w:sz="6" w:space="0" w:color="000000"/>
+              <w:right w:val="outset" w:sz="6" w:space="0" w:color="000000"/>
+            </w:tcBorders>
+            <w:shd w:val="clear" w:color="auto" w:fill="F2F2F2" w:themeFill="background1" w:themeFillShade="F2"/>
+          </w:tcPr>
+          <w:p>
+            <w:pPr>
+              <w:spacing w:before="100" w:beforeAutospacing="1"/>
+              <w:rPr>
+                <w:b/>
+                <w:bCs/>
+                <w:sz w:val="16"/>
+                <w:szCs w:val="16"/>
+              </w:rPr>
+            </w:pPr>
+            <w:r>
+              <w:rPr>
+                <w:b/>
+                <w:bCs/>
+                <w:sz w:val="16"/>
+                <w:szCs w:val="16"/>
+              </w:rPr>
+              <w:t>004</w:t>
+            </w:r>
+          </w:p>
+        </w:tc>
+        <w:tc>
+          <w:tcPr>
+            <w:tcW w:w="7685" w:type="dxa"/>
+            <w:gridSpan w:val="2"/>
+            <w:tcBorders>
+              <w:top w:val="outset" w:sz="6" w:space="0" w:color="000000"/>
+              <w:left w:val="outset" w:sz="6" w:space="0" w:color="000000"/>
+              <w:bottom w:val="outset" w:sz="6" w:space="0" w:color="000000"/>
+            </w:tcBorders>
+          </w:tcPr>
+          <w:p>
+            <w:pPr>
+              <w:spacing w:before="100" w:beforeAutospacing="1"/>
+              <w:rPr>
+                <w:sz w:val="16"/>
+                <w:szCs w:val="16"/>
+              </w:rPr>
+            </w:pPr>
+            <w:r>
+              <w:rPr>
+                <w:sz w:val="16"/>
+                <w:szCs w:val="16"/>
+              </w:rPr>
+              <w:t>La password deve avere minimo 8 caratteri, compresi quelli speciali.</w:t>
+            </w:r>
+          </w:p>
+        </w:tc>
+      </w:tr>
+      <w:tr>
+        <w:trPr>
+          <w:tblCellSpacing w:w="0" w:type="dxa"/>
+        </w:trPr>
+        <w:tc>
+          <w:tcPr>
+            <w:tcW w:w="1895" w:type="dxa"/>
+            <w:tcBorders>
+              <w:top w:val="outset" w:sz="6" w:space="0" w:color="000000"/>
+              <w:bottom w:val="outset" w:sz="6" w:space="0" w:color="000000"/>
+              <w:right w:val="outset" w:sz="6" w:space="0" w:color="000000"/>
+            </w:tcBorders>
+            <w:shd w:val="clear" w:color="auto" w:fill="F2F2F2" w:themeFill="background1" w:themeFillShade="F2"/>
+          </w:tcPr>
+          <w:p>
+            <w:pPr>
+              <w:spacing w:before="100" w:beforeAutospacing="1"/>
+              <w:rPr>
+                <w:b/>
+                <w:bCs/>
+                <w:sz w:val="16"/>
+                <w:szCs w:val="16"/>
+              </w:rPr>
+            </w:pPr>
+            <w:r>
+              <w:rPr>
+                <w:b/>
+                <w:bCs/>
+                <w:sz w:val="16"/>
+                <w:szCs w:val="16"/>
+              </w:rPr>
+              <w:t>005</w:t>
+            </w:r>
+          </w:p>
+        </w:tc>
+        <w:tc>
+          <w:tcPr>
+            <w:tcW w:w="7685" w:type="dxa"/>
+            <w:gridSpan w:val="2"/>
+            <w:tcBorders>
+              <w:top w:val="outset" w:sz="6" w:space="0" w:color="000000"/>
+              <w:left w:val="outset" w:sz="6" w:space="0" w:color="000000"/>
+              <w:bottom w:val="outset" w:sz="6" w:space="0" w:color="000000"/>
+            </w:tcBorders>
+          </w:tcPr>
+          <w:p>
+            <w:pPr>
+              <w:spacing w:before="100" w:beforeAutospacing="1"/>
+              <w:rPr>
+                <w:sz w:val="16"/>
+                <w:szCs w:val="16"/>
+              </w:rPr>
+            </w:pPr>
+            <w:r>
+              <w:rPr>
+                <w:sz w:val="16"/>
+                <w:szCs w:val="16"/>
+              </w:rPr>
+              <w:t>L’utente deve riuscire a vedere il suo calendario.</w:t>
+            </w:r>
+          </w:p>
+        </w:tc>
+      </w:tr>
+      <w:tr>
+        <w:trPr>
+          <w:trHeight w:val="251"/>
+          <w:tblCellSpacing w:w="0" w:type="dxa"/>
+        </w:trPr>
+        <w:tc>
+          <w:tcPr>
+            <w:tcW w:w="8222" w:type="dxa"/>
+            <w:gridSpan w:val="2"/>
+            <w:tcBorders>
+              <w:top w:val="outset" w:sz="6" w:space="0" w:color="000000"/>
+              <w:bottom w:val="outset" w:sz="6" w:space="0" w:color="000000"/>
+              <w:right w:val="single" w:sz="4" w:space="0" w:color="auto"/>
+            </w:tcBorders>
+            <w:shd w:val="clear" w:color="auto" w:fill="F2F2F2" w:themeFill="background1" w:themeFillShade="F2"/>
+          </w:tcPr>
+          <w:p>
+            <w:pPr>
+              <w:spacing w:before="100" w:beforeAutospacing="1"/>
+              <w:rPr>
+                <w:b/>
+                <w:sz w:val="16"/>
+                <w:szCs w:val="16"/>
+              </w:rPr>
+            </w:pPr>
+            <w:r>
+              <w:rPr>
+                <w:b/>
+                <w:sz w:val="16"/>
+                <w:szCs w:val="16"/>
+              </w:rPr>
+              <w:t>ID: US</w:t>
+            </w:r>
+            <w:r>
+              <w:rPr>
+                <w:b/>
+                <w:sz w:val="16"/>
+                <w:szCs w:val="16"/>
+              </w:rPr>
+              <w:t>-0</w:t>
+            </w:r>
+            <w:r>
+              <w:rPr>
+                <w:b/>
+                <w:sz w:val="16"/>
+                <w:szCs w:val="16"/>
+              </w:rPr>
+              <w:t xml:space="preserve">2 </w:t>
+            </w:r>
+          </w:p>
+        </w:tc>
+        <w:tc>
+          <w:tcPr>
+            <w:tcW w:w="1358" w:type="dxa"/>
+            <w:tcBorders>
+              <w:top w:val="outset" w:sz="6" w:space="0" w:color="000000"/>
+              <w:left w:val="single" w:sz="4" w:space="0" w:color="auto"/>
+              <w:bottom w:val="outset" w:sz="6" w:space="0" w:color="000000"/>
+            </w:tcBorders>
+            <w:shd w:val="clear" w:color="auto" w:fill="F2F2F2" w:themeFill="background1" w:themeFillShade="F2"/>
+          </w:tcPr>
+          <w:p>
+            <w:pPr>
+              <w:spacing w:before="100" w:beforeAutospacing="1"/>
+              <w:jc w:val="center"/>
+              <w:rPr>
+                <w:b/>
+                <w:sz w:val="16"/>
+                <w:szCs w:val="16"/>
+              </w:rPr>
+            </w:pPr>
+            <w:r>
+              <w:rPr>
+                <w:b/>
+                <w:sz w:val="16"/>
+                <w:szCs w:val="16"/>
+              </w:rPr>
+              <w:t>Story points: 5</w:t>
+            </w:r>
+          </w:p>
+        </w:tc>
+      </w:tr>
+      <w:tr>
+        <w:trPr>
+          <w:tblCellSpacing w:w="0" w:type="dxa"/>
+        </w:trPr>
+        <w:tc>
+          <w:tcPr>
+            <w:tcW w:w="1895" w:type="dxa"/>
+            <w:tcBorders>
+              <w:top w:val="outset" w:sz="6" w:space="0" w:color="000000"/>
+              <w:bottom w:val="outset" w:sz="6" w:space="0" w:color="000000"/>
+              <w:right w:val="outset" w:sz="6" w:space="0" w:color="000000"/>
+            </w:tcBorders>
+            <w:shd w:val="clear" w:color="auto" w:fill="F2F2F2" w:themeFill="background1" w:themeFillShade="F2"/>
+          </w:tcPr>
+          <w:p>
+            <w:pPr>
+              <w:spacing w:before="100" w:beforeAutospacing="1"/>
+              <w:rPr>
+                <w:b/>
+                <w:sz w:val="16"/>
+                <w:szCs w:val="16"/>
+              </w:rPr>
+            </w:pPr>
+            <w:r>
+              <w:rPr>
+                <w:b/>
+                <w:sz w:val="16"/>
+                <w:szCs w:val="16"/>
+              </w:rPr>
+              <w:t>Nome</w:t>
+            </w:r>
+          </w:p>
+        </w:tc>
+        <w:tc>
+          <w:tcPr>
+            <w:tcW w:w="7685" w:type="dxa"/>
+            <w:gridSpan w:val="2"/>
+            <w:tcBorders>
+              <w:top w:val="outset" w:sz="6" w:space="0" w:color="000000"/>
+              <w:left w:val="outset" w:sz="6" w:space="0" w:color="000000"/>
+              <w:bottom w:val="outset" w:sz="6" w:space="0" w:color="000000"/>
+            </w:tcBorders>
+          </w:tcPr>
+          <w:p>
+            <w:pPr>
+              <w:spacing w:before="100" w:beforeAutospacing="1"/>
+              <w:rPr>
+                <w:sz w:val="16"/>
+                <w:szCs w:val="16"/>
+              </w:rPr>
+            </w:pPr>
+            <w:r>
+              <w:rPr>
+                <w:sz w:val="16"/>
+                <w:szCs w:val="16"/>
+              </w:rPr>
+              <w:t xml:space="preserve">Come utente voglio inserire una nuova attività e </w:t>
+            </w:r>
+            <w:r>
+              <w:rPr>
+                <w:sz w:val="16"/>
+                <w:szCs w:val="16"/>
+              </w:rPr>
+              <w:t>identificarne i dettagli per salvare i miei appuntamenti.</w:t>
+            </w:r>
+          </w:p>
+        </w:tc>
+      </w:tr>
+      <w:tr>
+        <w:trPr>
+          <w:tblCellSpacing w:w="0" w:type="dxa"/>
+        </w:trPr>
+        <w:tc>
+          <w:tcPr>
+            <w:tcW w:w="1895" w:type="dxa"/>
+            <w:tcBorders>
+              <w:top w:val="outset" w:sz="6" w:space="0" w:color="000000"/>
+              <w:bottom w:val="outset" w:sz="6" w:space="0" w:color="000000"/>
+              <w:right w:val="outset" w:sz="6" w:space="0" w:color="000000"/>
+            </w:tcBorders>
+            <w:shd w:val="clear" w:color="auto" w:fill="F2F2F2" w:themeFill="background1" w:themeFillShade="F2"/>
+          </w:tcPr>
+          <w:p>
+            <w:pPr>
+              <w:spacing w:before="100" w:beforeAutospacing="1"/>
+              <w:rPr>
+                <w:b/>
+                <w:sz w:val="16"/>
+                <w:szCs w:val="16"/>
+              </w:rPr>
+            </w:pPr>
+            <w:r>
+              <w:rPr>
+                <w:b/>
+                <w:sz w:val="16"/>
+                <w:szCs w:val="16"/>
+              </w:rPr>
+              <w:lastRenderedPageBreak/>
+              <w:t>Stima</w:t>
+            </w:r>
+          </w:p>
+        </w:tc>
+        <w:tc>
+          <w:tcPr>
+            <w:tcW w:w="7685" w:type="dxa"/>
+            <w:gridSpan w:val="2"/>
+            <w:tcBorders>
+              <w:top w:val="outset" w:sz="6" w:space="0" w:color="000000"/>
+              <w:left w:val="outset" w:sz="6" w:space="0" w:color="000000"/>
+              <w:bottom w:val="outset" w:sz="6" w:space="0" w:color="000000"/>
+            </w:tcBorders>
+          </w:tcPr>
+          <w:p>
+            <w:pPr>
+              <w:spacing w:before="100" w:beforeAutospacing="1"/>
+              <w:rPr>
+                <w:sz w:val="16"/>
+                <w:szCs w:val="16"/>
+              </w:rPr>
+            </w:pPr>
+            <w:r>
+              <w:rPr>
+                <w:sz w:val="16"/>
+                <w:szCs w:val="16"/>
+              </w:rPr>
+              <w:t>Grande</w:t>
+            </w:r>
+          </w:p>
+        </w:tc>
+      </w:tr>
+      <w:tr>
+        <w:trPr>
+          <w:tblCellSpacing w:w="0" w:type="dxa"/>
+        </w:trPr>
+        <w:tc>
+          <w:tcPr>
+            <w:tcW w:w="9580" w:type="dxa"/>
+            <w:gridSpan w:val="3"/>
+            <w:tcBorders>
+              <w:top w:val="outset" w:sz="6" w:space="0" w:color="000000"/>
+              <w:bottom w:val="outset" w:sz="6" w:space="0" w:color="000000"/>
+            </w:tcBorders>
+            <w:shd w:val="clear" w:color="auto" w:fill="F2F2F2" w:themeFill="background1" w:themeFillShade="F2"/>
+          </w:tcPr>
+          <w:p>
+            <w:pPr>
+              <w:spacing w:before="100" w:beforeAutospacing="1"/>
+              <w:rPr>
+                <w:sz w:val="16"/>
+                <w:szCs w:val="16"/>
+              </w:rPr>
+            </w:pPr>
+            <w:r>
+              <w:rPr>
+                <w:b/>
+                <w:bCs/>
+                <w:sz w:val="16"/>
+                <w:szCs w:val="16"/>
+              </w:rPr>
+              <w:t>Criteri di accettazione</w:t>
+            </w:r>
+          </w:p>
+        </w:tc>
+      </w:tr>
+      <w:tr>
+        <w:trPr>
+          <w:tblCellSpacing w:w="0" w:type="dxa"/>
+        </w:trPr>
+        <w:tc>
+          <w:tcPr>
+            <w:tcW w:w="1895" w:type="dxa"/>
+            <w:tcBorders>
+              <w:top w:val="outset" w:sz="6" w:space="0" w:color="000000"/>
+              <w:bottom w:val="outset" w:sz="6" w:space="0" w:color="000000"/>
+              <w:right w:val="outset" w:sz="6" w:space="0" w:color="000000"/>
+            </w:tcBorders>
+            <w:shd w:val="clear" w:color="auto" w:fill="F2F2F2" w:themeFill="background1" w:themeFillShade="F2"/>
+          </w:tcPr>
+          <w:p>
+            <w:pPr>
+              <w:spacing w:before="100" w:beforeAutospacing="1"/>
+              <w:rPr>
+                <w:b/>
+                <w:sz w:val="16"/>
+                <w:szCs w:val="16"/>
+              </w:rPr>
+            </w:pPr>
+            <w:r>
+              <w:rPr>
+                <w:b/>
+                <w:bCs/>
+                <w:sz w:val="16"/>
+                <w:szCs w:val="16"/>
+              </w:rPr>
+              <w:t>001</w:t>
+            </w:r>
+          </w:p>
+        </w:tc>
+        <w:tc>
+          <w:tcPr>
+            <w:tcW w:w="7685" w:type="dxa"/>
+            <w:gridSpan w:val="2"/>
+            <w:tcBorders>
+              <w:top w:val="outset" w:sz="6" w:space="0" w:color="000000"/>
+              <w:left w:val="outset" w:sz="6" w:space="0" w:color="000000"/>
+              <w:bottom w:val="outset" w:sz="6" w:space="0" w:color="000000"/>
+            </w:tcBorders>
+          </w:tcPr>
+          <w:p>
+            <w:pPr>
+              <w:spacing w:before="100" w:beforeAutospacing="1"/>
+              <w:rPr>
+                <w:sz w:val="16"/>
+                <w:szCs w:val="16"/>
+              </w:rPr>
+            </w:pPr>
+            <w:r>
+              <w:rPr>
+                <w:sz w:val="16"/>
+                <w:szCs w:val="16"/>
+              </w:rPr>
+              <w:t xml:space="preserve">L’utente </w:t>
+            </w:r>
+            <w:r>
+              <w:rPr>
+                <w:sz w:val="16"/>
+                <w:szCs w:val="16"/>
+              </w:rPr>
+              <w:t>premendo sul giorno visualizzerà il form per creare una nuova attività</w:t>
+            </w:r>
+          </w:p>
+        </w:tc>
+      </w:tr>
+      <w:tr>
+        <w:trPr>
+          <w:tblCellSpacing w:w="0" w:type="dxa"/>
+        </w:trPr>
+        <w:tc>
+          <w:tcPr>
+            <w:tcW w:w="1895" w:type="dxa"/>
+            <w:tcBorders>
+              <w:top w:val="outset" w:sz="6" w:space="0" w:color="000000"/>
+              <w:bottom w:val="outset" w:sz="6" w:space="0" w:color="000000"/>
+              <w:right w:val="outset" w:sz="6" w:space="0" w:color="000000"/>
+            </w:tcBorders>
+            <w:shd w:val="clear" w:color="auto" w:fill="F2F2F2" w:themeFill="background1" w:themeFillShade="F2"/>
+          </w:tcPr>
+          <w:p>
+            <w:pPr>
+              <w:spacing w:before="100" w:beforeAutospacing="1"/>
+              <w:rPr>
+                <w:b/>
+                <w:bCs/>
+                <w:sz w:val="16"/>
+                <w:szCs w:val="16"/>
+              </w:rPr>
+            </w:pPr>
+            <w:r>
+              <w:rPr>
+                <w:b/>
+                <w:bCs/>
+                <w:sz w:val="16"/>
+                <w:szCs w:val="16"/>
+              </w:rPr>
+              <w:t>002</w:t>
+            </w:r>
+          </w:p>
+        </w:tc>
+        <w:tc>
+          <w:tcPr>
+            <w:tcW w:w="7685" w:type="dxa"/>
+            <w:gridSpan w:val="2"/>
+            <w:tcBorders>
+              <w:top w:val="outset" w:sz="6" w:space="0" w:color="000000"/>
+              <w:left w:val="outset" w:sz="6" w:space="0" w:color="000000"/>
+              <w:bottom w:val="outset" w:sz="6" w:space="0" w:color="000000"/>
+            </w:tcBorders>
+          </w:tcPr>
+          <w:p>
+            <w:pPr>
+              <w:spacing w:before="100" w:beforeAutospacing="1"/>
+              <w:rPr>
+                <w:sz w:val="16"/>
+                <w:szCs w:val="16"/>
+              </w:rPr>
+            </w:pPr>
+            <w:r>
+              <w:rPr>
+                <w:sz w:val="16"/>
+                <w:szCs w:val="16"/>
+              </w:rPr>
+              <w:t>Le attività verranno salvate nel profilo</w:t>
+            </w:r>
+            <w:r>
+              <w:rPr>
+                <w:sz w:val="16"/>
+                <w:szCs w:val="16"/>
+              </w:rPr>
+              <w:t>.</w:t>
+            </w:r>
+          </w:p>
+        </w:tc>
+      </w:tr>
+      <w:tr>
+        <w:trPr>
+          <w:tblCellSpacing w:w="0" w:type="dxa"/>
+        </w:trPr>
+        <w:tc>
+          <w:tcPr>
+            <w:tcW w:w="1895" w:type="dxa"/>
+            <w:tcBorders>
+              <w:top w:val="outset" w:sz="6" w:space="0" w:color="000000"/>
+              <w:bottom w:val="outset" w:sz="6" w:space="0" w:color="000000"/>
+              <w:right w:val="outset" w:sz="6" w:space="0" w:color="000000"/>
+            </w:tcBorders>
+            <w:shd w:val="clear" w:color="auto" w:fill="F2F2F2" w:themeFill="background1" w:themeFillShade="F2"/>
+          </w:tcPr>
+          <w:p>
+            <w:pPr>
+              <w:spacing w:before="100" w:beforeAutospacing="1"/>
+              <w:rPr>
+                <w:b/>
+                <w:bCs/>
+                <w:sz w:val="16"/>
+                <w:szCs w:val="16"/>
+              </w:rPr>
+            </w:pPr>
+            <w:r>
+              <w:rPr>
+                <w:b/>
+                <w:bCs/>
+                <w:sz w:val="16"/>
+                <w:szCs w:val="16"/>
+              </w:rPr>
+              <w:t>003</w:t>
+            </w:r>
+          </w:p>
+        </w:tc>
+        <w:tc>
+          <w:tcPr>
+            <w:tcW w:w="7685" w:type="dxa"/>
+            <w:gridSpan w:val="2"/>
+            <w:tcBorders>
+              <w:top w:val="outset" w:sz="6" w:space="0" w:color="000000"/>
+              <w:left w:val="outset" w:sz="6" w:space="0" w:color="000000"/>
+              <w:bottom w:val="outset" w:sz="6" w:space="0" w:color="000000"/>
+            </w:tcBorders>
+          </w:tcPr>
+          <w:p>
+            <w:pPr>
+              <w:spacing w:before="100" w:beforeAutospacing="1"/>
+              <w:rPr>
+                <w:sz w:val="16"/>
+                <w:szCs w:val="16"/>
+              </w:rPr>
+            </w:pPr>
+            <w:r>
+              <w:rPr>
+                <w:sz w:val="16"/>
+                <w:szCs w:val="16"/>
+              </w:rPr>
+              <w:t>Visualizzazione delle attività nel calendario.</w:t>
+            </w:r>
+          </w:p>
+        </w:tc>
+      </w:tr>
+      <w:tr>
+        <w:trPr>
+          <w:trHeight w:val="296"/>
+          <w:tblCellSpacing w:w="0" w:type="dxa"/>
+        </w:trPr>
+        <w:tc>
+          <w:tcPr>
+            <w:tcW w:w="8222" w:type="dxa"/>
+            <w:gridSpan w:val="2"/>
+            <w:tcBorders>
+              <w:top w:val="outset" w:sz="6" w:space="0" w:color="000000"/>
+              <w:bottom w:val="outset" w:sz="6" w:space="0" w:color="000000"/>
+              <w:right w:val="single" w:sz="4" w:space="0" w:color="auto"/>
+            </w:tcBorders>
+            <w:shd w:val="clear" w:color="auto" w:fill="F2F2F2" w:themeFill="background1" w:themeFillShade="F2"/>
+          </w:tcPr>
+          <w:p>
+            <w:pPr>
+              <w:spacing w:before="100" w:beforeAutospacing="1"/>
+              <w:rPr>
+                <w:b/>
+                <w:sz w:val="16"/>
+                <w:szCs w:val="16"/>
+              </w:rPr>
+            </w:pPr>
+            <w:r>
+              <w:rPr>
+                <w:b/>
+                <w:sz w:val="16"/>
+                <w:szCs w:val="16"/>
+              </w:rPr>
+              <w:t>ID: US</w:t>
+            </w:r>
+            <w:r>
+              <w:rPr>
+                <w:b/>
+                <w:sz w:val="16"/>
+                <w:szCs w:val="16"/>
+              </w:rPr>
+              <w:t>-0</w:t>
+            </w:r>
+            <w:r>
+              <w:rPr>
+                <w:b/>
+                <w:sz w:val="16"/>
+                <w:szCs w:val="16"/>
+              </w:rPr>
+              <w:t>3</w:t>
+            </w:r>
+          </w:p>
+        </w:tc>
+        <w:tc>
+          <w:tcPr>
+            <w:tcW w:w="1358" w:type="dxa"/>
+            <w:tcBorders>
+              <w:top w:val="outset" w:sz="6" w:space="0" w:color="000000"/>
+              <w:left w:val="single" w:sz="4" w:space="0" w:color="auto"/>
+              <w:bottom w:val="outset" w:sz="6" w:space="0" w:color="000000"/>
+            </w:tcBorders>
+            <w:shd w:val="clear" w:color="auto" w:fill="F2F2F2" w:themeFill="background1" w:themeFillShade="F2"/>
+          </w:tcPr>
+          <w:p>
+            <w:pPr>
+              <w:spacing w:before="100" w:beforeAutospacing="1"/>
+              <w:rPr>
+                <w:b/>
+                <w:sz w:val="16"/>
+                <w:szCs w:val="16"/>
+              </w:rPr>
+            </w:pPr>
+            <w:r>
+              <w:rPr>
+                <w:b/>
+                <w:sz w:val="16"/>
+                <w:szCs w:val="16"/>
+              </w:rPr>
+              <w:t>Story points:</w:t>
+            </w:r>
+            <w:r>
+              <w:rPr>
+                <w:b/>
+                <w:sz w:val="16"/>
+                <w:szCs w:val="16"/>
+              </w:rPr>
+              <w:t xml:space="preserve"> 5</w:t>
+            </w:r>
+          </w:p>
+        </w:tc>
+      </w:tr>
+      <w:tr>
+        <w:trPr>
+          <w:tblCellSpacing w:w="0" w:type="dxa"/>
+        </w:trPr>
+        <w:tc>
+          <w:tcPr>
+            <w:tcW w:w="1895" w:type="dxa"/>
+            <w:tcBorders>
+              <w:top w:val="outset" w:sz="6" w:space="0" w:color="000000"/>
+              <w:bottom w:val="outset" w:sz="6" w:space="0" w:color="000000"/>
+              <w:right w:val="outset" w:sz="6" w:space="0" w:color="000000"/>
+            </w:tcBorders>
+            <w:shd w:val="clear" w:color="auto" w:fill="F2F2F2" w:themeFill="background1" w:themeFillShade="F2"/>
+          </w:tcPr>
+          <w:p>
+            <w:pPr>
+              <w:spacing w:before="100" w:beforeAutospacing="1"/>
+              <w:rPr>
+                <w:b/>
+                <w:sz w:val="16"/>
+                <w:szCs w:val="16"/>
+              </w:rPr>
+            </w:pPr>
+            <w:r>
+              <w:rPr>
+                <w:b/>
+                <w:sz w:val="16"/>
+                <w:szCs w:val="16"/>
+              </w:rPr>
+              <w:t>Nome</w:t>
+            </w:r>
+          </w:p>
+        </w:tc>
+        <w:tc>
+          <w:tcPr>
+            <w:tcW w:w="7685" w:type="dxa"/>
+            <w:gridSpan w:val="2"/>
+            <w:tcBorders>
+              <w:top w:val="outset" w:sz="6" w:space="0" w:color="000000"/>
+              <w:left w:val="outset" w:sz="6" w:space="0" w:color="000000"/>
+              <w:bottom w:val="outset" w:sz="6" w:space="0" w:color="000000"/>
+            </w:tcBorders>
+          </w:tcPr>
+          <w:p>
+            <w:pPr>
+              <w:spacing w:before="100" w:beforeAutospacing="1"/>
+              <w:rPr>
+                <w:sz w:val="16"/>
+                <w:szCs w:val="16"/>
+              </w:rPr>
+            </w:pPr>
+            <w:r>
+              <w:rPr>
+                <w:sz w:val="16"/>
+                <w:szCs w:val="16"/>
+              </w:rPr>
+              <w:t>Come utente autenticato voglio modificare e</w:t>
+            </w:r>
+            <w:r>
+              <w:rPr>
+                <w:sz w:val="16"/>
+                <w:szCs w:val="16"/>
+              </w:rPr>
+              <w:t>d</w:t>
+            </w:r>
+            <w:r>
+              <w:rPr>
+                <w:sz w:val="16"/>
+                <w:szCs w:val="16"/>
+              </w:rPr>
+              <w:t xml:space="preserve"> eliminare le attività create per cambiare le</w:t>
+            </w:r>
+            <w:r>
+              <w:rPr>
+                <w:sz w:val="16"/>
+                <w:szCs w:val="16"/>
+              </w:rPr>
+              <w:t xml:space="preserve"> proprie</w:t>
+            </w:r>
+            <w:r>
+              <w:rPr>
+                <w:sz w:val="16"/>
+                <w:szCs w:val="16"/>
+              </w:rPr>
+              <w:t xml:space="preserve"> informazioni</w:t>
+            </w:r>
+          </w:p>
+        </w:tc>
+      </w:tr>
+      <w:tr>
+        <w:trPr>
+          <w:tblCellSpacing w:w="0" w:type="dxa"/>
+        </w:trPr>
+        <w:tc>
+          <w:tcPr>
+            <w:tcW w:w="1895" w:type="dxa"/>
+            <w:tcBorders>
+              <w:top w:val="outset" w:sz="6" w:space="0" w:color="000000"/>
+              <w:bottom w:val="outset" w:sz="6" w:space="0" w:color="000000"/>
+              <w:right w:val="outset" w:sz="6" w:space="0" w:color="000000"/>
+            </w:tcBorders>
+            <w:shd w:val="clear" w:color="auto" w:fill="F2F2F2" w:themeFill="background1" w:themeFillShade="F2"/>
+          </w:tcPr>
+          <w:p>
+            <w:pPr>
+              <w:spacing w:before="100" w:beforeAutospacing="1"/>
+              <w:rPr>
+                <w:b/>
+                <w:sz w:val="16"/>
+                <w:szCs w:val="16"/>
+              </w:rPr>
+            </w:pPr>
+            <w:r>
+              <w:rPr>
+                <w:b/>
+                <w:sz w:val="16"/>
+                <w:szCs w:val="16"/>
+              </w:rPr>
+              <w:t>Stima</w:t>
+            </w:r>
+          </w:p>
+        </w:tc>
+        <w:tc>
+          <w:tcPr>
+            <w:tcW w:w="7685" w:type="dxa"/>
+            <w:gridSpan w:val="2"/>
+            <w:tcBorders>
+              <w:top w:val="outset" w:sz="6" w:space="0" w:color="000000"/>
+              <w:left w:val="outset" w:sz="6" w:space="0" w:color="000000"/>
+              <w:bottom w:val="outset" w:sz="6" w:space="0" w:color="000000"/>
+            </w:tcBorders>
+          </w:tcPr>
+          <w:p>
+            <w:pPr>
+              <w:spacing w:before="100" w:beforeAutospacing="1"/>
+              <w:rPr>
+                <w:sz w:val="16"/>
+                <w:szCs w:val="16"/>
+              </w:rPr>
+            </w:pPr>
+            <w:r>
+              <w:rPr>
+                <w:sz w:val="16"/>
+                <w:szCs w:val="16"/>
+              </w:rPr>
+              <w:t>Media</w:t>
+            </w:r>
+          </w:p>
+        </w:tc>
+      </w:tr>
+      <w:tr>
+        <w:trPr>
+          <w:tblCellSpacing w:w="0" w:type="dxa"/>
+        </w:trPr>
+        <w:tc>
+          <w:tcPr>
+            <w:tcW w:w="9580" w:type="dxa"/>
+            <w:gridSpan w:val="3"/>
+            <w:tcBorders>
+              <w:top w:val="outset" w:sz="6" w:space="0" w:color="000000"/>
+              <w:bottom w:val="outset" w:sz="6" w:space="0" w:color="000000"/>
+            </w:tcBorders>
+            <w:shd w:val="clear" w:color="auto" w:fill="F2F2F2" w:themeFill="background1" w:themeFillShade="F2"/>
+          </w:tcPr>
+          <w:p>
+            <w:pPr>
+              <w:spacing w:before="100" w:beforeAutospacing="1"/>
+              <w:rPr>
+                <w:sz w:val="16"/>
+                <w:szCs w:val="16"/>
+              </w:rPr>
+            </w:pPr>
+            <w:r>
+              <w:rPr>
+                <w:b/>
+                <w:bCs/>
+                <w:sz w:val="16"/>
+                <w:szCs w:val="16"/>
+              </w:rPr>
+              <w:t>Criteri di accettazione</w:t>
+            </w:r>
+          </w:p>
+        </w:tc>
+      </w:tr>
+      <w:tr>
+        <w:trPr>
+          <w:tblCellSpacing w:w="0" w:type="dxa"/>
+        </w:trPr>
+        <w:tc>
+          <w:tcPr>
+            <w:tcW w:w="1895" w:type="dxa"/>
+            <w:tcBorders>
+              <w:top w:val="outset" w:sz="6" w:space="0" w:color="000000"/>
+              <w:bottom w:val="outset" w:sz="6" w:space="0" w:color="000000"/>
+              <w:right w:val="outset" w:sz="6" w:space="0" w:color="000000"/>
+            </w:tcBorders>
+            <w:shd w:val="clear" w:color="auto" w:fill="F2F2F2" w:themeFill="background1" w:themeFillShade="F2"/>
+          </w:tcPr>
+          <w:p>
+            <w:pPr>
+              <w:spacing w:before="100" w:beforeAutospacing="1"/>
+              <w:rPr>
+                <w:b/>
+                <w:sz w:val="16"/>
+                <w:szCs w:val="16"/>
+              </w:rPr>
+            </w:pPr>
+            <w:r>
+              <w:rPr>
+                <w:b/>
+                <w:bCs/>
+                <w:sz w:val="16"/>
+                <w:szCs w:val="16"/>
+              </w:rPr>
+              <w:t>001</w:t>
+            </w:r>
+          </w:p>
+        </w:tc>
+        <w:tc>
+          <w:tcPr>
+            <w:tcW w:w="7685" w:type="dxa"/>
+            <w:gridSpan w:val="2"/>
+            <w:tcBorders>
+              <w:top w:val="outset" w:sz="6" w:space="0" w:color="000000"/>
+              <w:left w:val="outset" w:sz="6" w:space="0" w:color="000000"/>
+              <w:bottom w:val="outset" w:sz="6" w:space="0" w:color="000000"/>
+            </w:tcBorders>
+          </w:tcPr>
+          <w:p>
+            <w:pPr>
+              <w:spacing w:before="100" w:beforeAutospacing="1"/>
+              <w:rPr>
+                <w:sz w:val="16"/>
+                <w:szCs w:val="16"/>
+              </w:rPr>
+            </w:pPr>
+            <w:r>
+              <w:rPr>
+                <w:sz w:val="16"/>
+                <w:szCs w:val="16"/>
+              </w:rPr>
+              <w:t>Dopo la modifica il database viene aggiornato.</w:t>
+            </w:r>
+          </w:p>
+        </w:tc>
+      </w:tr>
+      <w:tr>
+        <w:trPr>
+          <w:tblCellSpacing w:w="0" w:type="dxa"/>
+        </w:trPr>
+        <w:tc>
+          <w:tcPr>
+            <w:tcW w:w="1895" w:type="dxa"/>
+            <w:tcBorders>
+              <w:top w:val="outset" w:sz="6" w:space="0" w:color="000000"/>
+              <w:bottom w:val="outset" w:sz="6" w:space="0" w:color="000000"/>
+              <w:right w:val="outset" w:sz="6" w:space="0" w:color="000000"/>
+            </w:tcBorders>
+            <w:shd w:val="clear" w:color="auto" w:fill="F2F2F2" w:themeFill="background1" w:themeFillShade="F2"/>
+          </w:tcPr>
+          <w:p>
+            <w:pPr>
+              <w:spacing w:before="100" w:beforeAutospacing="1"/>
+              <w:rPr>
+                <w:b/>
+                <w:bCs/>
+                <w:sz w:val="16"/>
+                <w:szCs w:val="16"/>
+              </w:rPr>
+            </w:pPr>
+            <w:r>
+              <w:rPr>
+                <w:b/>
+                <w:bCs/>
+                <w:sz w:val="16"/>
+                <w:szCs w:val="16"/>
+              </w:rPr>
+              <w:t>002</w:t>
+            </w:r>
+          </w:p>
+        </w:tc>
+        <w:tc>
+          <w:tcPr>
+            <w:tcW w:w="7685" w:type="dxa"/>
+            <w:gridSpan w:val="2"/>
+            <w:tcBorders>
+              <w:top w:val="outset" w:sz="6" w:space="0" w:color="000000"/>
+              <w:left w:val="outset" w:sz="6" w:space="0" w:color="000000"/>
+              <w:bottom w:val="outset" w:sz="6" w:space="0" w:color="000000"/>
+            </w:tcBorders>
+          </w:tcPr>
+          <w:p>
+            <w:pPr>
+              <w:spacing w:before="100" w:beforeAutospacing="1"/>
+              <w:rPr>
+                <w:sz w:val="16"/>
+                <w:szCs w:val="16"/>
+              </w:rPr>
+            </w:pPr>
+            <w:r>
+              <w:rPr>
+                <w:sz w:val="16"/>
+                <w:szCs w:val="16"/>
+              </w:rPr>
+              <w:t>Cliccando la X si potranno eliminare le attività.</w:t>
+            </w:r>
+          </w:p>
+        </w:tc>
+      </w:tr>
+      <w:tr>
+        <w:trPr>
+          <w:tblCellSpacing w:w="0" w:type="dxa"/>
+        </w:trPr>
+        <w:tc>
+          <w:tcPr>
+            <w:tcW w:w="1895" w:type="dxa"/>
+            <w:tcBorders>
+              <w:top w:val="outset" w:sz="6" w:space="0" w:color="000000"/>
+              <w:bottom w:val="outset" w:sz="6" w:space="0" w:color="000000"/>
+              <w:right w:val="outset" w:sz="6" w:space="0" w:color="000000"/>
+            </w:tcBorders>
+            <w:shd w:val="clear" w:color="auto" w:fill="F2F2F2" w:themeFill="background1" w:themeFillShade="F2"/>
+          </w:tcPr>
+          <w:p>
+            <w:pPr>
+              <w:spacing w:before="100" w:beforeAutospacing="1"/>
+              <w:rPr>
+                <w:b/>
+                <w:bCs/>
+                <w:sz w:val="16"/>
+                <w:szCs w:val="16"/>
+              </w:rPr>
+            </w:pPr>
+            <w:r>
+              <w:rPr>
+                <w:b/>
+                <w:bCs/>
+                <w:sz w:val="16"/>
+                <w:szCs w:val="16"/>
+              </w:rPr>
+              <w:t>003</w:t>
+            </w:r>
+          </w:p>
+        </w:tc>
+        <w:tc>
+          <w:tcPr>
+            <w:tcW w:w="7685" w:type="dxa"/>
+            <w:gridSpan w:val="2"/>
+            <w:tcBorders>
+              <w:top w:val="outset" w:sz="6" w:space="0" w:color="000000"/>
+              <w:left w:val="outset" w:sz="6" w:space="0" w:color="000000"/>
+              <w:bottom w:val="outset" w:sz="6" w:space="0" w:color="000000"/>
+            </w:tcBorders>
+          </w:tcPr>
+          <w:p>
+            <w:pPr>
+              <w:spacing w:before="100" w:beforeAutospacing="1"/>
+              <w:rPr>
+                <w:sz w:val="16"/>
+                <w:szCs w:val="16"/>
+              </w:rPr>
+            </w:pPr>
+            <w:r>
+              <w:rPr>
+                <w:sz w:val="16"/>
+                <w:szCs w:val="16"/>
+              </w:rPr>
+              <w:t>Cliccando “Edit” si potranno modificare le attività e i suoi dettagli.</w:t>
+            </w:r>
+          </w:p>
+        </w:tc>
+      </w:tr>
+      <w:tr>
+        <w:trPr>
+          <w:tblCellSpacing w:w="0" w:type="dxa"/>
+        </w:trPr>
+        <w:tc>
+          <w:tcPr>
+            <w:tcW w:w="1895" w:type="dxa"/>
+            <w:tcBorders>
+              <w:top w:val="outset" w:sz="6" w:space="0" w:color="000000"/>
+              <w:bottom w:val="outset" w:sz="6" w:space="0" w:color="000000"/>
+              <w:right w:val="outset" w:sz="6" w:space="0" w:color="000000"/>
+            </w:tcBorders>
+            <w:shd w:val="clear" w:color="auto" w:fill="F2F2F2" w:themeFill="background1" w:themeFillShade="F2"/>
+          </w:tcPr>
+          <w:p>
+            <w:pPr>
+              <w:spacing w:before="100" w:beforeAutospacing="1"/>
+              <w:rPr>
+                <w:b/>
+                <w:bCs/>
+                <w:sz w:val="16"/>
+                <w:szCs w:val="16"/>
+              </w:rPr>
+            </w:pPr>
+            <w:r>
+              <w:rPr>
+                <w:b/>
+                <w:bCs/>
+                <w:sz w:val="16"/>
+                <w:szCs w:val="16"/>
+              </w:rPr>
+              <w:t>004</w:t>
+            </w:r>
+          </w:p>
+        </w:tc>
+        <w:tc>
+          <w:tcPr>
+            <w:tcW w:w="7685" w:type="dxa"/>
+            <w:gridSpan w:val="2"/>
+            <w:tcBorders>
+              <w:top w:val="outset" w:sz="6" w:space="0" w:color="000000"/>
+              <w:left w:val="outset" w:sz="6" w:space="0" w:color="000000"/>
+              <w:bottom w:val="outset" w:sz="6" w:space="0" w:color="000000"/>
+            </w:tcBorders>
+          </w:tcPr>
+          <w:p>
+            <w:pPr>
+              <w:spacing w:before="100" w:beforeAutospacing="1"/>
+              <w:rPr>
+                <w:sz w:val="16"/>
+                <w:szCs w:val="16"/>
+              </w:rPr>
+            </w:pPr>
+            <w:r>
+              <w:rPr>
+                <w:sz w:val="16"/>
+                <w:szCs w:val="16"/>
+              </w:rPr>
+              <w:t>SI potrà modificare il giorno dell’attività tramite un drag and drop di esse.</w:t>
+            </w:r>
+          </w:p>
+        </w:tc>
+      </w:tr>
+      <w:tr>
+        <w:trPr>
+          <w:tblCellSpacing w:w="0" w:type="dxa"/>
+        </w:trPr>
+        <w:tc>
+          <w:tcPr>
+            <w:tcW w:w="1895" w:type="dxa"/>
+            <w:tcBorders>
+              <w:top w:val="outset" w:sz="6" w:space="0" w:color="000000"/>
+              <w:bottom w:val="outset" w:sz="6" w:space="0" w:color="000000"/>
+              <w:right w:val="outset" w:sz="6" w:space="0" w:color="000000"/>
+            </w:tcBorders>
+            <w:shd w:val="clear" w:color="auto" w:fill="F2F2F2" w:themeFill="background1" w:themeFillShade="F2"/>
+          </w:tcPr>
+          <w:p>
+            <w:pPr>
+              <w:spacing w:before="100" w:beforeAutospacing="1"/>
+              <w:rPr>
+                <w:b/>
+                <w:bCs/>
+                <w:sz w:val="16"/>
+                <w:szCs w:val="16"/>
+              </w:rPr>
+            </w:pPr>
+            <w:r>
+              <w:rPr>
+                <w:b/>
+                <w:bCs/>
+                <w:sz w:val="16"/>
+                <w:szCs w:val="16"/>
+              </w:rPr>
+              <w:t>005</w:t>
+            </w:r>
+          </w:p>
+        </w:tc>
+        <w:tc>
+          <w:tcPr>
+            <w:tcW w:w="7685" w:type="dxa"/>
+            <w:gridSpan w:val="2"/>
+            <w:tcBorders>
+              <w:top w:val="outset" w:sz="6" w:space="0" w:color="000000"/>
+              <w:left w:val="outset" w:sz="6" w:space="0" w:color="000000"/>
+              <w:bottom w:val="outset" w:sz="6" w:space="0" w:color="000000"/>
+            </w:tcBorders>
+          </w:tcPr>
+          <w:p>
+            <w:pPr>
+              <w:spacing w:before="100" w:beforeAutospacing="1"/>
+              <w:rPr>
+                <w:sz w:val="16"/>
+                <w:szCs w:val="16"/>
+              </w:rPr>
+            </w:pPr>
+            <w:r>
+              <w:rPr>
+                <w:sz w:val="16"/>
+                <w:szCs w:val="16"/>
+              </w:rPr>
+              <w:t>Visivamente le attività eliminate dovranno scomparire.</w:t>
+            </w:r>
+          </w:p>
+        </w:tc>
+      </w:tr>
+      <w:tr>
+        <w:trPr>
+          <w:trHeight w:val="312"/>
+          <w:tblCellSpacing w:w="0" w:type="dxa"/>
+        </w:trPr>
+        <w:tc>
+          <w:tcPr>
+            <w:tcW w:w="8222" w:type="dxa"/>
+            <w:gridSpan w:val="2"/>
+            <w:tcBorders>
+              <w:top w:val="outset" w:sz="6" w:space="0" w:color="000000"/>
+              <w:bottom w:val="outset" w:sz="6" w:space="0" w:color="000000"/>
+              <w:right w:val="single" w:sz="4" w:space="0" w:color="auto"/>
+            </w:tcBorders>
+            <w:shd w:val="clear" w:color="auto" w:fill="F2F2F2" w:themeFill="background1" w:themeFillShade="F2"/>
+          </w:tcPr>
+          <w:p>
+            <w:pPr>
+              <w:spacing w:before="100" w:beforeAutospacing="1"/>
+              <w:rPr>
+                <w:b/>
+                <w:sz w:val="16"/>
+                <w:szCs w:val="16"/>
+              </w:rPr>
+            </w:pPr>
+            <w:r>
+              <w:rPr>
+                <w:b/>
+                <w:sz w:val="16"/>
+                <w:szCs w:val="16"/>
+              </w:rPr>
+              <w:t>ID: US</w:t>
+            </w:r>
+            <w:r>
+              <w:rPr>
+                <w:b/>
+                <w:sz w:val="16"/>
+                <w:szCs w:val="16"/>
+              </w:rPr>
+              <w:t>-0</w:t>
+            </w:r>
+            <w:r>
+              <w:rPr>
+                <w:b/>
+                <w:sz w:val="16"/>
+                <w:szCs w:val="16"/>
+              </w:rPr>
+              <w:t xml:space="preserve">4 </w:t>
+            </w:r>
+          </w:p>
+        </w:tc>
+        <w:tc>
+          <w:tcPr>
+            <w:tcW w:w="1358" w:type="dxa"/>
+            <w:tcBorders>
+              <w:top w:val="outset" w:sz="6" w:space="0" w:color="000000"/>
+              <w:left w:val="single" w:sz="4" w:space="0" w:color="auto"/>
+              <w:bottom w:val="outset" w:sz="6" w:space="0" w:color="000000"/>
+            </w:tcBorders>
+            <w:shd w:val="clear" w:color="auto" w:fill="F2F2F2" w:themeFill="background1" w:themeFillShade="F2"/>
+          </w:tcPr>
+          <w:p>
+            <w:pPr>
+              <w:spacing w:before="100" w:beforeAutospacing="1"/>
+              <w:rPr>
+                <w:b/>
+                <w:sz w:val="16"/>
+                <w:szCs w:val="16"/>
+              </w:rPr>
+            </w:pPr>
+            <w:r>
+              <w:rPr>
+                <w:b/>
+                <w:sz w:val="16"/>
+                <w:szCs w:val="16"/>
+              </w:rPr>
+              <w:t>Story points:</w:t>
+            </w:r>
+            <w:r>
+              <w:rPr>
+                <w:b/>
+                <w:sz w:val="16"/>
+                <w:szCs w:val="16"/>
+              </w:rPr>
+              <w:t xml:space="preserve"> 3</w:t>
+            </w:r>
+          </w:p>
+        </w:tc>
+      </w:tr>
+      <w:tr>
+        <w:trPr>
+          <w:tblCellSpacing w:w="0" w:type="dxa"/>
+        </w:trPr>
+        <w:tc>
+          <w:tcPr>
+            <w:tcW w:w="1895" w:type="dxa"/>
+            <w:tcBorders>
+              <w:top w:val="outset" w:sz="6" w:space="0" w:color="000000"/>
+              <w:bottom w:val="outset" w:sz="6" w:space="0" w:color="000000"/>
+              <w:right w:val="outset" w:sz="6" w:space="0" w:color="000000"/>
+            </w:tcBorders>
+            <w:shd w:val="clear" w:color="auto" w:fill="F2F2F2" w:themeFill="background1" w:themeFillShade="F2"/>
+          </w:tcPr>
+          <w:p>
+            <w:pPr>
+              <w:spacing w:before="100" w:beforeAutospacing="1"/>
+              <w:rPr>
+                <w:b/>
+                <w:sz w:val="16"/>
+                <w:szCs w:val="16"/>
+              </w:rPr>
+            </w:pPr>
+            <w:r>
+              <w:rPr>
+                <w:b/>
+                <w:sz w:val="16"/>
+                <w:szCs w:val="16"/>
+              </w:rPr>
+              <w:t>Nome</w:t>
+            </w:r>
+          </w:p>
+        </w:tc>
+        <w:tc>
+          <w:tcPr>
+            <w:tcW w:w="7685" w:type="dxa"/>
+            <w:gridSpan w:val="2"/>
+            <w:tcBorders>
+              <w:top w:val="outset" w:sz="6" w:space="0" w:color="000000"/>
+              <w:left w:val="outset" w:sz="6" w:space="0" w:color="000000"/>
+              <w:bottom w:val="outset" w:sz="6" w:space="0" w:color="000000"/>
+            </w:tcBorders>
+          </w:tcPr>
+          <w:p>
+            <w:pPr>
+              <w:spacing w:before="100" w:beforeAutospacing="1"/>
+              <w:rPr>
+                <w:sz w:val="16"/>
+                <w:szCs w:val="16"/>
+              </w:rPr>
+            </w:pPr>
+            <w:r>
+              <w:rPr>
+                <w:sz w:val="16"/>
+                <w:szCs w:val="16"/>
+              </w:rPr>
+              <w:t>Come utente</w:t>
+            </w:r>
+            <w:r>
+              <w:rPr>
+                <w:sz w:val="16"/>
+                <w:szCs w:val="16"/>
+              </w:rPr>
+              <w:t xml:space="preserve"> v</w:t>
+            </w:r>
+            <w:r>
+              <w:rPr>
+                <w:sz w:val="16"/>
+                <w:szCs w:val="16"/>
+              </w:rPr>
+              <w:t>oglio personalizzare tema e colori del mio calendario</w:t>
+            </w:r>
+            <w:r>
+              <w:rPr>
+                <w:sz w:val="16"/>
+                <w:szCs w:val="16"/>
+              </w:rPr>
+              <w:t xml:space="preserve"> c</w:t>
+            </w:r>
+            <w:r>
+              <w:rPr>
+                <w:sz w:val="16"/>
+                <w:szCs w:val="16"/>
+              </w:rPr>
+              <w:t>osì da adattarlo alle mie preferenze</w:t>
+            </w:r>
+          </w:p>
+        </w:tc>
+      </w:tr>
+      <w:tr>
+        <w:trPr>
+          <w:tblCellSpacing w:w="0" w:type="dxa"/>
+        </w:trPr>
+        <w:tc>
+          <w:tcPr>
+            <w:tcW w:w="1895" w:type="dxa"/>
+            <w:tcBorders>
+              <w:top w:val="outset" w:sz="6" w:space="0" w:color="000000"/>
+              <w:bottom w:val="outset" w:sz="6" w:space="0" w:color="000000"/>
+              <w:right w:val="outset" w:sz="6" w:space="0" w:color="000000"/>
+            </w:tcBorders>
+            <w:shd w:val="clear" w:color="auto" w:fill="F2F2F2" w:themeFill="background1" w:themeFillShade="F2"/>
+          </w:tcPr>
+          <w:p>
+            <w:pPr>
+              <w:spacing w:before="100" w:beforeAutospacing="1"/>
+              <w:rPr>
+                <w:b/>
+                <w:sz w:val="16"/>
+                <w:szCs w:val="16"/>
+              </w:rPr>
+            </w:pPr>
+            <w:r>
+              <w:rPr>
+                <w:b/>
+                <w:sz w:val="16"/>
+                <w:szCs w:val="16"/>
+              </w:rPr>
+              <w:t>Stima</w:t>
+            </w:r>
+          </w:p>
+        </w:tc>
+        <w:tc>
+          <w:tcPr>
+            <w:tcW w:w="7685" w:type="dxa"/>
+            <w:gridSpan w:val="2"/>
+            <w:tcBorders>
+              <w:top w:val="outset" w:sz="6" w:space="0" w:color="000000"/>
+              <w:left w:val="outset" w:sz="6" w:space="0" w:color="000000"/>
+              <w:bottom w:val="outset" w:sz="6" w:space="0" w:color="000000"/>
+            </w:tcBorders>
+          </w:tcPr>
+          <w:p>
+            <w:pPr>
+              <w:spacing w:before="100" w:beforeAutospacing="1"/>
+              <w:rPr>
+                <w:sz w:val="16"/>
+                <w:szCs w:val="16"/>
+              </w:rPr>
+            </w:pPr>
+            <w:r>
+              <w:rPr>
+                <w:sz w:val="16"/>
+                <w:szCs w:val="16"/>
+              </w:rPr>
+              <w:t>Piccola</w:t>
+            </w:r>
+          </w:p>
+        </w:tc>
+      </w:tr>
+      <w:tr>
+        <w:trPr>
+          <w:tblCellSpacing w:w="0" w:type="dxa"/>
+        </w:trPr>
+        <w:tc>
+          <w:tcPr>
+            <w:tcW w:w="9580" w:type="dxa"/>
+            <w:gridSpan w:val="3"/>
+            <w:tcBorders>
+              <w:top w:val="outset" w:sz="6" w:space="0" w:color="000000"/>
+              <w:bottom w:val="outset" w:sz="6" w:space="0" w:color="000000"/>
+            </w:tcBorders>
+            <w:shd w:val="clear" w:color="auto" w:fill="F2F2F2" w:themeFill="background1" w:themeFillShade="F2"/>
+          </w:tcPr>
+          <w:p>
+            <w:pPr>
+              <w:spacing w:before="100" w:beforeAutospacing="1"/>
+              <w:rPr>
+                <w:sz w:val="16"/>
+                <w:szCs w:val="16"/>
+              </w:rPr>
+            </w:pPr>
+            <w:r>
+              <w:rPr>
+                <w:b/>
+                <w:bCs/>
+                <w:sz w:val="16"/>
+                <w:szCs w:val="16"/>
+              </w:rPr>
+              <w:t>Criteri di accettazione</w:t>
+            </w:r>
+          </w:p>
+        </w:tc>
+      </w:tr>
+      <w:tr>
+        <w:trPr>
+          <w:tblCellSpacing w:w="0" w:type="dxa"/>
+        </w:trPr>
+        <w:tc>
+          <w:tcPr>
+            <w:tcW w:w="1895" w:type="dxa"/>
+            <w:tcBorders>
+              <w:top w:val="outset" w:sz="6" w:space="0" w:color="000000"/>
+              <w:bottom w:val="outset" w:sz="6" w:space="0" w:color="000000"/>
+              <w:right w:val="outset" w:sz="6" w:space="0" w:color="000000"/>
+            </w:tcBorders>
+            <w:shd w:val="clear" w:color="auto" w:fill="F2F2F2" w:themeFill="background1" w:themeFillShade="F2"/>
+          </w:tcPr>
+          <w:p>
+            <w:pPr>
+              <w:spacing w:before="100" w:beforeAutospacing="1"/>
+              <w:rPr>
+                <w:b/>
+                <w:sz w:val="16"/>
+                <w:szCs w:val="16"/>
+              </w:rPr>
+            </w:pPr>
+            <w:r>
+              <w:rPr>
+                <w:b/>
+                <w:bCs/>
+                <w:sz w:val="16"/>
+                <w:szCs w:val="16"/>
+              </w:rPr>
+              <w:t>001</w:t>
+            </w:r>
+          </w:p>
+        </w:tc>
+        <w:tc>
+          <w:tcPr>
+            <w:tcW w:w="7685" w:type="dxa"/>
+            <w:gridSpan w:val="2"/>
+            <w:tcBorders>
+              <w:top w:val="outset" w:sz="6" w:space="0" w:color="000000"/>
+              <w:left w:val="outset" w:sz="6" w:space="0" w:color="000000"/>
+              <w:bottom w:val="outset" w:sz="6" w:space="0" w:color="000000"/>
+            </w:tcBorders>
+          </w:tcPr>
+          <w:p>
+            <w:pPr>
+              <w:spacing w:before="100" w:beforeAutospacing="1"/>
+              <w:rPr>
+                <w:sz w:val="16"/>
+                <w:szCs w:val="16"/>
+              </w:rPr>
+            </w:pPr>
+            <w:r>
+              <w:rPr>
+                <w:sz w:val="16"/>
+                <w:szCs w:val="16"/>
+              </w:rPr>
+              <w:t>I temi e i colori scelti dall’utente dovranno rimanere tali a tutti gli accessi di quell’utente.</w:t>
+            </w:r>
+          </w:p>
+        </w:tc>
+      </w:tr>
+      <w:tr>
+        <w:trPr>
+          <w:tblCellSpacing w:w="0" w:type="dxa"/>
+        </w:trPr>
+        <w:tc>
+          <w:tcPr>
+            <w:tcW w:w="1895" w:type="dxa"/>
+            <w:tcBorders>
+              <w:top w:val="outset" w:sz="6" w:space="0" w:color="000000"/>
+              <w:bottom w:val="outset" w:sz="6" w:space="0" w:color="000000"/>
+              <w:right w:val="outset" w:sz="6" w:space="0" w:color="000000"/>
+            </w:tcBorders>
+            <w:shd w:val="clear" w:color="auto" w:fill="F2F2F2" w:themeFill="background1" w:themeFillShade="F2"/>
+          </w:tcPr>
+          <w:p>
+            <w:pPr>
+              <w:spacing w:before="100" w:beforeAutospacing="1"/>
+              <w:rPr>
+                <w:b/>
+                <w:bCs/>
+                <w:sz w:val="16"/>
+                <w:szCs w:val="16"/>
+              </w:rPr>
+            </w:pPr>
+            <w:r>
+              <w:rPr>
+                <w:b/>
+                <w:bCs/>
+                <w:sz w:val="16"/>
+                <w:szCs w:val="16"/>
+              </w:rPr>
+              <w:t>002</w:t>
+            </w:r>
+          </w:p>
+        </w:tc>
+        <w:tc>
+          <w:tcPr>
+            <w:tcW w:w="7685" w:type="dxa"/>
+            <w:gridSpan w:val="2"/>
+            <w:tcBorders>
+              <w:top w:val="outset" w:sz="6" w:space="0" w:color="000000"/>
+              <w:left w:val="outset" w:sz="6" w:space="0" w:color="000000"/>
+              <w:bottom w:val="outset" w:sz="6" w:space="0" w:color="000000"/>
+            </w:tcBorders>
+          </w:tcPr>
+          <w:p>
+            <w:pPr>
+              <w:spacing w:before="100" w:beforeAutospacing="1"/>
+              <w:rPr>
+                <w:sz w:val="16"/>
+                <w:szCs w:val="16"/>
+              </w:rPr>
+            </w:pPr>
+            <w:r>
+              <w:rPr>
+                <w:sz w:val="16"/>
+                <w:szCs w:val="16"/>
+              </w:rPr>
+              <w:t xml:space="preserve">Cliccando sul profilo si potranno modificare temi e colori. </w:t>
+            </w:r>
+          </w:p>
+        </w:tc>
+      </w:tr>
+      <w:tr>
+        <w:trPr>
+          <w:tblCellSpacing w:w="0" w:type="dxa"/>
+        </w:trPr>
+        <w:tc>
+          <w:tcPr>
+            <w:tcW w:w="1895" w:type="dxa"/>
+            <w:tcBorders>
+              <w:top w:val="outset" w:sz="6" w:space="0" w:color="000000"/>
+              <w:bottom w:val="outset" w:sz="6" w:space="0" w:color="000000"/>
+              <w:right w:val="outset" w:sz="6" w:space="0" w:color="000000"/>
+            </w:tcBorders>
+            <w:shd w:val="clear" w:color="auto" w:fill="F2F2F2" w:themeFill="background1" w:themeFillShade="F2"/>
+          </w:tcPr>
+          <w:p>
+            <w:pPr>
+              <w:spacing w:before="100" w:beforeAutospacing="1"/>
+              <w:rPr>
+                <w:b/>
+                <w:bCs/>
+                <w:sz w:val="16"/>
+                <w:szCs w:val="16"/>
+              </w:rPr>
+            </w:pPr>
+            <w:r>
+              <w:rPr>
+                <w:b/>
+                <w:bCs/>
+                <w:sz w:val="16"/>
+                <w:szCs w:val="16"/>
+              </w:rPr>
+              <w:t>003</w:t>
+            </w:r>
+          </w:p>
+        </w:tc>
+        <w:tc>
+          <w:tcPr>
+            <w:tcW w:w="7685" w:type="dxa"/>
+            <w:gridSpan w:val="2"/>
+            <w:tcBorders>
+              <w:top w:val="outset" w:sz="6" w:space="0" w:color="000000"/>
+              <w:left w:val="outset" w:sz="6" w:space="0" w:color="000000"/>
+              <w:bottom w:val="outset" w:sz="6" w:space="0" w:color="000000"/>
+            </w:tcBorders>
+          </w:tcPr>
+          <w:p>
+            <w:pPr>
+              <w:spacing w:before="100" w:beforeAutospacing="1"/>
+              <w:rPr>
+                <w:sz w:val="16"/>
+                <w:szCs w:val="16"/>
+              </w:rPr>
+            </w:pPr>
+            <w:r>
+              <w:rPr>
+                <w:sz w:val="16"/>
+                <w:szCs w:val="16"/>
+              </w:rPr>
+              <w:t xml:space="preserve">Saranno disponibili tutte le </w:t>
+            </w:r>
+            <w:proofErr w:type="spellStart"/>
+            <w:r>
+              <w:rPr>
+                <w:sz w:val="16"/>
+                <w:szCs w:val="16"/>
+              </w:rPr>
+              <w:t>shade</w:t>
+            </w:r>
+            <w:proofErr w:type="spellEnd"/>
+            <w:r>
+              <w:rPr>
+                <w:sz w:val="16"/>
+                <w:szCs w:val="16"/>
+              </w:rPr>
+              <w:t xml:space="preserve"> di colori.</w:t>
+            </w:r>
+          </w:p>
+        </w:tc>
+      </w:tr>
+      <w:tr>
+        <w:trPr>
+          <w:trHeight w:val="369"/>
+          <w:tblCellSpacing w:w="0" w:type="dxa"/>
+        </w:trPr>
+        <w:tc>
+          <w:tcPr>
+            <w:tcW w:w="8222" w:type="dxa"/>
+            <w:gridSpan w:val="2"/>
+            <w:tcBorders>
+              <w:top w:val="outset" w:sz="6" w:space="0" w:color="000000"/>
+              <w:bottom w:val="outset" w:sz="6" w:space="0" w:color="000000"/>
+              <w:right w:val="single" w:sz="4" w:space="0" w:color="auto"/>
+            </w:tcBorders>
+            <w:shd w:val="clear" w:color="auto" w:fill="F2F2F2" w:themeFill="background1" w:themeFillShade="F2"/>
+          </w:tcPr>
+          <w:p>
+            <w:pPr>
+              <w:spacing w:before="100" w:beforeAutospacing="1"/>
+              <w:rPr>
+                <w:b/>
+                <w:sz w:val="16"/>
+                <w:szCs w:val="16"/>
+              </w:rPr>
+            </w:pPr>
+            <w:r>
+              <w:rPr>
+                <w:b/>
+                <w:sz w:val="16"/>
+                <w:szCs w:val="16"/>
+              </w:rPr>
+              <w:t>ID: US</w:t>
+            </w:r>
+            <w:r>
+              <w:rPr>
+                <w:b/>
+                <w:sz w:val="16"/>
+                <w:szCs w:val="16"/>
+              </w:rPr>
+              <w:t>-0</w:t>
+            </w:r>
+            <w:r>
+              <w:rPr>
+                <w:b/>
+                <w:sz w:val="16"/>
+                <w:szCs w:val="16"/>
+              </w:rPr>
+              <w:t xml:space="preserve">5 </w:t>
+            </w:r>
+          </w:p>
+        </w:tc>
+        <w:tc>
+          <w:tcPr>
+            <w:tcW w:w="1358" w:type="dxa"/>
+            <w:tcBorders>
+              <w:top w:val="outset" w:sz="6" w:space="0" w:color="000000"/>
+              <w:left w:val="single" w:sz="4" w:space="0" w:color="auto"/>
+              <w:bottom w:val="outset" w:sz="6" w:space="0" w:color="000000"/>
+            </w:tcBorders>
+            <w:shd w:val="clear" w:color="auto" w:fill="F2F2F2" w:themeFill="background1" w:themeFillShade="F2"/>
+          </w:tcPr>
+          <w:p>
+            <w:pPr>
+              <w:spacing w:before="100" w:beforeAutospacing="1"/>
+              <w:rPr>
+                <w:b/>
+                <w:sz w:val="16"/>
+                <w:szCs w:val="16"/>
+              </w:rPr>
+            </w:pPr>
+            <w:r>
+              <w:rPr>
+                <w:b/>
+                <w:sz w:val="16"/>
+                <w:szCs w:val="16"/>
+              </w:rPr>
+              <w:t>Story points:</w:t>
+            </w:r>
+            <w:r>
+              <w:rPr>
+                <w:b/>
+                <w:sz w:val="16"/>
+                <w:szCs w:val="16"/>
+              </w:rPr>
+              <w:t xml:space="preserve"> 8</w:t>
+            </w:r>
+          </w:p>
+        </w:tc>
+      </w:tr>
+      <w:tr>
+        <w:trPr>
+          <w:tblCellSpacing w:w="0" w:type="dxa"/>
+        </w:trPr>
+        <w:tc>
+          <w:tcPr>
+            <w:tcW w:w="1895" w:type="dxa"/>
+            <w:tcBorders>
+              <w:top w:val="outset" w:sz="6" w:space="0" w:color="000000"/>
+              <w:bottom w:val="outset" w:sz="6" w:space="0" w:color="000000"/>
+              <w:right w:val="outset" w:sz="6" w:space="0" w:color="000000"/>
+            </w:tcBorders>
+            <w:shd w:val="clear" w:color="auto" w:fill="F2F2F2" w:themeFill="background1" w:themeFillShade="F2"/>
+          </w:tcPr>
+          <w:p>
+            <w:pPr>
+              <w:spacing w:before="100" w:beforeAutospacing="1"/>
+              <w:rPr>
+                <w:b/>
+                <w:sz w:val="16"/>
+                <w:szCs w:val="16"/>
+              </w:rPr>
+            </w:pPr>
+            <w:r>
+              <w:rPr>
+                <w:b/>
+                <w:sz w:val="16"/>
+                <w:szCs w:val="16"/>
+              </w:rPr>
+              <w:t>Nome</w:t>
+            </w:r>
+          </w:p>
+        </w:tc>
+        <w:tc>
+          <w:tcPr>
+            <w:tcW w:w="7685" w:type="dxa"/>
+            <w:gridSpan w:val="2"/>
+            <w:tcBorders>
+              <w:top w:val="outset" w:sz="6" w:space="0" w:color="000000"/>
+              <w:left w:val="outset" w:sz="6" w:space="0" w:color="000000"/>
+              <w:bottom w:val="outset" w:sz="6" w:space="0" w:color="000000"/>
+            </w:tcBorders>
+          </w:tcPr>
+          <w:p>
+            <w:pPr>
+              <w:spacing w:before="100" w:beforeAutospacing="1"/>
+              <w:rPr>
+                <w:sz w:val="16"/>
+                <w:szCs w:val="16"/>
+              </w:rPr>
+            </w:pPr>
+            <w:r>
+              <w:rPr>
+                <w:sz w:val="16"/>
+                <w:szCs w:val="16"/>
+              </w:rPr>
+              <w:t>Come utente</w:t>
+            </w:r>
+            <w:r>
+              <w:rPr>
+                <w:sz w:val="16"/>
+                <w:szCs w:val="16"/>
+              </w:rPr>
+              <w:t xml:space="preserve"> v</w:t>
+            </w:r>
+            <w:r>
+              <w:rPr>
+                <w:sz w:val="16"/>
+                <w:szCs w:val="16"/>
+              </w:rPr>
+              <w:t>oglio ricevere una notifica prima della scadenza di un’attività</w:t>
+            </w:r>
+            <w:r>
+              <w:rPr>
+                <w:sz w:val="16"/>
+                <w:szCs w:val="16"/>
+              </w:rPr>
+              <w:t xml:space="preserve"> (durata scelta dall’utente) c</w:t>
+            </w:r>
+            <w:r>
+              <w:rPr>
+                <w:sz w:val="16"/>
+                <w:szCs w:val="16"/>
+              </w:rPr>
+              <w:t>osì da non dimenticare i miei impegni</w:t>
+            </w:r>
+          </w:p>
+        </w:tc>
+      </w:tr>
+      <w:tr>
+        <w:trPr>
+          <w:tblCellSpacing w:w="0" w:type="dxa"/>
+        </w:trPr>
+        <w:tc>
+          <w:tcPr>
+            <w:tcW w:w="1895" w:type="dxa"/>
+            <w:tcBorders>
+              <w:top w:val="outset" w:sz="6" w:space="0" w:color="000000"/>
+              <w:bottom w:val="outset" w:sz="6" w:space="0" w:color="000000"/>
+              <w:right w:val="outset" w:sz="6" w:space="0" w:color="000000"/>
+            </w:tcBorders>
+            <w:shd w:val="clear" w:color="auto" w:fill="F2F2F2" w:themeFill="background1" w:themeFillShade="F2"/>
+          </w:tcPr>
+          <w:p>
+            <w:pPr>
+              <w:spacing w:before="100" w:beforeAutospacing="1"/>
+              <w:rPr>
+                <w:b/>
+                <w:sz w:val="16"/>
+                <w:szCs w:val="16"/>
+              </w:rPr>
+            </w:pPr>
+            <w:r>
+              <w:rPr>
+                <w:b/>
+                <w:sz w:val="16"/>
+                <w:szCs w:val="16"/>
+              </w:rPr>
+              <w:t>Stima</w:t>
+            </w:r>
+          </w:p>
+        </w:tc>
+        <w:tc>
+          <w:tcPr>
+            <w:tcW w:w="7685" w:type="dxa"/>
+            <w:gridSpan w:val="2"/>
+            <w:tcBorders>
+              <w:top w:val="outset" w:sz="6" w:space="0" w:color="000000"/>
+              <w:left w:val="outset" w:sz="6" w:space="0" w:color="000000"/>
+              <w:bottom w:val="outset" w:sz="6" w:space="0" w:color="000000"/>
+            </w:tcBorders>
+          </w:tcPr>
+          <w:p>
+            <w:pPr>
+              <w:spacing w:before="100" w:beforeAutospacing="1"/>
+              <w:rPr>
+                <w:sz w:val="16"/>
+                <w:szCs w:val="16"/>
+              </w:rPr>
+            </w:pPr>
+            <w:r>
+              <w:rPr>
+                <w:sz w:val="16"/>
+                <w:szCs w:val="16"/>
+              </w:rPr>
+              <w:t>Grande</w:t>
+            </w:r>
+          </w:p>
+        </w:tc>
+      </w:tr>
+      <w:tr>
+        <w:trPr>
+          <w:tblCellSpacing w:w="0" w:type="dxa"/>
+        </w:trPr>
+        <w:tc>
+          <w:tcPr>
+            <w:tcW w:w="9580" w:type="dxa"/>
+            <w:gridSpan w:val="3"/>
+            <w:tcBorders>
+              <w:top w:val="outset" w:sz="6" w:space="0" w:color="000000"/>
+              <w:bottom w:val="outset" w:sz="6" w:space="0" w:color="000000"/>
+            </w:tcBorders>
+            <w:shd w:val="clear" w:color="auto" w:fill="F2F2F2" w:themeFill="background1" w:themeFillShade="F2"/>
+          </w:tcPr>
+          <w:p>
+            <w:pPr>
+              <w:spacing w:before="100" w:beforeAutospacing="1"/>
+              <w:rPr>
+                <w:sz w:val="16"/>
+                <w:szCs w:val="16"/>
+              </w:rPr>
+            </w:pPr>
+            <w:r>
+              <w:rPr>
+                <w:b/>
+                <w:bCs/>
+                <w:sz w:val="16"/>
+                <w:szCs w:val="16"/>
+              </w:rPr>
+              <w:t>Criteri di accettazione</w:t>
+            </w:r>
+          </w:p>
+        </w:tc>
+      </w:tr>
+      <w:tr>
+        <w:trPr>
+          <w:tblCellSpacing w:w="0" w:type="dxa"/>
+        </w:trPr>
+        <w:tc>
+          <w:tcPr>
+            <w:tcW w:w="1895" w:type="dxa"/>
+            <w:tcBorders>
+              <w:top w:val="outset" w:sz="6" w:space="0" w:color="000000"/>
+              <w:bottom w:val="outset" w:sz="6" w:space="0" w:color="000000"/>
+              <w:right w:val="outset" w:sz="6" w:space="0" w:color="000000"/>
+            </w:tcBorders>
+            <w:shd w:val="clear" w:color="auto" w:fill="F2F2F2" w:themeFill="background1" w:themeFillShade="F2"/>
+          </w:tcPr>
+          <w:p>
+            <w:pPr>
+              <w:spacing w:before="100" w:beforeAutospacing="1"/>
+              <w:rPr>
+                <w:b/>
+                <w:sz w:val="16"/>
+                <w:szCs w:val="16"/>
+              </w:rPr>
+            </w:pPr>
+            <w:r>
+              <w:rPr>
+                <w:b/>
+                <w:bCs/>
+                <w:sz w:val="16"/>
+                <w:szCs w:val="16"/>
+              </w:rPr>
+              <w:t>001</w:t>
+            </w:r>
+          </w:p>
+        </w:tc>
+        <w:tc>
+          <w:tcPr>
+            <w:tcW w:w="7685" w:type="dxa"/>
+            <w:gridSpan w:val="2"/>
+            <w:tcBorders>
+              <w:top w:val="outset" w:sz="6" w:space="0" w:color="000000"/>
+              <w:left w:val="outset" w:sz="6" w:space="0" w:color="000000"/>
+              <w:bottom w:val="outset" w:sz="6" w:space="0" w:color="000000"/>
+            </w:tcBorders>
+          </w:tcPr>
+          <w:p>
+            <w:pPr>
+              <w:spacing w:before="100" w:beforeAutospacing="1"/>
+              <w:rPr>
+                <w:sz w:val="16"/>
+                <w:szCs w:val="16"/>
+              </w:rPr>
+            </w:pPr>
+            <w:r>
+              <w:rPr>
+                <w:sz w:val="16"/>
+                <w:szCs w:val="16"/>
+              </w:rPr>
+              <w:t>Le notifiche dovranno essere popup.</w:t>
+            </w:r>
+          </w:p>
+        </w:tc>
+      </w:tr>
+      <w:tr>
+        <w:trPr>
+          <w:tblCellSpacing w:w="0" w:type="dxa"/>
+        </w:trPr>
+        <w:tc>
+          <w:tcPr>
+            <w:tcW w:w="1895" w:type="dxa"/>
+            <w:tcBorders>
+              <w:top w:val="outset" w:sz="6" w:space="0" w:color="000000"/>
+              <w:bottom w:val="outset" w:sz="6" w:space="0" w:color="000000"/>
+              <w:right w:val="outset" w:sz="6" w:space="0" w:color="000000"/>
+            </w:tcBorders>
+            <w:shd w:val="clear" w:color="auto" w:fill="F2F2F2" w:themeFill="background1" w:themeFillShade="F2"/>
+          </w:tcPr>
+          <w:p>
+            <w:pPr>
+              <w:spacing w:before="100" w:beforeAutospacing="1"/>
+              <w:rPr>
+                <w:b/>
+                <w:bCs/>
+                <w:sz w:val="16"/>
+                <w:szCs w:val="16"/>
+              </w:rPr>
+            </w:pPr>
+            <w:r>
+              <w:rPr>
+                <w:b/>
+                <w:bCs/>
+                <w:sz w:val="16"/>
+                <w:szCs w:val="16"/>
+              </w:rPr>
+              <w:t>002</w:t>
+            </w:r>
+          </w:p>
+        </w:tc>
+        <w:tc>
+          <w:tcPr>
+            <w:tcW w:w="7685" w:type="dxa"/>
+            <w:gridSpan w:val="2"/>
+            <w:tcBorders>
+              <w:top w:val="outset" w:sz="6" w:space="0" w:color="000000"/>
+              <w:left w:val="outset" w:sz="6" w:space="0" w:color="000000"/>
+              <w:bottom w:val="outset" w:sz="6" w:space="0" w:color="000000"/>
+            </w:tcBorders>
+          </w:tcPr>
+          <w:p>
+            <w:pPr>
+              <w:spacing w:before="100" w:beforeAutospacing="1"/>
+              <w:rPr>
+                <w:sz w:val="16"/>
+                <w:szCs w:val="16"/>
+              </w:rPr>
+            </w:pPr>
+            <w:r>
+              <w:rPr>
+                <w:sz w:val="16"/>
+                <w:szCs w:val="16"/>
+              </w:rPr>
+              <w:t>L’arrivo delle notifiche dovrà essere accompagnato da un suono.</w:t>
+            </w:r>
+          </w:p>
+        </w:tc>
+      </w:tr>
+      <w:tr>
+        <w:trPr>
+          <w:tblCellSpacing w:w="0" w:type="dxa"/>
+        </w:trPr>
+        <w:tc>
+          <w:tcPr>
+            <w:tcW w:w="1895" w:type="dxa"/>
+            <w:tcBorders>
+              <w:top w:val="outset" w:sz="6" w:space="0" w:color="000000"/>
+              <w:bottom w:val="outset" w:sz="6" w:space="0" w:color="000000"/>
+              <w:right w:val="outset" w:sz="6" w:space="0" w:color="000000"/>
+            </w:tcBorders>
+            <w:shd w:val="clear" w:color="auto" w:fill="F2F2F2" w:themeFill="background1" w:themeFillShade="F2"/>
+          </w:tcPr>
+          <w:p>
+            <w:pPr>
+              <w:spacing w:before="100" w:beforeAutospacing="1"/>
+              <w:rPr>
+                <w:b/>
+                <w:bCs/>
+                <w:sz w:val="16"/>
+                <w:szCs w:val="16"/>
+              </w:rPr>
+            </w:pPr>
+            <w:r>
+              <w:rPr>
+                <w:b/>
+                <w:bCs/>
+                <w:sz w:val="16"/>
+                <w:szCs w:val="16"/>
+              </w:rPr>
+              <w:t>003</w:t>
+            </w:r>
+          </w:p>
+        </w:tc>
+        <w:tc>
+          <w:tcPr>
+            <w:tcW w:w="7685" w:type="dxa"/>
+            <w:gridSpan w:val="2"/>
+            <w:tcBorders>
+              <w:top w:val="outset" w:sz="6" w:space="0" w:color="000000"/>
+              <w:left w:val="outset" w:sz="6" w:space="0" w:color="000000"/>
+              <w:bottom w:val="outset" w:sz="6" w:space="0" w:color="000000"/>
+            </w:tcBorders>
+          </w:tcPr>
+          <w:p>
+            <w:pPr>
+              <w:spacing w:before="100" w:beforeAutospacing="1"/>
+              <w:rPr>
+                <w:sz w:val="16"/>
+                <w:szCs w:val="16"/>
+              </w:rPr>
+            </w:pPr>
+            <w:r>
+              <w:rPr>
+                <w:sz w:val="16"/>
+                <w:szCs w:val="16"/>
+              </w:rPr>
+              <w:t>L’utente dovrà scegliere nelle impostazioni dell’attivi</w:t>
+            </w:r>
+            <w:r>
+              <w:rPr>
+                <w:sz w:val="16"/>
+                <w:szCs w:val="16"/>
+              </w:rPr>
+              <w:t>tà quanto prima ricevere la notifica di avviso.</w:t>
+            </w:r>
+          </w:p>
+        </w:tc>
+      </w:tr>
+      <w:tr>
+        <w:trPr>
+          <w:tblCellSpacing w:w="0" w:type="dxa"/>
+        </w:trPr>
+        <w:tc>
+          <w:tcPr>
+            <w:tcW w:w="1895" w:type="dxa"/>
+            <w:tcBorders>
+              <w:top w:val="outset" w:sz="6" w:space="0" w:color="000000"/>
+              <w:bottom w:val="outset" w:sz="6" w:space="0" w:color="000000"/>
+              <w:right w:val="outset" w:sz="6" w:space="0" w:color="000000"/>
+            </w:tcBorders>
+            <w:shd w:val="clear" w:color="auto" w:fill="F2F2F2" w:themeFill="background1" w:themeFillShade="F2"/>
+          </w:tcPr>
+          <w:p>
+            <w:pPr>
+              <w:spacing w:before="100" w:beforeAutospacing="1"/>
+              <w:rPr>
+                <w:b/>
+                <w:bCs/>
+                <w:sz w:val="16"/>
+                <w:szCs w:val="16"/>
+              </w:rPr>
+            </w:pPr>
+            <w:r>
+              <w:rPr>
+                <w:b/>
+                <w:bCs/>
+                <w:sz w:val="16"/>
+                <w:szCs w:val="16"/>
+              </w:rPr>
+              <w:t>004</w:t>
+            </w:r>
+          </w:p>
+        </w:tc>
+        <w:tc>
+          <w:tcPr>
+            <w:tcW w:w="7685" w:type="dxa"/>
+            <w:gridSpan w:val="2"/>
+            <w:tcBorders>
+              <w:top w:val="outset" w:sz="6" w:space="0" w:color="000000"/>
+              <w:left w:val="outset" w:sz="6" w:space="0" w:color="000000"/>
+              <w:bottom w:val="outset" w:sz="6" w:space="0" w:color="000000"/>
+            </w:tcBorders>
+          </w:tcPr>
+          <w:p>
+            <w:pPr>
+              <w:spacing w:before="100" w:beforeAutospacing="1"/>
+              <w:rPr>
+                <w:sz w:val="16"/>
+                <w:szCs w:val="16"/>
+              </w:rPr>
+            </w:pPr>
+            <w:r>
+              <w:rPr>
+                <w:sz w:val="16"/>
+                <w:szCs w:val="16"/>
+              </w:rPr>
+              <w:t>L’utente può disattivare le notifiche.</w:t>
+            </w:r>
+          </w:p>
+        </w:tc>
+      </w:tr>
+      <w:tr>
+        <w:trPr>
+          <w:trHeight w:val="251"/>
+          <w:tblCellSpacing w:w="0" w:type="dxa"/>
+        </w:trPr>
+        <w:tc>
+          <w:tcPr>
+            <w:tcW w:w="8222" w:type="dxa"/>
+            <w:gridSpan w:val="2"/>
+            <w:tcBorders>
+              <w:top w:val="outset" w:sz="6" w:space="0" w:color="000000"/>
+              <w:bottom w:val="outset" w:sz="6" w:space="0" w:color="000000"/>
+              <w:right w:val="single" w:sz="4" w:space="0" w:color="auto"/>
+            </w:tcBorders>
+            <w:shd w:val="clear" w:color="auto" w:fill="F2F2F2" w:themeFill="background1" w:themeFillShade="F2"/>
+          </w:tcPr>
+          <w:p>
+            <w:pPr>
+              <w:spacing w:before="100" w:beforeAutospacing="1"/>
+              <w:rPr>
+                <w:b/>
+                <w:sz w:val="16"/>
+                <w:szCs w:val="16"/>
+              </w:rPr>
+            </w:pPr>
+            <w:r>
+              <w:rPr>
+                <w:b/>
+                <w:sz w:val="16"/>
+                <w:szCs w:val="16"/>
+              </w:rPr>
+              <w:lastRenderedPageBreak/>
+              <w:t>ID: US</w:t>
+            </w:r>
+            <w:r>
+              <w:rPr>
+                <w:b/>
+                <w:sz w:val="16"/>
+                <w:szCs w:val="16"/>
+              </w:rPr>
+              <w:t>-0</w:t>
+            </w:r>
+            <w:r>
+              <w:rPr>
+                <w:b/>
+                <w:sz w:val="16"/>
+                <w:szCs w:val="16"/>
+              </w:rPr>
+              <w:t xml:space="preserve">6 </w:t>
+            </w:r>
+          </w:p>
+        </w:tc>
+        <w:tc>
+          <w:tcPr>
+            <w:tcW w:w="1358" w:type="dxa"/>
+            <w:tcBorders>
+              <w:top w:val="outset" w:sz="6" w:space="0" w:color="000000"/>
+              <w:left w:val="single" w:sz="4" w:space="0" w:color="auto"/>
+              <w:bottom w:val="outset" w:sz="6" w:space="0" w:color="000000"/>
+            </w:tcBorders>
+            <w:shd w:val="clear" w:color="auto" w:fill="F2F2F2" w:themeFill="background1" w:themeFillShade="F2"/>
+          </w:tcPr>
+          <w:p>
+            <w:pPr>
+              <w:spacing w:before="100" w:beforeAutospacing="1"/>
+              <w:rPr>
+                <w:b/>
+                <w:sz w:val="16"/>
+                <w:szCs w:val="16"/>
+              </w:rPr>
+            </w:pPr>
+            <w:r>
+              <w:rPr>
+                <w:b/>
+                <w:sz w:val="16"/>
+                <w:szCs w:val="16"/>
+              </w:rPr>
+              <w:t>Story points:</w:t>
+            </w:r>
+            <w:r>
+              <w:rPr>
+                <w:b/>
+                <w:sz w:val="16"/>
+                <w:szCs w:val="16"/>
+              </w:rPr>
+              <w:t xml:space="preserve"> 13 </w:t>
+            </w:r>
+          </w:p>
+        </w:tc>
+      </w:tr>
+      <w:tr>
+        <w:trPr>
+          <w:tblCellSpacing w:w="0" w:type="dxa"/>
+        </w:trPr>
+        <w:tc>
+          <w:tcPr>
+            <w:tcW w:w="1895" w:type="dxa"/>
+            <w:tcBorders>
+              <w:top w:val="outset" w:sz="6" w:space="0" w:color="000000"/>
+              <w:bottom w:val="outset" w:sz="6" w:space="0" w:color="000000"/>
+              <w:right w:val="outset" w:sz="6" w:space="0" w:color="000000"/>
+            </w:tcBorders>
+            <w:shd w:val="clear" w:color="auto" w:fill="F2F2F2" w:themeFill="background1" w:themeFillShade="F2"/>
+          </w:tcPr>
+          <w:p>
+            <w:pPr>
+              <w:spacing w:before="100" w:beforeAutospacing="1"/>
+              <w:rPr>
+                <w:b/>
+                <w:sz w:val="16"/>
+                <w:szCs w:val="16"/>
+              </w:rPr>
+            </w:pPr>
+            <w:r>
+              <w:rPr>
+                <w:b/>
+                <w:sz w:val="16"/>
+                <w:szCs w:val="16"/>
+              </w:rPr>
+              <w:t>Nome</w:t>
+            </w:r>
+          </w:p>
+        </w:tc>
+        <w:tc>
+          <w:tcPr>
+            <w:tcW w:w="7685" w:type="dxa"/>
+            <w:gridSpan w:val="2"/>
+            <w:tcBorders>
+              <w:top w:val="outset" w:sz="6" w:space="0" w:color="000000"/>
+              <w:left w:val="outset" w:sz="6" w:space="0" w:color="000000"/>
+              <w:bottom w:val="outset" w:sz="6" w:space="0" w:color="000000"/>
+            </w:tcBorders>
+          </w:tcPr>
+          <w:p>
+            <w:pPr>
+              <w:spacing w:before="100" w:beforeAutospacing="1"/>
+              <w:rPr>
+                <w:sz w:val="16"/>
+                <w:szCs w:val="16"/>
+              </w:rPr>
+            </w:pPr>
+            <w:r>
+              <w:rPr>
+                <w:sz w:val="16"/>
+                <w:szCs w:val="16"/>
+              </w:rPr>
+              <w:t>Come utente registrato</w:t>
+            </w:r>
+            <w:r>
+              <w:rPr>
+                <w:sz w:val="16"/>
+                <w:szCs w:val="16"/>
+              </w:rPr>
+              <w:t xml:space="preserve"> v</w:t>
+            </w:r>
+            <w:r>
+              <w:rPr>
+                <w:sz w:val="16"/>
+                <w:szCs w:val="16"/>
+              </w:rPr>
+              <w:t>oglio visualizzare statistiche sulle mie attività</w:t>
+            </w:r>
+            <w:r>
+              <w:rPr>
+                <w:sz w:val="16"/>
+                <w:szCs w:val="16"/>
+              </w:rPr>
+              <w:t xml:space="preserve"> c</w:t>
+            </w:r>
+            <w:r>
+              <w:rPr>
+                <w:sz w:val="16"/>
+                <w:szCs w:val="16"/>
+              </w:rPr>
+              <w:t>osì da analizzare la mia produttività e organizzazion</w:t>
+            </w:r>
+            <w:r>
+              <w:rPr>
+                <w:sz w:val="16"/>
+                <w:szCs w:val="16"/>
+              </w:rPr>
+              <w:t>e</w:t>
+            </w:r>
+          </w:p>
+        </w:tc>
+      </w:tr>
+      <w:tr>
+        <w:trPr>
+          <w:tblCellSpacing w:w="0" w:type="dxa"/>
+        </w:trPr>
+        <w:tc>
+          <w:tcPr>
+            <w:tcW w:w="1895" w:type="dxa"/>
+            <w:tcBorders>
+              <w:top w:val="outset" w:sz="6" w:space="0" w:color="000000"/>
+              <w:bottom w:val="outset" w:sz="6" w:space="0" w:color="000000"/>
+              <w:right w:val="outset" w:sz="6" w:space="0" w:color="000000"/>
+            </w:tcBorders>
+            <w:shd w:val="clear" w:color="auto" w:fill="F2F2F2" w:themeFill="background1" w:themeFillShade="F2"/>
+          </w:tcPr>
+          <w:p>
+            <w:pPr>
+              <w:spacing w:before="100" w:beforeAutospacing="1"/>
+              <w:rPr>
+                <w:b/>
+                <w:sz w:val="16"/>
+                <w:szCs w:val="16"/>
+              </w:rPr>
+            </w:pPr>
+            <w:r>
+              <w:rPr>
+                <w:b/>
+                <w:sz w:val="16"/>
+                <w:szCs w:val="16"/>
+              </w:rPr>
+              <w:t>Stima</w:t>
+            </w:r>
+          </w:p>
+        </w:tc>
+        <w:tc>
+          <w:tcPr>
+            <w:tcW w:w="7685" w:type="dxa"/>
+            <w:gridSpan w:val="2"/>
+            <w:tcBorders>
+              <w:top w:val="outset" w:sz="6" w:space="0" w:color="000000"/>
+              <w:left w:val="outset" w:sz="6" w:space="0" w:color="000000"/>
+              <w:bottom w:val="outset" w:sz="6" w:space="0" w:color="000000"/>
+            </w:tcBorders>
+          </w:tcPr>
+          <w:p>
+            <w:pPr>
+              <w:spacing w:before="100" w:beforeAutospacing="1"/>
+              <w:rPr>
+                <w:sz w:val="16"/>
+                <w:szCs w:val="16"/>
+              </w:rPr>
+            </w:pPr>
+            <w:r>
+              <w:rPr>
+                <w:sz w:val="16"/>
+                <w:szCs w:val="16"/>
+              </w:rPr>
+              <w:t>Grande</w:t>
+            </w:r>
+          </w:p>
+        </w:tc>
+      </w:tr>
+      <w:tr>
+        <w:trPr>
+          <w:tblCellSpacing w:w="0" w:type="dxa"/>
+        </w:trPr>
+        <w:tc>
+          <w:tcPr>
+            <w:tcW w:w="9580" w:type="dxa"/>
+            <w:gridSpan w:val="3"/>
+            <w:tcBorders>
+              <w:top w:val="outset" w:sz="6" w:space="0" w:color="000000"/>
+              <w:bottom w:val="outset" w:sz="6" w:space="0" w:color="000000"/>
+            </w:tcBorders>
+            <w:shd w:val="clear" w:color="auto" w:fill="F2F2F2" w:themeFill="background1" w:themeFillShade="F2"/>
+          </w:tcPr>
+          <w:p>
+            <w:pPr>
+              <w:spacing w:before="100" w:beforeAutospacing="1"/>
+              <w:rPr>
+                <w:sz w:val="16"/>
+                <w:szCs w:val="16"/>
+              </w:rPr>
+            </w:pPr>
+            <w:r>
+              <w:rPr>
+                <w:b/>
+                <w:bCs/>
+                <w:sz w:val="16"/>
+                <w:szCs w:val="16"/>
+              </w:rPr>
+              <w:t>Criteri di accettazione</w:t>
+            </w:r>
+          </w:p>
+        </w:tc>
+      </w:tr>
+      <w:tr>
+        <w:trPr>
+          <w:tblCellSpacing w:w="0" w:type="dxa"/>
+        </w:trPr>
+        <w:tc>
+          <w:tcPr>
+            <w:tcW w:w="1895" w:type="dxa"/>
+            <w:tcBorders>
+              <w:top w:val="outset" w:sz="6" w:space="0" w:color="000000"/>
+              <w:bottom w:val="outset" w:sz="6" w:space="0" w:color="000000"/>
+              <w:right w:val="outset" w:sz="6" w:space="0" w:color="000000"/>
+            </w:tcBorders>
+            <w:shd w:val="clear" w:color="auto" w:fill="F2F2F2" w:themeFill="background1" w:themeFillShade="F2"/>
+          </w:tcPr>
+          <w:p>
+            <w:pPr>
+              <w:spacing w:before="100" w:beforeAutospacing="1"/>
+              <w:rPr>
+                <w:b/>
+                <w:sz w:val="16"/>
+                <w:szCs w:val="16"/>
+              </w:rPr>
+            </w:pPr>
+            <w:r>
+              <w:rPr>
+                <w:b/>
+                <w:bCs/>
+                <w:sz w:val="16"/>
+                <w:szCs w:val="16"/>
+              </w:rPr>
+              <w:t>001</w:t>
+            </w:r>
+          </w:p>
+        </w:tc>
+        <w:tc>
+          <w:tcPr>
+            <w:tcW w:w="7685" w:type="dxa"/>
+            <w:gridSpan w:val="2"/>
+            <w:tcBorders>
+              <w:top w:val="outset" w:sz="6" w:space="0" w:color="000000"/>
+              <w:left w:val="outset" w:sz="6" w:space="0" w:color="000000"/>
+              <w:bottom w:val="outset" w:sz="6" w:space="0" w:color="000000"/>
+            </w:tcBorders>
+          </w:tcPr>
+          <w:p>
+            <w:pPr>
+              <w:spacing w:before="100" w:beforeAutospacing="1"/>
+              <w:rPr>
+                <w:sz w:val="16"/>
+                <w:szCs w:val="16"/>
+              </w:rPr>
+            </w:pPr>
+            <w:r>
+              <w:rPr>
+                <w:sz w:val="16"/>
+                <w:szCs w:val="16"/>
+              </w:rPr>
+              <w:t xml:space="preserve">Le statistiche saranno salvate nel database. </w:t>
+            </w:r>
+          </w:p>
+        </w:tc>
+      </w:tr>
+      <w:tr>
+        <w:trPr>
+          <w:tblCellSpacing w:w="0" w:type="dxa"/>
+        </w:trPr>
+        <w:tc>
+          <w:tcPr>
+            <w:tcW w:w="1895" w:type="dxa"/>
+            <w:tcBorders>
+              <w:top w:val="outset" w:sz="6" w:space="0" w:color="000000"/>
+              <w:bottom w:val="outset" w:sz="6" w:space="0" w:color="000000"/>
+              <w:right w:val="outset" w:sz="6" w:space="0" w:color="000000"/>
+            </w:tcBorders>
+            <w:shd w:val="clear" w:color="auto" w:fill="F2F2F2" w:themeFill="background1" w:themeFillShade="F2"/>
+          </w:tcPr>
+          <w:p>
+            <w:pPr>
+              <w:spacing w:before="100" w:beforeAutospacing="1"/>
+              <w:rPr>
+                <w:b/>
+                <w:bCs/>
+                <w:sz w:val="16"/>
+                <w:szCs w:val="16"/>
+              </w:rPr>
+            </w:pPr>
+            <w:r>
+              <w:rPr>
+                <w:b/>
+                <w:bCs/>
+                <w:sz w:val="16"/>
+                <w:szCs w:val="16"/>
+              </w:rPr>
+              <w:t>002</w:t>
+            </w:r>
+          </w:p>
+        </w:tc>
+        <w:tc>
+          <w:tcPr>
+            <w:tcW w:w="7685" w:type="dxa"/>
+            <w:gridSpan w:val="2"/>
+            <w:tcBorders>
+              <w:top w:val="outset" w:sz="6" w:space="0" w:color="000000"/>
+              <w:left w:val="outset" w:sz="6" w:space="0" w:color="000000"/>
+              <w:bottom w:val="outset" w:sz="6" w:space="0" w:color="000000"/>
+            </w:tcBorders>
+          </w:tcPr>
+          <w:p>
+            <w:pPr>
+              <w:spacing w:before="100" w:beforeAutospacing="1"/>
+              <w:rPr>
+                <w:sz w:val="16"/>
+                <w:szCs w:val="16"/>
+              </w:rPr>
+            </w:pPr>
+            <w:r>
+              <w:rPr>
+                <w:sz w:val="16"/>
+                <w:szCs w:val="16"/>
+              </w:rPr>
+              <w:t>Le statistiche saranno visualizzate dall’utente nella pagina apposita.</w:t>
+            </w:r>
+          </w:p>
+        </w:tc>
+      </w:tr>
+      <w:tr>
+        <w:trPr>
+          <w:tblCellSpacing w:w="0" w:type="dxa"/>
+        </w:trPr>
+        <w:tc>
+          <w:tcPr>
+            <w:tcW w:w="1895" w:type="dxa"/>
+            <w:tcBorders>
+              <w:top w:val="outset" w:sz="6" w:space="0" w:color="000000"/>
+              <w:bottom w:val="outset" w:sz="6" w:space="0" w:color="000000"/>
+              <w:right w:val="outset" w:sz="6" w:space="0" w:color="000000"/>
+            </w:tcBorders>
+            <w:shd w:val="clear" w:color="auto" w:fill="F2F2F2" w:themeFill="background1" w:themeFillShade="F2"/>
+          </w:tcPr>
+          <w:p>
+            <w:pPr>
+              <w:spacing w:before="100" w:beforeAutospacing="1"/>
+              <w:rPr>
+                <w:b/>
+                <w:bCs/>
+                <w:sz w:val="16"/>
+                <w:szCs w:val="16"/>
+              </w:rPr>
+            </w:pPr>
+            <w:r>
+              <w:rPr>
+                <w:b/>
+                <w:bCs/>
+                <w:sz w:val="16"/>
+                <w:szCs w:val="16"/>
+              </w:rPr>
+              <w:t>003</w:t>
+            </w:r>
+          </w:p>
+        </w:tc>
+        <w:tc>
+          <w:tcPr>
+            <w:tcW w:w="7685" w:type="dxa"/>
+            <w:gridSpan w:val="2"/>
+            <w:tcBorders>
+              <w:top w:val="outset" w:sz="6" w:space="0" w:color="000000"/>
+              <w:left w:val="outset" w:sz="6" w:space="0" w:color="000000"/>
+              <w:bottom w:val="outset" w:sz="6" w:space="0" w:color="000000"/>
+            </w:tcBorders>
+          </w:tcPr>
+          <w:p>
+            <w:pPr>
+              <w:spacing w:before="100" w:beforeAutospacing="1"/>
+              <w:rPr>
+                <w:sz w:val="16"/>
+                <w:szCs w:val="16"/>
+              </w:rPr>
+            </w:pPr>
+            <w:r>
+              <w:rPr>
+                <w:sz w:val="16"/>
+                <w:szCs w:val="16"/>
+              </w:rPr>
+              <w:t>Le statistiche si aggiorneranno automaticamente ad ogni modifica dell’attività.</w:t>
+            </w:r>
+          </w:p>
+        </w:tc>
+      </w:tr>
+      <w:tr>
+        <w:trPr>
+          <w:trHeight w:val="251"/>
+          <w:tblCellSpacing w:w="0" w:type="dxa"/>
+        </w:trPr>
+        <w:tc>
+          <w:tcPr>
+            <w:tcW w:w="8222" w:type="dxa"/>
+            <w:gridSpan w:val="2"/>
+            <w:tcBorders>
+              <w:top w:val="outset" w:sz="6" w:space="0" w:color="000000"/>
+              <w:bottom w:val="outset" w:sz="6" w:space="0" w:color="000000"/>
+              <w:right w:val="single" w:sz="4" w:space="0" w:color="auto"/>
+            </w:tcBorders>
+            <w:shd w:val="clear" w:color="auto" w:fill="F2F2F2" w:themeFill="background1" w:themeFillShade="F2"/>
+          </w:tcPr>
+          <w:p>
+            <w:pPr>
+              <w:spacing w:before="100" w:beforeAutospacing="1"/>
+              <w:rPr>
+                <w:b/>
+                <w:sz w:val="16"/>
+                <w:szCs w:val="16"/>
+              </w:rPr>
+            </w:pPr>
+            <w:r>
+              <w:rPr>
+                <w:b/>
+                <w:sz w:val="16"/>
+                <w:szCs w:val="16"/>
+              </w:rPr>
+              <w:t>ID: US</w:t>
+            </w:r>
+            <w:r>
+              <w:rPr>
+                <w:b/>
+                <w:sz w:val="16"/>
+                <w:szCs w:val="16"/>
+              </w:rPr>
+              <w:t>-0</w:t>
+            </w:r>
+            <w:r>
+              <w:rPr>
+                <w:b/>
+                <w:sz w:val="16"/>
+                <w:szCs w:val="16"/>
+              </w:rPr>
+              <w:t xml:space="preserve">7 </w:t>
+            </w:r>
+          </w:p>
+        </w:tc>
+        <w:tc>
+          <w:tcPr>
+            <w:tcW w:w="1358" w:type="dxa"/>
+            <w:tcBorders>
+              <w:top w:val="outset" w:sz="6" w:space="0" w:color="000000"/>
+              <w:left w:val="single" w:sz="4" w:space="0" w:color="auto"/>
+              <w:bottom w:val="outset" w:sz="6" w:space="0" w:color="000000"/>
+            </w:tcBorders>
+            <w:shd w:val="clear" w:color="auto" w:fill="F2F2F2" w:themeFill="background1" w:themeFillShade="F2"/>
+          </w:tcPr>
+          <w:p>
+            <w:pPr>
+              <w:spacing w:before="100" w:beforeAutospacing="1"/>
+              <w:rPr>
+                <w:b/>
+                <w:sz w:val="16"/>
+                <w:szCs w:val="16"/>
+              </w:rPr>
+            </w:pPr>
+            <w:r>
+              <w:rPr>
+                <w:b/>
+                <w:sz w:val="16"/>
+                <w:szCs w:val="16"/>
+              </w:rPr>
+              <w:t>Story points:</w:t>
+            </w:r>
+            <w:r>
+              <w:rPr>
+                <w:b/>
+                <w:sz w:val="16"/>
+                <w:szCs w:val="16"/>
+              </w:rPr>
+              <w:t xml:space="preserve"> 5</w:t>
+            </w:r>
+          </w:p>
+        </w:tc>
+      </w:tr>
+      <w:tr>
+        <w:trPr>
+          <w:tblCellSpacing w:w="0" w:type="dxa"/>
+        </w:trPr>
+        <w:tc>
+          <w:tcPr>
+            <w:tcW w:w="1895" w:type="dxa"/>
+            <w:tcBorders>
+              <w:top w:val="outset" w:sz="6" w:space="0" w:color="000000"/>
+              <w:bottom w:val="outset" w:sz="6" w:space="0" w:color="000000"/>
+              <w:right w:val="outset" w:sz="6" w:space="0" w:color="000000"/>
+            </w:tcBorders>
+            <w:shd w:val="clear" w:color="auto" w:fill="F2F2F2" w:themeFill="background1" w:themeFillShade="F2"/>
+          </w:tcPr>
+          <w:p>
+            <w:pPr>
+              <w:spacing w:before="100" w:beforeAutospacing="1"/>
+              <w:rPr>
+                <w:b/>
+                <w:sz w:val="16"/>
+                <w:szCs w:val="16"/>
+              </w:rPr>
+            </w:pPr>
+            <w:r>
+              <w:rPr>
+                <w:b/>
+                <w:sz w:val="16"/>
+                <w:szCs w:val="16"/>
+              </w:rPr>
+              <w:t>Nome</w:t>
+            </w:r>
+          </w:p>
+        </w:tc>
+        <w:tc>
+          <w:tcPr>
+            <w:tcW w:w="7685" w:type="dxa"/>
+            <w:gridSpan w:val="2"/>
+            <w:tcBorders>
+              <w:top w:val="outset" w:sz="6" w:space="0" w:color="000000"/>
+              <w:left w:val="outset" w:sz="6" w:space="0" w:color="000000"/>
+              <w:bottom w:val="outset" w:sz="6" w:space="0" w:color="000000"/>
+            </w:tcBorders>
+          </w:tcPr>
+          <w:p>
+            <w:pPr>
+              <w:spacing w:before="100" w:beforeAutospacing="1"/>
+              <w:rPr>
+                <w:sz w:val="16"/>
+                <w:szCs w:val="16"/>
+              </w:rPr>
+            </w:pPr>
+            <w:r>
+              <w:rPr>
+                <w:sz w:val="16"/>
+                <w:szCs w:val="16"/>
+              </w:rPr>
+              <w:t>Come utente</w:t>
+            </w:r>
+            <w:r>
+              <w:rPr>
+                <w:sz w:val="16"/>
+                <w:szCs w:val="16"/>
+              </w:rPr>
+              <w:t xml:space="preserve"> registrato</w:t>
+            </w:r>
+            <w:r>
+              <w:rPr>
+                <w:sz w:val="16"/>
+                <w:szCs w:val="16"/>
+              </w:rPr>
+              <w:t xml:space="preserve"> v</w:t>
+            </w:r>
+            <w:r>
+              <w:rPr>
+                <w:sz w:val="16"/>
+                <w:szCs w:val="16"/>
+              </w:rPr>
+              <w:t>oglio cercare le mie attività</w:t>
+            </w:r>
+            <w:r>
+              <w:rPr>
+                <w:sz w:val="16"/>
+                <w:szCs w:val="16"/>
+              </w:rPr>
+              <w:t xml:space="preserve"> c</w:t>
+            </w:r>
+            <w:r>
+              <w:rPr>
+                <w:sz w:val="16"/>
+                <w:szCs w:val="16"/>
+              </w:rPr>
+              <w:t>osì da trovare rapidamente un impegno specifico</w:t>
+            </w:r>
+          </w:p>
+        </w:tc>
+      </w:tr>
+      <w:tr>
+        <w:trPr>
+          <w:tblCellSpacing w:w="0" w:type="dxa"/>
+        </w:trPr>
+        <w:tc>
+          <w:tcPr>
+            <w:tcW w:w="1895" w:type="dxa"/>
+            <w:tcBorders>
+              <w:top w:val="outset" w:sz="6" w:space="0" w:color="000000"/>
+              <w:bottom w:val="outset" w:sz="6" w:space="0" w:color="000000"/>
+              <w:right w:val="outset" w:sz="6" w:space="0" w:color="000000"/>
+            </w:tcBorders>
+            <w:shd w:val="clear" w:color="auto" w:fill="F2F2F2" w:themeFill="background1" w:themeFillShade="F2"/>
+          </w:tcPr>
+          <w:p>
+            <w:pPr>
+              <w:spacing w:before="100" w:beforeAutospacing="1"/>
+              <w:rPr>
+                <w:b/>
+                <w:sz w:val="16"/>
+                <w:szCs w:val="16"/>
+              </w:rPr>
+            </w:pPr>
+            <w:r>
+              <w:rPr>
+                <w:b/>
+                <w:sz w:val="16"/>
+                <w:szCs w:val="16"/>
+              </w:rPr>
+              <w:t>Stima</w:t>
+            </w:r>
+          </w:p>
+        </w:tc>
+        <w:tc>
+          <w:tcPr>
+            <w:tcW w:w="7685" w:type="dxa"/>
+            <w:gridSpan w:val="2"/>
+            <w:tcBorders>
+              <w:top w:val="outset" w:sz="6" w:space="0" w:color="000000"/>
+              <w:left w:val="outset" w:sz="6" w:space="0" w:color="000000"/>
+              <w:bottom w:val="outset" w:sz="6" w:space="0" w:color="000000"/>
+            </w:tcBorders>
+          </w:tcPr>
+          <w:p>
+            <w:pPr>
+              <w:spacing w:before="100" w:beforeAutospacing="1"/>
+              <w:rPr>
+                <w:sz w:val="16"/>
+                <w:szCs w:val="16"/>
+              </w:rPr>
+            </w:pPr>
+            <w:r>
+              <w:rPr>
+                <w:sz w:val="16"/>
+                <w:szCs w:val="16"/>
+              </w:rPr>
+              <w:t>Piccolo</w:t>
+            </w:r>
+          </w:p>
+        </w:tc>
+      </w:tr>
+      <w:tr>
+        <w:trPr>
+          <w:tblCellSpacing w:w="0" w:type="dxa"/>
+        </w:trPr>
+        <w:tc>
+          <w:tcPr>
+            <w:tcW w:w="9580" w:type="dxa"/>
+            <w:gridSpan w:val="3"/>
+            <w:tcBorders>
+              <w:top w:val="outset" w:sz="6" w:space="0" w:color="000000"/>
+              <w:bottom w:val="outset" w:sz="6" w:space="0" w:color="000000"/>
+            </w:tcBorders>
+            <w:shd w:val="clear" w:color="auto" w:fill="F2F2F2" w:themeFill="background1" w:themeFillShade="F2"/>
+          </w:tcPr>
+          <w:p>
+            <w:pPr>
+              <w:spacing w:before="100" w:beforeAutospacing="1"/>
+              <w:rPr>
+                <w:sz w:val="16"/>
+                <w:szCs w:val="16"/>
+              </w:rPr>
+            </w:pPr>
+            <w:r>
+              <w:rPr>
+                <w:b/>
+                <w:bCs/>
+                <w:sz w:val="16"/>
+                <w:szCs w:val="16"/>
+              </w:rPr>
+              <w:t>Criteri di accettazione</w:t>
+            </w:r>
+          </w:p>
+        </w:tc>
+      </w:tr>
+      <w:tr>
+        <w:trPr>
+          <w:tblCellSpacing w:w="0" w:type="dxa"/>
+        </w:trPr>
+        <w:tc>
+          <w:tcPr>
+            <w:tcW w:w="1895" w:type="dxa"/>
+            <w:tcBorders>
+              <w:top w:val="outset" w:sz="6" w:space="0" w:color="000000"/>
+              <w:bottom w:val="outset" w:sz="6" w:space="0" w:color="000000"/>
+              <w:right w:val="outset" w:sz="6" w:space="0" w:color="000000"/>
+            </w:tcBorders>
+            <w:shd w:val="clear" w:color="auto" w:fill="F2F2F2" w:themeFill="background1" w:themeFillShade="F2"/>
+          </w:tcPr>
+          <w:p>
+            <w:pPr>
+              <w:spacing w:before="100" w:beforeAutospacing="1"/>
+              <w:rPr>
+                <w:b/>
+                <w:sz w:val="16"/>
+                <w:szCs w:val="16"/>
+              </w:rPr>
+            </w:pPr>
+            <w:r>
+              <w:rPr>
+                <w:b/>
+                <w:bCs/>
+                <w:sz w:val="16"/>
+                <w:szCs w:val="16"/>
+              </w:rPr>
+              <w:t>001</w:t>
+            </w:r>
+          </w:p>
+        </w:tc>
+        <w:tc>
+          <w:tcPr>
+            <w:tcW w:w="7685" w:type="dxa"/>
+            <w:gridSpan w:val="2"/>
+            <w:tcBorders>
+              <w:top w:val="outset" w:sz="6" w:space="0" w:color="000000"/>
+              <w:left w:val="outset" w:sz="6" w:space="0" w:color="000000"/>
+              <w:bottom w:val="outset" w:sz="6" w:space="0" w:color="000000"/>
+            </w:tcBorders>
+          </w:tcPr>
+          <w:p>
+            <w:pPr>
+              <w:spacing w:before="100" w:beforeAutospacing="1"/>
+              <w:rPr>
+                <w:sz w:val="16"/>
+                <w:szCs w:val="16"/>
+              </w:rPr>
+            </w:pPr>
+            <w:r>
+              <w:rPr>
+                <w:sz w:val="16"/>
+                <w:szCs w:val="16"/>
+              </w:rPr>
+              <w:t xml:space="preserve">La barra di ricerca sarà situata in cima alla pagina principale. </w:t>
+            </w:r>
+          </w:p>
+        </w:tc>
+      </w:tr>
+      <w:tr>
+        <w:trPr>
+          <w:tblCellSpacing w:w="0" w:type="dxa"/>
+        </w:trPr>
+        <w:tc>
+          <w:tcPr>
+            <w:tcW w:w="1895" w:type="dxa"/>
+            <w:tcBorders>
+              <w:top w:val="outset" w:sz="6" w:space="0" w:color="000000"/>
+              <w:bottom w:val="outset" w:sz="6" w:space="0" w:color="000000"/>
+              <w:right w:val="outset" w:sz="6" w:space="0" w:color="000000"/>
+            </w:tcBorders>
+            <w:shd w:val="clear" w:color="auto" w:fill="F2F2F2" w:themeFill="background1" w:themeFillShade="F2"/>
+          </w:tcPr>
+          <w:p>
+            <w:pPr>
+              <w:spacing w:before="100" w:beforeAutospacing="1"/>
+              <w:rPr>
+                <w:b/>
+                <w:bCs/>
+                <w:sz w:val="16"/>
+                <w:szCs w:val="16"/>
+              </w:rPr>
+            </w:pPr>
+            <w:r>
+              <w:rPr>
+                <w:b/>
+                <w:bCs/>
+                <w:sz w:val="16"/>
+                <w:szCs w:val="16"/>
+              </w:rPr>
+              <w:t>002</w:t>
+            </w:r>
+          </w:p>
+        </w:tc>
+        <w:tc>
+          <w:tcPr>
+            <w:tcW w:w="7685" w:type="dxa"/>
+            <w:gridSpan w:val="2"/>
+            <w:tcBorders>
+              <w:top w:val="outset" w:sz="6" w:space="0" w:color="000000"/>
+              <w:left w:val="outset" w:sz="6" w:space="0" w:color="000000"/>
+              <w:bottom w:val="outset" w:sz="6" w:space="0" w:color="000000"/>
+            </w:tcBorders>
+          </w:tcPr>
+          <w:p>
+            <w:pPr>
+              <w:spacing w:before="100" w:beforeAutospacing="1"/>
+              <w:rPr>
+                <w:sz w:val="16"/>
+                <w:szCs w:val="16"/>
+              </w:rPr>
+            </w:pPr>
+            <w:r>
+              <w:rPr>
+                <w:sz w:val="16"/>
+                <w:szCs w:val="16"/>
+              </w:rPr>
+              <w:t>Quando l’utente invia la ricerca i risultati saranno visualizzati al posto del calendario.</w:t>
+            </w:r>
+          </w:p>
+        </w:tc>
+      </w:tr>
+      <w:tr>
+        <w:trPr>
+          <w:tblCellSpacing w:w="0" w:type="dxa"/>
+        </w:trPr>
+        <w:tc>
+          <w:tcPr>
+            <w:tcW w:w="1895" w:type="dxa"/>
+            <w:tcBorders>
+              <w:top w:val="outset" w:sz="6" w:space="0" w:color="000000"/>
+              <w:bottom w:val="outset" w:sz="6" w:space="0" w:color="000000"/>
+              <w:right w:val="outset" w:sz="6" w:space="0" w:color="000000"/>
+            </w:tcBorders>
+            <w:shd w:val="clear" w:color="auto" w:fill="F2F2F2" w:themeFill="background1" w:themeFillShade="F2"/>
+          </w:tcPr>
+          <w:p>
+            <w:pPr>
+              <w:spacing w:before="100" w:beforeAutospacing="1"/>
+              <w:rPr>
+                <w:b/>
+                <w:bCs/>
+                <w:sz w:val="16"/>
+                <w:szCs w:val="16"/>
+              </w:rPr>
+            </w:pPr>
+            <w:r>
+              <w:rPr>
+                <w:b/>
+                <w:bCs/>
+                <w:sz w:val="16"/>
+                <w:szCs w:val="16"/>
+              </w:rPr>
+              <w:t>003</w:t>
+            </w:r>
+          </w:p>
+        </w:tc>
+        <w:tc>
+          <w:tcPr>
+            <w:tcW w:w="7685" w:type="dxa"/>
+            <w:gridSpan w:val="2"/>
+            <w:tcBorders>
+              <w:top w:val="outset" w:sz="6" w:space="0" w:color="000000"/>
+              <w:left w:val="outset" w:sz="6" w:space="0" w:color="000000"/>
+              <w:bottom w:val="outset" w:sz="6" w:space="0" w:color="000000"/>
+            </w:tcBorders>
+          </w:tcPr>
+          <w:p>
+            <w:pPr>
+              <w:spacing w:before="100" w:beforeAutospacing="1"/>
+              <w:rPr>
+                <w:sz w:val="16"/>
+                <w:szCs w:val="16"/>
+              </w:rPr>
+            </w:pPr>
+            <w:r>
+              <w:rPr>
+                <w:sz w:val="16"/>
+                <w:szCs w:val="16"/>
+              </w:rPr>
+              <w:t>Dovrà essere applicare alla ricerca dei filtri.</w:t>
+            </w:r>
+          </w:p>
+        </w:tc>
+      </w:tr>
+      <w:tr>
+        <w:trPr>
+          <w:tblCellSpacing w:w="0" w:type="dxa"/>
+        </w:trPr>
+        <w:tc>
+          <w:tcPr>
+            <w:tcW w:w="1895" w:type="dxa"/>
+            <w:tcBorders>
+              <w:top w:val="outset" w:sz="6" w:space="0" w:color="000000"/>
+              <w:bottom w:val="outset" w:sz="6" w:space="0" w:color="000000"/>
+              <w:right w:val="outset" w:sz="6" w:space="0" w:color="000000"/>
+            </w:tcBorders>
+            <w:shd w:val="clear" w:color="auto" w:fill="F2F2F2" w:themeFill="background1" w:themeFillShade="F2"/>
+          </w:tcPr>
+          <w:p>
+            <w:pPr>
+              <w:spacing w:before="100" w:beforeAutospacing="1"/>
+              <w:rPr>
+                <w:b/>
+                <w:bCs/>
+                <w:sz w:val="16"/>
+                <w:szCs w:val="16"/>
+              </w:rPr>
+            </w:pPr>
+            <w:r>
+              <w:rPr>
+                <w:b/>
+                <w:bCs/>
+                <w:sz w:val="16"/>
+                <w:szCs w:val="16"/>
+              </w:rPr>
+              <w:t>004</w:t>
+            </w:r>
+          </w:p>
+        </w:tc>
+        <w:tc>
+          <w:tcPr>
+            <w:tcW w:w="7685" w:type="dxa"/>
+            <w:gridSpan w:val="2"/>
+            <w:tcBorders>
+              <w:top w:val="outset" w:sz="6" w:space="0" w:color="000000"/>
+              <w:left w:val="outset" w:sz="6" w:space="0" w:color="000000"/>
+              <w:bottom w:val="outset" w:sz="6" w:space="0" w:color="000000"/>
+            </w:tcBorders>
+          </w:tcPr>
+          <w:p>
+            <w:pPr>
+              <w:spacing w:before="100" w:beforeAutospacing="1"/>
+              <w:rPr>
+                <w:sz w:val="16"/>
+                <w:szCs w:val="16"/>
+              </w:rPr>
+            </w:pPr>
+            <w:r>
+              <w:rPr>
+                <w:sz w:val="16"/>
+                <w:szCs w:val="16"/>
+              </w:rPr>
+              <w:t>Cliccando sul risultato interessato l’utente sarà reindirizzato all’attività nella pagina del calendario.</w:t>
+            </w:r>
+          </w:p>
+        </w:tc>
+      </w:tr>
+      <w:tr>
+        <w:trPr>
+          <w:trHeight w:val="251"/>
+          <w:tblCellSpacing w:w="0" w:type="dxa"/>
+        </w:trPr>
+        <w:tc>
+          <w:tcPr>
+            <w:tcW w:w="8222" w:type="dxa"/>
+            <w:gridSpan w:val="2"/>
+            <w:tcBorders>
+              <w:top w:val="outset" w:sz="6" w:space="0" w:color="000000"/>
+              <w:bottom w:val="outset" w:sz="6" w:space="0" w:color="000000"/>
+              <w:right w:val="single" w:sz="4" w:space="0" w:color="auto"/>
+            </w:tcBorders>
+            <w:shd w:val="clear" w:color="auto" w:fill="F2F2F2" w:themeFill="background1" w:themeFillShade="F2"/>
+          </w:tcPr>
+          <w:p>
+            <w:pPr>
+              <w:spacing w:before="100" w:beforeAutospacing="1"/>
+              <w:rPr>
+                <w:b/>
+                <w:sz w:val="16"/>
+                <w:szCs w:val="16"/>
+              </w:rPr>
+            </w:pPr>
+            <w:r>
+              <w:rPr>
+                <w:b/>
+                <w:sz w:val="16"/>
+                <w:szCs w:val="16"/>
+              </w:rPr>
+              <w:t>ID: US</w:t>
+            </w:r>
+            <w:r>
+              <w:rPr>
+                <w:b/>
+                <w:sz w:val="16"/>
+                <w:szCs w:val="16"/>
+              </w:rPr>
+              <w:t>-0</w:t>
+            </w:r>
+            <w:r>
+              <w:rPr>
+                <w:b/>
+                <w:sz w:val="16"/>
+                <w:szCs w:val="16"/>
+              </w:rPr>
+              <w:t xml:space="preserve">8  </w:t>
+            </w:r>
+          </w:p>
+        </w:tc>
+        <w:tc>
+          <w:tcPr>
+            <w:tcW w:w="1358" w:type="dxa"/>
+            <w:tcBorders>
+              <w:top w:val="outset" w:sz="6" w:space="0" w:color="000000"/>
+              <w:left w:val="single" w:sz="4" w:space="0" w:color="auto"/>
+              <w:bottom w:val="outset" w:sz="6" w:space="0" w:color="000000"/>
+            </w:tcBorders>
+            <w:shd w:val="clear" w:color="auto" w:fill="F2F2F2" w:themeFill="background1" w:themeFillShade="F2"/>
+          </w:tcPr>
+          <w:p>
+            <w:pPr>
+              <w:spacing w:before="100" w:beforeAutospacing="1"/>
+              <w:rPr>
+                <w:b/>
+                <w:sz w:val="16"/>
+                <w:szCs w:val="16"/>
+              </w:rPr>
+            </w:pPr>
+            <w:r>
+              <w:rPr>
+                <w:b/>
+                <w:sz w:val="16"/>
+                <w:szCs w:val="16"/>
+              </w:rPr>
+              <w:t>Story points:</w:t>
+            </w:r>
+            <w:r>
+              <w:rPr>
+                <w:b/>
+                <w:sz w:val="16"/>
+                <w:szCs w:val="16"/>
+              </w:rPr>
+              <w:t xml:space="preserve"> 13</w:t>
+            </w:r>
+          </w:p>
+        </w:tc>
+      </w:tr>
+      <w:tr>
+        <w:trPr>
+          <w:tblCellSpacing w:w="0" w:type="dxa"/>
+        </w:trPr>
+        <w:tc>
+          <w:tcPr>
+            <w:tcW w:w="1895" w:type="dxa"/>
+            <w:tcBorders>
+              <w:top w:val="outset" w:sz="6" w:space="0" w:color="000000"/>
+              <w:bottom w:val="outset" w:sz="6" w:space="0" w:color="000000"/>
+              <w:right w:val="outset" w:sz="6" w:space="0" w:color="000000"/>
+            </w:tcBorders>
+            <w:shd w:val="clear" w:color="auto" w:fill="F2F2F2" w:themeFill="background1" w:themeFillShade="F2"/>
+          </w:tcPr>
+          <w:p>
+            <w:pPr>
+              <w:spacing w:before="100" w:beforeAutospacing="1"/>
+              <w:rPr>
+                <w:b/>
+                <w:sz w:val="16"/>
+                <w:szCs w:val="16"/>
+              </w:rPr>
+            </w:pPr>
+            <w:r>
+              <w:rPr>
+                <w:b/>
+                <w:sz w:val="16"/>
+                <w:szCs w:val="16"/>
+              </w:rPr>
+              <w:t>Nome</w:t>
+            </w:r>
+          </w:p>
+        </w:tc>
+        <w:tc>
+          <w:tcPr>
+            <w:tcW w:w="7685" w:type="dxa"/>
+            <w:gridSpan w:val="2"/>
+            <w:tcBorders>
+              <w:top w:val="outset" w:sz="6" w:space="0" w:color="000000"/>
+              <w:left w:val="outset" w:sz="6" w:space="0" w:color="000000"/>
+              <w:bottom w:val="outset" w:sz="6" w:space="0" w:color="000000"/>
+            </w:tcBorders>
+          </w:tcPr>
+          <w:p>
+            <w:pPr>
+              <w:spacing w:before="100" w:beforeAutospacing="1"/>
+              <w:rPr>
+                <w:sz w:val="16"/>
+                <w:szCs w:val="16"/>
+              </w:rPr>
+            </w:pPr>
+            <w:r>
+              <w:rPr>
+                <w:sz w:val="16"/>
+                <w:szCs w:val="16"/>
+              </w:rPr>
+              <w:t>Come utente</w:t>
+            </w:r>
+            <w:r>
+              <w:rPr>
+                <w:sz w:val="16"/>
+                <w:szCs w:val="16"/>
+              </w:rPr>
+              <w:t xml:space="preserve"> registrato</w:t>
+            </w:r>
+            <w:r>
+              <w:rPr>
+                <w:sz w:val="16"/>
+                <w:szCs w:val="16"/>
+              </w:rPr>
+              <w:t xml:space="preserve"> v</w:t>
+            </w:r>
+            <w:r>
+              <w:rPr>
+                <w:sz w:val="16"/>
+                <w:szCs w:val="16"/>
+              </w:rPr>
+              <w:t>oglio creare un calendario condiviso con un altro utente</w:t>
+            </w:r>
+            <w:r>
+              <w:rPr>
+                <w:sz w:val="16"/>
+                <w:szCs w:val="16"/>
+              </w:rPr>
+              <w:t xml:space="preserve"> registrato</w:t>
+            </w:r>
+            <w:r>
+              <w:rPr>
+                <w:sz w:val="16"/>
+                <w:szCs w:val="16"/>
+              </w:rPr>
+              <w:t xml:space="preserve"> c</w:t>
+            </w:r>
+            <w:r>
+              <w:rPr>
+                <w:sz w:val="16"/>
+                <w:szCs w:val="16"/>
+              </w:rPr>
+              <w:t>osì da gestire attività comuni</w:t>
+            </w:r>
+          </w:p>
+        </w:tc>
+      </w:tr>
+      <w:tr>
+        <w:trPr>
+          <w:tblCellSpacing w:w="0" w:type="dxa"/>
+        </w:trPr>
+        <w:tc>
+          <w:tcPr>
+            <w:tcW w:w="1895" w:type="dxa"/>
+            <w:tcBorders>
+              <w:top w:val="outset" w:sz="6" w:space="0" w:color="000000"/>
+              <w:bottom w:val="outset" w:sz="6" w:space="0" w:color="000000"/>
+              <w:right w:val="outset" w:sz="6" w:space="0" w:color="000000"/>
+            </w:tcBorders>
+            <w:shd w:val="clear" w:color="auto" w:fill="F2F2F2" w:themeFill="background1" w:themeFillShade="F2"/>
+          </w:tcPr>
+          <w:p>
+            <w:pPr>
+              <w:spacing w:before="100" w:beforeAutospacing="1"/>
+              <w:rPr>
+                <w:b/>
+                <w:sz w:val="16"/>
+                <w:szCs w:val="16"/>
+              </w:rPr>
+            </w:pPr>
+            <w:r>
+              <w:rPr>
+                <w:b/>
+                <w:sz w:val="16"/>
+                <w:szCs w:val="16"/>
+              </w:rPr>
+              <w:t>Stima</w:t>
+            </w:r>
+          </w:p>
+        </w:tc>
+        <w:tc>
+          <w:tcPr>
+            <w:tcW w:w="7685" w:type="dxa"/>
+            <w:gridSpan w:val="2"/>
+            <w:tcBorders>
+              <w:top w:val="outset" w:sz="6" w:space="0" w:color="000000"/>
+              <w:left w:val="outset" w:sz="6" w:space="0" w:color="000000"/>
+              <w:bottom w:val="outset" w:sz="6" w:space="0" w:color="000000"/>
+            </w:tcBorders>
+          </w:tcPr>
+          <w:p>
+            <w:pPr>
+              <w:spacing w:before="100" w:beforeAutospacing="1"/>
+              <w:rPr>
+                <w:sz w:val="16"/>
+                <w:szCs w:val="16"/>
+              </w:rPr>
+            </w:pPr>
+            <w:r>
+              <w:rPr>
+                <w:sz w:val="16"/>
+                <w:szCs w:val="16"/>
+              </w:rPr>
+              <w:t>Grande</w:t>
+            </w:r>
+          </w:p>
+        </w:tc>
+      </w:tr>
+      <w:tr>
+        <w:trPr>
+          <w:tblCellSpacing w:w="0" w:type="dxa"/>
+        </w:trPr>
+        <w:tc>
+          <w:tcPr>
+            <w:tcW w:w="9580" w:type="dxa"/>
+            <w:gridSpan w:val="3"/>
+            <w:tcBorders>
+              <w:top w:val="outset" w:sz="6" w:space="0" w:color="000000"/>
+              <w:bottom w:val="outset" w:sz="6" w:space="0" w:color="000000"/>
+            </w:tcBorders>
+            <w:shd w:val="clear" w:color="auto" w:fill="F2F2F2" w:themeFill="background1" w:themeFillShade="F2"/>
+          </w:tcPr>
+          <w:p>
+            <w:pPr>
+              <w:spacing w:before="100" w:beforeAutospacing="1"/>
+              <w:rPr>
+                <w:sz w:val="16"/>
+                <w:szCs w:val="16"/>
+              </w:rPr>
+            </w:pPr>
+            <w:r>
+              <w:rPr>
+                <w:b/>
+                <w:bCs/>
+                <w:sz w:val="16"/>
+                <w:szCs w:val="16"/>
+              </w:rPr>
+              <w:t>Criteri di accettazione</w:t>
+            </w:r>
+          </w:p>
+        </w:tc>
+      </w:tr>
+      <w:tr>
+        <w:trPr>
+          <w:tblCellSpacing w:w="0" w:type="dxa"/>
+        </w:trPr>
+        <w:tc>
+          <w:tcPr>
+            <w:tcW w:w="1895" w:type="dxa"/>
+            <w:tcBorders>
+              <w:top w:val="outset" w:sz="6" w:space="0" w:color="000000"/>
+              <w:bottom w:val="outset" w:sz="6" w:space="0" w:color="000000"/>
+              <w:right w:val="outset" w:sz="6" w:space="0" w:color="000000"/>
+            </w:tcBorders>
+            <w:shd w:val="clear" w:color="auto" w:fill="F2F2F2" w:themeFill="background1" w:themeFillShade="F2"/>
+          </w:tcPr>
+          <w:p>
+            <w:pPr>
+              <w:spacing w:before="100" w:beforeAutospacing="1"/>
+              <w:rPr>
+                <w:b/>
+                <w:bCs/>
+                <w:sz w:val="16"/>
+                <w:szCs w:val="16"/>
+              </w:rPr>
+            </w:pPr>
+            <w:r>
+              <w:rPr>
+                <w:b/>
+                <w:bCs/>
+                <w:sz w:val="16"/>
+                <w:szCs w:val="16"/>
+              </w:rPr>
+              <w:t>00</w:t>
+            </w:r>
+            <w:r>
+              <w:rPr>
+                <w:b/>
+                <w:bCs/>
+                <w:sz w:val="16"/>
+                <w:szCs w:val="16"/>
+              </w:rPr>
+              <w:t>1</w:t>
+            </w:r>
+          </w:p>
+        </w:tc>
+        <w:tc>
+          <w:tcPr>
+            <w:tcW w:w="7685" w:type="dxa"/>
+            <w:gridSpan w:val="2"/>
+            <w:tcBorders>
+              <w:top w:val="outset" w:sz="6" w:space="0" w:color="000000"/>
+              <w:left w:val="outset" w:sz="6" w:space="0" w:color="000000"/>
+              <w:bottom w:val="outset" w:sz="6" w:space="0" w:color="000000"/>
+            </w:tcBorders>
+          </w:tcPr>
+          <w:p>
+            <w:pPr>
+              <w:spacing w:before="100" w:beforeAutospacing="1"/>
+              <w:rPr>
+                <w:sz w:val="16"/>
+                <w:szCs w:val="16"/>
+              </w:rPr>
+            </w:pPr>
+            <w:r>
+              <w:rPr>
+                <w:sz w:val="16"/>
+                <w:szCs w:val="16"/>
+              </w:rPr>
+              <w:t xml:space="preserve">Il calendario condiviso </w:t>
+            </w:r>
+            <w:r>
+              <w:rPr>
+                <w:sz w:val="16"/>
+                <w:szCs w:val="16"/>
+              </w:rPr>
+              <w:t>funzionerà</w:t>
+            </w:r>
+            <w:r>
+              <w:rPr>
+                <w:sz w:val="16"/>
+                <w:szCs w:val="16"/>
+              </w:rPr>
+              <w:t xml:space="preserve"> anche in assenza di connessione (modalità offline)</w:t>
+            </w:r>
+            <w:r>
+              <w:rPr>
+                <w:sz w:val="16"/>
+                <w:szCs w:val="16"/>
+              </w:rPr>
+              <w:t>.</w:t>
+            </w:r>
+          </w:p>
+        </w:tc>
+      </w:tr>
+      <w:tr>
+        <w:trPr>
+          <w:tblCellSpacing w:w="0" w:type="dxa"/>
+        </w:trPr>
+        <w:tc>
+          <w:tcPr>
+            <w:tcW w:w="1895" w:type="dxa"/>
+            <w:tcBorders>
+              <w:top w:val="outset" w:sz="6" w:space="0" w:color="000000"/>
+              <w:bottom w:val="outset" w:sz="6" w:space="0" w:color="000000"/>
+              <w:right w:val="outset" w:sz="6" w:space="0" w:color="000000"/>
+            </w:tcBorders>
+            <w:shd w:val="clear" w:color="auto" w:fill="F2F2F2" w:themeFill="background1" w:themeFillShade="F2"/>
+          </w:tcPr>
+          <w:p>
+            <w:pPr>
+              <w:spacing w:before="100" w:beforeAutospacing="1"/>
+              <w:rPr>
+                <w:b/>
+                <w:bCs/>
+                <w:sz w:val="16"/>
+                <w:szCs w:val="16"/>
+              </w:rPr>
+            </w:pPr>
+            <w:r>
+              <w:rPr>
+                <w:b/>
+                <w:bCs/>
+                <w:sz w:val="16"/>
+                <w:szCs w:val="16"/>
+              </w:rPr>
+              <w:t>00</w:t>
+            </w:r>
+            <w:r>
+              <w:rPr>
+                <w:b/>
+                <w:bCs/>
+                <w:sz w:val="16"/>
+                <w:szCs w:val="16"/>
+              </w:rPr>
+              <w:t>2</w:t>
+            </w:r>
+          </w:p>
+        </w:tc>
+        <w:tc>
+          <w:tcPr>
+            <w:tcW w:w="7685" w:type="dxa"/>
+            <w:gridSpan w:val="2"/>
+            <w:tcBorders>
+              <w:top w:val="outset" w:sz="6" w:space="0" w:color="000000"/>
+              <w:left w:val="outset" w:sz="6" w:space="0" w:color="000000"/>
+              <w:bottom w:val="outset" w:sz="6" w:space="0" w:color="000000"/>
+            </w:tcBorders>
+          </w:tcPr>
+          <w:p>
+            <w:pPr>
+              <w:spacing w:before="100" w:beforeAutospacing="1"/>
+              <w:rPr>
+                <w:sz w:val="16"/>
+                <w:szCs w:val="16"/>
+              </w:rPr>
+            </w:pPr>
+            <w:r>
+              <w:rPr>
+                <w:sz w:val="16"/>
+                <w:szCs w:val="16"/>
+              </w:rPr>
+              <w:t>Si potranno condividere il calendario max. con 3 persone.</w:t>
+            </w:r>
+          </w:p>
+        </w:tc>
+      </w:tr>
+      <w:tr>
+        <w:trPr>
+          <w:tblCellSpacing w:w="0" w:type="dxa"/>
+        </w:trPr>
+        <w:tc>
+          <w:tcPr>
+            <w:tcW w:w="1895" w:type="dxa"/>
+            <w:tcBorders>
+              <w:top w:val="outset" w:sz="6" w:space="0" w:color="000000"/>
+              <w:bottom w:val="outset" w:sz="6" w:space="0" w:color="000000"/>
+              <w:right w:val="outset" w:sz="6" w:space="0" w:color="000000"/>
+            </w:tcBorders>
+            <w:shd w:val="clear" w:color="auto" w:fill="F2F2F2" w:themeFill="background1" w:themeFillShade="F2"/>
+          </w:tcPr>
+          <w:p>
+            <w:pPr>
+              <w:spacing w:before="100" w:beforeAutospacing="1"/>
+              <w:rPr>
+                <w:b/>
+                <w:bCs/>
+                <w:sz w:val="16"/>
+                <w:szCs w:val="16"/>
+              </w:rPr>
+            </w:pPr>
+            <w:r>
+              <w:rPr>
+                <w:b/>
+                <w:bCs/>
+                <w:sz w:val="16"/>
+                <w:szCs w:val="16"/>
+              </w:rPr>
+              <w:t>00</w:t>
+            </w:r>
+            <w:r>
+              <w:rPr>
+                <w:b/>
+                <w:bCs/>
+                <w:sz w:val="16"/>
+                <w:szCs w:val="16"/>
+              </w:rPr>
+              <w:t>3</w:t>
+            </w:r>
+          </w:p>
+        </w:tc>
+        <w:tc>
+          <w:tcPr>
+            <w:tcW w:w="7685" w:type="dxa"/>
+            <w:gridSpan w:val="2"/>
+            <w:tcBorders>
+              <w:top w:val="outset" w:sz="6" w:space="0" w:color="000000"/>
+              <w:left w:val="outset" w:sz="6" w:space="0" w:color="000000"/>
+              <w:bottom w:val="outset" w:sz="6" w:space="0" w:color="000000"/>
+            </w:tcBorders>
+          </w:tcPr>
+          <w:p>
+            <w:pPr>
+              <w:spacing w:before="100" w:beforeAutospacing="1"/>
+              <w:rPr>
+                <w:sz w:val="16"/>
+                <w:szCs w:val="16"/>
+              </w:rPr>
+            </w:pPr>
+            <w:r>
+              <w:rPr>
+                <w:sz w:val="16"/>
+                <w:szCs w:val="16"/>
+              </w:rPr>
+              <w:t>Le attività potranno essere create, modificate ed eliminate da tutti gli utenti del calendario.</w:t>
+            </w:r>
+          </w:p>
+        </w:tc>
+      </w:tr>
+      <w:tr>
+        <w:trPr>
+          <w:trHeight w:val="251"/>
+          <w:tblCellSpacing w:w="0" w:type="dxa"/>
+        </w:trPr>
+        <w:tc>
+          <w:tcPr>
+            <w:tcW w:w="8222" w:type="dxa"/>
+            <w:gridSpan w:val="2"/>
+            <w:tcBorders>
+              <w:top w:val="outset" w:sz="6" w:space="0" w:color="000000"/>
+              <w:bottom w:val="outset" w:sz="6" w:space="0" w:color="000000"/>
+              <w:right w:val="single" w:sz="4" w:space="0" w:color="auto"/>
+            </w:tcBorders>
+            <w:shd w:val="clear" w:color="auto" w:fill="F2F2F2" w:themeFill="background1" w:themeFillShade="F2"/>
+          </w:tcPr>
+          <w:p>
+            <w:pPr>
+              <w:spacing w:before="100" w:beforeAutospacing="1"/>
+              <w:rPr>
+                <w:b/>
+                <w:sz w:val="16"/>
+                <w:szCs w:val="16"/>
+              </w:rPr>
+            </w:pPr>
+            <w:r>
+              <w:rPr>
+                <w:b/>
+                <w:sz w:val="16"/>
+                <w:szCs w:val="16"/>
+              </w:rPr>
+              <w:t>ID: US</w:t>
+            </w:r>
+            <w:r>
+              <w:rPr>
+                <w:b/>
+                <w:sz w:val="16"/>
+                <w:szCs w:val="16"/>
+              </w:rPr>
+              <w:t>-0</w:t>
+            </w:r>
+            <w:r>
+              <w:rPr>
+                <w:b/>
+                <w:sz w:val="16"/>
+                <w:szCs w:val="16"/>
+              </w:rPr>
+              <w:t xml:space="preserve">9 </w:t>
+            </w:r>
+          </w:p>
+        </w:tc>
+        <w:tc>
+          <w:tcPr>
+            <w:tcW w:w="1358" w:type="dxa"/>
+            <w:tcBorders>
+              <w:top w:val="outset" w:sz="6" w:space="0" w:color="000000"/>
+              <w:left w:val="single" w:sz="4" w:space="0" w:color="auto"/>
+              <w:bottom w:val="outset" w:sz="6" w:space="0" w:color="000000"/>
+            </w:tcBorders>
+            <w:shd w:val="clear" w:color="auto" w:fill="F2F2F2" w:themeFill="background1" w:themeFillShade="F2"/>
+          </w:tcPr>
+          <w:p>
+            <w:pPr>
+              <w:spacing w:before="100" w:beforeAutospacing="1"/>
+              <w:rPr>
+                <w:b/>
+                <w:sz w:val="16"/>
+                <w:szCs w:val="16"/>
+              </w:rPr>
+            </w:pPr>
+            <w:r>
+              <w:rPr>
+                <w:b/>
+                <w:sz w:val="16"/>
+                <w:szCs w:val="16"/>
+              </w:rPr>
+              <w:t>Story points:</w:t>
+            </w:r>
+            <w:r>
+              <w:rPr>
+                <w:b/>
+                <w:sz w:val="16"/>
+                <w:szCs w:val="16"/>
+              </w:rPr>
+              <w:t xml:space="preserve"> 13</w:t>
+            </w:r>
+          </w:p>
+        </w:tc>
+      </w:tr>
+      <w:tr>
+        <w:trPr>
+          <w:tblCellSpacing w:w="0" w:type="dxa"/>
+        </w:trPr>
+        <w:tc>
+          <w:tcPr>
+            <w:tcW w:w="1895" w:type="dxa"/>
+            <w:tcBorders>
+              <w:top w:val="outset" w:sz="6" w:space="0" w:color="000000"/>
+              <w:bottom w:val="outset" w:sz="6" w:space="0" w:color="000000"/>
+              <w:right w:val="outset" w:sz="6" w:space="0" w:color="000000"/>
+            </w:tcBorders>
+            <w:shd w:val="clear" w:color="auto" w:fill="F2F2F2" w:themeFill="background1" w:themeFillShade="F2"/>
+          </w:tcPr>
+          <w:p>
+            <w:pPr>
+              <w:spacing w:before="100" w:beforeAutospacing="1"/>
+              <w:rPr>
+                <w:b/>
+                <w:sz w:val="16"/>
+                <w:szCs w:val="16"/>
+              </w:rPr>
+            </w:pPr>
+            <w:r>
+              <w:rPr>
+                <w:b/>
+                <w:sz w:val="16"/>
+                <w:szCs w:val="16"/>
+              </w:rPr>
+              <w:t>Nome</w:t>
+            </w:r>
+          </w:p>
+        </w:tc>
+        <w:tc>
+          <w:tcPr>
+            <w:tcW w:w="7685" w:type="dxa"/>
+            <w:gridSpan w:val="2"/>
+            <w:tcBorders>
+              <w:top w:val="outset" w:sz="6" w:space="0" w:color="000000"/>
+              <w:left w:val="outset" w:sz="6" w:space="0" w:color="000000"/>
+              <w:bottom w:val="outset" w:sz="6" w:space="0" w:color="000000"/>
+            </w:tcBorders>
+          </w:tcPr>
+          <w:p>
+            <w:pPr>
+              <w:spacing w:before="100" w:beforeAutospacing="1"/>
+              <w:rPr>
+                <w:sz w:val="16"/>
+                <w:szCs w:val="16"/>
+              </w:rPr>
+            </w:pPr>
+            <w:r>
+              <w:rPr>
+                <w:sz w:val="16"/>
+                <w:szCs w:val="16"/>
+              </w:rPr>
+              <w:t>Come utente</w:t>
+            </w:r>
+            <w:r>
+              <w:rPr>
+                <w:sz w:val="16"/>
+                <w:szCs w:val="16"/>
+              </w:rPr>
+              <w:t xml:space="preserve"> registrato</w:t>
+            </w:r>
+            <w:r>
+              <w:rPr>
+                <w:sz w:val="16"/>
+                <w:szCs w:val="16"/>
+              </w:rPr>
+              <w:t xml:space="preserve"> v</w:t>
+            </w:r>
+            <w:r>
+              <w:rPr>
+                <w:sz w:val="16"/>
+                <w:szCs w:val="16"/>
+              </w:rPr>
+              <w:t>oglio inviare una richiesta ad un altro utente per condividere un calendario</w:t>
+            </w:r>
+            <w:r>
+              <w:rPr>
+                <w:sz w:val="16"/>
+                <w:szCs w:val="16"/>
+              </w:rPr>
+              <w:t xml:space="preserve"> c</w:t>
+            </w:r>
+            <w:r>
+              <w:rPr>
+                <w:sz w:val="16"/>
+                <w:szCs w:val="16"/>
+              </w:rPr>
+              <w:t>osì da collaborare nella pianificazione di attività comuni.</w:t>
+            </w:r>
+          </w:p>
+        </w:tc>
+      </w:tr>
+      <w:tr>
+        <w:trPr>
+          <w:tblCellSpacing w:w="0" w:type="dxa"/>
+        </w:trPr>
+        <w:tc>
+          <w:tcPr>
+            <w:tcW w:w="1895" w:type="dxa"/>
+            <w:tcBorders>
+              <w:top w:val="outset" w:sz="6" w:space="0" w:color="000000"/>
+              <w:bottom w:val="outset" w:sz="6" w:space="0" w:color="000000"/>
+              <w:right w:val="outset" w:sz="6" w:space="0" w:color="000000"/>
+            </w:tcBorders>
+            <w:shd w:val="clear" w:color="auto" w:fill="F2F2F2" w:themeFill="background1" w:themeFillShade="F2"/>
+          </w:tcPr>
+          <w:p>
+            <w:pPr>
+              <w:spacing w:before="100" w:beforeAutospacing="1"/>
+              <w:rPr>
+                <w:b/>
+                <w:sz w:val="16"/>
+                <w:szCs w:val="16"/>
+              </w:rPr>
+            </w:pPr>
+            <w:r>
+              <w:rPr>
+                <w:b/>
+                <w:sz w:val="16"/>
+                <w:szCs w:val="16"/>
+              </w:rPr>
+              <w:t>Stima</w:t>
+            </w:r>
+          </w:p>
+        </w:tc>
+        <w:tc>
+          <w:tcPr>
+            <w:tcW w:w="7685" w:type="dxa"/>
+            <w:gridSpan w:val="2"/>
+            <w:tcBorders>
+              <w:top w:val="outset" w:sz="6" w:space="0" w:color="000000"/>
+              <w:left w:val="outset" w:sz="6" w:space="0" w:color="000000"/>
+              <w:bottom w:val="outset" w:sz="6" w:space="0" w:color="000000"/>
+            </w:tcBorders>
+          </w:tcPr>
+          <w:p>
+            <w:pPr>
+              <w:spacing w:before="100" w:beforeAutospacing="1"/>
+              <w:rPr>
+                <w:sz w:val="16"/>
+                <w:szCs w:val="16"/>
+              </w:rPr>
+            </w:pPr>
+            <w:r>
+              <w:rPr>
+                <w:sz w:val="16"/>
+                <w:szCs w:val="16"/>
+              </w:rPr>
+              <w:t>Grande</w:t>
+            </w:r>
+          </w:p>
+        </w:tc>
+      </w:tr>
+      <w:tr>
+        <w:trPr>
+          <w:tblCellSpacing w:w="0" w:type="dxa"/>
+        </w:trPr>
+        <w:tc>
+          <w:tcPr>
+            <w:tcW w:w="9580" w:type="dxa"/>
+            <w:gridSpan w:val="3"/>
+            <w:tcBorders>
+              <w:top w:val="outset" w:sz="6" w:space="0" w:color="000000"/>
+              <w:bottom w:val="outset" w:sz="6" w:space="0" w:color="000000"/>
+            </w:tcBorders>
+            <w:shd w:val="clear" w:color="auto" w:fill="F2F2F2" w:themeFill="background1" w:themeFillShade="F2"/>
+          </w:tcPr>
+          <w:p>
+            <w:pPr>
+              <w:spacing w:before="100" w:beforeAutospacing="1"/>
+              <w:rPr>
+                <w:sz w:val="16"/>
+                <w:szCs w:val="16"/>
+              </w:rPr>
+            </w:pPr>
+            <w:r>
+              <w:rPr>
+                <w:b/>
+                <w:bCs/>
+                <w:sz w:val="16"/>
+                <w:szCs w:val="16"/>
+              </w:rPr>
+              <w:t>Criteri di accettazione</w:t>
+            </w:r>
+          </w:p>
+        </w:tc>
+      </w:tr>
+      <w:tr>
+        <w:trPr>
+          <w:tblCellSpacing w:w="0" w:type="dxa"/>
+        </w:trPr>
+        <w:tc>
+          <w:tcPr>
+            <w:tcW w:w="1895" w:type="dxa"/>
+            <w:tcBorders>
+              <w:top w:val="outset" w:sz="6" w:space="0" w:color="000000"/>
+              <w:bottom w:val="outset" w:sz="6" w:space="0" w:color="000000"/>
+              <w:right w:val="outset" w:sz="6" w:space="0" w:color="000000"/>
+            </w:tcBorders>
+            <w:shd w:val="clear" w:color="auto" w:fill="F2F2F2" w:themeFill="background1" w:themeFillShade="F2"/>
+          </w:tcPr>
+          <w:p>
+            <w:pPr>
+              <w:spacing w:before="100" w:beforeAutospacing="1"/>
+              <w:rPr>
+                <w:b/>
+                <w:sz w:val="16"/>
+                <w:szCs w:val="16"/>
+              </w:rPr>
+            </w:pPr>
+            <w:r>
+              <w:rPr>
+                <w:b/>
+                <w:bCs/>
+                <w:sz w:val="16"/>
+                <w:szCs w:val="16"/>
+              </w:rPr>
+              <w:t>001</w:t>
+            </w:r>
+          </w:p>
+        </w:tc>
+        <w:tc>
+          <w:tcPr>
+            <w:tcW w:w="7685" w:type="dxa"/>
+            <w:gridSpan w:val="2"/>
+            <w:tcBorders>
+              <w:top w:val="outset" w:sz="6" w:space="0" w:color="000000"/>
+              <w:left w:val="outset" w:sz="6" w:space="0" w:color="000000"/>
+              <w:bottom w:val="outset" w:sz="6" w:space="0" w:color="000000"/>
+            </w:tcBorders>
+          </w:tcPr>
+          <w:p>
+            <w:pPr>
+              <w:spacing w:before="100" w:beforeAutospacing="1"/>
+              <w:rPr>
+                <w:sz w:val="16"/>
+                <w:szCs w:val="16"/>
+              </w:rPr>
+            </w:pPr>
+            <w:r>
+              <w:rPr>
+                <w:sz w:val="16"/>
+                <w:szCs w:val="16"/>
+              </w:rPr>
+              <w:t>L’utente ospite (quello che non crea il calendario) riceverà una notifica per accettare la richiesta di condivisione.</w:t>
+            </w:r>
+          </w:p>
+        </w:tc>
+      </w:tr>
+      <w:tr>
+        <w:trPr>
+          <w:tblCellSpacing w:w="0" w:type="dxa"/>
+        </w:trPr>
+        <w:tc>
+          <w:tcPr>
+            <w:tcW w:w="1895" w:type="dxa"/>
+            <w:tcBorders>
+              <w:top w:val="outset" w:sz="6" w:space="0" w:color="000000"/>
+              <w:bottom w:val="outset" w:sz="6" w:space="0" w:color="000000"/>
+              <w:right w:val="outset" w:sz="6" w:space="0" w:color="000000"/>
+            </w:tcBorders>
+            <w:shd w:val="clear" w:color="auto" w:fill="F2F2F2" w:themeFill="background1" w:themeFillShade="F2"/>
+          </w:tcPr>
+          <w:p>
+            <w:pPr>
+              <w:spacing w:before="100" w:beforeAutospacing="1"/>
+              <w:rPr>
+                <w:b/>
+                <w:bCs/>
+                <w:sz w:val="16"/>
+                <w:szCs w:val="16"/>
+              </w:rPr>
+            </w:pPr>
+            <w:r>
+              <w:rPr>
+                <w:b/>
+                <w:bCs/>
+                <w:sz w:val="16"/>
+                <w:szCs w:val="16"/>
+              </w:rPr>
+              <w:t>002</w:t>
+            </w:r>
+          </w:p>
+        </w:tc>
+        <w:tc>
+          <w:tcPr>
+            <w:tcW w:w="7685" w:type="dxa"/>
+            <w:gridSpan w:val="2"/>
+            <w:tcBorders>
+              <w:top w:val="outset" w:sz="6" w:space="0" w:color="000000"/>
+              <w:left w:val="outset" w:sz="6" w:space="0" w:color="000000"/>
+              <w:bottom w:val="outset" w:sz="6" w:space="0" w:color="000000"/>
+            </w:tcBorders>
+          </w:tcPr>
+          <w:p>
+            <w:pPr>
+              <w:spacing w:before="100" w:beforeAutospacing="1"/>
+              <w:rPr>
+                <w:sz w:val="16"/>
+                <w:szCs w:val="16"/>
+              </w:rPr>
+            </w:pPr>
+            <w:r>
+              <w:rPr>
+                <w:sz w:val="16"/>
+                <w:szCs w:val="16"/>
+              </w:rPr>
+              <w:t>Le attività condivise saranno visualizzabili solo nel calendario condiviso</w:t>
+            </w:r>
+          </w:p>
+        </w:tc>
+      </w:tr>
+      <w:tr>
+        <w:trPr>
+          <w:trHeight w:val="251"/>
+          <w:tblCellSpacing w:w="0" w:type="dxa"/>
+        </w:trPr>
+        <w:tc>
+          <w:tcPr>
+            <w:tcW w:w="8222" w:type="dxa"/>
+            <w:gridSpan w:val="2"/>
+            <w:tcBorders>
+              <w:top w:val="outset" w:sz="6" w:space="0" w:color="000000"/>
+              <w:bottom w:val="outset" w:sz="6" w:space="0" w:color="000000"/>
+              <w:right w:val="single" w:sz="4" w:space="0" w:color="auto"/>
+            </w:tcBorders>
+            <w:shd w:val="clear" w:color="auto" w:fill="F2F2F2" w:themeFill="background1" w:themeFillShade="F2"/>
+          </w:tcPr>
+          <w:p>
+            <w:pPr>
+              <w:spacing w:before="100" w:beforeAutospacing="1"/>
+              <w:rPr>
+                <w:b/>
+                <w:sz w:val="16"/>
+                <w:szCs w:val="16"/>
+              </w:rPr>
+            </w:pPr>
+            <w:r>
+              <w:rPr>
+                <w:b/>
+                <w:sz w:val="16"/>
+                <w:szCs w:val="16"/>
+              </w:rPr>
+              <w:lastRenderedPageBreak/>
+              <w:t>ID: US</w:t>
+            </w:r>
+            <w:r>
+              <w:rPr>
+                <w:b/>
+                <w:sz w:val="16"/>
+                <w:szCs w:val="16"/>
+              </w:rPr>
+              <w:t>-0</w:t>
+            </w:r>
+            <w:r>
+              <w:rPr>
+                <w:b/>
+                <w:sz w:val="16"/>
+                <w:szCs w:val="16"/>
+              </w:rPr>
+              <w:t xml:space="preserve">10 </w:t>
+            </w:r>
+          </w:p>
+        </w:tc>
+        <w:tc>
+          <w:tcPr>
+            <w:tcW w:w="1358" w:type="dxa"/>
+            <w:tcBorders>
+              <w:top w:val="outset" w:sz="6" w:space="0" w:color="000000"/>
+              <w:left w:val="single" w:sz="4" w:space="0" w:color="auto"/>
+              <w:bottom w:val="outset" w:sz="6" w:space="0" w:color="000000"/>
+            </w:tcBorders>
+            <w:shd w:val="clear" w:color="auto" w:fill="F2F2F2" w:themeFill="background1" w:themeFillShade="F2"/>
+          </w:tcPr>
+          <w:p>
+            <w:pPr>
+              <w:spacing w:before="100" w:beforeAutospacing="1"/>
+              <w:rPr>
+                <w:b/>
+                <w:sz w:val="16"/>
+                <w:szCs w:val="16"/>
+              </w:rPr>
+            </w:pPr>
+            <w:r>
+              <w:rPr>
+                <w:b/>
+                <w:sz w:val="16"/>
+                <w:szCs w:val="16"/>
+              </w:rPr>
+              <w:t>Story points:</w:t>
+            </w:r>
+            <w:r>
+              <w:rPr>
+                <w:b/>
+                <w:sz w:val="16"/>
+                <w:szCs w:val="16"/>
+              </w:rPr>
+              <w:t xml:space="preserve"> 3</w:t>
+            </w:r>
+          </w:p>
+        </w:tc>
+      </w:tr>
+      <w:tr>
+        <w:trPr>
+          <w:tblCellSpacing w:w="0" w:type="dxa"/>
+        </w:trPr>
+        <w:tc>
+          <w:tcPr>
+            <w:tcW w:w="1895" w:type="dxa"/>
+            <w:tcBorders>
+              <w:top w:val="outset" w:sz="6" w:space="0" w:color="000000"/>
+              <w:bottom w:val="outset" w:sz="6" w:space="0" w:color="000000"/>
+              <w:right w:val="outset" w:sz="6" w:space="0" w:color="000000"/>
+            </w:tcBorders>
+            <w:shd w:val="clear" w:color="auto" w:fill="F2F2F2" w:themeFill="background1" w:themeFillShade="F2"/>
+          </w:tcPr>
+          <w:p>
+            <w:pPr>
+              <w:spacing w:before="100" w:beforeAutospacing="1"/>
+              <w:rPr>
+                <w:b/>
+                <w:sz w:val="16"/>
+                <w:szCs w:val="16"/>
+              </w:rPr>
+            </w:pPr>
+            <w:r>
+              <w:rPr>
+                <w:b/>
+                <w:sz w:val="16"/>
+                <w:szCs w:val="16"/>
+              </w:rPr>
+              <w:t>Nome</w:t>
+            </w:r>
+          </w:p>
+        </w:tc>
+        <w:tc>
+          <w:tcPr>
+            <w:tcW w:w="7685" w:type="dxa"/>
+            <w:gridSpan w:val="2"/>
+            <w:tcBorders>
+              <w:top w:val="outset" w:sz="6" w:space="0" w:color="000000"/>
+              <w:left w:val="outset" w:sz="6" w:space="0" w:color="000000"/>
+              <w:bottom w:val="outset" w:sz="6" w:space="0" w:color="000000"/>
+            </w:tcBorders>
+          </w:tcPr>
+          <w:p>
+            <w:pPr>
+              <w:spacing w:before="100" w:beforeAutospacing="1"/>
+              <w:rPr>
+                <w:sz w:val="16"/>
+                <w:szCs w:val="16"/>
+              </w:rPr>
+            </w:pPr>
+            <w:r>
+              <w:rPr>
+                <w:sz w:val="16"/>
+                <w:szCs w:val="16"/>
+              </w:rPr>
+              <w:t>Come utente autenticato</w:t>
+            </w:r>
+            <w:r>
+              <w:rPr>
+                <w:sz w:val="16"/>
+                <w:szCs w:val="16"/>
+              </w:rPr>
+              <w:t xml:space="preserve"> v</w:t>
+            </w:r>
+            <w:r>
+              <w:rPr>
+                <w:sz w:val="16"/>
+                <w:szCs w:val="16"/>
+              </w:rPr>
+              <w:t>oglio eliminare il mio account</w:t>
+            </w:r>
+            <w:r>
+              <w:rPr>
+                <w:sz w:val="16"/>
+                <w:szCs w:val="16"/>
+              </w:rPr>
+              <w:t xml:space="preserve"> c</w:t>
+            </w:r>
+            <w:r>
+              <w:rPr>
+                <w:sz w:val="16"/>
+                <w:szCs w:val="16"/>
+              </w:rPr>
+              <w:t>osì da rimuovere definitivamente i miei dati dall’applicativo</w:t>
+            </w:r>
+          </w:p>
+        </w:tc>
+      </w:tr>
+      <w:tr>
+        <w:trPr>
+          <w:tblCellSpacing w:w="0" w:type="dxa"/>
+        </w:trPr>
+        <w:tc>
+          <w:tcPr>
+            <w:tcW w:w="1895" w:type="dxa"/>
+            <w:tcBorders>
+              <w:top w:val="outset" w:sz="6" w:space="0" w:color="000000"/>
+              <w:bottom w:val="outset" w:sz="6" w:space="0" w:color="000000"/>
+              <w:right w:val="outset" w:sz="6" w:space="0" w:color="000000"/>
+            </w:tcBorders>
+            <w:shd w:val="clear" w:color="auto" w:fill="F2F2F2" w:themeFill="background1" w:themeFillShade="F2"/>
+          </w:tcPr>
+          <w:p>
+            <w:pPr>
+              <w:spacing w:before="100" w:beforeAutospacing="1"/>
+              <w:rPr>
+                <w:b/>
+                <w:sz w:val="16"/>
+                <w:szCs w:val="16"/>
+              </w:rPr>
+            </w:pPr>
+            <w:r>
+              <w:rPr>
+                <w:b/>
+                <w:sz w:val="16"/>
+                <w:szCs w:val="16"/>
+              </w:rPr>
+              <w:t>Stima</w:t>
+            </w:r>
+          </w:p>
+        </w:tc>
+        <w:tc>
+          <w:tcPr>
+            <w:tcW w:w="7685" w:type="dxa"/>
+            <w:gridSpan w:val="2"/>
+            <w:tcBorders>
+              <w:top w:val="outset" w:sz="6" w:space="0" w:color="000000"/>
+              <w:left w:val="outset" w:sz="6" w:space="0" w:color="000000"/>
+              <w:bottom w:val="outset" w:sz="6" w:space="0" w:color="000000"/>
+            </w:tcBorders>
+          </w:tcPr>
+          <w:p>
+            <w:pPr>
+              <w:spacing w:before="100" w:beforeAutospacing="1"/>
+              <w:rPr>
+                <w:sz w:val="16"/>
+                <w:szCs w:val="16"/>
+              </w:rPr>
+            </w:pPr>
+            <w:r>
+              <w:rPr>
+                <w:sz w:val="16"/>
+                <w:szCs w:val="16"/>
+              </w:rPr>
+              <w:t>Piccolo</w:t>
+            </w:r>
+          </w:p>
+        </w:tc>
+      </w:tr>
+      <w:tr>
+        <w:trPr>
+          <w:tblCellSpacing w:w="0" w:type="dxa"/>
+        </w:trPr>
+        <w:tc>
+          <w:tcPr>
+            <w:tcW w:w="9580" w:type="dxa"/>
+            <w:gridSpan w:val="3"/>
+            <w:tcBorders>
+              <w:top w:val="outset" w:sz="6" w:space="0" w:color="000000"/>
+              <w:bottom w:val="outset" w:sz="6" w:space="0" w:color="000000"/>
+            </w:tcBorders>
+            <w:shd w:val="clear" w:color="auto" w:fill="F2F2F2" w:themeFill="background1" w:themeFillShade="F2"/>
+          </w:tcPr>
+          <w:p>
+            <w:pPr>
+              <w:spacing w:before="100" w:beforeAutospacing="1"/>
+              <w:rPr>
+                <w:sz w:val="16"/>
+                <w:szCs w:val="16"/>
+              </w:rPr>
+            </w:pPr>
+            <w:r>
+              <w:rPr>
+                <w:b/>
+                <w:bCs/>
+                <w:sz w:val="16"/>
+                <w:szCs w:val="16"/>
+              </w:rPr>
+              <w:t>Criteri di accettazione</w:t>
+            </w:r>
+          </w:p>
+        </w:tc>
+      </w:tr>
+      <w:tr>
+        <w:trPr>
+          <w:tblCellSpacing w:w="0" w:type="dxa"/>
+        </w:trPr>
+        <w:tc>
+          <w:tcPr>
+            <w:tcW w:w="1895" w:type="dxa"/>
+            <w:tcBorders>
+              <w:top w:val="outset" w:sz="6" w:space="0" w:color="000000"/>
+              <w:bottom w:val="outset" w:sz="6" w:space="0" w:color="000000"/>
+              <w:right w:val="outset" w:sz="6" w:space="0" w:color="000000"/>
+            </w:tcBorders>
+            <w:shd w:val="clear" w:color="auto" w:fill="F2F2F2" w:themeFill="background1" w:themeFillShade="F2"/>
+          </w:tcPr>
+          <w:p>
+            <w:pPr>
+              <w:spacing w:before="100" w:beforeAutospacing="1"/>
+              <w:rPr>
+                <w:b/>
+                <w:sz w:val="16"/>
+                <w:szCs w:val="16"/>
+              </w:rPr>
+            </w:pPr>
+            <w:r>
+              <w:rPr>
+                <w:b/>
+                <w:bCs/>
+                <w:sz w:val="16"/>
+                <w:szCs w:val="16"/>
+              </w:rPr>
+              <w:t>001</w:t>
+            </w:r>
+          </w:p>
+        </w:tc>
+        <w:tc>
+          <w:tcPr>
+            <w:tcW w:w="7685" w:type="dxa"/>
+            <w:gridSpan w:val="2"/>
+            <w:tcBorders>
+              <w:top w:val="outset" w:sz="6" w:space="0" w:color="000000"/>
+              <w:left w:val="outset" w:sz="6" w:space="0" w:color="000000"/>
+              <w:bottom w:val="outset" w:sz="6" w:space="0" w:color="000000"/>
+            </w:tcBorders>
+          </w:tcPr>
+          <w:p>
+            <w:pPr>
+              <w:spacing w:before="100" w:beforeAutospacing="1"/>
+              <w:rPr>
+                <w:sz w:val="16"/>
+                <w:szCs w:val="16"/>
+              </w:rPr>
+            </w:pPr>
+            <w:r>
+              <w:rPr>
+                <w:sz w:val="16"/>
+                <w:szCs w:val="16"/>
+              </w:rPr>
+              <w:t>L’utente avrà la possibilità di eliminare completamente l’account qual ora volesse</w:t>
+            </w:r>
+          </w:p>
+        </w:tc>
+      </w:tr>
+      <w:tr>
+        <w:trPr>
+          <w:tblCellSpacing w:w="0" w:type="dxa"/>
+        </w:trPr>
+        <w:tc>
+          <w:tcPr>
+            <w:tcW w:w="1895" w:type="dxa"/>
+            <w:tcBorders>
+              <w:top w:val="outset" w:sz="6" w:space="0" w:color="000000"/>
+              <w:bottom w:val="outset" w:sz="6" w:space="0" w:color="000000"/>
+              <w:right w:val="outset" w:sz="6" w:space="0" w:color="000000"/>
+            </w:tcBorders>
+            <w:shd w:val="clear" w:color="auto" w:fill="F2F2F2" w:themeFill="background1" w:themeFillShade="F2"/>
+          </w:tcPr>
+          <w:p>
+            <w:pPr>
+              <w:spacing w:before="100" w:beforeAutospacing="1"/>
+              <w:rPr>
+                <w:b/>
+                <w:bCs/>
+                <w:sz w:val="16"/>
+                <w:szCs w:val="16"/>
+              </w:rPr>
+            </w:pPr>
+            <w:r>
+              <w:rPr>
+                <w:b/>
+                <w:bCs/>
+                <w:sz w:val="16"/>
+                <w:szCs w:val="16"/>
+              </w:rPr>
+              <w:t>002</w:t>
+            </w:r>
+          </w:p>
+        </w:tc>
+        <w:tc>
+          <w:tcPr>
+            <w:tcW w:w="7685" w:type="dxa"/>
+            <w:gridSpan w:val="2"/>
+            <w:tcBorders>
+              <w:top w:val="outset" w:sz="6" w:space="0" w:color="000000"/>
+              <w:left w:val="outset" w:sz="6" w:space="0" w:color="000000"/>
+              <w:bottom w:val="outset" w:sz="6" w:space="0" w:color="000000"/>
+            </w:tcBorders>
+          </w:tcPr>
+          <w:p>
+            <w:pPr>
+              <w:spacing w:before="100" w:beforeAutospacing="1"/>
+              <w:rPr>
+                <w:sz w:val="16"/>
+                <w:szCs w:val="16"/>
+              </w:rPr>
+            </w:pPr>
+            <w:r>
+              <w:rPr>
+                <w:sz w:val="16"/>
+                <w:szCs w:val="16"/>
+              </w:rPr>
+              <w:t>Dopo l’eliminazione, tutti i dati riguardanti quell’account saranno eliminati dal database</w:t>
+            </w:r>
+          </w:p>
+        </w:tc>
+      </w:tr>
+      <w:tr>
+        <w:trPr>
+          <w:tblCellSpacing w:w="0" w:type="dxa"/>
+        </w:trPr>
+        <w:tc>
+          <w:tcPr>
+            <w:tcW w:w="1895" w:type="dxa"/>
+            <w:tcBorders>
+              <w:top w:val="outset" w:sz="6" w:space="0" w:color="000000"/>
+              <w:left w:val="outset" w:sz="6" w:space="0" w:color="000000"/>
+              <w:bottom w:val="outset" w:sz="6" w:space="0" w:color="000000"/>
+              <w:right w:val="outset" w:sz="6" w:space="0" w:color="000000"/>
+            </w:tcBorders>
+            <w:shd w:val="clear" w:color="auto" w:fill="F2F2F2" w:themeFill="background1" w:themeFillShade="F2"/>
+          </w:tcPr>
+          <w:p>
+            <w:pPr>
+              <w:spacing w:before="100" w:beforeAutospacing="1"/>
+              <w:rPr>
+                <w:b/>
+                <w:bCs/>
+                <w:sz w:val="16"/>
+                <w:szCs w:val="16"/>
+              </w:rPr>
+            </w:pPr>
+            <w:r>
+              <w:rPr>
+                <w:b/>
+                <w:bCs/>
+                <w:sz w:val="16"/>
+                <w:szCs w:val="16"/>
+              </w:rPr>
+              <w:t>00</w:t>
+            </w:r>
+            <w:r>
+              <w:rPr>
+                <w:b/>
+                <w:bCs/>
+                <w:sz w:val="16"/>
+                <w:szCs w:val="16"/>
+              </w:rPr>
+              <w:t>3</w:t>
+            </w:r>
+          </w:p>
+        </w:tc>
+        <w:tc>
+          <w:tcPr>
+            <w:tcW w:w="7685" w:type="dxa"/>
+            <w:gridSpan w:val="2"/>
+            <w:tcBorders>
+              <w:top w:val="outset" w:sz="6" w:space="0" w:color="000000"/>
+              <w:left w:val="outset" w:sz="6" w:space="0" w:color="000000"/>
+              <w:bottom w:val="outset" w:sz="6" w:space="0" w:color="000000"/>
+              <w:right w:val="outset" w:sz="6" w:space="0" w:color="000000"/>
+            </w:tcBorders>
+          </w:tcPr>
+          <w:p>
+            <w:pPr>
+              <w:spacing w:before="100" w:beforeAutospacing="1"/>
+              <w:rPr>
+                <w:sz w:val="16"/>
+                <w:szCs w:val="16"/>
+              </w:rPr>
+            </w:pPr>
+            <w:r>
+              <w:rPr>
+                <w:sz w:val="16"/>
+                <w:szCs w:val="16"/>
+              </w:rPr>
+              <w:t xml:space="preserve">Dopo l’eliminazione, </w:t>
+            </w:r>
+            <w:r>
+              <w:rPr>
+                <w:sz w:val="16"/>
+                <w:szCs w:val="16"/>
+              </w:rPr>
+              <w:t xml:space="preserve">gli account saranno automaticamente tolti da tutti gli account condivisi </w:t>
+            </w:r>
+          </w:p>
+        </w:tc>
+      </w:tr>
+      <w:tr>
+        <w:trPr>
+          <w:tblCellSpacing w:w="0" w:type="dxa"/>
+        </w:trPr>
+        <w:tc>
+          <w:tcPr>
+            <w:tcW w:w="1895" w:type="dxa"/>
+            <w:tcBorders>
+              <w:top w:val="outset" w:sz="6" w:space="0" w:color="000000"/>
+              <w:left w:val="outset" w:sz="6" w:space="0" w:color="000000"/>
+              <w:bottom w:val="outset" w:sz="6" w:space="0" w:color="000000"/>
+              <w:right w:val="outset" w:sz="6" w:space="0" w:color="000000"/>
+            </w:tcBorders>
+            <w:shd w:val="clear" w:color="auto" w:fill="F2F2F2" w:themeFill="background1" w:themeFillShade="F2"/>
+          </w:tcPr>
+          <w:p>
+            <w:pPr>
+              <w:spacing w:before="100" w:beforeAutospacing="1"/>
+              <w:rPr>
+                <w:b/>
+                <w:bCs/>
+                <w:sz w:val="16"/>
+                <w:szCs w:val="16"/>
+              </w:rPr>
+            </w:pPr>
+            <w:r>
+              <w:rPr>
+                <w:b/>
+                <w:bCs/>
+                <w:sz w:val="16"/>
+                <w:szCs w:val="16"/>
+              </w:rPr>
+              <w:t>00</w:t>
+            </w:r>
+            <w:r>
+              <w:rPr>
+                <w:b/>
+                <w:bCs/>
+                <w:sz w:val="16"/>
+                <w:szCs w:val="16"/>
+              </w:rPr>
+              <w:t>4</w:t>
+            </w:r>
+          </w:p>
+        </w:tc>
+        <w:tc>
+          <w:tcPr>
+            <w:tcW w:w="7685" w:type="dxa"/>
+            <w:gridSpan w:val="2"/>
+            <w:tcBorders>
+              <w:top w:val="outset" w:sz="6" w:space="0" w:color="000000"/>
+              <w:left w:val="outset" w:sz="6" w:space="0" w:color="000000"/>
+              <w:bottom w:val="outset" w:sz="6" w:space="0" w:color="000000"/>
+              <w:right w:val="outset" w:sz="6" w:space="0" w:color="000000"/>
+            </w:tcBorders>
+          </w:tcPr>
+          <w:p>
+            <w:pPr>
+              <w:spacing w:before="100" w:beforeAutospacing="1"/>
+              <w:rPr>
+                <w:sz w:val="16"/>
+                <w:szCs w:val="16"/>
+              </w:rPr>
+            </w:pPr>
+            <w:r>
+              <w:rPr>
+                <w:sz w:val="16"/>
+                <w:szCs w:val="16"/>
+              </w:rPr>
+              <w:t>L’account una volta eliminato è irrecuperabile</w:t>
+            </w:r>
+          </w:p>
+        </w:tc>
+      </w:tr>
+      <w:tr>
+        <w:trPr>
+          <w:trHeight w:val="251"/>
+          <w:tblCellSpacing w:w="0" w:type="dxa"/>
+        </w:trPr>
+        <w:tc>
+          <w:tcPr>
+            <w:tcW w:w="8222" w:type="dxa"/>
+            <w:gridSpan w:val="2"/>
+            <w:tcBorders>
+              <w:top w:val="outset" w:sz="6" w:space="0" w:color="000000"/>
+              <w:bottom w:val="outset" w:sz="6" w:space="0" w:color="000000"/>
+              <w:right w:val="single" w:sz="4" w:space="0" w:color="auto"/>
+            </w:tcBorders>
+            <w:shd w:val="clear" w:color="auto" w:fill="F2F2F2" w:themeFill="background1" w:themeFillShade="F2"/>
+          </w:tcPr>
+          <w:p>
+            <w:pPr>
+              <w:spacing w:before="100" w:beforeAutospacing="1"/>
+              <w:rPr>
+                <w:b/>
+                <w:sz w:val="16"/>
+                <w:szCs w:val="16"/>
+              </w:rPr>
+            </w:pPr>
+            <w:r>
+              <w:rPr>
+                <w:b/>
+                <w:sz w:val="16"/>
+                <w:szCs w:val="16"/>
+              </w:rPr>
+              <w:t>ID: US</w:t>
+            </w:r>
+            <w:r>
+              <w:rPr>
+                <w:b/>
+                <w:sz w:val="16"/>
+                <w:szCs w:val="16"/>
+              </w:rPr>
+              <w:t>-0</w:t>
+            </w:r>
+            <w:r>
+              <w:rPr>
+                <w:b/>
+                <w:sz w:val="16"/>
+                <w:szCs w:val="16"/>
+              </w:rPr>
+              <w:t xml:space="preserve">11 </w:t>
+            </w:r>
+          </w:p>
+        </w:tc>
+        <w:tc>
+          <w:tcPr>
+            <w:tcW w:w="1358" w:type="dxa"/>
+            <w:tcBorders>
+              <w:top w:val="outset" w:sz="6" w:space="0" w:color="000000"/>
+              <w:left w:val="single" w:sz="4" w:space="0" w:color="auto"/>
+              <w:bottom w:val="outset" w:sz="6" w:space="0" w:color="000000"/>
+            </w:tcBorders>
+            <w:shd w:val="clear" w:color="auto" w:fill="F2F2F2" w:themeFill="background1" w:themeFillShade="F2"/>
+          </w:tcPr>
+          <w:p>
+            <w:pPr>
+              <w:spacing w:before="100" w:beforeAutospacing="1"/>
+              <w:rPr>
+                <w:b/>
+                <w:sz w:val="16"/>
+                <w:szCs w:val="16"/>
+              </w:rPr>
+            </w:pPr>
+            <w:r>
+              <w:rPr>
+                <w:b/>
+                <w:sz w:val="16"/>
+                <w:szCs w:val="16"/>
+              </w:rPr>
+              <w:t>Story points:</w:t>
+            </w:r>
+            <w:r>
+              <w:rPr>
+                <w:b/>
+                <w:sz w:val="16"/>
+                <w:szCs w:val="16"/>
+              </w:rPr>
+              <w:t xml:space="preserve"> 1</w:t>
+            </w:r>
+          </w:p>
+        </w:tc>
+      </w:tr>
+      <w:tr>
+        <w:trPr>
+          <w:tblCellSpacing w:w="0" w:type="dxa"/>
+        </w:trPr>
+        <w:tc>
+          <w:tcPr>
+            <w:tcW w:w="1895" w:type="dxa"/>
+            <w:tcBorders>
+              <w:top w:val="outset" w:sz="6" w:space="0" w:color="000000"/>
+              <w:bottom w:val="outset" w:sz="6" w:space="0" w:color="000000"/>
+              <w:right w:val="outset" w:sz="6" w:space="0" w:color="000000"/>
+            </w:tcBorders>
+            <w:shd w:val="clear" w:color="auto" w:fill="F2F2F2" w:themeFill="background1" w:themeFillShade="F2"/>
+          </w:tcPr>
+          <w:p>
+            <w:pPr>
+              <w:spacing w:before="100" w:beforeAutospacing="1"/>
+              <w:rPr>
+                <w:b/>
+                <w:sz w:val="16"/>
+                <w:szCs w:val="16"/>
+              </w:rPr>
+            </w:pPr>
+            <w:r>
+              <w:rPr>
+                <w:b/>
+                <w:sz w:val="16"/>
+                <w:szCs w:val="16"/>
+              </w:rPr>
+              <w:t>Nome</w:t>
+            </w:r>
+          </w:p>
+        </w:tc>
+        <w:tc>
+          <w:tcPr>
+            <w:tcW w:w="7685" w:type="dxa"/>
+            <w:gridSpan w:val="2"/>
+            <w:tcBorders>
+              <w:top w:val="outset" w:sz="6" w:space="0" w:color="000000"/>
+              <w:left w:val="outset" w:sz="6" w:space="0" w:color="000000"/>
+              <w:bottom w:val="outset" w:sz="6" w:space="0" w:color="000000"/>
+            </w:tcBorders>
+          </w:tcPr>
+          <w:p>
+            <w:pPr>
+              <w:spacing w:before="100" w:beforeAutospacing="1"/>
+              <w:rPr>
+                <w:sz w:val="16"/>
+                <w:szCs w:val="16"/>
+              </w:rPr>
+            </w:pPr>
+            <w:r>
+              <w:rPr>
+                <w:sz w:val="16"/>
+                <w:szCs w:val="16"/>
+              </w:rPr>
+              <w:t xml:space="preserve">Come utente </w:t>
+            </w:r>
+            <w:r>
+              <w:rPr>
+                <w:sz w:val="16"/>
+                <w:szCs w:val="16"/>
+              </w:rPr>
+              <w:t xml:space="preserve">registrato </w:t>
+            </w:r>
+            <w:r>
+              <w:rPr>
+                <w:sz w:val="16"/>
+                <w:szCs w:val="16"/>
+              </w:rPr>
+              <w:t>voglio potermi disconnettere dall’account per uscire dall’app</w:t>
+            </w:r>
+          </w:p>
+        </w:tc>
+      </w:tr>
+      <w:tr>
+        <w:trPr>
+          <w:tblCellSpacing w:w="0" w:type="dxa"/>
+        </w:trPr>
+        <w:tc>
+          <w:tcPr>
+            <w:tcW w:w="1895" w:type="dxa"/>
+            <w:tcBorders>
+              <w:top w:val="outset" w:sz="6" w:space="0" w:color="000000"/>
+              <w:bottom w:val="outset" w:sz="6" w:space="0" w:color="000000"/>
+              <w:right w:val="outset" w:sz="6" w:space="0" w:color="000000"/>
+            </w:tcBorders>
+            <w:shd w:val="clear" w:color="auto" w:fill="F2F2F2" w:themeFill="background1" w:themeFillShade="F2"/>
+          </w:tcPr>
+          <w:p>
+            <w:pPr>
+              <w:spacing w:before="100" w:beforeAutospacing="1"/>
+              <w:rPr>
+                <w:b/>
+                <w:sz w:val="16"/>
+                <w:szCs w:val="16"/>
+              </w:rPr>
+            </w:pPr>
+            <w:r>
+              <w:rPr>
+                <w:b/>
+                <w:sz w:val="16"/>
+                <w:szCs w:val="16"/>
+              </w:rPr>
+              <w:t>Stima</w:t>
+            </w:r>
+          </w:p>
+        </w:tc>
+        <w:tc>
+          <w:tcPr>
+            <w:tcW w:w="7685" w:type="dxa"/>
+            <w:gridSpan w:val="2"/>
+            <w:tcBorders>
+              <w:top w:val="outset" w:sz="6" w:space="0" w:color="000000"/>
+              <w:left w:val="outset" w:sz="6" w:space="0" w:color="000000"/>
+              <w:bottom w:val="outset" w:sz="6" w:space="0" w:color="000000"/>
+            </w:tcBorders>
+          </w:tcPr>
+          <w:p>
+            <w:pPr>
+              <w:spacing w:before="100" w:beforeAutospacing="1"/>
+              <w:rPr>
+                <w:sz w:val="16"/>
+                <w:szCs w:val="16"/>
+              </w:rPr>
+            </w:pPr>
+            <w:r>
+              <w:rPr>
+                <w:sz w:val="16"/>
+                <w:szCs w:val="16"/>
+              </w:rPr>
+              <w:t>Piccolo</w:t>
+            </w:r>
+          </w:p>
+        </w:tc>
+      </w:tr>
+      <w:tr>
+        <w:trPr>
+          <w:tblCellSpacing w:w="0" w:type="dxa"/>
+        </w:trPr>
+        <w:tc>
+          <w:tcPr>
+            <w:tcW w:w="9580" w:type="dxa"/>
+            <w:gridSpan w:val="3"/>
+            <w:tcBorders>
+              <w:top w:val="outset" w:sz="6" w:space="0" w:color="000000"/>
+              <w:bottom w:val="outset" w:sz="6" w:space="0" w:color="000000"/>
+            </w:tcBorders>
+            <w:shd w:val="clear" w:color="auto" w:fill="F2F2F2" w:themeFill="background1" w:themeFillShade="F2"/>
+          </w:tcPr>
+          <w:p>
+            <w:pPr>
+              <w:spacing w:before="100" w:beforeAutospacing="1"/>
+              <w:rPr>
+                <w:sz w:val="16"/>
+                <w:szCs w:val="16"/>
+              </w:rPr>
+            </w:pPr>
+            <w:r>
+              <w:rPr>
+                <w:b/>
+                <w:bCs/>
+                <w:sz w:val="16"/>
+                <w:szCs w:val="16"/>
+              </w:rPr>
+              <w:t>Criteri di accettazione</w:t>
+            </w:r>
+          </w:p>
+        </w:tc>
+      </w:tr>
+      <w:tr>
+        <w:trPr>
+          <w:tblCellSpacing w:w="0" w:type="dxa"/>
+        </w:trPr>
+        <w:tc>
+          <w:tcPr>
+            <w:tcW w:w="1895" w:type="dxa"/>
+            <w:tcBorders>
+              <w:top w:val="outset" w:sz="6" w:space="0" w:color="000000"/>
+              <w:bottom w:val="outset" w:sz="6" w:space="0" w:color="000000"/>
+              <w:right w:val="outset" w:sz="6" w:space="0" w:color="000000"/>
+            </w:tcBorders>
+            <w:shd w:val="clear" w:color="auto" w:fill="F2F2F2" w:themeFill="background1" w:themeFillShade="F2"/>
+          </w:tcPr>
+          <w:p>
+            <w:pPr>
+              <w:spacing w:before="100" w:beforeAutospacing="1"/>
+              <w:rPr>
+                <w:b/>
+                <w:sz w:val="16"/>
+                <w:szCs w:val="16"/>
+              </w:rPr>
+            </w:pPr>
+            <w:r>
+              <w:rPr>
+                <w:b/>
+                <w:bCs/>
+                <w:sz w:val="16"/>
+                <w:szCs w:val="16"/>
+              </w:rPr>
+              <w:t>001</w:t>
+            </w:r>
+          </w:p>
+        </w:tc>
+        <w:tc>
+          <w:tcPr>
+            <w:tcW w:w="7685" w:type="dxa"/>
+            <w:gridSpan w:val="2"/>
+            <w:tcBorders>
+              <w:top w:val="outset" w:sz="6" w:space="0" w:color="000000"/>
+              <w:left w:val="outset" w:sz="6" w:space="0" w:color="000000"/>
+              <w:bottom w:val="outset" w:sz="6" w:space="0" w:color="000000"/>
+            </w:tcBorders>
+          </w:tcPr>
+          <w:p>
+            <w:pPr>
+              <w:spacing w:before="100" w:beforeAutospacing="1"/>
+              <w:rPr>
+                <w:sz w:val="16"/>
+                <w:szCs w:val="16"/>
+              </w:rPr>
+            </w:pPr>
+            <w:r>
+              <w:rPr>
+                <w:sz w:val="16"/>
+                <w:szCs w:val="16"/>
+              </w:rPr>
+              <w:t>Il tasto di logout sarà nel menu del profilo.</w:t>
+            </w:r>
+          </w:p>
+        </w:tc>
+      </w:tr>
+      <w:tr>
+        <w:trPr>
+          <w:tblCellSpacing w:w="0" w:type="dxa"/>
+        </w:trPr>
+        <w:tc>
+          <w:tcPr>
+            <w:tcW w:w="1895" w:type="dxa"/>
+            <w:tcBorders>
+              <w:top w:val="outset" w:sz="6" w:space="0" w:color="000000"/>
+              <w:bottom w:val="outset" w:sz="6" w:space="0" w:color="000000"/>
+              <w:right w:val="outset" w:sz="6" w:space="0" w:color="000000"/>
+            </w:tcBorders>
+            <w:shd w:val="clear" w:color="auto" w:fill="F2F2F2" w:themeFill="background1" w:themeFillShade="F2"/>
+          </w:tcPr>
+          <w:p>
+            <w:pPr>
+              <w:spacing w:before="100" w:beforeAutospacing="1"/>
+              <w:rPr>
+                <w:b/>
+                <w:bCs/>
+                <w:sz w:val="16"/>
+                <w:szCs w:val="16"/>
+              </w:rPr>
+            </w:pPr>
+            <w:r>
+              <w:rPr>
+                <w:b/>
+                <w:bCs/>
+                <w:sz w:val="16"/>
+                <w:szCs w:val="16"/>
+              </w:rPr>
+              <w:t>002</w:t>
+            </w:r>
+          </w:p>
+        </w:tc>
+        <w:tc>
+          <w:tcPr>
+            <w:tcW w:w="7685" w:type="dxa"/>
+            <w:gridSpan w:val="2"/>
+            <w:tcBorders>
+              <w:top w:val="outset" w:sz="6" w:space="0" w:color="000000"/>
+              <w:left w:val="outset" w:sz="6" w:space="0" w:color="000000"/>
+              <w:bottom w:val="outset" w:sz="6" w:space="0" w:color="000000"/>
+            </w:tcBorders>
+          </w:tcPr>
+          <w:p>
+            <w:pPr>
+              <w:spacing w:before="100" w:beforeAutospacing="1"/>
+              <w:rPr>
+                <w:sz w:val="16"/>
+                <w:szCs w:val="16"/>
+              </w:rPr>
+            </w:pPr>
+            <w:r>
+              <w:rPr>
+                <w:sz w:val="16"/>
+                <w:szCs w:val="16"/>
+              </w:rPr>
+              <w:t>CI sarà un’avvertenza popup per chiedere all’utente se è sicuro di voler uscire.</w:t>
+            </w:r>
+          </w:p>
+        </w:tc>
+      </w:tr>
+      <w:tr>
+        <w:trPr>
+          <w:tblCellSpacing w:w="0" w:type="dxa"/>
+        </w:trPr>
+        <w:tc>
+          <w:tcPr>
+            <w:tcW w:w="1895" w:type="dxa"/>
+            <w:tcBorders>
+              <w:top w:val="outset" w:sz="6" w:space="0" w:color="000000"/>
+              <w:left w:val="outset" w:sz="6" w:space="0" w:color="000000"/>
+              <w:bottom w:val="outset" w:sz="6" w:space="0" w:color="000000"/>
+              <w:right w:val="outset" w:sz="6" w:space="0" w:color="000000"/>
+            </w:tcBorders>
+            <w:shd w:val="clear" w:color="auto" w:fill="F2F2F2" w:themeFill="background1" w:themeFillShade="F2"/>
+          </w:tcPr>
+          <w:p>
+            <w:pPr>
+              <w:spacing w:before="100" w:beforeAutospacing="1"/>
+              <w:rPr>
+                <w:b/>
+                <w:bCs/>
+                <w:sz w:val="16"/>
+                <w:szCs w:val="16"/>
+              </w:rPr>
+            </w:pPr>
+            <w:r>
+              <w:rPr>
+                <w:b/>
+                <w:bCs/>
+                <w:sz w:val="16"/>
+                <w:szCs w:val="16"/>
+              </w:rPr>
+              <w:t>00</w:t>
+            </w:r>
+            <w:r>
+              <w:rPr>
+                <w:b/>
+                <w:bCs/>
+                <w:sz w:val="16"/>
+                <w:szCs w:val="16"/>
+              </w:rPr>
+              <w:t>3</w:t>
+            </w:r>
+          </w:p>
+        </w:tc>
+        <w:tc>
+          <w:tcPr>
+            <w:tcW w:w="7685" w:type="dxa"/>
+            <w:gridSpan w:val="2"/>
+            <w:tcBorders>
+              <w:top w:val="outset" w:sz="6" w:space="0" w:color="000000"/>
+              <w:left w:val="outset" w:sz="6" w:space="0" w:color="000000"/>
+              <w:bottom w:val="outset" w:sz="6" w:space="0" w:color="000000"/>
+              <w:right w:val="outset" w:sz="6" w:space="0" w:color="000000"/>
+            </w:tcBorders>
+          </w:tcPr>
+          <w:p>
+            <w:pPr>
+              <w:spacing w:before="100" w:beforeAutospacing="1"/>
+              <w:rPr>
+                <w:sz w:val="16"/>
+                <w:szCs w:val="16"/>
+              </w:rPr>
+            </w:pPr>
+            <w:r>
+              <w:rPr>
+                <w:sz w:val="16"/>
+                <w:szCs w:val="16"/>
+              </w:rPr>
+              <w:t>Dopo il logout se si volesse rientrare sarà obbligatorio fare nuovamente il login.</w:t>
+            </w:r>
+          </w:p>
+        </w:tc>
+      </w:tr>
+    </w:tbl>
+    <w:p>
+      <w:pPr>
+        <w:pStyle w:val="NormaleWeb"/>
         <w:rPr>
           <w:rFonts w:ascii="Arial" w:hAnsi="Arial" w:cs="Arial"/>
           <w:sz w:val="20"/>
           <w:szCs w:val="20"/>
         </w:rPr>
-        <w:t>viene</w:t>
-      </w:r>
-      <w:r>
-        <w:rPr>
-          <w:rFonts w:ascii="Arial" w:hAnsi="Arial" w:cs="Arial"/>
-          <w:sz w:val="20"/>
-          <w:szCs w:val="20"/>
-        </w:rPr>
-        <w:t xml:space="preserve"> </w:t>
-      </w:r>
-      <w:r>
-        <w:rPr>
-          <w:rFonts w:ascii="Arial" w:hAnsi="Arial" w:cs="Arial"/>
-          <w:sz w:val="20"/>
-          <w:szCs w:val="20"/>
-        </w:rPr>
-        <w:t>proposta</w:t>
-      </w:r>
-      <w:r>
-        <w:rPr>
-          <w:rFonts w:ascii="Arial" w:hAnsi="Arial" w:cs="Arial"/>
-          <w:sz w:val="20"/>
-          <w:szCs w:val="20"/>
-        </w:rPr>
-        <w:t xml:space="preserve"> come un’alternativa più semplice e mirata, che unisce le funzioni essenziali di un calendario con strumenti utili per migliorare l’organizzazione e la produttività.</w:t>
-      </w:r>
-    </w:p>
-    <w:p>
-      <w:pPr>
-        <w:pStyle w:val="NormaleWeb"/>
-        <w:rPr>
-          <w:rFonts w:ascii="Arial" w:hAnsi="Arial" w:cs="Arial"/>
-          <w:sz w:val="20"/>
-          <w:szCs w:val="20"/>
-        </w:rPr>
-      </w:pPr>
-      <w:r>
-        <w:rPr>
-          <w:rFonts w:ascii="Arial" w:hAnsi="Arial" w:cs="Arial"/>
-          <w:sz w:val="20"/>
-          <w:szCs w:val="20"/>
-        </w:rPr>
-        <w:t>I</w:t>
-      </w:r>
-      <w:r>
-        <w:rPr>
-          <w:rFonts w:ascii="Arial" w:hAnsi="Arial" w:cs="Arial"/>
-          <w:sz w:val="20"/>
-          <w:szCs w:val="20"/>
-        </w:rPr>
-        <w:t xml:space="preserve">l progetto si basa su convenzioni comuni nel settore delle app di gestione del tempo, come l’uso di viste giornaliere, settimanali e mensili, colori e icone per distinguere le attività e notifiche automatiche per ricordare le scadenze. In sintesi, </w:t>
-      </w:r>
-      <w:proofErr w:type="spellStart"/>
-      <w:r>
-        <w:rPr>
-          <w:rFonts w:ascii="Arial" w:hAnsi="Arial" w:cs="Arial"/>
-          <w:sz w:val="20"/>
-          <w:szCs w:val="20"/>
-        </w:rPr>
-        <w:t>OraX</w:t>
-      </w:r>
-      <w:proofErr w:type="spellEnd"/>
-      <w:r>
-        <w:rPr>
-          <w:rFonts w:ascii="Arial" w:hAnsi="Arial" w:cs="Arial"/>
-          <w:sz w:val="20"/>
-          <w:szCs w:val="20"/>
-        </w:rPr>
-        <w:t xml:space="preserve"> vuole essere uno strumento pratico, accessibile e utile per aiutare le persone a gestire meglio il proprio tempo nella vita di tutti i giorni.</w:t>
-      </w:r>
+      </w:pPr>
     </w:p>
     <w:p>
       <w:pPr>
@@ -4904,6 +10337,7 @@
                 <w:sz w:val="16"/>
                 <w:szCs w:val="16"/>
               </w:rPr>
+              <w:lastRenderedPageBreak/>
               <w:t xml:space="preserve">ID: </w:t>
             </w:r>
             <w:r>
@@ -5074,7 +10508,6 @@
                 <w:sz w:val="16"/>
                 <w:szCs w:val="16"/>
               </w:rPr>
-              <w:lastRenderedPageBreak/>
               <w:t>Versione</w:t>
             </w:r>
           </w:p>
@@ -6546,6 +11979,7 @@
                 <w:sz w:val="16"/>
                 <w:szCs w:val="16"/>
               </w:rPr>
+              <w:lastRenderedPageBreak/>
               <w:t>002</w:t>
             </w:r>
           </w:p>
@@ -6779,7 +12213,6 @@
                 <w:sz w:val="16"/>
                 <w:szCs w:val="16"/>
               </w:rPr>
-              <w:lastRenderedPageBreak/>
               <w:t>Priorità</w:t>
             </w:r>
           </w:p>
@@ -8174,6 +13607,7 @@
                 <w:sz w:val="16"/>
                 <w:szCs w:val="16"/>
               </w:rPr>
+              <w:lastRenderedPageBreak/>
               <w:t>001</w:t>
             </w:r>
           </w:p>
@@ -8471,7 +13905,6 @@
                 <w:sz w:val="16"/>
                 <w:szCs w:val="16"/>
               </w:rPr>
-              <w:lastRenderedPageBreak/>
               <w:t>Note</w:t>
             </w:r>
           </w:p>
@@ -9860,6 +15293,7 @@
                 <w:sz w:val="16"/>
                 <w:szCs w:val="16"/>
               </w:rPr>
+              <w:lastRenderedPageBreak/>
               <w:t>Nome</w:t>
             </w:r>
           </w:p>
@@ -10135,7 +15569,6 @@
                 <w:sz w:val="16"/>
                 <w:szCs w:val="16"/>
               </w:rPr>
-              <w:lastRenderedPageBreak/>
               <w:t>001</w:t>
             </w:r>
           </w:p>
@@ -10748,6 +16181,7 @@
     </w:p>
     <w:p>
       <w:r>
+        <w:lastRenderedPageBreak/>
         <w:t xml:space="preserve">Indica una breve descrizione del requisito, ossia il suo titolo sintetico che riassume in poche parole la funzionalità o la caratteristica richiesta. </w:t>
       </w:r>
     </w:p>
@@ -10849,7 +16283,6 @@
           <w:b/>
           <w:bCs/>
         </w:rPr>
-        <w:lastRenderedPageBreak/>
         <w:t xml:space="preserve">Versione: </w:t>
       </w:r>
     </w:p>
@@ -11041,7 +16474,6 @@
       <w:r>
         <w:t xml:space="preserve">Nel contesto del progetto </w:t>
       </w:r>
-      <w:proofErr w:type="spellStart"/>
       <w:r>
         <w:rPr>
           <w:i/>
@@ -11049,7 +16481,6 @@
         </w:rPr>
         <w:t>OraX</w:t>
       </w:r>
-      <w:proofErr w:type="spellEnd"/>
       <w:r>
         <w:t>, l’attore principale è:</w:t>
       </w:r>
@@ -11230,6 +16661,9 @@
         </mc:AlternateContent>
       </w:r>
       <w:r>
+        <w:rPr>
+          <w:noProof/>
+        </w:rPr>
         <w:drawing>
           <wp:anchor distT="0" distB="0" distL="114300" distR="114300" simplePos="0" relativeHeight="251658240" behindDoc="0" locked="0" layoutInCell="1" allowOverlap="1" wp14:anchorId="30A97B4B" wp14:editId="461D8767">
             <wp:simplePos x="0" y="0"/>
@@ -11349,21 +16783,7 @@
         <w:rPr>
           <w:lang w:val="it-IT"/>
         </w:rPr>
-        <w:t xml:space="preserve">La pianificazione può essere rappresentata mediante un diagramma di </w:t>
-      </w:r>
-      <w:proofErr w:type="spellStart"/>
-      <w:r>
-        <w:rPr>
-          <w:lang w:val="it-IT"/>
-        </w:rPr>
-        <w:t>Gantt</w:t>
-      </w:r>
-      <w:proofErr w:type="spellEnd"/>
-      <w:r>
-        <w:rPr>
-          <w:lang w:val="it-IT"/>
-        </w:rPr>
-        <w:t>:</w:t>
+        <w:t>La pianificazione può essere rappresentata mediante un diagramma di Gantt:</w:t>
       </w:r>
     </w:p>
     <w:p>
@@ -11490,15 +16910,7 @@
               <w:fldChar w:fldCharType="end"/>
             </w:r>
             <w:r>
-              <w:t xml:space="preserve">: Esempio di diagramma di </w:t>
-            </w:r>
-            <w:proofErr w:type="spellStart"/>
-            <w:r>
-              <w:t>Gantt</w:t>
-            </w:r>
-            <w:proofErr w:type="spellEnd"/>
-            <w:r>
-              <w:t>.</w:t>
+              <w:t>: Esempio di diagramma di Gantt.</w:t>
             </w:r>
             <w:bookmarkEnd w:id="18"/>
           </w:p>
@@ -11595,7 +17007,6 @@
         </w:rPr>
         <w:t xml:space="preserve">Per lo sviluppo del progetto </w:t>
       </w:r>
-      <w:proofErr w:type="spellStart"/>
       <w:r>
         <w:rPr>
           <w:rStyle w:val="Enfasigrassetto"/>
@@ -11607,7 +17018,6 @@
         </w:rPr>
         <w:t>OraX</w:t>
       </w:r>
-      <w:proofErr w:type="spellEnd"/>
       <w:r>
         <w:rPr>
           <w:rFonts w:ascii="Arial" w:hAnsi="Arial" w:cs="Arial"/>
@@ -11751,25 +17161,7 @@
           <w:sz w:val="20"/>
           <w:szCs w:val="20"/>
         </w:rPr>
-        <w:t xml:space="preserve">.NET MAUI è particolarmente adatto a questo progetto perché consente di realizzare un’interfaccia grafica moderna, fluida e personalizzabile, caratteristica importante per un’applicazione come </w:t>
-      </w:r>
-      <w:proofErr w:type="spellStart"/>
-      <w:r>
-        <w:rPr>
-          <w:rFonts w:ascii="Arial" w:hAnsi="Arial" w:cs="Arial"/>
-          <w:sz w:val="20"/>
-          <w:szCs w:val="20"/>
-        </w:rPr>
-        <w:t>OraX</w:t>
-      </w:r>
-      <w:proofErr w:type="spellEnd"/>
-      <w:r>
-        <w:rPr>
-          <w:rFonts w:ascii="Arial" w:hAnsi="Arial" w:cs="Arial"/>
-          <w:sz w:val="20"/>
-          <w:szCs w:val="20"/>
-        </w:rPr>
-        <w:t>. Inoltre, il framework offre strumenti integrati per la gestione della navigazione, dei dati, delle notifiche e dell’interazione con il database, tutti elementi fondamentali per implementare le funzionalità previste dal sistema.</w:t>
+        <w:t>.NET MAUI è particolarmente adatto a questo progetto perché consente di realizzare un’interfaccia grafica moderna, fluida e personalizzabile, caratteristica importante per un’applicazione come OraX. Inoltre, il framework offre strumenti integrati per la gestione della navigazione, dei dati, delle notifiche e dell’interazione con il database, tutti elementi fondamentali per implementare le funzionalità previste dal sistema.</w:t>
       </w:r>
     </w:p>
     <w:p>
@@ -12005,13 +17397,8 @@
       <w:r>
         <w:t xml:space="preserve"> </w:t>
       </w:r>
-      <w:proofErr w:type="spellStart"/>
-      <w:r>
-        <w:t>Windows_NT</w:t>
-      </w:r>
-      <w:proofErr w:type="spellEnd"/>
-      <w:r>
-        <w:t xml:space="preserve"> x64 10.0.22631</w:t>
+      <w:r>
+        <w:t>Windows_NT x64 10.0.22631</w:t>
       </w:r>
     </w:p>
     <w:p/>
@@ -12036,70 +17423,26 @@
       </w:r>
     </w:p>
     <w:p>
-      <w:pPr>
-        <w:rPr>
-          <w:lang w:val="fr-CH"/>
-        </w:rPr>
-      </w:pPr>
-      <w:r>
-        <w:rPr>
-          <w:lang w:val="fr-CH"/>
-        </w:rPr>
+      <w:r>
         <w:t xml:space="preserve">- Microsoft Project 16.0 </w:t>
       </w:r>
     </w:p>
     <w:p>
-      <w:pPr>
-        <w:rPr>
-          <w:lang w:val="fr-CH"/>
-        </w:rPr>
-      </w:pPr>
-      <w:r>
-        <w:rPr>
-          <w:lang w:val="fr-CH"/>
-        </w:rPr>
+      <w:r>
         <w:t xml:space="preserve">- XAMPP Control Panel v3.3.0 </w:t>
       </w:r>
     </w:p>
     <w:p>
-      <w:pPr>
-        <w:rPr>
-          <w:lang w:val="fr-CH"/>
-        </w:rPr>
-      </w:pPr>
-      <w:r>
-        <w:rPr>
-          <w:lang w:val="fr-CH"/>
-        </w:rPr>
+      <w:r>
         <w:t xml:space="preserve">- MySQL 8.0 </w:t>
       </w:r>
     </w:p>
     <w:p>
-      <w:pPr>
-        <w:rPr>
-          <w:lang w:val="fr-CH"/>
-        </w:rPr>
-      </w:pPr>
-      <w:r>
-        <w:rPr>
-          <w:lang w:val="fr-CH"/>
-        </w:rPr>
-        <w:t>-</w:t>
-      </w:r>
-      <w:r>
-        <w:rPr>
-          <w:lang w:val="fr-CH"/>
-        </w:rPr>
-        <w:t xml:space="preserve"> Microsoft Project </w:t>
+      <w:r>
+        <w:t xml:space="preserve">- Microsoft Project </w:t>
       </w:r>
     </w:p>
-    <w:p>
-      <w:pPr>
-        <w:rPr>
-          <w:lang w:val="fr-CH"/>
-        </w:rPr>
-      </w:pPr>
-    </w:p>
+    <w:p/>
     <w:p>
       <w:pPr>
         <w:pStyle w:val="Titolo3"/>
@@ -12547,16 +17890,8 @@
         <w:rPr>
           <w:lang w:val="it-IT"/>
         </w:rPr>
-        <w:t xml:space="preserve">Tabelle di </w:t>
-      </w:r>
-      <w:proofErr w:type="spellStart"/>
-      <w:r>
-        <w:rPr>
-          <w:lang w:val="it-IT"/>
-        </w:rPr>
-        <w:t>routing</w:t>
-      </w:r>
-      <w:proofErr w:type="spellEnd"/>
+        <w:t>Tabelle di routing</w:t>
+      </w:r>
     </w:p>
     <w:p>
       <w:pPr>
@@ -13869,33 +19204,19 @@
         <w:rPr>
           <w:lang w:val="it-IT"/>
         </w:rPr>
-        <w:t xml:space="preserve"> 1.7) (ad esempio </w:t>
-      </w:r>
-      <w:proofErr w:type="spellStart"/>
+        <w:t xml:space="preserve"> 1.7) (ad esempio Gan</w:t>
+      </w:r>
       <w:r>
         <w:rPr>
           <w:lang w:val="it-IT"/>
         </w:rPr>
-        <w:t>Gan</w:t>
+        <w:t>t</w:t>
       </w:r>
       <w:r>
         <w:rPr>
           <w:lang w:val="it-IT"/>
         </w:rPr>
-        <w:t>t</w:t>
-      </w:r>
-      <w:r>
-        <w:rPr>
-          <w:lang w:val="it-IT"/>
-        </w:rPr>
-        <w:t>t</w:t>
-      </w:r>
-      <w:proofErr w:type="spellEnd"/>
-      <w:r>
-        <w:rPr>
-          <w:lang w:val="it-IT"/>
-        </w:rPr>
-        <w:t xml:space="preserve"> consuntivo).</w:t>
+        <w:t>t consuntivo).</w:t>
       </w:r>
     </w:p>
     <w:p>
@@ -14254,31 +19575,13 @@
                 <w:bCs/>
               </w:rPr>
             </w:pPr>
-            <w:proofErr w:type="spellStart"/>
             <w:r>
               <w:rPr>
                 <w:b/>
                 <w:bCs/>
               </w:rPr>
-              <w:t>Cascading</w:t>
-            </w:r>
-            <w:proofErr w:type="spellEnd"/>
-            <w:r>
-              <w:rPr>
-                <w:b/>
-                <w:bCs/>
-              </w:rPr>
-              <w:t xml:space="preserve"> Style </w:t>
-            </w:r>
-            <w:proofErr w:type="spellStart"/>
-            <w:r>
-              <w:rPr>
-                <w:b/>
-                <w:bCs/>
-              </w:rPr>
-              <w:t>Sheets</w:t>
-            </w:r>
-            <w:proofErr w:type="spellEnd"/>
+              <w:t>Cascading Style Sheets</w:t>
+            </w:r>
             <w:r>
               <w:t>: linguaggio che per</w:t>
             </w:r>
@@ -14899,22 +20202,14 @@
         <w:rPr>
           <w:lang w:val="it-IT"/>
         </w:rPr>
-        <w:t xml:space="preserve">Mandato e/o </w:t>
-      </w:r>
-      <w:proofErr w:type="spellStart"/>
+        <w:t>Mandato e/o Qd</w:t>
+      </w:r>
       <w:r>
         <w:rPr>
           <w:lang w:val="it-IT"/>
         </w:rPr>
-        <w:t>Qd</w:t>
-      </w:r>
-      <w:r>
-        <w:rPr>
-          <w:lang w:val="it-IT"/>
-        </w:rPr>
         <w:t>C</w:t>
       </w:r>
-      <w:proofErr w:type="spellEnd"/>
     </w:p>
     <w:p>
       <w:pPr>
@@ -14953,7 +20248,7 @@
       <w:headerReference w:type="first" r:id="rId13"/>
       <w:footerReference w:type="first" r:id="rId14"/>
       <w:pgSz w:w="11906" w:h="16838"/>
-      <w:pgMar w:top="1985" w:right="1134" w:bottom="1418" w:left="1134" w:header="567" w:footer="567" w:gutter="0"/>
+      <w:pgMar w:top="1985" w:right="1134" w:bottom="1702" w:left="1134" w:header="567" w:footer="567" w:gutter="0"/>
       <w:pgNumType w:start="1"/>
       <w:cols w:space="720"/>
       <w:titlePg/>
@@ -14988,23 +20283,7 @@
       <w:pStyle w:val="Pidipagina"/>
     </w:pPr>
     <w:r>
-      <w:t xml:space="preserve">Linda </w:t>
-    </w:r>
-    <w:proofErr w:type="spellStart"/>
-    <w:r>
-      <w:t>Bytyqi</w:t>
-    </w:r>
-    <w:proofErr w:type="spellEnd"/>
-    <w:r>
-      <w:t xml:space="preserve">, Ryan </w:t>
-    </w:r>
-    <w:proofErr w:type="spellStart"/>
-    <w:r>
-      <w:t>Pinana</w:t>
-    </w:r>
-    <w:proofErr w:type="spellEnd"/>
-    <w:r>
-      <w:t xml:space="preserve"> e Tessa Caminada</w:t>
+      <w:t>Linda Bytyqi, Ryan Pinana e Tessa Caminada</w:t>
     </w:r>
     <w:r>
       <w:tab/>
@@ -15088,14 +20367,12 @@
               <w:lang w:val="it-IT"/>
             </w:rPr>
           </w:pPr>
-          <w:proofErr w:type="spellStart"/>
           <w:r>
             <w:rPr>
               <w:lang w:val="it-IT"/>
             </w:rPr>
             <w:t>OraX</w:t>
           </w:r>
-          <w:proofErr w:type="spellEnd"/>
         </w:p>
       </w:tc>
     </w:tr>
@@ -15136,35 +20413,7 @@
             <w:rPr>
               <w:lang w:val="it-IT"/>
             </w:rPr>
-            <w:t xml:space="preserve">Linda </w:t>
-          </w:r>
-          <w:proofErr w:type="spellStart"/>
-          <w:r>
-            <w:rPr>
-              <w:lang w:val="it-IT"/>
-            </w:rPr>
-            <w:t>Bytyqi</w:t>
-          </w:r>
-          <w:proofErr w:type="spellEnd"/>
-          <w:r>
-            <w:rPr>
-              <w:lang w:val="it-IT"/>
-            </w:rPr>
-            <w:t xml:space="preserve">, Ryan </w:t>
-          </w:r>
-          <w:proofErr w:type="spellStart"/>
-          <w:r>
-            <w:rPr>
-              <w:lang w:val="it-IT"/>
-            </w:rPr>
-            <w:t>Pinana</w:t>
-          </w:r>
-          <w:proofErr w:type="spellEnd"/>
-          <w:r>
-            <w:rPr>
-              <w:lang w:val="it-IT"/>
-            </w:rPr>
-            <w:t xml:space="preserve"> e Tessa Caminada</w:t>
+            <w:t>Linda Bytyqi, Ryan Pinana e Tessa Caminada</w:t>
           </w:r>
         </w:p>
       </w:tc>
@@ -15388,10 +20637,18 @@
               <w:sz w:val="28"/>
             </w:rPr>
             <w:drawing>
-              <wp:inline distT="0" distB="0" distL="0" distR="0" wp14:anchorId="47679B3C" wp14:editId="5A7FD435">
-                <wp:extent cx="609600" cy="587776"/>
-                <wp:effectExtent l="0" t="0" r="0" b="3175"/>
-                <wp:docPr id="2" name="Immagine 2"/>
+              <wp:anchor distT="0" distB="0" distL="114300" distR="114300" simplePos="0" relativeHeight="251658240" behindDoc="0" locked="0" layoutInCell="1" allowOverlap="1" wp14:anchorId="47679B3C" wp14:editId="059F05C1">
+                <wp:simplePos x="0" y="0"/>
+                <wp:positionH relativeFrom="margin">
+                  <wp:posOffset>138</wp:posOffset>
+                </wp:positionH>
+                <wp:positionV relativeFrom="margin">
+                  <wp:posOffset>3009</wp:posOffset>
+                </wp:positionV>
+                <wp:extent cx="596265" cy="591185"/>
+                <wp:effectExtent l="0" t="0" r="0" b="0"/>
+                <wp:wrapSquare wrapText="bothSides"/>
+                <wp:docPr id="8" name="Immagine 8"/>
                 <wp:cNvGraphicFramePr>
                   <a:graphicFrameLocks xmlns:a="http://schemas.openxmlformats.org/drawingml/2006/main" noChangeAspect="1"/>
                 </wp:cNvGraphicFramePr>
@@ -15399,12 +20656,12 @@
                   <a:graphicData uri="http://schemas.openxmlformats.org/drawingml/2006/picture">
                     <pic:pic xmlns:pic="http://schemas.openxmlformats.org/drawingml/2006/picture">
                       <pic:nvPicPr>
-                        <pic:cNvPr id="2" name="Immagine 2"/>
+                        <pic:cNvPr id="8" name="Immagine 8"/>
                         <pic:cNvPicPr>
                           <a:picLocks noChangeAspect="1" noChangeArrowheads="1"/>
                         </pic:cNvPicPr>
                       </pic:nvPicPr>
-                      <pic:blipFill>
+                      <pic:blipFill rotWithShape="1">
                         <a:blip r:embed="rId1">
                           <a:extLst>
                             <a:ext uri="{28A0092B-C50C-407E-A947-70E740481C1C}">
@@ -15412,14 +20669,13 @@
                             </a:ext>
                           </a:extLst>
                         </a:blip>
-                        <a:stretch>
-                          <a:fillRect/>
-                        </a:stretch>
+                        <a:srcRect l="12197" t="14214" r="12009" b="10571"/>
+                        <a:stretch/>
                       </pic:blipFill>
                       <pic:spPr bwMode="auto">
                         <a:xfrm>
                           <a:off x="0" y="0"/>
-                          <a:ext cx="609600" cy="587776"/>
+                          <a:ext cx="596265" cy="591185"/>
                         </a:xfrm>
                         <a:prstGeom prst="rect">
                           <a:avLst/>
@@ -15428,12 +20684,31 @@
                         <a:ln>
                           <a:noFill/>
                         </a:ln>
+                        <a:extLst>
+                          <a:ext uri="{53640926-AAD7-44D8-BBD7-CCE9431645EC}">
+                            <a14:shadowObscured xmlns:a14="http://schemas.microsoft.com/office/drawing/2010/main"/>
+                          </a:ext>
+                        </a:extLst>
                       </pic:spPr>
                     </pic:pic>
                   </a:graphicData>
                 </a:graphic>
-              </wp:inline>
+                <wp14:sizeRelH relativeFrom="margin">
+                  <wp14:pctWidth>0</wp14:pctWidth>
+                </wp14:sizeRelH>
+                <wp14:sizeRelV relativeFrom="margin">
+                  <wp14:pctHeight>0</wp14:pctHeight>
+                </wp14:sizeRelV>
+              </wp:anchor>
             </w:drawing>
+          </w:r>
+          <w:r>
+            <w:rPr>
+              <w:rFonts w:cs="Arial"/>
+              <w:noProof/>
+              <w:sz w:val="28"/>
+            </w:rPr>
+            <w:t>1111111</w:t>
           </w:r>
         </w:p>
       </w:tc>
@@ -15649,27 +20924,7 @@
               <w:sz w:val="24"/>
               <w:szCs w:val="24"/>
             </w:rPr>
-            <w:t xml:space="preserve">Implementazione di </w:t>
-          </w:r>
-          <w:proofErr w:type="spellStart"/>
-          <w:r>
-            <w:rPr>
-              <w:rFonts w:cs="Arial"/>
-              <w:b/>
-              <w:sz w:val="24"/>
-              <w:szCs w:val="24"/>
-            </w:rPr>
-            <w:t>OraX</w:t>
-          </w:r>
-          <w:proofErr w:type="spellEnd"/>
-          <w:r>
-            <w:rPr>
-              <w:rFonts w:cs="Arial"/>
-              <w:b/>
-              <w:sz w:val="24"/>
-              <w:szCs w:val="24"/>
-            </w:rPr>
-            <w:t xml:space="preserve"> in .NET MAUI</w:t>
+            <w:t>Implementazione di OraX in .NET MAUI</w:t>
           </w:r>
         </w:p>
       </w:tc>
@@ -15774,7 +21029,7 @@
               <wp:inline distT="0" distB="0" distL="0" distR="0" wp14:anchorId="264AD526" wp14:editId="449A412A">
                 <wp:extent cx="632262" cy="609501"/>
                 <wp:effectExtent l="0" t="0" r="0" b="635"/>
-                <wp:docPr id="9" name="Immagine 9" descr="Time to Evolve: .NET Multi-Platform App UI (MAUI)"/>
+                <wp:docPr id="10" name="Immagine 10" descr="Time to Evolve: .NET Multi-Platform App UI (MAUI)"/>
                 <wp:cNvGraphicFramePr>
                   <a:graphicFrameLocks xmlns:a="http://schemas.openxmlformats.org/drawingml/2006/main" noChangeAspect="1"/>
                 </wp:cNvGraphicFramePr>
@@ -19976,6 +25231,7 @@
   <w:style w:type="character" w:default="1" w:styleId="Carpredefinitoparagrafo">
     <w:name w:val="Default Paragraph Font"/>
     <w:uiPriority w:val="1"/>
+    <w:semiHidden/>
     <w:unhideWhenUsed/>
   </w:style>
   <w:style w:type="table" w:default="1" w:styleId="Tabellanormale">

--- a/3_Documentazione/Documentazione_OraX.docx
+++ b/3_Documentazione/Documentazione_OraX.docx
@@ -16947,9 +16947,53 @@
           <w:sz w:val="20"/>
           <w:szCs w:val="20"/>
         </w:rPr>
-        <w:t>.NET MAUI (Multi-</w:t>
+        <w:t>.</w:t>
+      </w:r>
+      <w:r>
+        <w:rPr>
+          <w:rStyle w:val="Enfasigrassetto"/>
+          <w:rFonts w:ascii="Arial" w:hAnsi="Arial" w:cs="Arial"/>
+          <w:sz w:val="20"/>
+          <w:szCs w:val="20"/>
+        </w:rPr>
+        <w:t>NET MAUI (Multi-</w:t>
       </w:r>
       <w:proofErr w:type="spellStart"/>
+      <w:r>
+        <w:rPr>
+          <w:rStyle w:val="Enfasigrassetto"/>
+          <w:rFonts w:ascii="Arial" w:hAnsi="Arial" w:cs="Arial"/>
+          <w:sz w:val="20"/>
+          <w:szCs w:val="20"/>
+        </w:rPr>
+        <w:t>platform</w:t>
+      </w:r>
+      <w:proofErr w:type="spellEnd"/>
+      <w:r>
+        <w:rPr>
+          <w:rStyle w:val="Enfasigrassetto"/>
+          <w:rFonts w:ascii="Arial" w:hAnsi="Arial" w:cs="Arial"/>
+          <w:sz w:val="20"/>
+          <w:szCs w:val="20"/>
+        </w:rPr>
+        <w:t xml:space="preserve"> App UI)</w:t>
+      </w:r>
+      <w:r>
+        <w:rPr>
+          <w:rFonts w:ascii="Arial" w:hAnsi="Arial" w:cs="Arial"/>
+          <w:sz w:val="20"/>
+          <w:szCs w:val="20"/>
+        </w:rPr>
+        <w:t>,</w:t>
+      </w:r>
+      <w:r>
+        <w:rPr>
+          <w:rFonts w:ascii="Arial" w:hAnsi="Arial" w:cs="Arial"/>
+          <w:sz w:val="20"/>
+          <w:szCs w:val="20"/>
+        </w:rPr>
+        <w:t xml:space="preserve"> un framework di Microsoft che consente di creare applicazioni </w:t>
+      </w:r>
       <w:r>
         <w:rPr>
           <w:rStyle w:val="Enfasigrassetto"/>
@@ -16959,9 +17003,16 @@
           <w:sz w:val="20"/>
           <w:szCs w:val="20"/>
         </w:rPr>
-        <w:t>platform</w:t>
-      </w:r>
-      <w:proofErr w:type="spellEnd"/>
+        <w:t>multipiattaforma</w:t>
+      </w:r>
+      <w:r>
+        <w:rPr>
+          <w:rFonts w:ascii="Arial" w:hAnsi="Arial" w:cs="Arial"/>
+          <w:sz w:val="20"/>
+          <w:szCs w:val="20"/>
+        </w:rPr>
+        <w:t xml:space="preserve"> utilizzando un’unica base di codice in </w:t>
+      </w:r>
       <w:r>
         <w:rPr>
           <w:rStyle w:val="Enfasigrassetto"/>
@@ -16971,7 +17022,7 @@
           <w:sz w:val="20"/>
           <w:szCs w:val="20"/>
         </w:rPr>
-        <w:t xml:space="preserve"> App UI)</w:t>
+        <w:t>C#</w:t>
       </w:r>
       <w:r>
         <w:rPr>
@@ -16979,7 +17030,7 @@
           <w:sz w:val="20"/>
           <w:szCs w:val="20"/>
         </w:rPr>
-        <w:t xml:space="preserve">, un framework di Microsoft che consente di creare applicazioni </w:t>
+        <w:t xml:space="preserve"> e </w:t>
       </w:r>
       <w:r>
         <w:rPr>
@@ -16990,7 +17041,7 @@
           <w:sz w:val="20"/>
           <w:szCs w:val="20"/>
         </w:rPr>
-        <w:t>multipiattaforma</w:t>
+        <w:t>XAML</w:t>
       </w:r>
       <w:r>
         <w:rPr>
@@ -16998,7 +17049,7 @@
           <w:sz w:val="20"/>
           <w:szCs w:val="20"/>
         </w:rPr>
-        <w:t xml:space="preserve"> utilizzando un’unica base di codice in </w:t>
+        <w:t xml:space="preserve">. Questa tecnologia permette di sviluppare app che possono essere eseguite su diversi sistemi operativi, come </w:t>
       </w:r>
       <w:r>
         <w:rPr>
@@ -17009,7 +17060,7 @@
           <w:sz w:val="20"/>
           <w:szCs w:val="20"/>
         </w:rPr>
-        <w:t>C#</w:t>
+        <w:t>Windows, Android e iOS</w:t>
       </w:r>
       <w:r>
         <w:rPr>
@@ -17017,7 +17068,43 @@
           <w:sz w:val="20"/>
           <w:szCs w:val="20"/>
         </w:rPr>
-        <w:t xml:space="preserve"> e </w:t>
+        <w:t>, riducendo i tempi di sviluppo e semplificando la manutenzione del progetto.</w:t>
+      </w:r>
+    </w:p>
+    <w:p>
+      <w:pPr>
+        <w:pStyle w:val="NormaleWeb"/>
+        <w:rPr>
+          <w:rFonts w:ascii="Arial" w:hAnsi="Arial" w:cs="Arial"/>
+          <w:sz w:val="20"/>
+          <w:szCs w:val="20"/>
+        </w:rPr>
+      </w:pPr>
+      <w:r>
+        <w:rPr>
+          <w:rFonts w:ascii="Arial" w:hAnsi="Arial" w:cs="Arial"/>
+          <w:sz w:val="20"/>
+          <w:szCs w:val="20"/>
+        </w:rPr>
+        <w:t>.NET MAUI è particolarmente adatto a questo progetto perché consente di realizzare un’interfaccia grafica moderna, fluida e personalizzabile, caratteristica importante per un’applicazione come OraX. Inoltre, il framework offre strumenti integrati per la gestione della navigazione, dei dati, delle notifiche e dell’interazione con il database, tutti elementi fondamentali per implementare le funzionalità previste dal sistema.</w:t>
+      </w:r>
+    </w:p>
+    <w:p>
+      <w:pPr>
+        <w:pStyle w:val="NormaleWeb"/>
+        <w:rPr>
+          <w:rFonts w:ascii="Arial" w:hAnsi="Arial" w:cs="Arial"/>
+          <w:sz w:val="20"/>
+          <w:szCs w:val="20"/>
+        </w:rPr>
+      </w:pPr>
+      <w:r>
+        <w:rPr>
+          <w:rFonts w:ascii="Arial" w:hAnsi="Arial" w:cs="Arial"/>
+          <w:sz w:val="20"/>
+          <w:szCs w:val="20"/>
+        </w:rPr>
+        <w:t xml:space="preserve">Dal punto di vista dello sviluppo, verrà utilizzato l’ambiente </w:t>
       </w:r>
       <w:r>
         <w:rPr>
@@ -17028,7 +17115,7 @@
           <w:sz w:val="20"/>
           <w:szCs w:val="20"/>
         </w:rPr>
-        <w:t>XAML</w:t>
+        <w:t>Visual Studio</w:t>
       </w:r>
       <w:r>
         <w:rPr>
@@ -17036,7 +17123,15 @@
           <w:sz w:val="20"/>
           <w:szCs w:val="20"/>
         </w:rPr>
-        <w:t xml:space="preserve">. Questa tecnologia permette di sviluppare app che possono essere eseguite su diversi sistemi operativi, come </w:t>
+        <w:t xml:space="preserve"> 2022</w:t>
+      </w:r>
+      <w:r>
+        <w:rPr>
+          <w:rFonts w:ascii="Arial" w:hAnsi="Arial" w:cs="Arial"/>
+          <w:sz w:val="20"/>
+          <w:szCs w:val="20"/>
+        </w:rPr>
+        <w:t xml:space="preserve">, che fornisce strumenti avanzati per la scrittura del codice, il debugging e il testing dell’applicazione. Per l’archiviazione dei dati degli utenti e delle attività sarà possibile utilizzare un </w:t>
       </w:r>
       <w:r>
         <w:rPr>
@@ -17047,7 +17142,7 @@
           <w:sz w:val="20"/>
           <w:szCs w:val="20"/>
         </w:rPr>
-        <w:t>Windows, Android e iOS</w:t>
+        <w:t>database locale</w:t>
       </w:r>
       <w:r>
         <w:rPr>
@@ -17055,7 +17150,7 @@
           <w:sz w:val="20"/>
           <w:szCs w:val="20"/>
         </w:rPr>
-        <w:t>, riducendo i tempi di sviluppo e semplificando la manutenzione del progetto.</w:t>
+        <w:t>, garantendo la persistenza delle informazioni e la sicurezza dei dati.</w:t>
       </w:r>
     </w:p>
     <w:p>
@@ -17073,25 +17168,7 @@
           <w:sz w:val="20"/>
           <w:szCs w:val="20"/>
         </w:rPr>
-        <w:t>.NET MAUI è particolarmente adatto a questo progetto perché consente di realizzare un’interfaccia grafica moderna, fluida e personalizzabile, caratteristica importante per un’applicazione come OraX. Inoltre, il framework offre strumenti integrati per la gestione della navigazione, dei dati, delle notifiche e dell’interazione con il database, tutti elementi fondamentali per implementare le funzionalità previste dal sistema.</w:t>
-      </w:r>
-    </w:p>
-    <w:p>
-      <w:pPr>
-        <w:pStyle w:val="NormaleWeb"/>
-        <w:rPr>
-          <w:rFonts w:ascii="Arial" w:hAnsi="Arial" w:cs="Arial"/>
-          <w:sz w:val="20"/>
-          <w:szCs w:val="20"/>
-        </w:rPr>
-      </w:pPr>
-      <w:r>
-        <w:rPr>
-          <w:rFonts w:ascii="Arial" w:hAnsi="Arial" w:cs="Arial"/>
-          <w:sz w:val="20"/>
-          <w:szCs w:val="20"/>
-        </w:rPr>
-        <w:t xml:space="preserve">Dal punto di vista dello sviluppo, verrà utilizzato l’ambiente </w:t>
+        <w:t xml:space="preserve">L’uso di .NET MAUI rappresenta un vantaggio anche in termini di </w:t>
       </w:r>
       <w:r>
         <w:rPr>
@@ -17102,7 +17179,7 @@
           <w:sz w:val="20"/>
           <w:szCs w:val="20"/>
         </w:rPr>
-        <w:t>Visual Studio</w:t>
+        <w:t>scalabilità e manutenzione</w:t>
       </w:r>
       <w:r>
         <w:rPr>
@@ -17110,35 +17187,48 @@
           <w:sz w:val="20"/>
           <w:szCs w:val="20"/>
         </w:rPr>
-        <w:t xml:space="preserve"> 2022</w:t>
-      </w:r>
-      <w:r>
+        <w:t>, poiché consente di aggiungere nuove funzionalità in futuro senza dover riscrivere l’intera applicazione.</w:t>
+      </w:r>
+    </w:p>
+    <w:p>
+      <w:pPr>
+        <w:pStyle w:val="NormaleWeb"/>
         <w:rPr>
           <w:rFonts w:ascii="Arial" w:hAnsi="Arial" w:cs="Arial"/>
           <w:sz w:val="20"/>
           <w:szCs w:val="20"/>
         </w:rPr>
-        <w:t xml:space="preserve">, che fornisce strumenti avanzati per la scrittura del codice, il debugging e il testing dell’applicazione. Per l’archiviazione dei dati degli utenti e delle attività sarà possibile utilizzare un </w:t>
-      </w:r>
-      <w:r>
-        <w:rPr>
-          <w:rStyle w:val="Enfasigrassetto"/>
-          <w:rFonts w:ascii="Arial" w:hAnsi="Arial" w:cs="Arial"/>
-          <w:b w:val="0"/>
-          <w:bCs w:val="0"/>
-          <w:sz w:val="20"/>
-          <w:szCs w:val="20"/>
-        </w:rPr>
-        <w:t>database locale</w:t>
-      </w:r>
+      </w:pPr>
       <w:r>
         <w:rPr>
           <w:rFonts w:ascii="Arial" w:hAnsi="Arial" w:cs="Arial"/>
           <w:sz w:val="20"/>
           <w:szCs w:val="20"/>
         </w:rPr>
-        <w:t>, garantendo la persistenza delle informazioni e la sicurezza dei dati.</w:t>
-      </w:r>
+        <w:t xml:space="preserve">Per ulteriori dettagli e approfondimenti, è consigliato consultare la documentazione ufficiale di </w:t>
+      </w:r>
+      <w:hyperlink r:id="rId11" w:history="1">
+        <w:r>
+          <w:rPr>
+            <w:rStyle w:val="Collegamentoipertestuale"/>
+            <w:rFonts w:ascii="Arial" w:hAnsi="Arial" w:cs="Arial"/>
+            <w:sz w:val="20"/>
+            <w:szCs w:val="20"/>
+          </w:rPr>
+          <w:t xml:space="preserve">Microsoft </w:t>
+        </w:r>
+        <w:proofErr w:type="spellStart"/>
+        <w:r>
+          <w:rPr>
+            <w:rStyle w:val="Collegamentoipertestuale"/>
+            <w:rFonts w:ascii="Arial" w:hAnsi="Arial" w:cs="Arial"/>
+            <w:sz w:val="20"/>
+            <w:szCs w:val="20"/>
+          </w:rPr>
+          <w:t>Learn</w:t>
+        </w:r>
+        <w:proofErr w:type="spellEnd"/>
+      </w:hyperlink>
     </w:p>
     <w:p>
       <w:pPr>
@@ -17155,18 +17245,17 @@
           <w:sz w:val="20"/>
           <w:szCs w:val="20"/>
         </w:rPr>
-        <w:t xml:space="preserve">L’uso di .NET MAUI rappresenta un vantaggio anche in termini di </w:t>
-      </w:r>
-      <w:r>
-        <w:rPr>
-          <w:rStyle w:val="Enfasigrassetto"/>
+        <w:t xml:space="preserve">Per la gestione dei dati nel progetto verrà utilizzato </w:t>
+      </w:r>
+      <w:r>
+        <w:rPr>
           <w:rFonts w:ascii="Arial" w:hAnsi="Arial" w:cs="Arial"/>
-          <w:b w:val="0"/>
-          <w:bCs w:val="0"/>
+          <w:b/>
+          <w:bCs/>
           <w:sz w:val="20"/>
           <w:szCs w:val="20"/>
         </w:rPr>
-        <w:t>scalabilità e manutenzione</w:t>
+        <w:t>SQLite</w:t>
       </w:r>
       <w:r>
         <w:rPr>
@@ -17174,7 +17263,7 @@
           <w:sz w:val="20"/>
           <w:szCs w:val="20"/>
         </w:rPr>
-        <w:t>, poiché consente di aggiungere nuove funzionalità in futuro senza dover riscrivere l’intera applicazione.</w:t>
+        <w:t>, un database locale leggero che permette di salvare le informazioni direttamente sul dispositivo dell’utente.</w:t>
       </w:r>
     </w:p>
     <w:p>
@@ -17186,35 +17275,117 @@
           <w:szCs w:val="20"/>
         </w:rPr>
       </w:pPr>
-    </w:p>
-    <w:p>
-      <w:pPr>
-        <w:pStyle w:val="NormaleWeb"/>
+      <w:r>
         <w:rPr>
           <w:rFonts w:ascii="Arial" w:hAnsi="Arial" w:cs="Arial"/>
           <w:sz w:val="20"/>
           <w:szCs w:val="20"/>
         </w:rPr>
-      </w:pPr>
-    </w:p>
-    <w:p>
-      <w:pPr>
-        <w:pStyle w:val="NormaleWeb"/>
+        <w:t xml:space="preserve">SQLite è adatto perché consente di mantenere i dati anche dopo la chiusura dell’app e funziona senza bisogno di connessione internet. L’integrazione con </w:t>
+      </w:r>
+      <w:r>
+        <w:rPr>
+          <w:rFonts w:ascii="Arial" w:hAnsi="Arial" w:cs="Arial"/>
+          <w:b/>
+          <w:bCs/>
+          <w:sz w:val="20"/>
+          <w:szCs w:val="20"/>
+        </w:rPr>
+        <w:t>NET MAUI</w:t>
+      </w:r>
+      <w:r>
         <w:rPr>
           <w:rFonts w:ascii="Arial" w:hAnsi="Arial" w:cs="Arial"/>
           <w:sz w:val="20"/>
           <w:szCs w:val="20"/>
         </w:rPr>
-      </w:pPr>
-    </w:p>
-    <w:p>
-      <w:pPr>
-        <w:pStyle w:val="NormaleWeb"/>
+        <w:t xml:space="preserve"> avviene tramite la libreria </w:t>
+      </w:r>
+      <w:r>
+        <w:rPr>
+          <w:rFonts w:ascii="Arial" w:hAnsi="Arial" w:cs="Arial"/>
+          <w:b/>
+          <w:bCs/>
+          <w:sz w:val="20"/>
+          <w:szCs w:val="20"/>
+        </w:rPr>
+        <w:t>SQLite-net-pcl</w:t>
+      </w:r>
+      <w:r>
         <w:rPr>
           <w:rFonts w:ascii="Arial" w:hAnsi="Arial" w:cs="Arial"/>
           <w:sz w:val="20"/>
           <w:szCs w:val="20"/>
         </w:rPr>
+        <w:t>, che permette di gestire il database in modo semplice usando C#.</w:t>
+      </w:r>
+    </w:p>
+    <w:p>
+      <w:pPr>
+        <w:pStyle w:val="NormaleWeb"/>
+        <w:rPr>
+          <w:rFonts w:ascii="Arial" w:hAnsi="Arial" w:cs="Arial"/>
+          <w:sz w:val="20"/>
+          <w:szCs w:val="20"/>
+        </w:rPr>
+      </w:pPr>
+      <w:r>
+        <w:rPr>
+          <w:rFonts w:ascii="Arial" w:hAnsi="Arial" w:cs="Arial"/>
+          <w:sz w:val="20"/>
+          <w:szCs w:val="20"/>
+        </w:rPr>
+        <w:lastRenderedPageBreak/>
+        <w:t>Questa soluzione garantisce buone prestazioni, facilità di sviluppo e la possibilità di espandere il sistema in futuro.</w:t>
+      </w:r>
+    </w:p>
+    <w:p>
+      <w:pPr>
+        <w:pStyle w:val="NormaleWeb"/>
+        <w:rPr>
+          <w:rFonts w:ascii="Arial" w:hAnsi="Arial" w:cs="Arial"/>
+          <w:sz w:val="20"/>
+          <w:szCs w:val="20"/>
+        </w:rPr>
+      </w:pPr>
+      <w:r>
+        <w:rPr>
+          <w:rFonts w:ascii="Arial" w:hAnsi="Arial" w:cs="Arial"/>
+          <w:sz w:val="20"/>
+          <w:szCs w:val="20"/>
+        </w:rPr>
+        <w:t xml:space="preserve">Per ulteriori dettagli e approfondimenti, è consigliato consultare la documentazione ufficiale di </w:t>
+      </w:r>
+      <w:hyperlink r:id="rId12" w:history="1">
+        <w:r>
+          <w:rPr>
+            <w:rStyle w:val="Collegamentoipertestuale"/>
+            <w:rFonts w:ascii="Arial" w:hAnsi="Arial" w:cs="Arial"/>
+            <w:sz w:val="20"/>
+            <w:szCs w:val="20"/>
+          </w:rPr>
+          <w:t>SQLite</w:t>
+        </w:r>
+      </w:hyperlink>
+    </w:p>
+    <w:p>
+      <w:pPr>
+        <w:pStyle w:val="NormaleWeb"/>
+        <w:rPr>
+          <w:rFonts w:ascii="Arial" w:hAnsi="Arial" w:cs="Arial"/>
+          <w:sz w:val="20"/>
+          <w:szCs w:val="20"/>
+        </w:rPr>
+      </w:pPr>
+    </w:p>
+    <w:p>
+      <w:pPr>
+        <w:pStyle w:val="NormaleWeb"/>
+        <w:rPr>
+          <w:rFonts w:ascii="Arial" w:hAnsi="Arial" w:cs="Arial"/>
+          <w:sz w:val="20"/>
+          <w:szCs w:val="20"/>
+        </w:rPr>
       </w:pPr>
     </w:p>
     <w:p>
@@ -17222,7 +17393,6 @@
         <w:pStyle w:val="Titolo3"/>
       </w:pPr>
       <w:r>
-        <w:lastRenderedPageBreak/>
         <w:t>Software</w:t>
       </w:r>
       <w:bookmarkEnd w:id="20"/>
@@ -17389,6 +17559,23 @@
         <w:t xml:space="preserve">Microsoft Project </w:t>
       </w:r>
     </w:p>
+    <w:p>
+      <w:pPr>
+        <w:pStyle w:val="Paragrafoelenco"/>
+        <w:numPr>
+          <w:ilvl w:val="0"/>
+          <w:numId w:val="36"/>
+        </w:numPr>
+      </w:pPr>
+      <w:r>
+        <w:t>Visual Studio 2022</w:t>
+      </w:r>
+    </w:p>
+    <w:p>
+      <w:pPr>
+        <w:ind w:left="360"/>
+      </w:pPr>
+    </w:p>
     <w:p/>
     <w:p>
       <w:pPr>
@@ -17405,43 +17592,53 @@
       <w:bookmarkEnd w:id="25"/>
     </w:p>
     <w:p>
-      <w:pPr>
-        <w:rPr>
-          <w:lang w:val="it-IT"/>
-        </w:rPr>
-      </w:pPr>
-    </w:p>
-    <w:p>
-      <w:pPr>
-        <w:rPr>
-          <w:lang w:val="it-IT"/>
-        </w:rPr>
-      </w:pPr>
-      <w:r>
-        <w:rPr>
-          <w:lang w:val="it-IT"/>
-        </w:rPr>
-        <w:t xml:space="preserve">Su quale piattaforma dovrà essere eseguito il prodotto? Che hardware particolare è coinvolto nel progetto? Che particolarità e limitazioni presenta? Che </w:t>
-      </w:r>
-      <w:r>
-        <w:rPr>
-          <w:lang w:val="it-IT"/>
-        </w:rPr>
-        <w:t>HW</w:t>
-      </w:r>
-      <w:r>
-        <w:rPr>
-          <w:lang w:val="it-IT"/>
-        </w:rPr>
-        <w:t xml:space="preserve"> sarà disponibile durante lo sviluppo?</w:t>
-      </w:r>
-    </w:p>
-    <w:p>
-      <w:pPr>
-        <w:rPr>
-          <w:lang w:val="it-IT"/>
-        </w:rPr>
-      </w:pPr>
+      <w:r>
+        <w:t>Il prodotto può essere eseguito su qualsiasi piattaforma o dispositivo (PC, telefono, iPad) almeno che sia dispenso di un software per poterlo aprire. Per la realizzazione di questo progetto ho utilizzato un pc scolastico con Windows 11 Education installato.</w:t>
+      </w:r>
+    </w:p>
+    <w:p/>
+    <w:p>
+      <w:pPr>
+        <w:rPr>
+          <w:b/>
+          <w:bCs/>
+        </w:rPr>
+      </w:pPr>
+      <w:r>
+        <w:rPr>
+          <w:b/>
+          <w:bCs/>
+        </w:rPr>
+        <w:t xml:space="preserve">HW computer Windows </w:t>
+      </w:r>
+    </w:p>
+    <w:p>
+      <w:r>
+        <w:t xml:space="preserve">• Processore: 13th Gen Intel(R) </w:t>
+      </w:r>
+      <w:proofErr w:type="gramStart"/>
+      <w:r>
+        <w:t>Core(</w:t>
+      </w:r>
+      <w:proofErr w:type="gramEnd"/>
+      <w:r>
+        <w:t>TM) i7-13700 2.10 GHz</w:t>
+      </w:r>
+    </w:p>
+    <w:p>
+      <w:r>
+        <w:t>• Scheda video: NVIDIA T400 4GB</w:t>
+      </w:r>
+    </w:p>
+    <w:p>
+      <w:pPr>
+        <w:rPr>
+          <w:lang w:val="it-IT"/>
+        </w:rPr>
+      </w:pPr>
+      <w:r>
+        <w:t xml:space="preserve">• 32GB di RAM DDR4 </w:t>
+      </w:r>
       <w:r>
         <w:rPr>
           <w:lang w:val="it-IT"/>
@@ -17465,16 +17662,54 @@
       <w:bookmarkEnd w:id="28"/>
     </w:p>
     <w:p>
-      <w:pPr>
-        <w:rPr>
-          <w:lang w:val="it-IT"/>
-        </w:rPr>
-      </w:pPr>
-      <w:r>
-        <w:rPr>
-          <w:lang w:val="it-IT"/>
-        </w:rPr>
-        <w:t>Questo capitolo descrive esaustivamente come deve essere realizzato il prodotto fin nei suoi dettagli. Una buona progettazione permette all’esecutore di evitare fraintendimenti e imprecisioni nell’implementazione del prodotto.</w:t>
+      <w:r>
+        <w:t xml:space="preserve">Per il database </w:t>
+      </w:r>
+      <w:r>
+        <w:t>abbiamo</w:t>
+      </w:r>
+      <w:r>
+        <w:t xml:space="preserve"> scelto di utilizzare</w:t>
+      </w:r>
+      <w:r>
+        <w:t xml:space="preserve"> </w:t>
+      </w:r>
+      <w:r>
+        <w:rPr>
+          <w:b/>
+          <w:bCs/>
+        </w:rPr>
+        <w:t>SQLite</w:t>
+      </w:r>
+      <w:r>
+        <w:rPr>
+          <w:b/>
+          <w:bCs/>
+        </w:rPr>
+        <w:t xml:space="preserve">, </w:t>
+      </w:r>
+      <w:r>
+        <w:t>tramite</w:t>
+      </w:r>
+      <w:r>
+        <w:rPr>
+          <w:b/>
+          <w:bCs/>
+        </w:rPr>
+        <w:t xml:space="preserve"> </w:t>
+      </w:r>
+      <w:r>
+        <w:t xml:space="preserve">una libreria (pacchetto NuGet) che permette di usare </w:t>
+      </w:r>
+      <w:r>
+        <w:rPr>
+          <w:b/>
+          <w:bCs/>
+        </w:rPr>
+        <w:t>SQLite-net-pcl</w:t>
+      </w:r>
+      <w:r>
+        <w:t xml:space="preserve"> in modo semplice dentro C# e NET MAUI.</w:t>
       </w:r>
     </w:p>
     <w:p>
@@ -17500,143 +17735,157 @@
     </w:p>
     <w:p>
       <w:pPr>
-        <w:rPr>
-          <w:lang w:val="it-IT"/>
-        </w:rPr>
-      </w:pPr>
-      <w:r>
-        <w:rPr>
-          <w:lang w:val="it-IT"/>
-        </w:rPr>
-        <w:t>Descrive:</w:t>
-      </w:r>
-    </w:p>
-    <w:p>
-      <w:pPr>
-        <w:numPr>
-          <w:ilvl w:val="0"/>
-          <w:numId w:val="10"/>
-        </w:numPr>
-        <w:rPr>
-          <w:lang w:val="it-IT"/>
-        </w:rPr>
-      </w:pPr>
-      <w:r>
-        <w:rPr>
-          <w:lang w:val="it-IT"/>
-        </w:rPr>
-        <w:t>La struttura del programma/sistema lo schema di rete...</w:t>
-      </w:r>
-    </w:p>
-    <w:p>
-      <w:pPr>
-        <w:numPr>
-          <w:ilvl w:val="0"/>
-          <w:numId w:val="10"/>
-        </w:numPr>
-        <w:rPr>
-          <w:lang w:val="it-IT"/>
-        </w:rPr>
-      </w:pPr>
-      <w:r>
-        <w:rPr>
-          <w:lang w:val="it-IT"/>
-        </w:rPr>
-        <w:t>G</w:t>
-      </w:r>
-      <w:r>
-        <w:rPr>
-          <w:lang w:val="it-IT"/>
-        </w:rPr>
-        <w:t>li o</w:t>
-      </w:r>
-      <w:r>
-        <w:rPr>
-          <w:lang w:val="it-IT"/>
-        </w:rPr>
-        <w:t>ggetti/moduli/componenti che lo compongono.</w:t>
-      </w:r>
-    </w:p>
-    <w:p>
-      <w:pPr>
-        <w:numPr>
-          <w:ilvl w:val="0"/>
-          <w:numId w:val="10"/>
-        </w:numPr>
-        <w:rPr>
-          <w:lang w:val="it-IT"/>
-        </w:rPr>
-      </w:pPr>
-      <w:r>
-        <w:rPr>
-          <w:lang w:val="it-IT"/>
-        </w:rPr>
-        <w:t>I</w:t>
-      </w:r>
-      <w:r>
-        <w:rPr>
-          <w:lang w:val="it-IT"/>
-        </w:rPr>
-        <w:t xml:space="preserve"> flussi di informazione in ingresso ed in uscita e le relative elaborazioni. Pu</w:t>
-      </w:r>
-      <w:r>
-        <w:rPr>
-          <w:lang w:val="it-IT"/>
-        </w:rPr>
-        <w:t>ò</w:t>
-      </w:r>
-      <w:r>
-        <w:rPr>
-          <w:lang w:val="it-IT"/>
-        </w:rPr>
-        <w:t xml:space="preserve"> utilizzare </w:t>
-      </w:r>
-      <w:r>
-        <w:rPr>
-          <w:i/>
-          <w:lang w:val="it-IT"/>
-        </w:rPr>
-        <w:t>diagrammi di flusso dei dati</w:t>
-      </w:r>
-      <w:r>
-        <w:rPr>
-          <w:lang w:val="it-IT"/>
-        </w:rPr>
-        <w:t xml:space="preserve"> (DFD).</w:t>
-      </w:r>
-    </w:p>
-    <w:p>
-      <w:pPr>
-        <w:numPr>
-          <w:ilvl w:val="0"/>
-          <w:numId w:val="10"/>
-        </w:numPr>
-        <w:rPr>
-          <w:lang w:val="it-IT"/>
-        </w:rPr>
-      </w:pPr>
-      <w:r>
-        <w:rPr>
-          <w:lang w:val="it-IT"/>
-        </w:rPr>
-        <w:t xml:space="preserve">Eventuale </w:t>
+        <w:pStyle w:val="NormaleWeb"/>
+        <w:rPr>
+          <w:rFonts w:ascii="Arial" w:hAnsi="Arial" w:cs="Arial"/>
+          <w:sz w:val="20"/>
+          <w:szCs w:val="20"/>
+        </w:rPr>
+      </w:pPr>
+      <w:r>
+        <w:rPr>
+          <w:rFonts w:ascii="Arial" w:hAnsi="Arial" w:cs="Arial"/>
+          <w:sz w:val="20"/>
+          <w:szCs w:val="20"/>
+        </w:rPr>
+        <w:t xml:space="preserve">L’architettura del sistema OraX è basata su </w:t>
       </w:r>
       <w:proofErr w:type="spellStart"/>
       <w:r>
         <w:rPr>
-          <w:lang w:val="it-IT"/>
-        </w:rPr>
-        <w:t>sitemap</w:t>
+          <w:rFonts w:ascii="Arial" w:hAnsi="Arial" w:cs="Arial"/>
+          <w:sz w:val="20"/>
+          <w:szCs w:val="20"/>
+        </w:rPr>
+        <w:t>un’app</w:t>
       </w:r>
       <w:proofErr w:type="spellEnd"/>
-    </w:p>
-    <w:p>
-      <w:pPr>
-        <w:rPr>
-          <w:lang w:val="it-IT"/>
-        </w:rPr>
-      </w:pPr>
-    </w:p>
+      <w:r>
+        <w:rPr>
+          <w:rFonts w:ascii="Arial" w:hAnsi="Arial" w:cs="Arial"/>
+          <w:sz w:val="20"/>
+          <w:szCs w:val="20"/>
+        </w:rPr>
+        <w:t xml:space="preserve"> sviluppata con </w:t>
+      </w:r>
+      <w:r>
+        <w:rPr>
+          <w:rStyle w:val="whitespace-normal"/>
+          <w:rFonts w:ascii="Arial" w:hAnsi="Arial" w:cs="Arial"/>
+          <w:b/>
+          <w:bCs/>
+          <w:sz w:val="20"/>
+          <w:szCs w:val="20"/>
+        </w:rPr>
+        <w:t>NET MAUI</w:t>
+      </w:r>
+      <w:r>
+        <w:rPr>
+          <w:rFonts w:ascii="Arial" w:hAnsi="Arial" w:cs="Arial"/>
+          <w:sz w:val="20"/>
+          <w:szCs w:val="20"/>
+        </w:rPr>
+        <w:t>, suddivisa in tre parti principali: interfaccia utente, logica applicativa e database.</w:t>
+      </w:r>
+    </w:p>
+    <w:p>
+      <w:pPr>
+        <w:pStyle w:val="NormaleWeb"/>
+        <w:rPr>
+          <w:rFonts w:ascii="Arial" w:hAnsi="Arial" w:cs="Arial"/>
+          <w:sz w:val="20"/>
+          <w:szCs w:val="20"/>
+        </w:rPr>
+      </w:pPr>
+      <w:r>
+        <w:rPr>
+          <w:rFonts w:ascii="Arial" w:hAnsi="Arial" w:cs="Arial"/>
+          <w:sz w:val="20"/>
+          <w:szCs w:val="20"/>
+        </w:rPr>
+        <w:t xml:space="preserve">L’interfaccia comprende le pagine principali (login, registrazione, calendario, attività, statistiche e profilo), mentre la logica gestisce operazioni come autenticazione, gestione delle attività e notifiche. I dati vengono salvati in un database locale utilizzando </w:t>
+      </w:r>
+      <w:r>
+        <w:rPr>
+          <w:rStyle w:val="whitespace-normal"/>
+          <w:rFonts w:ascii="Arial" w:hAnsi="Arial" w:cs="Arial"/>
+          <w:b/>
+          <w:bCs/>
+          <w:sz w:val="20"/>
+          <w:szCs w:val="20"/>
+        </w:rPr>
+        <w:t>SQLite</w:t>
+      </w:r>
+      <w:r>
+        <w:rPr>
+          <w:rFonts w:ascii="Arial" w:hAnsi="Arial" w:cs="Arial"/>
+          <w:sz w:val="20"/>
+          <w:szCs w:val="20"/>
+        </w:rPr>
+        <w:t xml:space="preserve">, tramite la libreria </w:t>
+      </w:r>
+      <w:r>
+        <w:rPr>
+          <w:rStyle w:val="whitespace-normal"/>
+          <w:rFonts w:ascii="Arial" w:hAnsi="Arial" w:cs="Arial"/>
+          <w:b/>
+          <w:bCs/>
+          <w:sz w:val="20"/>
+          <w:szCs w:val="20"/>
+        </w:rPr>
+        <w:t>SQLite-net-pcl</w:t>
+      </w:r>
+      <w:r>
+        <w:rPr>
+          <w:rFonts w:ascii="Arial" w:hAnsi="Arial" w:cs="Arial"/>
+          <w:sz w:val="20"/>
+          <w:szCs w:val="20"/>
+        </w:rPr>
+        <w:t>.</w:t>
+      </w:r>
+    </w:p>
+    <w:p>
+      <w:pPr>
+        <w:pStyle w:val="NormaleWeb"/>
+        <w:rPr>
+          <w:rFonts w:ascii="Arial" w:hAnsi="Arial" w:cs="Arial"/>
+          <w:sz w:val="20"/>
+          <w:szCs w:val="20"/>
+        </w:rPr>
+      </w:pPr>
+      <w:r>
+        <w:rPr>
+          <w:rFonts w:ascii="Arial" w:hAnsi="Arial" w:cs="Arial"/>
+          <w:sz w:val="20"/>
+          <w:szCs w:val="20"/>
+        </w:rPr>
+        <w:t>Il flusso delle informazioni prevede che l’utente inserisca o modifichi i dati tramite l’interfaccia; questi vengono elaborati e salvati nel database, per poi essere recuperati e visualizzati.</w:t>
+      </w:r>
+    </w:p>
+    <w:p>
+      <w:pPr>
+        <w:pStyle w:val="NormaleWeb"/>
+        <w:rPr>
+          <w:rFonts w:ascii="Arial" w:hAnsi="Arial" w:cs="Arial"/>
+          <w:sz w:val="20"/>
+          <w:szCs w:val="20"/>
+        </w:rPr>
+      </w:pPr>
+      <w:r>
+        <w:rPr>
+          <w:rFonts w:ascii="Arial" w:hAnsi="Arial" w:cs="Arial"/>
+          <w:sz w:val="20"/>
+          <w:szCs w:val="20"/>
+        </w:rPr>
+        <w:t>La navigazione dell’app segue questo flusso: Login/Registrazione → Home (Calendario) → Dettaglio attività → Statistiche / Profilo.</w:t>
+      </w:r>
+    </w:p>
+    <w:p/>
+    <w:p/>
+    <w:p/>
+    <w:p/>
+    <w:p/>
+    <w:p/>
     <w:p>
       <w:pPr>
         <w:pStyle w:val="Titolo2"/>
@@ -17645,6 +17894,67 @@
       <w:bookmarkStart w:id="33" w:name="_Toc94790456"/>
       <w:bookmarkStart w:id="34" w:name="_Toc220675982"/>
       <w:r>
+        <w:rPr>
+          <w:noProof/>
+        </w:rPr>
+        <w:drawing>
+          <wp:anchor distT="0" distB="0" distL="114300" distR="114300" simplePos="0" relativeHeight="251663360" behindDoc="0" locked="0" layoutInCell="1" allowOverlap="1" wp14:anchorId="135027B9" wp14:editId="1DDA4BA3">
+            <wp:simplePos x="0" y="0"/>
+            <wp:positionH relativeFrom="margin">
+              <wp:posOffset>32726</wp:posOffset>
+            </wp:positionH>
+            <wp:positionV relativeFrom="margin">
+              <wp:posOffset>4807348</wp:posOffset>
+            </wp:positionV>
+            <wp:extent cx="6122670" cy="1320165"/>
+            <wp:effectExtent l="0" t="0" r="0" b="0"/>
+            <wp:wrapSquare wrapText="bothSides"/>
+            <wp:docPr id="3" name="Immagine 3"/>
+            <wp:cNvGraphicFramePr>
+              <a:graphicFrameLocks xmlns:a="http://schemas.openxmlformats.org/drawingml/2006/main" noChangeAspect="1"/>
+            </wp:cNvGraphicFramePr>
+            <a:graphic xmlns:a="http://schemas.openxmlformats.org/drawingml/2006/main">
+              <a:graphicData uri="http://schemas.openxmlformats.org/drawingml/2006/picture">
+                <pic:pic xmlns:pic="http://schemas.openxmlformats.org/drawingml/2006/picture">
+                  <pic:nvPicPr>
+                    <pic:cNvPr id="0" name="Picture 3"/>
+                    <pic:cNvPicPr>
+                      <a:picLocks noChangeAspect="1" noChangeArrowheads="1"/>
+                    </pic:cNvPicPr>
+                  </pic:nvPicPr>
+                  <pic:blipFill>
+                    <a:blip r:embed="rId13">
+                      <a:extLst>
+                        <a:ext uri="{28A0092B-C50C-407E-A947-70E740481C1C}">
+                          <a14:useLocalDpi xmlns:a14="http://schemas.microsoft.com/office/drawing/2010/main" val="0"/>
+                        </a:ext>
+                      </a:extLst>
+                    </a:blip>
+                    <a:srcRect/>
+                    <a:stretch>
+                      <a:fillRect/>
+                    </a:stretch>
+                  </pic:blipFill>
+                  <pic:spPr bwMode="auto">
+                    <a:xfrm>
+                      <a:off x="0" y="0"/>
+                      <a:ext cx="6122670" cy="1320165"/>
+                    </a:xfrm>
+                    <a:prstGeom prst="rect">
+                      <a:avLst/>
+                    </a:prstGeom>
+                    <a:noFill/>
+                    <a:ln>
+                      <a:noFill/>
+                    </a:ln>
+                  </pic:spPr>
+                </pic:pic>
+              </a:graphicData>
+            </a:graphic>
+          </wp:anchor>
+        </w:drawing>
+      </w:r>
+      <w:r>
         <w:t>Design dei dati</w:t>
       </w:r>
       <w:r>
@@ -17656,48 +17966,356 @@
     </w:p>
     <w:p>
       <w:pPr>
-        <w:rPr>
-          <w:lang w:val="it-IT"/>
-        </w:rPr>
-      </w:pPr>
-      <w:r>
-        <w:rPr>
-          <w:lang w:val="it-IT"/>
-        </w:rPr>
-        <w:t xml:space="preserve">Descrizione delle strutture di dati utilizzate dal programma in base agli attributi e le </w:t>
-      </w:r>
-      <w:r>
-        <w:rPr>
-          <w:lang w:val="it-IT"/>
-        </w:rPr>
-        <w:t>relazioni degli oggetti in uso.</w:t>
-      </w:r>
-    </w:p>
-    <w:p>
-      <w:pPr>
-        <w:rPr>
-          <w:lang w:val="it-IT"/>
-        </w:rPr>
-      </w:pPr>
-      <w:r>
-        <w:rPr>
-          <w:lang w:val="it-IT"/>
-        </w:rPr>
-        <w:t>Schema E-R, schema logico e descrizione.</w:t>
-      </w:r>
-    </w:p>
-    <w:p>
-      <w:pPr>
-        <w:rPr>
-          <w:lang w:val="it-IT"/>
-        </w:rPr>
-      </w:pPr>
-      <w:r>
-        <w:rPr>
-          <w:lang w:val="it-IT"/>
-        </w:rPr>
-        <w:t>Se il diagramma E-R viene modificato, sulla doc dovrà apparire l’ultima versione, mentre le vecchie saranno sui diari.</w:t>
-      </w:r>
+        <w:pStyle w:val="NormaleWeb"/>
+      </w:pPr>
+    </w:p>
+    <w:p>
+      <w:pPr>
+        <w:rPr>
+          <w:lang w:val="it-IT"/>
+        </w:rPr>
+      </w:pPr>
+    </w:p>
+    <w:p>
+      <w:pPr>
+        <w:rPr>
+          <w:lang w:val="it-IT"/>
+        </w:rPr>
+      </w:pPr>
+      <w:r>
+        <w:rPr>
+          <w:lang w:val="it-IT"/>
+        </w:rPr>
+        <w:t xml:space="preserve">Il nostro database ha </w:t>
+      </w:r>
+      <w:r>
+        <w:rPr>
+          <w:lang w:val="it-IT"/>
+        </w:rPr>
+        <w:t>due</w:t>
+      </w:r>
+      <w:r>
+        <w:rPr>
+          <w:lang w:val="it-IT"/>
+        </w:rPr>
+        <w:t xml:space="preserve"> tabelle </w:t>
+      </w:r>
+      <w:r>
+        <w:rPr>
+          <w:b/>
+          <w:bCs/>
+          <w:lang w:val="it-IT"/>
+        </w:rPr>
+        <w:t>Utente</w:t>
+      </w:r>
+      <w:r>
+        <w:rPr>
+          <w:lang w:val="it-IT"/>
+        </w:rPr>
+        <w:t xml:space="preserve"> per </w:t>
+      </w:r>
+      <w:proofErr w:type="gramStart"/>
+      <w:r>
+        <w:rPr>
+          <w:lang w:val="it-IT"/>
+        </w:rPr>
+        <w:t>la pagin</w:t>
+      </w:r>
+      <w:r>
+        <w:rPr>
+          <w:lang w:val="it-IT"/>
+        </w:rPr>
+        <w:t>e</w:t>
+      </w:r>
+      <w:proofErr w:type="gramEnd"/>
+      <w:r>
+        <w:rPr>
+          <w:lang w:val="it-IT"/>
+        </w:rPr>
+        <w:t xml:space="preserve"> di</w:t>
+      </w:r>
+      <w:r>
+        <w:rPr>
+          <w:lang w:val="it-IT"/>
+        </w:rPr>
+        <w:t xml:space="preserve"> </w:t>
+      </w:r>
+      <w:r>
+        <w:rPr>
+          <w:b/>
+          <w:bCs/>
+          <w:lang w:val="it-IT"/>
+        </w:rPr>
+        <w:t>Login</w:t>
+      </w:r>
+      <w:r>
+        <w:rPr>
+          <w:lang w:val="it-IT"/>
+        </w:rPr>
+        <w:t>,</w:t>
+      </w:r>
+      <w:r>
+        <w:rPr>
+          <w:lang w:val="it-IT"/>
+        </w:rPr>
+        <w:t xml:space="preserve"> </w:t>
+      </w:r>
+      <w:r>
+        <w:rPr>
+          <w:b/>
+          <w:bCs/>
+          <w:lang w:val="it-IT"/>
+        </w:rPr>
+        <w:t>Registrazione</w:t>
+      </w:r>
+      <w:r>
+        <w:rPr>
+          <w:b/>
+          <w:bCs/>
+          <w:lang w:val="it-IT"/>
+        </w:rPr>
+        <w:t xml:space="preserve"> e </w:t>
+      </w:r>
+      <w:r>
+        <w:rPr>
+          <w:lang w:val="it-IT"/>
+        </w:rPr>
+        <w:t>di</w:t>
+      </w:r>
+      <w:r>
+        <w:rPr>
+          <w:lang w:val="it-IT"/>
+        </w:rPr>
+        <w:t xml:space="preserve"> </w:t>
+      </w:r>
+      <w:r>
+        <w:rPr>
+          <w:b/>
+          <w:bCs/>
+          <w:lang w:val="it-IT"/>
+        </w:rPr>
+        <w:t>Profilo</w:t>
+      </w:r>
+      <w:r>
+        <w:rPr>
+          <w:lang w:val="it-IT"/>
+        </w:rPr>
+        <w:t xml:space="preserve"> dove saranno salvati (id</w:t>
+      </w:r>
+      <w:r>
+        <w:rPr>
+          <w:lang w:val="it-IT"/>
+        </w:rPr>
+        <w:t xml:space="preserve"> (primary key)</w:t>
+      </w:r>
+      <w:r>
+        <w:rPr>
+          <w:lang w:val="it-IT"/>
+        </w:rPr>
+        <w:t>,</w:t>
+      </w:r>
+      <w:r>
+        <w:rPr>
+          <w:lang w:val="it-IT"/>
+        </w:rPr>
+        <w:t xml:space="preserve"> </w:t>
+      </w:r>
+      <w:r>
+        <w:rPr>
+          <w:lang w:val="it-IT"/>
+        </w:rPr>
+        <w:t>username,</w:t>
+      </w:r>
+      <w:r>
+        <w:rPr>
+          <w:lang w:val="it-IT"/>
+        </w:rPr>
+        <w:t xml:space="preserve"> </w:t>
+      </w:r>
+      <w:r>
+        <w:rPr>
+          <w:lang w:val="it-IT"/>
+        </w:rPr>
+        <w:t>password,</w:t>
+      </w:r>
+      <w:r>
+        <w:rPr>
+          <w:lang w:val="it-IT"/>
+        </w:rPr>
+        <w:t xml:space="preserve"> data di nascita, email, telefono, data registrazione).</w:t>
+      </w:r>
+    </w:p>
+    <w:p>
+      <w:pPr>
+        <w:rPr>
+          <w:lang w:val="it-IT"/>
+        </w:rPr>
+      </w:pPr>
+    </w:p>
+    <w:p>
+      <w:pPr>
+        <w:rPr>
+          <w:lang w:val="it-IT"/>
+        </w:rPr>
+      </w:pPr>
+      <w:r>
+        <w:rPr>
+          <w:lang w:val="it-IT"/>
+        </w:rPr>
+        <w:t xml:space="preserve">Mentre in quelle delle </w:t>
+      </w:r>
+      <w:r>
+        <w:rPr>
+          <w:b/>
+          <w:bCs/>
+          <w:lang w:val="it-IT"/>
+        </w:rPr>
+        <w:t>Attività</w:t>
+      </w:r>
+      <w:r>
+        <w:rPr>
+          <w:lang w:val="it-IT"/>
+        </w:rPr>
+        <w:t xml:space="preserve"> legate alle pagine d</w:t>
+      </w:r>
+      <w:r>
+        <w:rPr>
+          <w:lang w:val="it-IT"/>
+        </w:rPr>
+        <w:t xml:space="preserve">el </w:t>
+      </w:r>
+      <w:r>
+        <w:rPr>
+          <w:b/>
+          <w:bCs/>
+          <w:lang w:val="it-IT"/>
+        </w:rPr>
+        <w:t>Calendario</w:t>
+      </w:r>
+      <w:r>
+        <w:rPr>
+          <w:lang w:val="it-IT"/>
+        </w:rPr>
+        <w:t xml:space="preserve"> </w:t>
+      </w:r>
+      <w:r>
+        <w:rPr>
+          <w:lang w:val="it-IT"/>
+        </w:rPr>
+        <w:t>con (id (primary key), attività svolte, attività da svolgere, attività eliminate, attività modificate, le informazioni riguardo alle attività quali stato, note, tipo, data di inizio e di fine, infine la foreign key della tabella utente).</w:t>
+      </w:r>
+    </w:p>
+    <w:p>
+      <w:pPr>
+        <w:rPr>
+          <w:lang w:val="it-IT"/>
+        </w:rPr>
+      </w:pPr>
+    </w:p>
+    <w:p>
+      <w:pPr>
+        <w:rPr>
+          <w:lang w:val="it-IT"/>
+        </w:rPr>
+      </w:pPr>
+    </w:p>
+    <w:p>
+      <w:pPr>
+        <w:rPr>
+          <w:lang w:val="it-IT"/>
+        </w:rPr>
+      </w:pPr>
+    </w:p>
+    <w:p>
+      <w:pPr>
+        <w:rPr>
+          <w:lang w:val="it-IT"/>
+        </w:rPr>
+      </w:pPr>
+    </w:p>
+    <w:p>
+      <w:pPr>
+        <w:rPr>
+          <w:lang w:val="it-IT"/>
+        </w:rPr>
+      </w:pPr>
+    </w:p>
+    <w:p>
+      <w:pPr>
+        <w:rPr>
+          <w:lang w:val="it-IT"/>
+        </w:rPr>
+      </w:pPr>
+    </w:p>
+    <w:p>
+      <w:pPr>
+        <w:rPr>
+          <w:lang w:val="it-IT"/>
+        </w:rPr>
+      </w:pPr>
+    </w:p>
+    <w:p>
+      <w:pPr>
+        <w:rPr>
+          <w:lang w:val="it-IT"/>
+        </w:rPr>
+      </w:pPr>
+    </w:p>
+    <w:p>
+      <w:pPr>
+        <w:rPr>
+          <w:lang w:val="it-IT"/>
+        </w:rPr>
+      </w:pPr>
+    </w:p>
+    <w:p>
+      <w:pPr>
+        <w:rPr>
+          <w:lang w:val="it-IT"/>
+        </w:rPr>
+      </w:pPr>
+    </w:p>
+    <w:p>
+      <w:pPr>
+        <w:rPr>
+          <w:lang w:val="it-IT"/>
+        </w:rPr>
+      </w:pPr>
+    </w:p>
+    <w:p>
+      <w:pPr>
+        <w:rPr>
+          <w:lang w:val="it-IT"/>
+        </w:rPr>
+      </w:pPr>
+    </w:p>
+    <w:p>
+      <w:pPr>
+        <w:rPr>
+          <w:lang w:val="it-IT"/>
+        </w:rPr>
+      </w:pPr>
+    </w:p>
+    <w:p>
+      <w:pPr>
+        <w:rPr>
+          <w:lang w:val="it-IT"/>
+        </w:rPr>
+      </w:pPr>
+    </w:p>
+    <w:p>
+      <w:pPr>
+        <w:rPr>
+          <w:lang w:val="it-IT"/>
+        </w:rPr>
+      </w:pPr>
+    </w:p>
+    <w:p>
+      <w:pPr>
+        <w:rPr>
+          <w:lang w:val="it-IT"/>
+        </w:rPr>
+      </w:pPr>
     </w:p>
     <w:p>
       <w:pPr>
@@ -17714,37 +18332,712 @@
       <w:bookmarkEnd w:id="37"/>
     </w:p>
     <w:p>
-      <w:pPr>
-        <w:rPr>
-          <w:lang w:val="it-IT"/>
-        </w:rPr>
-      </w:pPr>
-      <w:r>
-        <w:rPr>
-          <w:lang w:val="it-IT"/>
-        </w:rPr>
-        <w:t>Descrizione delle interfacce interne ed esterne del sistema e dell’interfaccia utente. La progettazione delle interfacce è basata sulle informazioni rica</w:t>
-      </w:r>
-      <w:r>
-        <w:rPr>
-          <w:lang w:val="it-IT"/>
-        </w:rPr>
-        <w:t xml:space="preserve">vate durante la fase di analisi e realizzata tramite </w:t>
-      </w:r>
-      <w:proofErr w:type="spellStart"/>
-      <w:r>
-        <w:rPr>
-          <w:lang w:val="it-IT"/>
-        </w:rPr>
-        <w:t>mockups</w:t>
-      </w:r>
-      <w:proofErr w:type="spellEnd"/>
-      <w:r>
-        <w:rPr>
-          <w:lang w:val="it-IT"/>
-        </w:rPr>
-        <w:t>.</w:t>
-      </w:r>
+      <w:r>
+        <w:t xml:space="preserve">La progettazione delle interfacce è basata sulle informazioni che </w:t>
+      </w:r>
+      <w:r>
+        <w:t>abbiamo</w:t>
+      </w:r>
+      <w:r>
+        <w:t xml:space="preserve"> ricavato durante la fase di analisi, le </w:t>
+      </w:r>
+      <w:r>
+        <w:t>abbiamo</w:t>
+      </w:r>
+      <w:r>
+        <w:t xml:space="preserve"> realizzate tramite il sito Figma. Tutte i mockup sono stati pensati per l’utilizzo su dispositivi fissi, come i pc.</w:t>
+      </w:r>
+    </w:p>
+    <w:p/>
+    <w:p>
+      <w:pPr>
+        <w:pStyle w:val="Titolo3"/>
+      </w:pPr>
+      <w:r>
+        <w:t>Pagina di login</w:t>
+      </w:r>
+    </w:p>
+    <w:p>
+      <w:pPr>
+        <w:rPr>
+          <w:lang w:val="it-IT"/>
+        </w:rPr>
+      </w:pPr>
+      <w:r>
+        <w:rPr>
+          <w:lang w:val="it-IT"/>
+        </w:rPr>
+        <w:drawing>
+          <wp:inline distT="0" distB="0" distL="0" distR="0" wp14:anchorId="646D78D9" wp14:editId="4BFEC211">
+            <wp:extent cx="6120130" cy="4434840"/>
+            <wp:effectExtent l="0" t="0" r="0" b="3810"/>
+            <wp:docPr id="9" name="Immagine 9"/>
+            <wp:cNvGraphicFramePr>
+              <a:graphicFrameLocks xmlns:a="http://schemas.openxmlformats.org/drawingml/2006/main" noChangeAspect="1"/>
+            </wp:cNvGraphicFramePr>
+            <a:graphic xmlns:a="http://schemas.openxmlformats.org/drawingml/2006/main">
+              <a:graphicData uri="http://schemas.openxmlformats.org/drawingml/2006/picture">
+                <pic:pic xmlns:pic="http://schemas.openxmlformats.org/drawingml/2006/picture">
+                  <pic:nvPicPr>
+                    <pic:cNvPr id="1" name=""/>
+                    <pic:cNvPicPr/>
+                  </pic:nvPicPr>
+                  <pic:blipFill>
+                    <a:blip r:embed="rId14"/>
+                    <a:stretch>
+                      <a:fillRect/>
+                    </a:stretch>
+                  </pic:blipFill>
+                  <pic:spPr>
+                    <a:xfrm>
+                      <a:off x="0" y="0"/>
+                      <a:ext cx="6120130" cy="4434840"/>
+                    </a:xfrm>
+                    <a:prstGeom prst="rect">
+                      <a:avLst/>
+                    </a:prstGeom>
+                  </pic:spPr>
+                </pic:pic>
+              </a:graphicData>
+            </a:graphic>
+          </wp:inline>
+        </w:drawing>
+      </w:r>
+    </w:p>
+    <w:p>
+      <w:pPr>
+        <w:rPr>
+          <w:lang w:val="it-IT"/>
+        </w:rPr>
+      </w:pPr>
+    </w:p>
+    <w:p>
+      <w:pPr>
+        <w:rPr>
+          <w:lang w:val="it-IT"/>
+        </w:rPr>
+      </w:pPr>
+    </w:p>
+    <w:p>
+      <w:pPr>
+        <w:rPr>
+          <w:lang w:val="it-IT"/>
+        </w:rPr>
+      </w:pPr>
+    </w:p>
+    <w:p>
+      <w:pPr>
+        <w:pStyle w:val="Titolo3"/>
+      </w:pPr>
+      <w:r>
+        <w:lastRenderedPageBreak/>
+        <w:t>Pagina di registrazione</w:t>
+      </w:r>
+    </w:p>
+    <w:p>
+      <w:pPr>
+        <w:rPr>
+          <w:lang w:val="it-IT"/>
+        </w:rPr>
+      </w:pPr>
+      <w:r>
+        <w:rPr>
+          <w:lang w:val="it-IT"/>
+        </w:rPr>
+        <w:drawing>
+          <wp:inline distT="0" distB="0" distL="0" distR="0" wp14:anchorId="60707520" wp14:editId="033D6080">
+            <wp:extent cx="6120130" cy="4434840"/>
+            <wp:effectExtent l="0" t="0" r="0" b="3810"/>
+            <wp:docPr id="12" name="Immagine 12"/>
+            <wp:cNvGraphicFramePr>
+              <a:graphicFrameLocks xmlns:a="http://schemas.openxmlformats.org/drawingml/2006/main" noChangeAspect="1"/>
+            </wp:cNvGraphicFramePr>
+            <a:graphic xmlns:a="http://schemas.openxmlformats.org/drawingml/2006/main">
+              <a:graphicData uri="http://schemas.openxmlformats.org/drawingml/2006/picture">
+                <pic:pic xmlns:pic="http://schemas.openxmlformats.org/drawingml/2006/picture">
+                  <pic:nvPicPr>
+                    <pic:cNvPr id="1" name=""/>
+                    <pic:cNvPicPr/>
+                  </pic:nvPicPr>
+                  <pic:blipFill>
+                    <a:blip r:embed="rId15"/>
+                    <a:stretch>
+                      <a:fillRect/>
+                    </a:stretch>
+                  </pic:blipFill>
+                  <pic:spPr>
+                    <a:xfrm>
+                      <a:off x="0" y="0"/>
+                      <a:ext cx="6120130" cy="4434840"/>
+                    </a:xfrm>
+                    <a:prstGeom prst="rect">
+                      <a:avLst/>
+                    </a:prstGeom>
+                  </pic:spPr>
+                </pic:pic>
+              </a:graphicData>
+            </a:graphic>
+          </wp:inline>
+        </w:drawing>
+      </w:r>
+    </w:p>
+    <w:p>
+      <w:pPr>
+        <w:rPr>
+          <w:lang w:val="it-IT"/>
+        </w:rPr>
+      </w:pPr>
+    </w:p>
+    <w:p>
+      <w:pPr>
+        <w:rPr>
+          <w:lang w:val="it-IT"/>
+        </w:rPr>
+      </w:pPr>
+    </w:p>
+    <w:p>
+      <w:pPr>
+        <w:rPr>
+          <w:lang w:val="it-IT"/>
+        </w:rPr>
+      </w:pPr>
+    </w:p>
+    <w:p>
+      <w:pPr>
+        <w:pStyle w:val="Titolo3"/>
+      </w:pPr>
+      <w:r>
+        <w:lastRenderedPageBreak/>
+        <w:t>Pagina home</w:t>
+      </w:r>
+    </w:p>
+    <w:p>
+      <w:pPr>
+        <w:rPr>
+          <w:lang w:val="it-IT"/>
+        </w:rPr>
+      </w:pPr>
+      <w:r>
+        <w:rPr>
+          <w:lang w:val="it-IT"/>
+        </w:rPr>
+        <w:drawing>
+          <wp:inline distT="0" distB="0" distL="0" distR="0" wp14:anchorId="6229C1D4" wp14:editId="5DB67568">
+            <wp:extent cx="6106062" cy="4427220"/>
+            <wp:effectExtent l="0" t="0" r="9525" b="0"/>
+            <wp:docPr id="13" name="Immagine 13"/>
+            <wp:cNvGraphicFramePr>
+              <a:graphicFrameLocks xmlns:a="http://schemas.openxmlformats.org/drawingml/2006/main" noChangeAspect="1"/>
+            </wp:cNvGraphicFramePr>
+            <a:graphic xmlns:a="http://schemas.openxmlformats.org/drawingml/2006/main">
+              <a:graphicData uri="http://schemas.openxmlformats.org/drawingml/2006/picture">
+                <pic:pic xmlns:pic="http://schemas.openxmlformats.org/drawingml/2006/picture">
+                  <pic:nvPicPr>
+                    <pic:cNvPr id="13" name="Immagine 13"/>
+                    <pic:cNvPicPr/>
+                  </pic:nvPicPr>
+                  <pic:blipFill>
+                    <a:blip r:embed="rId16">
+                      <a:extLst>
+                        <a:ext uri="{28A0092B-C50C-407E-A947-70E740481C1C}">
+                          <a14:useLocalDpi xmlns:a14="http://schemas.microsoft.com/office/drawing/2010/main" val="0"/>
+                        </a:ext>
+                      </a:extLst>
+                    </a:blip>
+                    <a:stretch>
+                      <a:fillRect/>
+                    </a:stretch>
+                  </pic:blipFill>
+                  <pic:spPr>
+                    <a:xfrm>
+                      <a:off x="0" y="0"/>
+                      <a:ext cx="6106062" cy="4427220"/>
+                    </a:xfrm>
+                    <a:prstGeom prst="rect">
+                      <a:avLst/>
+                    </a:prstGeom>
+                  </pic:spPr>
+                </pic:pic>
+              </a:graphicData>
+            </a:graphic>
+          </wp:inline>
+        </w:drawing>
+      </w:r>
+    </w:p>
+    <w:p>
+      <w:pPr>
+        <w:rPr>
+          <w:lang w:val="it-IT"/>
+        </w:rPr>
+      </w:pPr>
+    </w:p>
+    <w:p>
+      <w:pPr>
+        <w:rPr>
+          <w:lang w:val="it-IT"/>
+        </w:rPr>
+      </w:pPr>
+    </w:p>
+    <w:p>
+      <w:pPr>
+        <w:pStyle w:val="Titolo3"/>
+      </w:pPr>
+      <w:r>
+        <w:lastRenderedPageBreak/>
+        <w:t>Pagina dettagli attività</w:t>
+      </w:r>
+    </w:p>
+    <w:p>
+      <w:pPr>
+        <w:rPr>
+          <w:lang w:val="it-IT"/>
+        </w:rPr>
+      </w:pPr>
+      <w:r>
+        <w:rPr>
+          <w:lang w:val="it-IT"/>
+        </w:rPr>
+        <w:drawing>
+          <wp:inline distT="0" distB="0" distL="0" distR="0" wp14:anchorId="7092C2A7" wp14:editId="37C813CB">
+            <wp:extent cx="6120130" cy="4438015"/>
+            <wp:effectExtent l="0" t="0" r="0" b="635"/>
+            <wp:docPr id="14" name="Immagine 14"/>
+            <wp:cNvGraphicFramePr>
+              <a:graphicFrameLocks xmlns:a="http://schemas.openxmlformats.org/drawingml/2006/main" noChangeAspect="1"/>
+            </wp:cNvGraphicFramePr>
+            <a:graphic xmlns:a="http://schemas.openxmlformats.org/drawingml/2006/main">
+              <a:graphicData uri="http://schemas.openxmlformats.org/drawingml/2006/picture">
+                <pic:pic xmlns:pic="http://schemas.openxmlformats.org/drawingml/2006/picture">
+                  <pic:nvPicPr>
+                    <pic:cNvPr id="1" name=""/>
+                    <pic:cNvPicPr/>
+                  </pic:nvPicPr>
+                  <pic:blipFill>
+                    <a:blip r:embed="rId17"/>
+                    <a:stretch>
+                      <a:fillRect/>
+                    </a:stretch>
+                  </pic:blipFill>
+                  <pic:spPr>
+                    <a:xfrm>
+                      <a:off x="0" y="0"/>
+                      <a:ext cx="6120130" cy="4438015"/>
+                    </a:xfrm>
+                    <a:prstGeom prst="rect">
+                      <a:avLst/>
+                    </a:prstGeom>
+                  </pic:spPr>
+                </pic:pic>
+              </a:graphicData>
+            </a:graphic>
+          </wp:inline>
+        </w:drawing>
+      </w:r>
+    </w:p>
+    <w:p>
+      <w:pPr>
+        <w:rPr>
+          <w:lang w:val="it-IT"/>
+        </w:rPr>
+      </w:pPr>
+    </w:p>
+    <w:p>
+      <w:pPr>
+        <w:rPr>
+          <w:lang w:val="it-IT"/>
+        </w:rPr>
+      </w:pPr>
+    </w:p>
+    <w:p>
+      <w:pPr>
+        <w:pStyle w:val="Titolo3"/>
+      </w:pPr>
+      <w:r>
+        <w:t>Pagina di statistiche</w:t>
+      </w:r>
+    </w:p>
+    <w:p>
+      <w:pPr>
+        <w:rPr>
+          <w:lang w:val="it-IT"/>
+        </w:rPr>
+      </w:pPr>
+    </w:p>
+    <w:p>
+      <w:pPr>
+        <w:rPr>
+          <w:lang w:val="it-IT"/>
+        </w:rPr>
+      </w:pPr>
+      <w:r>
+        <w:rPr>
+          <w:lang w:val="it-IT"/>
+        </w:rPr>
+        <w:lastRenderedPageBreak/>
+        <w:drawing>
+          <wp:inline distT="0" distB="0" distL="0" distR="0" wp14:anchorId="4B16B2B7" wp14:editId="1768BE25">
+            <wp:extent cx="6120130" cy="4412935"/>
+            <wp:effectExtent l="0" t="0" r="0" b="6985"/>
+            <wp:docPr id="7" name="Immagine 7"/>
+            <wp:cNvGraphicFramePr>
+              <a:graphicFrameLocks xmlns:a="http://schemas.openxmlformats.org/drawingml/2006/main" noChangeAspect="1"/>
+            </wp:cNvGraphicFramePr>
+            <a:graphic xmlns:a="http://schemas.openxmlformats.org/drawingml/2006/main">
+              <a:graphicData uri="http://schemas.openxmlformats.org/drawingml/2006/picture">
+                <pic:pic xmlns:pic="http://schemas.openxmlformats.org/drawingml/2006/picture">
+                  <pic:nvPicPr>
+                    <pic:cNvPr id="7" name="Immagine 7"/>
+                    <pic:cNvPicPr/>
+                  </pic:nvPicPr>
+                  <pic:blipFill>
+                    <a:blip r:embed="rId18">
+                      <a:extLst>
+                        <a:ext uri="{28A0092B-C50C-407E-A947-70E740481C1C}">
+                          <a14:useLocalDpi xmlns:a14="http://schemas.microsoft.com/office/drawing/2010/main" val="0"/>
+                        </a:ext>
+                      </a:extLst>
+                    </a:blip>
+                    <a:stretch>
+                      <a:fillRect/>
+                    </a:stretch>
+                  </pic:blipFill>
+                  <pic:spPr>
+                    <a:xfrm>
+                      <a:off x="0" y="0"/>
+                      <a:ext cx="6120130" cy="4412935"/>
+                    </a:xfrm>
+                    <a:prstGeom prst="rect">
+                      <a:avLst/>
+                    </a:prstGeom>
+                  </pic:spPr>
+                </pic:pic>
+              </a:graphicData>
+            </a:graphic>
+          </wp:inline>
+        </w:drawing>
+      </w:r>
+    </w:p>
+    <w:p>
+      <w:pPr>
+        <w:rPr>
+          <w:lang w:val="it-IT"/>
+        </w:rPr>
+      </w:pPr>
+    </w:p>
+    <w:p>
+      <w:pPr>
+        <w:rPr>
+          <w:lang w:val="it-IT"/>
+        </w:rPr>
+      </w:pPr>
+    </w:p>
+    <w:p>
+      <w:pPr>
+        <w:pStyle w:val="Titolo3"/>
+      </w:pPr>
+      <w:r>
+        <w:t>Notifiche</w:t>
+      </w:r>
+    </w:p>
+    <w:p>
+      <w:pPr>
+        <w:rPr>
+          <w:lang w:val="it-IT"/>
+        </w:rPr>
+      </w:pPr>
+      <w:r>
+        <w:rPr>
+          <w:lang w:val="it-IT"/>
+        </w:rPr>
+        <w:drawing>
+          <wp:inline distT="0" distB="0" distL="0" distR="0" wp14:anchorId="7C63F3EC" wp14:editId="28E86E4D">
+            <wp:extent cx="3295650" cy="2246080"/>
+            <wp:effectExtent l="0" t="0" r="0" b="1905"/>
+            <wp:docPr id="15" name="Immagine 15"/>
+            <wp:cNvGraphicFramePr>
+              <a:graphicFrameLocks xmlns:a="http://schemas.openxmlformats.org/drawingml/2006/main" noChangeAspect="1"/>
+            </wp:cNvGraphicFramePr>
+            <a:graphic xmlns:a="http://schemas.openxmlformats.org/drawingml/2006/main">
+              <a:graphicData uri="http://schemas.openxmlformats.org/drawingml/2006/picture">
+                <pic:pic xmlns:pic="http://schemas.openxmlformats.org/drawingml/2006/picture">
+                  <pic:nvPicPr>
+                    <pic:cNvPr id="1" name=""/>
+                    <pic:cNvPicPr/>
+                  </pic:nvPicPr>
+                  <pic:blipFill>
+                    <a:blip r:embed="rId19"/>
+                    <a:stretch>
+                      <a:fillRect/>
+                    </a:stretch>
+                  </pic:blipFill>
+                  <pic:spPr>
+                    <a:xfrm>
+                      <a:off x="0" y="0"/>
+                      <a:ext cx="3298068" cy="2247728"/>
+                    </a:xfrm>
+                    <a:prstGeom prst="rect">
+                      <a:avLst/>
+                    </a:prstGeom>
+                  </pic:spPr>
+                </pic:pic>
+              </a:graphicData>
+            </a:graphic>
+          </wp:inline>
+        </w:drawing>
+      </w:r>
+    </w:p>
+    <w:p>
+      <w:pPr>
+        <w:pStyle w:val="Titolo3"/>
+      </w:pPr>
+      <w:r>
+        <w:lastRenderedPageBreak/>
+        <w:drawing>
+          <wp:anchor distT="0" distB="0" distL="114300" distR="114300" simplePos="0" relativeHeight="251664384" behindDoc="0" locked="0" layoutInCell="1" allowOverlap="1" wp14:anchorId="54E42335" wp14:editId="53EAEF05">
+            <wp:simplePos x="0" y="0"/>
+            <wp:positionH relativeFrom="margin">
+              <wp:posOffset>-91440</wp:posOffset>
+            </wp:positionH>
+            <wp:positionV relativeFrom="paragraph">
+              <wp:posOffset>263525</wp:posOffset>
+            </wp:positionV>
+            <wp:extent cx="6300470" cy="4542790"/>
+            <wp:effectExtent l="0" t="0" r="5080" b="0"/>
+            <wp:wrapTopAndBottom/>
+            <wp:docPr id="2" name="Immagine 2"/>
+            <wp:cNvGraphicFramePr>
+              <a:graphicFrameLocks xmlns:a="http://schemas.openxmlformats.org/drawingml/2006/main" noChangeAspect="1"/>
+            </wp:cNvGraphicFramePr>
+            <a:graphic xmlns:a="http://schemas.openxmlformats.org/drawingml/2006/main">
+              <a:graphicData uri="http://schemas.openxmlformats.org/drawingml/2006/picture">
+                <pic:pic xmlns:pic="http://schemas.openxmlformats.org/drawingml/2006/picture">
+                  <pic:nvPicPr>
+                    <pic:cNvPr id="2" name="Immagine 2"/>
+                    <pic:cNvPicPr/>
+                  </pic:nvPicPr>
+                  <pic:blipFill>
+                    <a:blip r:embed="rId20">
+                      <a:extLst>
+                        <a:ext uri="{28A0092B-C50C-407E-A947-70E740481C1C}">
+                          <a14:useLocalDpi xmlns:a14="http://schemas.microsoft.com/office/drawing/2010/main" val="0"/>
+                        </a:ext>
+                      </a:extLst>
+                    </a:blip>
+                    <a:stretch>
+                      <a:fillRect/>
+                    </a:stretch>
+                  </pic:blipFill>
+                  <pic:spPr>
+                    <a:xfrm>
+                      <a:off x="0" y="0"/>
+                      <a:ext cx="6300470" cy="4542790"/>
+                    </a:xfrm>
+                    <a:prstGeom prst="rect">
+                      <a:avLst/>
+                    </a:prstGeom>
+                  </pic:spPr>
+                </pic:pic>
+              </a:graphicData>
+            </a:graphic>
+            <wp14:sizeRelH relativeFrom="margin">
+              <wp14:pctWidth>0</wp14:pctWidth>
+            </wp14:sizeRelH>
+            <wp14:sizeRelV relativeFrom="margin">
+              <wp14:pctHeight>0</wp14:pctHeight>
+            </wp14:sizeRelV>
+          </wp:anchor>
+        </w:drawing>
+      </w:r>
+      <w:r>
+        <w:t>Pagina del profilo</w:t>
+      </w:r>
+    </w:p>
+    <w:p>
+      <w:pPr>
+        <w:pStyle w:val="Titolo3"/>
+      </w:pPr>
+      <w:r>
+        <w:t>Pagina modifiche</w:t>
+      </w:r>
+    </w:p>
+    <w:p>
+      <w:pPr>
+        <w:rPr>
+          <w:lang w:val="it-IT"/>
+        </w:rPr>
+      </w:pPr>
+      <w:r>
+        <w:rPr>
+          <w:lang w:val="it-IT"/>
+        </w:rPr>
+        <w:lastRenderedPageBreak/>
+        <w:drawing>
+          <wp:inline distT="0" distB="0" distL="0" distR="0" wp14:anchorId="1868651C" wp14:editId="1E6F8FC5">
+            <wp:extent cx="6120130" cy="5222769"/>
+            <wp:effectExtent l="0" t="0" r="0" b="0"/>
+            <wp:docPr id="4" name="Immagine 4"/>
+            <wp:cNvGraphicFramePr>
+              <a:graphicFrameLocks xmlns:a="http://schemas.openxmlformats.org/drawingml/2006/main" noChangeAspect="1"/>
+            </wp:cNvGraphicFramePr>
+            <a:graphic xmlns:a="http://schemas.openxmlformats.org/drawingml/2006/main">
+              <a:graphicData uri="http://schemas.openxmlformats.org/drawingml/2006/picture">
+                <pic:pic xmlns:pic="http://schemas.openxmlformats.org/drawingml/2006/picture">
+                  <pic:nvPicPr>
+                    <pic:cNvPr id="4" name="Immagine 4"/>
+                    <pic:cNvPicPr/>
+                  </pic:nvPicPr>
+                  <pic:blipFill>
+                    <a:blip r:embed="rId21">
+                      <a:extLst>
+                        <a:ext uri="{28A0092B-C50C-407E-A947-70E740481C1C}">
+                          <a14:useLocalDpi xmlns:a14="http://schemas.microsoft.com/office/drawing/2010/main" val="0"/>
+                        </a:ext>
+                      </a:extLst>
+                    </a:blip>
+                    <a:stretch>
+                      <a:fillRect/>
+                    </a:stretch>
+                  </pic:blipFill>
+                  <pic:spPr>
+                    <a:xfrm>
+                      <a:off x="0" y="0"/>
+                      <a:ext cx="6120130" cy="5222769"/>
+                    </a:xfrm>
+                    <a:prstGeom prst="rect">
+                      <a:avLst/>
+                    </a:prstGeom>
+                  </pic:spPr>
+                </pic:pic>
+              </a:graphicData>
+            </a:graphic>
+          </wp:inline>
+        </w:drawing>
+      </w:r>
+    </w:p>
+    <w:p/>
+    <w:p>
+      <w:pPr>
+        <w:pStyle w:val="Titolo3"/>
+      </w:pPr>
+      <w:r>
+        <w:lastRenderedPageBreak/>
+        <w:t>Pagina condivisioni</w:t>
+      </w:r>
+    </w:p>
+    <w:p>
+      <w:r>
+        <w:drawing>
+          <wp:inline distT="0" distB="0" distL="0" distR="0" wp14:anchorId="34B5E631" wp14:editId="70D9864C">
+            <wp:extent cx="6120130" cy="4432300"/>
+            <wp:effectExtent l="0" t="0" r="0" b="6350"/>
+            <wp:docPr id="16" name="Immagine 16"/>
+            <wp:cNvGraphicFramePr>
+              <a:graphicFrameLocks xmlns:a="http://schemas.openxmlformats.org/drawingml/2006/main" noChangeAspect="1"/>
+            </wp:cNvGraphicFramePr>
+            <a:graphic xmlns:a="http://schemas.openxmlformats.org/drawingml/2006/main">
+              <a:graphicData uri="http://schemas.openxmlformats.org/drawingml/2006/picture">
+                <pic:pic xmlns:pic="http://schemas.openxmlformats.org/drawingml/2006/picture">
+                  <pic:nvPicPr>
+                    <pic:cNvPr id="1" name=""/>
+                    <pic:cNvPicPr/>
+                  </pic:nvPicPr>
+                  <pic:blipFill>
+                    <a:blip r:embed="rId22"/>
+                    <a:stretch>
+                      <a:fillRect/>
+                    </a:stretch>
+                  </pic:blipFill>
+                  <pic:spPr>
+                    <a:xfrm>
+                      <a:off x="0" y="0"/>
+                      <a:ext cx="6120130" cy="4432300"/>
+                    </a:xfrm>
+                    <a:prstGeom prst="rect">
+                      <a:avLst/>
+                    </a:prstGeom>
+                  </pic:spPr>
+                </pic:pic>
+              </a:graphicData>
+            </a:graphic>
+          </wp:inline>
+        </w:drawing>
+      </w:r>
+    </w:p>
+    <w:p>
+      <w:pPr>
+        <w:rPr>
+          <w:lang w:val="it-IT"/>
+        </w:rPr>
+      </w:pPr>
+    </w:p>
+    <w:p>
+      <w:pPr>
+        <w:rPr>
+          <w:lang w:val="it-IT"/>
+        </w:rPr>
+      </w:pPr>
+    </w:p>
+    <w:p>
+      <w:pPr>
+        <w:pStyle w:val="Titolo3"/>
+      </w:pPr>
+      <w:r>
+        <w:t>Notifica condivisione</w:t>
+      </w:r>
+    </w:p>
+    <w:p>
+      <w:pPr>
+        <w:rPr>
+          <w:lang w:val="it-IT"/>
+        </w:rPr>
+      </w:pPr>
+      <w:r>
+        <w:rPr>
+          <w:lang w:val="it-IT"/>
+        </w:rPr>
+        <w:drawing>
+          <wp:inline distT="0" distB="0" distL="0" distR="0" wp14:anchorId="1EB731F8" wp14:editId="04BC923A">
+            <wp:extent cx="3000375" cy="1512189"/>
+            <wp:effectExtent l="0" t="0" r="0" b="0"/>
+            <wp:docPr id="17" name="Immagine 17"/>
+            <wp:cNvGraphicFramePr>
+              <a:graphicFrameLocks xmlns:a="http://schemas.openxmlformats.org/drawingml/2006/main" noChangeAspect="1"/>
+            </wp:cNvGraphicFramePr>
+            <a:graphic xmlns:a="http://schemas.openxmlformats.org/drawingml/2006/main">
+              <a:graphicData uri="http://schemas.openxmlformats.org/drawingml/2006/picture">
+                <pic:pic xmlns:pic="http://schemas.openxmlformats.org/drawingml/2006/picture">
+                  <pic:nvPicPr>
+                    <pic:cNvPr id="1" name=""/>
+                    <pic:cNvPicPr/>
+                  </pic:nvPicPr>
+                  <pic:blipFill>
+                    <a:blip r:embed="rId23"/>
+                    <a:stretch>
+                      <a:fillRect/>
+                    </a:stretch>
+                  </pic:blipFill>
+                  <pic:spPr>
+                    <a:xfrm>
+                      <a:off x="0" y="0"/>
+                      <a:ext cx="3009609" cy="1516843"/>
+                    </a:xfrm>
+                    <a:prstGeom prst="rect">
+                      <a:avLst/>
+                    </a:prstGeom>
+                  </pic:spPr>
+                </pic:pic>
+              </a:graphicData>
+            </a:graphic>
+          </wp:inline>
+        </w:drawing>
+      </w:r>
+    </w:p>
+    <w:p>
+      <w:pPr>
+        <w:rPr>
+          <w:lang w:val="it-IT"/>
+        </w:rPr>
+      </w:pPr>
     </w:p>
     <w:p>
       <w:pPr>
@@ -17833,6 +19126,7 @@
         <w:rPr>
           <w:lang w:val="it-IT"/>
         </w:rPr>
+        <w:lastRenderedPageBreak/>
         <w:t>Classi e metodi.</w:t>
       </w:r>
     </w:p>
@@ -20203,10 +21497,10 @@
       </w:pPr>
     </w:p>
     <w:sectPr>
-      <w:headerReference w:type="default" r:id="rId11"/>
-      <w:footerReference w:type="default" r:id="rId12"/>
-      <w:headerReference w:type="first" r:id="rId13"/>
-      <w:footerReference w:type="first" r:id="rId14"/>
+      <w:headerReference w:type="default" r:id="rId24"/>
+      <w:footerReference w:type="default" r:id="rId25"/>
+      <w:headerReference w:type="first" r:id="rId26"/>
+      <w:footerReference w:type="first" r:id="rId27"/>
       <w:pgSz w:w="11906" w:h="16838"/>
       <w:pgMar w:top="1985" w:right="1134" w:bottom="1702" w:left="1134" w:header="567" w:footer="567" w:gutter="0"/>
       <w:pgNumType w:start="1"/>
@@ -25831,6 +27125,23 @@
       <w:contextualSpacing/>
     </w:pPr>
   </w:style>
+  <w:style w:type="character" w:styleId="Menzionenonrisolta">
+    <w:name w:val="Unresolved Mention"/>
+    <w:basedOn w:val="Carpredefinitoparagrafo"/>
+    <w:uiPriority w:val="99"/>
+    <w:semiHidden/>
+    <w:unhideWhenUsed/>
+    <w:rsid w:val="008B7FFD"/>
+    <w:rPr>
+      <w:color w:val="605E5C"/>
+      <w:shd w:val="clear" w:color="auto" w:fill="E1DFDD"/>
+    </w:rPr>
+  </w:style>
+  <w:style w:type="character" w:customStyle="1" w:styleId="whitespace-normal">
+    <w:name w:val="whitespace-normal"/>
+    <w:basedOn w:val="Carpredefinitoparagrafo"/>
+    <w:rsid w:val="00A27F86"/>
+  </w:style>
 </w:styles>
 </file>
 

--- a/3_Documentazione/Documentazione_OraX.docx
+++ b/3_Documentazione/Documentazione_OraX.docx
@@ -4217,7 +4217,7 @@
               <w:bottom w:val="outset" w:sz="6" w:space="0" w:color="000000"/>
               <w:right w:val="single" w:sz="4" w:space="0" w:color="auto"/>
             </w:tcBorders>
-            <w:shd w:val="clear" w:color="auto" w:fill="F2F2F2" w:themeFill="background1" w:themeFillShade="F2"/>
+            <w:shd w:val="clear" w:color="auto" w:fill="DDDDFF"/>
           </w:tcPr>
           <w:p>
             <w:pPr>
@@ -4262,7 +4262,7 @@
               <w:left w:val="single" w:sz="4" w:space="0" w:color="auto"/>
               <w:bottom w:val="outset" w:sz="6" w:space="0" w:color="000000"/>
             </w:tcBorders>
-            <w:shd w:val="clear" w:color="auto" w:fill="F2F2F2" w:themeFill="background1" w:themeFillShade="F2"/>
+            <w:shd w:val="clear" w:color="auto" w:fill="DDDDFF"/>
           </w:tcPr>
           <w:p>
             <w:pPr>
@@ -4296,7 +4296,7 @@
               <w:bottom w:val="outset" w:sz="6" w:space="0" w:color="000000"/>
               <w:right w:val="outset" w:sz="6" w:space="0" w:color="000000"/>
             </w:tcBorders>
-            <w:shd w:val="clear" w:color="auto" w:fill="F2F2F2" w:themeFill="background1" w:themeFillShade="F2"/>
+            <w:shd w:val="clear" w:color="auto" w:fill="DDDDFF"/>
           </w:tcPr>
           <w:p>
             <w:pPr>
@@ -4385,7 +4385,7 @@
               <w:bottom w:val="outset" w:sz="6" w:space="0" w:color="000000"/>
               <w:right w:val="outset" w:sz="6" w:space="0" w:color="000000"/>
             </w:tcBorders>
-            <w:shd w:val="clear" w:color="auto" w:fill="F2F2F2" w:themeFill="background1" w:themeFillShade="F2"/>
+            <w:shd w:val="clear" w:color="auto" w:fill="DDDDFF"/>
           </w:tcPr>
           <w:p>
             <w:pPr>
@@ -4446,7 +4446,7 @@
               <w:top w:val="outset" w:sz="6" w:space="0" w:color="000000"/>
               <w:bottom w:val="outset" w:sz="6" w:space="0" w:color="000000"/>
             </w:tcBorders>
-            <w:shd w:val="clear" w:color="auto" w:fill="F2F2F2" w:themeFill="background1" w:themeFillShade="F2"/>
+            <w:shd w:val="clear" w:color="auto" w:fill="DDDDFF"/>
           </w:tcPr>
           <w:p>
             <w:pPr>
@@ -4489,7 +4489,7 @@
               <w:bottom w:val="outset" w:sz="6" w:space="0" w:color="000000"/>
               <w:right w:val="outset" w:sz="6" w:space="0" w:color="000000"/>
             </w:tcBorders>
-            <w:shd w:val="clear" w:color="auto" w:fill="F2F2F2" w:themeFill="background1" w:themeFillShade="F2"/>
+            <w:shd w:val="clear" w:color="auto" w:fill="DDDDFF"/>
           </w:tcPr>
           <w:p>
             <w:pPr>
@@ -4551,7 +4551,7 @@
               <w:bottom w:val="outset" w:sz="6" w:space="0" w:color="000000"/>
               <w:right w:val="outset" w:sz="6" w:space="0" w:color="000000"/>
             </w:tcBorders>
-            <w:shd w:val="clear" w:color="auto" w:fill="F2F2F2" w:themeFill="background1" w:themeFillShade="F2"/>
+            <w:shd w:val="clear" w:color="auto" w:fill="DDDDFF"/>
           </w:tcPr>
           <w:p>
             <w:pPr>
@@ -4614,7 +4614,7 @@
               <w:bottom w:val="outset" w:sz="6" w:space="0" w:color="000000"/>
               <w:right w:val="outset" w:sz="6" w:space="0" w:color="000000"/>
             </w:tcBorders>
-            <w:shd w:val="clear" w:color="auto" w:fill="F2F2F2" w:themeFill="background1" w:themeFillShade="F2"/>
+            <w:shd w:val="clear" w:color="auto" w:fill="DDDDFF"/>
           </w:tcPr>
           <w:p>
             <w:pPr>
@@ -4677,7 +4677,7 @@
               <w:bottom w:val="outset" w:sz="6" w:space="0" w:color="000000"/>
               <w:right w:val="outset" w:sz="6" w:space="0" w:color="000000"/>
             </w:tcBorders>
-            <w:shd w:val="clear" w:color="auto" w:fill="F2F2F2" w:themeFill="background1" w:themeFillShade="F2"/>
+            <w:shd w:val="clear" w:color="auto" w:fill="DDDDFF"/>
           </w:tcPr>
           <w:p>
             <w:pPr>
@@ -4740,7 +4740,7 @@
               <w:bottom w:val="outset" w:sz="6" w:space="0" w:color="000000"/>
               <w:right w:val="outset" w:sz="6" w:space="0" w:color="000000"/>
             </w:tcBorders>
-            <w:shd w:val="clear" w:color="auto" w:fill="F2F2F2" w:themeFill="background1" w:themeFillShade="F2"/>
+            <w:shd w:val="clear" w:color="auto" w:fill="DDDDFF"/>
           </w:tcPr>
           <w:p>
             <w:pPr>
@@ -4805,7 +4805,7 @@
               <w:bottom w:val="outset" w:sz="6" w:space="0" w:color="000000"/>
               <w:right w:val="single" w:sz="4" w:space="0" w:color="auto"/>
             </w:tcBorders>
-            <w:shd w:val="clear" w:color="auto" w:fill="F2F2F2" w:themeFill="background1" w:themeFillShade="F2"/>
+            <w:shd w:val="clear" w:color="auto" w:fill="DDDDFF"/>
           </w:tcPr>
           <w:p>
             <w:pPr>
@@ -4850,7 +4850,7 @@
               <w:left w:val="single" w:sz="4" w:space="0" w:color="auto"/>
               <w:bottom w:val="outset" w:sz="6" w:space="0" w:color="000000"/>
             </w:tcBorders>
-            <w:shd w:val="clear" w:color="auto" w:fill="F2F2F2" w:themeFill="background1" w:themeFillShade="F2"/>
+            <w:shd w:val="clear" w:color="auto" w:fill="DDDDFF"/>
           </w:tcPr>
           <w:p>
             <w:pPr>
@@ -4885,7 +4885,7 @@
               <w:bottom w:val="outset" w:sz="6" w:space="0" w:color="000000"/>
               <w:right w:val="outset" w:sz="6" w:space="0" w:color="000000"/>
             </w:tcBorders>
-            <w:shd w:val="clear" w:color="auto" w:fill="F2F2F2" w:themeFill="background1" w:themeFillShade="F2"/>
+            <w:shd w:val="clear" w:color="auto" w:fill="DDDDFF"/>
           </w:tcPr>
           <w:p>
             <w:pPr>
@@ -4953,7 +4953,7 @@
               <w:bottom w:val="outset" w:sz="6" w:space="0" w:color="000000"/>
               <w:right w:val="outset" w:sz="6" w:space="0" w:color="000000"/>
             </w:tcBorders>
-            <w:shd w:val="clear" w:color="auto" w:fill="F2F2F2" w:themeFill="background1" w:themeFillShade="F2"/>
+            <w:shd w:val="clear" w:color="auto" w:fill="DDDDFF"/>
           </w:tcPr>
           <w:p>
             <w:pPr>
@@ -5015,7 +5015,7 @@
               <w:top w:val="outset" w:sz="6" w:space="0" w:color="000000"/>
               <w:bottom w:val="outset" w:sz="6" w:space="0" w:color="000000"/>
             </w:tcBorders>
-            <w:shd w:val="clear" w:color="auto" w:fill="F2F2F2" w:themeFill="background1" w:themeFillShade="F2"/>
+            <w:shd w:val="clear" w:color="auto" w:fill="DDDDFF"/>
           </w:tcPr>
           <w:p>
             <w:pPr>
@@ -5049,7 +5049,7 @@
               <w:bottom w:val="outset" w:sz="6" w:space="0" w:color="000000"/>
               <w:right w:val="outset" w:sz="6" w:space="0" w:color="000000"/>
             </w:tcBorders>
-            <w:shd w:val="clear" w:color="auto" w:fill="F2F2F2" w:themeFill="background1" w:themeFillShade="F2"/>
+            <w:shd w:val="clear" w:color="auto" w:fill="DDDDFF"/>
           </w:tcPr>
           <w:p>
             <w:pPr>
@@ -5118,7 +5118,7 @@
               <w:bottom w:val="outset" w:sz="6" w:space="0" w:color="000000"/>
               <w:right w:val="outset" w:sz="6" w:space="0" w:color="000000"/>
             </w:tcBorders>
-            <w:shd w:val="clear" w:color="auto" w:fill="F2F2F2" w:themeFill="background1" w:themeFillShade="F2"/>
+            <w:shd w:val="clear" w:color="auto" w:fill="DDDDFF"/>
           </w:tcPr>
           <w:p>
             <w:pPr>
@@ -5188,7 +5188,7 @@
               <w:bottom w:val="outset" w:sz="6" w:space="0" w:color="000000"/>
               <w:right w:val="outset" w:sz="6" w:space="0" w:color="000000"/>
             </w:tcBorders>
-            <w:shd w:val="clear" w:color="auto" w:fill="F2F2F2" w:themeFill="background1" w:themeFillShade="F2"/>
+            <w:shd w:val="clear" w:color="auto" w:fill="DDDDFF"/>
           </w:tcPr>
           <w:p>
             <w:pPr>
@@ -5253,7 +5253,7 @@
               <w:bottom w:val="outset" w:sz="6" w:space="0" w:color="000000"/>
               <w:right w:val="single" w:sz="4" w:space="0" w:color="auto"/>
             </w:tcBorders>
-            <w:shd w:val="clear" w:color="auto" w:fill="F2F2F2" w:themeFill="background1" w:themeFillShade="F2"/>
+            <w:shd w:val="clear" w:color="auto" w:fill="DDDDFF"/>
           </w:tcPr>
           <w:p>
             <w:pPr>
@@ -5298,32 +5298,24 @@
               <w:left w:val="single" w:sz="4" w:space="0" w:color="auto"/>
               <w:bottom w:val="outset" w:sz="6" w:space="0" w:color="000000"/>
             </w:tcBorders>
-            <w:shd w:val="clear" w:color="auto" w:fill="F2F2F2" w:themeFill="background1" w:themeFillShade="F2"/>
-          </w:tcPr>
-          <w:p>
-            <w:pPr>
-              <w:spacing w:before="100" w:beforeAutospacing="1"/>
-              <w:rPr>
-                <w:b/>
-                <w:sz w:val="16"/>
-                <w:szCs w:val="16"/>
-              </w:rPr>
-            </w:pPr>
-            <w:r>
-              <w:rPr>
-                <w:b/>
-                <w:sz w:val="16"/>
-                <w:szCs w:val="16"/>
-              </w:rPr>
-              <w:t>Story points:</w:t>
-            </w:r>
-            <w:r>
-              <w:rPr>
-                <w:b/>
-                <w:sz w:val="16"/>
-                <w:szCs w:val="16"/>
-              </w:rPr>
-              <w:t xml:space="preserve"> 5</w:t>
+            <w:shd w:val="clear" w:color="auto" w:fill="DDDDFF"/>
+          </w:tcPr>
+          <w:p>
+            <w:pPr>
+              <w:spacing w:before="100" w:beforeAutospacing="1"/>
+              <w:rPr>
+                <w:b/>
+                <w:sz w:val="16"/>
+                <w:szCs w:val="16"/>
+              </w:rPr>
+            </w:pPr>
+            <w:r>
+              <w:rPr>
+                <w:b/>
+                <w:sz w:val="16"/>
+                <w:szCs w:val="16"/>
+              </w:rPr>
+              <w:t>Story points: 5</w:t>
             </w:r>
           </w:p>
         </w:tc>
@@ -5340,7 +5332,7 @@
               <w:bottom w:val="outset" w:sz="6" w:space="0" w:color="000000"/>
               <w:right w:val="outset" w:sz="6" w:space="0" w:color="000000"/>
             </w:tcBorders>
-            <w:shd w:val="clear" w:color="auto" w:fill="F2F2F2" w:themeFill="background1" w:themeFillShade="F2"/>
+            <w:shd w:val="clear" w:color="auto" w:fill="DDDDFF"/>
           </w:tcPr>
           <w:p>
             <w:pPr>
@@ -5429,7 +5421,7 @@
               <w:bottom w:val="outset" w:sz="6" w:space="0" w:color="000000"/>
               <w:right w:val="outset" w:sz="6" w:space="0" w:color="000000"/>
             </w:tcBorders>
-            <w:shd w:val="clear" w:color="auto" w:fill="F2F2F2" w:themeFill="background1" w:themeFillShade="F2"/>
+            <w:shd w:val="clear" w:color="auto" w:fill="DDDDFF"/>
           </w:tcPr>
           <w:p>
             <w:pPr>
@@ -5490,7 +5482,7 @@
               <w:top w:val="outset" w:sz="6" w:space="0" w:color="000000"/>
               <w:bottom w:val="outset" w:sz="6" w:space="0" w:color="000000"/>
             </w:tcBorders>
-            <w:shd w:val="clear" w:color="auto" w:fill="F2F2F2" w:themeFill="background1" w:themeFillShade="F2"/>
+            <w:shd w:val="clear" w:color="auto" w:fill="DDDDFF"/>
           </w:tcPr>
           <w:p>
             <w:pPr>
@@ -5524,7 +5516,7 @@
               <w:bottom w:val="outset" w:sz="6" w:space="0" w:color="000000"/>
               <w:right w:val="outset" w:sz="6" w:space="0" w:color="000000"/>
             </w:tcBorders>
-            <w:shd w:val="clear" w:color="auto" w:fill="F2F2F2" w:themeFill="background1" w:themeFillShade="F2"/>
+            <w:shd w:val="clear" w:color="auto" w:fill="DDDDFF"/>
           </w:tcPr>
           <w:p>
             <w:pPr>
@@ -5586,7 +5578,7 @@
               <w:bottom w:val="outset" w:sz="6" w:space="0" w:color="000000"/>
               <w:right w:val="outset" w:sz="6" w:space="0" w:color="000000"/>
             </w:tcBorders>
-            <w:shd w:val="clear" w:color="auto" w:fill="F2F2F2" w:themeFill="background1" w:themeFillShade="F2"/>
+            <w:shd w:val="clear" w:color="auto" w:fill="DDDDFF"/>
           </w:tcPr>
           <w:p>
             <w:pPr>
@@ -5649,7 +5641,7 @@
               <w:bottom w:val="outset" w:sz="6" w:space="0" w:color="000000"/>
               <w:right w:val="outset" w:sz="6" w:space="0" w:color="000000"/>
             </w:tcBorders>
-            <w:shd w:val="clear" w:color="auto" w:fill="F2F2F2" w:themeFill="background1" w:themeFillShade="F2"/>
+            <w:shd w:val="clear" w:color="auto" w:fill="DDDDFF"/>
           </w:tcPr>
           <w:p>
             <w:pPr>
@@ -5712,7 +5704,7 @@
               <w:bottom w:val="outset" w:sz="6" w:space="0" w:color="000000"/>
               <w:right w:val="outset" w:sz="6" w:space="0" w:color="000000"/>
             </w:tcBorders>
-            <w:shd w:val="clear" w:color="auto" w:fill="F2F2F2" w:themeFill="background1" w:themeFillShade="F2"/>
+            <w:shd w:val="clear" w:color="auto" w:fill="DDDDFF"/>
           </w:tcPr>
           <w:p>
             <w:pPr>
@@ -5775,7 +5767,7 @@
               <w:bottom w:val="outset" w:sz="6" w:space="0" w:color="000000"/>
               <w:right w:val="outset" w:sz="6" w:space="0" w:color="000000"/>
             </w:tcBorders>
-            <w:shd w:val="clear" w:color="auto" w:fill="F2F2F2" w:themeFill="background1" w:themeFillShade="F2"/>
+            <w:shd w:val="clear" w:color="auto" w:fill="DDDDFF"/>
           </w:tcPr>
           <w:p>
             <w:pPr>
@@ -5840,7 +5832,7 @@
               <w:bottom w:val="outset" w:sz="6" w:space="0" w:color="000000"/>
               <w:right w:val="single" w:sz="4" w:space="0" w:color="auto"/>
             </w:tcBorders>
-            <w:shd w:val="clear" w:color="auto" w:fill="F2F2F2" w:themeFill="background1" w:themeFillShade="F2"/>
+            <w:shd w:val="clear" w:color="auto" w:fill="DDDDFF"/>
           </w:tcPr>
           <w:p>
             <w:pPr>
@@ -5885,32 +5877,24 @@
               <w:left w:val="single" w:sz="4" w:space="0" w:color="auto"/>
               <w:bottom w:val="outset" w:sz="6" w:space="0" w:color="000000"/>
             </w:tcBorders>
-            <w:shd w:val="clear" w:color="auto" w:fill="F2F2F2" w:themeFill="background1" w:themeFillShade="F2"/>
-          </w:tcPr>
-          <w:p>
-            <w:pPr>
-              <w:spacing w:before="100" w:beforeAutospacing="1"/>
-              <w:rPr>
-                <w:b/>
-                <w:sz w:val="16"/>
-                <w:szCs w:val="16"/>
-              </w:rPr>
-            </w:pPr>
-            <w:r>
-              <w:rPr>
-                <w:b/>
-                <w:sz w:val="16"/>
-                <w:szCs w:val="16"/>
-              </w:rPr>
-              <w:t>Story points:</w:t>
-            </w:r>
-            <w:r>
-              <w:rPr>
-                <w:b/>
-                <w:sz w:val="16"/>
-                <w:szCs w:val="16"/>
-              </w:rPr>
-              <w:t xml:space="preserve"> 3</w:t>
+            <w:shd w:val="clear" w:color="auto" w:fill="DDDDFF"/>
+          </w:tcPr>
+          <w:p>
+            <w:pPr>
+              <w:spacing w:before="100" w:beforeAutospacing="1"/>
+              <w:rPr>
+                <w:b/>
+                <w:sz w:val="16"/>
+                <w:szCs w:val="16"/>
+              </w:rPr>
+            </w:pPr>
+            <w:r>
+              <w:rPr>
+                <w:b/>
+                <w:sz w:val="16"/>
+                <w:szCs w:val="16"/>
+              </w:rPr>
+              <w:t>Story points: 3</w:t>
             </w:r>
           </w:p>
         </w:tc>
@@ -5927,7 +5911,7 @@
               <w:bottom w:val="outset" w:sz="6" w:space="0" w:color="000000"/>
               <w:right w:val="outset" w:sz="6" w:space="0" w:color="000000"/>
             </w:tcBorders>
-            <w:shd w:val="clear" w:color="auto" w:fill="F2F2F2" w:themeFill="background1" w:themeFillShade="F2"/>
+            <w:shd w:val="clear" w:color="auto" w:fill="DDDDFF"/>
           </w:tcPr>
           <w:p>
             <w:pPr>
@@ -6016,7 +6000,7 @@
               <w:bottom w:val="outset" w:sz="6" w:space="0" w:color="000000"/>
               <w:right w:val="outset" w:sz="6" w:space="0" w:color="000000"/>
             </w:tcBorders>
-            <w:shd w:val="clear" w:color="auto" w:fill="F2F2F2" w:themeFill="background1" w:themeFillShade="F2"/>
+            <w:shd w:val="clear" w:color="auto" w:fill="DDDDFF"/>
           </w:tcPr>
           <w:p>
             <w:pPr>
@@ -6077,7 +6061,7 @@
               <w:top w:val="outset" w:sz="6" w:space="0" w:color="000000"/>
               <w:bottom w:val="outset" w:sz="6" w:space="0" w:color="000000"/>
             </w:tcBorders>
-            <w:shd w:val="clear" w:color="auto" w:fill="F2F2F2" w:themeFill="background1" w:themeFillShade="F2"/>
+            <w:shd w:val="clear" w:color="auto" w:fill="DDDDFF"/>
           </w:tcPr>
           <w:p>
             <w:pPr>
@@ -6111,7 +6095,7 @@
               <w:bottom w:val="outset" w:sz="6" w:space="0" w:color="000000"/>
               <w:right w:val="outset" w:sz="6" w:space="0" w:color="000000"/>
             </w:tcBorders>
-            <w:shd w:val="clear" w:color="auto" w:fill="F2F2F2" w:themeFill="background1" w:themeFillShade="F2"/>
+            <w:shd w:val="clear" w:color="auto" w:fill="DDDDFF"/>
           </w:tcPr>
           <w:p>
             <w:pPr>
@@ -6173,7 +6157,7 @@
               <w:bottom w:val="outset" w:sz="6" w:space="0" w:color="000000"/>
               <w:right w:val="outset" w:sz="6" w:space="0" w:color="000000"/>
             </w:tcBorders>
-            <w:shd w:val="clear" w:color="auto" w:fill="F2F2F2" w:themeFill="background1" w:themeFillShade="F2"/>
+            <w:shd w:val="clear" w:color="auto" w:fill="DDDDFF"/>
           </w:tcPr>
           <w:p>
             <w:pPr>
@@ -6236,7 +6220,7 @@
               <w:bottom w:val="outset" w:sz="6" w:space="0" w:color="000000"/>
               <w:right w:val="outset" w:sz="6" w:space="0" w:color="000000"/>
             </w:tcBorders>
-            <w:shd w:val="clear" w:color="auto" w:fill="F2F2F2" w:themeFill="background1" w:themeFillShade="F2"/>
+            <w:shd w:val="clear" w:color="auto" w:fill="DDDDFF"/>
           </w:tcPr>
           <w:p>
             <w:pPr>
@@ -6282,23 +6266,7 @@
                 <w:sz w:val="16"/>
                 <w:szCs w:val="16"/>
               </w:rPr>
-              <w:t xml:space="preserve">Saranno disponibili tutte le </w:t>
-            </w:r>
-            <w:proofErr w:type="spellStart"/>
-            <w:r>
-              <w:rPr>
-                <w:sz w:val="16"/>
-                <w:szCs w:val="16"/>
-              </w:rPr>
-              <w:t>shade</w:t>
-            </w:r>
-            <w:proofErr w:type="spellEnd"/>
-            <w:r>
-              <w:rPr>
-                <w:sz w:val="16"/>
-                <w:szCs w:val="16"/>
-              </w:rPr>
-              <w:t xml:space="preserve"> di colori.</w:t>
+              <w:t>Saranno disponibili tutte le shade di colori.</w:t>
             </w:r>
           </w:p>
         </w:tc>
@@ -6317,7 +6285,7 @@
               <w:bottom w:val="outset" w:sz="6" w:space="0" w:color="000000"/>
               <w:right w:val="single" w:sz="4" w:space="0" w:color="auto"/>
             </w:tcBorders>
-            <w:shd w:val="clear" w:color="auto" w:fill="F2F2F2" w:themeFill="background1" w:themeFillShade="F2"/>
+            <w:shd w:val="clear" w:color="auto" w:fill="DDDDFF"/>
           </w:tcPr>
           <w:p>
             <w:pPr>
@@ -6362,32 +6330,24 @@
               <w:left w:val="single" w:sz="4" w:space="0" w:color="auto"/>
               <w:bottom w:val="outset" w:sz="6" w:space="0" w:color="000000"/>
             </w:tcBorders>
-            <w:shd w:val="clear" w:color="auto" w:fill="F2F2F2" w:themeFill="background1" w:themeFillShade="F2"/>
-          </w:tcPr>
-          <w:p>
-            <w:pPr>
-              <w:spacing w:before="100" w:beforeAutospacing="1"/>
-              <w:rPr>
-                <w:b/>
-                <w:sz w:val="16"/>
-                <w:szCs w:val="16"/>
-              </w:rPr>
-            </w:pPr>
-            <w:r>
-              <w:rPr>
-                <w:b/>
-                <w:sz w:val="16"/>
-                <w:szCs w:val="16"/>
-              </w:rPr>
-              <w:t>Story points:</w:t>
-            </w:r>
-            <w:r>
-              <w:rPr>
-                <w:b/>
-                <w:sz w:val="16"/>
-                <w:szCs w:val="16"/>
-              </w:rPr>
-              <w:t xml:space="preserve"> 8</w:t>
+            <w:shd w:val="clear" w:color="auto" w:fill="DDDDFF"/>
+          </w:tcPr>
+          <w:p>
+            <w:pPr>
+              <w:spacing w:before="100" w:beforeAutospacing="1"/>
+              <w:rPr>
+                <w:b/>
+                <w:sz w:val="16"/>
+                <w:szCs w:val="16"/>
+              </w:rPr>
+            </w:pPr>
+            <w:r>
+              <w:rPr>
+                <w:b/>
+                <w:sz w:val="16"/>
+                <w:szCs w:val="16"/>
+              </w:rPr>
+              <w:t>Story points: 8</w:t>
             </w:r>
           </w:p>
         </w:tc>
@@ -6404,7 +6364,7 @@
               <w:bottom w:val="outset" w:sz="6" w:space="0" w:color="000000"/>
               <w:right w:val="outset" w:sz="6" w:space="0" w:color="000000"/>
             </w:tcBorders>
-            <w:shd w:val="clear" w:color="auto" w:fill="F2F2F2" w:themeFill="background1" w:themeFillShade="F2"/>
+            <w:shd w:val="clear" w:color="auto" w:fill="DDDDFF"/>
           </w:tcPr>
           <w:p>
             <w:pPr>
@@ -6493,7 +6453,7 @@
               <w:bottom w:val="outset" w:sz="6" w:space="0" w:color="000000"/>
               <w:right w:val="outset" w:sz="6" w:space="0" w:color="000000"/>
             </w:tcBorders>
-            <w:shd w:val="clear" w:color="auto" w:fill="F2F2F2" w:themeFill="background1" w:themeFillShade="F2"/>
+            <w:shd w:val="clear" w:color="auto" w:fill="DDDDFF"/>
           </w:tcPr>
           <w:p>
             <w:pPr>
@@ -6554,7 +6514,7 @@
               <w:top w:val="outset" w:sz="6" w:space="0" w:color="000000"/>
               <w:bottom w:val="outset" w:sz="6" w:space="0" w:color="000000"/>
             </w:tcBorders>
-            <w:shd w:val="clear" w:color="auto" w:fill="F2F2F2" w:themeFill="background1" w:themeFillShade="F2"/>
+            <w:shd w:val="clear" w:color="auto" w:fill="DDDDFF"/>
           </w:tcPr>
           <w:p>
             <w:pPr>
@@ -6588,7 +6548,7 @@
               <w:bottom w:val="outset" w:sz="6" w:space="0" w:color="000000"/>
               <w:right w:val="outset" w:sz="6" w:space="0" w:color="000000"/>
             </w:tcBorders>
-            <w:shd w:val="clear" w:color="auto" w:fill="F2F2F2" w:themeFill="background1" w:themeFillShade="F2"/>
+            <w:shd w:val="clear" w:color="auto" w:fill="DDDDFF"/>
           </w:tcPr>
           <w:p>
             <w:pPr>
@@ -6650,7 +6610,7 @@
               <w:bottom w:val="outset" w:sz="6" w:space="0" w:color="000000"/>
               <w:right w:val="outset" w:sz="6" w:space="0" w:color="000000"/>
             </w:tcBorders>
-            <w:shd w:val="clear" w:color="auto" w:fill="F2F2F2" w:themeFill="background1" w:themeFillShade="F2"/>
+            <w:shd w:val="clear" w:color="auto" w:fill="DDDDFF"/>
           </w:tcPr>
           <w:p>
             <w:pPr>
@@ -6713,7 +6673,7 @@
               <w:bottom w:val="outset" w:sz="6" w:space="0" w:color="000000"/>
               <w:right w:val="outset" w:sz="6" w:space="0" w:color="000000"/>
             </w:tcBorders>
-            <w:shd w:val="clear" w:color="auto" w:fill="F2F2F2" w:themeFill="background1" w:themeFillShade="F2"/>
+            <w:shd w:val="clear" w:color="auto" w:fill="DDDDFF"/>
           </w:tcPr>
           <w:p>
             <w:pPr>
@@ -6783,7 +6743,7 @@
               <w:bottom w:val="outset" w:sz="6" w:space="0" w:color="000000"/>
               <w:right w:val="outset" w:sz="6" w:space="0" w:color="000000"/>
             </w:tcBorders>
-            <w:shd w:val="clear" w:color="auto" w:fill="F2F2F2" w:themeFill="background1" w:themeFillShade="F2"/>
+            <w:shd w:val="clear" w:color="auto" w:fill="DDDDFF"/>
           </w:tcPr>
           <w:p>
             <w:pPr>
@@ -6848,7 +6808,7 @@
               <w:bottom w:val="outset" w:sz="6" w:space="0" w:color="000000"/>
               <w:right w:val="single" w:sz="4" w:space="0" w:color="auto"/>
             </w:tcBorders>
-            <w:shd w:val="clear" w:color="auto" w:fill="F2F2F2" w:themeFill="background1" w:themeFillShade="F2"/>
+            <w:shd w:val="clear" w:color="auto" w:fill="DDDDFF"/>
           </w:tcPr>
           <w:p>
             <w:pPr>
@@ -6894,32 +6854,24 @@
               <w:left w:val="single" w:sz="4" w:space="0" w:color="auto"/>
               <w:bottom w:val="outset" w:sz="6" w:space="0" w:color="000000"/>
             </w:tcBorders>
-            <w:shd w:val="clear" w:color="auto" w:fill="F2F2F2" w:themeFill="background1" w:themeFillShade="F2"/>
-          </w:tcPr>
-          <w:p>
-            <w:pPr>
-              <w:spacing w:before="100" w:beforeAutospacing="1"/>
-              <w:rPr>
-                <w:b/>
-                <w:sz w:val="16"/>
-                <w:szCs w:val="16"/>
-              </w:rPr>
-            </w:pPr>
-            <w:r>
-              <w:rPr>
-                <w:b/>
-                <w:sz w:val="16"/>
-                <w:szCs w:val="16"/>
-              </w:rPr>
-              <w:t>Story points:</w:t>
-            </w:r>
-            <w:r>
-              <w:rPr>
-                <w:b/>
-                <w:sz w:val="16"/>
-                <w:szCs w:val="16"/>
-              </w:rPr>
-              <w:t xml:space="preserve"> 13 </w:t>
+            <w:shd w:val="clear" w:color="auto" w:fill="DDDDFF"/>
+          </w:tcPr>
+          <w:p>
+            <w:pPr>
+              <w:spacing w:before="100" w:beforeAutospacing="1"/>
+              <w:rPr>
+                <w:b/>
+                <w:sz w:val="16"/>
+                <w:szCs w:val="16"/>
+              </w:rPr>
+            </w:pPr>
+            <w:r>
+              <w:rPr>
+                <w:b/>
+                <w:sz w:val="16"/>
+                <w:szCs w:val="16"/>
+              </w:rPr>
+              <w:t xml:space="preserve">Story points: 13 </w:t>
             </w:r>
           </w:p>
         </w:tc>
@@ -6936,7 +6888,7 @@
               <w:bottom w:val="outset" w:sz="6" w:space="0" w:color="000000"/>
               <w:right w:val="outset" w:sz="6" w:space="0" w:color="000000"/>
             </w:tcBorders>
-            <w:shd w:val="clear" w:color="auto" w:fill="F2F2F2" w:themeFill="background1" w:themeFillShade="F2"/>
+            <w:shd w:val="clear" w:color="auto" w:fill="DDDDFF"/>
           </w:tcPr>
           <w:p>
             <w:pPr>
@@ -7032,7 +6984,7 @@
               <w:bottom w:val="outset" w:sz="6" w:space="0" w:color="000000"/>
               <w:right w:val="outset" w:sz="6" w:space="0" w:color="000000"/>
             </w:tcBorders>
-            <w:shd w:val="clear" w:color="auto" w:fill="F2F2F2" w:themeFill="background1" w:themeFillShade="F2"/>
+            <w:shd w:val="clear" w:color="auto" w:fill="DDDDFF"/>
           </w:tcPr>
           <w:p>
             <w:pPr>
@@ -7093,7 +7045,7 @@
               <w:top w:val="outset" w:sz="6" w:space="0" w:color="000000"/>
               <w:bottom w:val="outset" w:sz="6" w:space="0" w:color="000000"/>
             </w:tcBorders>
-            <w:shd w:val="clear" w:color="auto" w:fill="F2F2F2" w:themeFill="background1" w:themeFillShade="F2"/>
+            <w:shd w:val="clear" w:color="auto" w:fill="DDDDFF"/>
           </w:tcPr>
           <w:p>
             <w:pPr>
@@ -7127,7 +7079,7 @@
               <w:bottom w:val="outset" w:sz="6" w:space="0" w:color="000000"/>
               <w:right w:val="outset" w:sz="6" w:space="0" w:color="000000"/>
             </w:tcBorders>
-            <w:shd w:val="clear" w:color="auto" w:fill="F2F2F2" w:themeFill="background1" w:themeFillShade="F2"/>
+            <w:shd w:val="clear" w:color="auto" w:fill="DDDDFF"/>
           </w:tcPr>
           <w:p>
             <w:pPr>
@@ -7189,7 +7141,7 @@
               <w:bottom w:val="outset" w:sz="6" w:space="0" w:color="000000"/>
               <w:right w:val="outset" w:sz="6" w:space="0" w:color="000000"/>
             </w:tcBorders>
-            <w:shd w:val="clear" w:color="auto" w:fill="F2F2F2" w:themeFill="background1" w:themeFillShade="F2"/>
+            <w:shd w:val="clear" w:color="auto" w:fill="DDDDFF"/>
           </w:tcPr>
           <w:p>
             <w:pPr>
@@ -7252,7 +7204,7 @@
               <w:bottom w:val="outset" w:sz="6" w:space="0" w:color="000000"/>
               <w:right w:val="outset" w:sz="6" w:space="0" w:color="000000"/>
             </w:tcBorders>
-            <w:shd w:val="clear" w:color="auto" w:fill="F2F2F2" w:themeFill="background1" w:themeFillShade="F2"/>
+            <w:shd w:val="clear" w:color="auto" w:fill="DDDDFF"/>
           </w:tcPr>
           <w:p>
             <w:pPr>
@@ -7317,7 +7269,7 @@
               <w:bottom w:val="outset" w:sz="6" w:space="0" w:color="000000"/>
               <w:right w:val="single" w:sz="4" w:space="0" w:color="auto"/>
             </w:tcBorders>
-            <w:shd w:val="clear" w:color="auto" w:fill="F2F2F2" w:themeFill="background1" w:themeFillShade="F2"/>
+            <w:shd w:val="clear" w:color="auto" w:fill="DDDDFF"/>
           </w:tcPr>
           <w:p>
             <w:pPr>
@@ -7362,32 +7314,24 @@
               <w:left w:val="single" w:sz="4" w:space="0" w:color="auto"/>
               <w:bottom w:val="outset" w:sz="6" w:space="0" w:color="000000"/>
             </w:tcBorders>
-            <w:shd w:val="clear" w:color="auto" w:fill="F2F2F2" w:themeFill="background1" w:themeFillShade="F2"/>
-          </w:tcPr>
-          <w:p>
-            <w:pPr>
-              <w:spacing w:before="100" w:beforeAutospacing="1"/>
-              <w:rPr>
-                <w:b/>
-                <w:sz w:val="16"/>
-                <w:szCs w:val="16"/>
-              </w:rPr>
-            </w:pPr>
-            <w:r>
-              <w:rPr>
-                <w:b/>
-                <w:sz w:val="16"/>
-                <w:szCs w:val="16"/>
-              </w:rPr>
-              <w:t>Story points:</w:t>
-            </w:r>
-            <w:r>
-              <w:rPr>
-                <w:b/>
-                <w:sz w:val="16"/>
-                <w:szCs w:val="16"/>
-              </w:rPr>
-              <w:t xml:space="preserve"> 5</w:t>
+            <w:shd w:val="clear" w:color="auto" w:fill="DDDDFF"/>
+          </w:tcPr>
+          <w:p>
+            <w:pPr>
+              <w:spacing w:before="100" w:beforeAutospacing="1"/>
+              <w:rPr>
+                <w:b/>
+                <w:sz w:val="16"/>
+                <w:szCs w:val="16"/>
+              </w:rPr>
+            </w:pPr>
+            <w:r>
+              <w:rPr>
+                <w:b/>
+                <w:sz w:val="16"/>
+                <w:szCs w:val="16"/>
+              </w:rPr>
+              <w:t>Story points: 5</w:t>
             </w:r>
           </w:p>
         </w:tc>
@@ -7404,7 +7348,7 @@
               <w:bottom w:val="outset" w:sz="6" w:space="0" w:color="000000"/>
               <w:right w:val="outset" w:sz="6" w:space="0" w:color="000000"/>
             </w:tcBorders>
-            <w:shd w:val="clear" w:color="auto" w:fill="F2F2F2" w:themeFill="background1" w:themeFillShade="F2"/>
+            <w:shd w:val="clear" w:color="auto" w:fill="DDDDFF"/>
           </w:tcPr>
           <w:p>
             <w:pPr>
@@ -7500,7 +7444,7 @@
               <w:bottom w:val="outset" w:sz="6" w:space="0" w:color="000000"/>
               <w:right w:val="outset" w:sz="6" w:space="0" w:color="000000"/>
             </w:tcBorders>
-            <w:shd w:val="clear" w:color="auto" w:fill="F2F2F2" w:themeFill="background1" w:themeFillShade="F2"/>
+            <w:shd w:val="clear" w:color="auto" w:fill="DDDDFF"/>
           </w:tcPr>
           <w:p>
             <w:pPr>
@@ -7561,7 +7505,7 @@
               <w:top w:val="outset" w:sz="6" w:space="0" w:color="000000"/>
               <w:bottom w:val="outset" w:sz="6" w:space="0" w:color="000000"/>
             </w:tcBorders>
-            <w:shd w:val="clear" w:color="auto" w:fill="F2F2F2" w:themeFill="background1" w:themeFillShade="F2"/>
+            <w:shd w:val="clear" w:color="auto" w:fill="DDDDFF"/>
           </w:tcPr>
           <w:p>
             <w:pPr>
@@ -7595,7 +7539,7 @@
               <w:bottom w:val="outset" w:sz="6" w:space="0" w:color="000000"/>
               <w:right w:val="outset" w:sz="6" w:space="0" w:color="000000"/>
             </w:tcBorders>
-            <w:shd w:val="clear" w:color="auto" w:fill="F2F2F2" w:themeFill="background1" w:themeFillShade="F2"/>
+            <w:shd w:val="clear" w:color="auto" w:fill="DDDDFF"/>
           </w:tcPr>
           <w:p>
             <w:pPr>
@@ -7657,7 +7601,7 @@
               <w:bottom w:val="outset" w:sz="6" w:space="0" w:color="000000"/>
               <w:right w:val="outset" w:sz="6" w:space="0" w:color="000000"/>
             </w:tcBorders>
-            <w:shd w:val="clear" w:color="auto" w:fill="F2F2F2" w:themeFill="background1" w:themeFillShade="F2"/>
+            <w:shd w:val="clear" w:color="auto" w:fill="DDDDFF"/>
           </w:tcPr>
           <w:p>
             <w:pPr>
@@ -7720,7 +7664,7 @@
               <w:bottom w:val="outset" w:sz="6" w:space="0" w:color="000000"/>
               <w:right w:val="outset" w:sz="6" w:space="0" w:color="000000"/>
             </w:tcBorders>
-            <w:shd w:val="clear" w:color="auto" w:fill="F2F2F2" w:themeFill="background1" w:themeFillShade="F2"/>
+            <w:shd w:val="clear" w:color="auto" w:fill="DDDDFF"/>
           </w:tcPr>
           <w:p>
             <w:pPr>
@@ -7783,7 +7727,7 @@
               <w:bottom w:val="outset" w:sz="6" w:space="0" w:color="000000"/>
               <w:right w:val="outset" w:sz="6" w:space="0" w:color="000000"/>
             </w:tcBorders>
-            <w:shd w:val="clear" w:color="auto" w:fill="F2F2F2" w:themeFill="background1" w:themeFillShade="F2"/>
+            <w:shd w:val="clear" w:color="auto" w:fill="DDDDFF"/>
           </w:tcPr>
           <w:p>
             <w:pPr>
@@ -7848,7 +7792,7 @@
               <w:bottom w:val="outset" w:sz="6" w:space="0" w:color="000000"/>
               <w:right w:val="single" w:sz="4" w:space="0" w:color="auto"/>
             </w:tcBorders>
-            <w:shd w:val="clear" w:color="auto" w:fill="F2F2F2" w:themeFill="background1" w:themeFillShade="F2"/>
+            <w:shd w:val="clear" w:color="auto" w:fill="DDDDFF"/>
           </w:tcPr>
           <w:p>
             <w:pPr>
@@ -7893,32 +7837,24 @@
               <w:left w:val="single" w:sz="4" w:space="0" w:color="auto"/>
               <w:bottom w:val="outset" w:sz="6" w:space="0" w:color="000000"/>
             </w:tcBorders>
-            <w:shd w:val="clear" w:color="auto" w:fill="F2F2F2" w:themeFill="background1" w:themeFillShade="F2"/>
-          </w:tcPr>
-          <w:p>
-            <w:pPr>
-              <w:spacing w:before="100" w:beforeAutospacing="1"/>
-              <w:rPr>
-                <w:b/>
-                <w:sz w:val="16"/>
-                <w:szCs w:val="16"/>
-              </w:rPr>
-            </w:pPr>
-            <w:r>
-              <w:rPr>
-                <w:b/>
-                <w:sz w:val="16"/>
-                <w:szCs w:val="16"/>
-              </w:rPr>
-              <w:t>Story points:</w:t>
-            </w:r>
-            <w:r>
-              <w:rPr>
-                <w:b/>
-                <w:sz w:val="16"/>
-                <w:szCs w:val="16"/>
-              </w:rPr>
-              <w:t xml:space="preserve"> 13</w:t>
+            <w:shd w:val="clear" w:color="auto" w:fill="DDDDFF"/>
+          </w:tcPr>
+          <w:p>
+            <w:pPr>
+              <w:spacing w:before="100" w:beforeAutospacing="1"/>
+              <w:rPr>
+                <w:b/>
+                <w:sz w:val="16"/>
+                <w:szCs w:val="16"/>
+              </w:rPr>
+            </w:pPr>
+            <w:r>
+              <w:rPr>
+                <w:b/>
+                <w:sz w:val="16"/>
+                <w:szCs w:val="16"/>
+              </w:rPr>
+              <w:t>Story points: 13</w:t>
             </w:r>
           </w:p>
         </w:tc>
@@ -7935,7 +7871,7 @@
               <w:bottom w:val="outset" w:sz="6" w:space="0" w:color="000000"/>
               <w:right w:val="outset" w:sz="6" w:space="0" w:color="000000"/>
             </w:tcBorders>
-            <w:shd w:val="clear" w:color="auto" w:fill="F2F2F2" w:themeFill="background1" w:themeFillShade="F2"/>
+            <w:shd w:val="clear" w:color="auto" w:fill="DDDDFF"/>
           </w:tcPr>
           <w:p>
             <w:pPr>
@@ -8038,7 +7974,7 @@
               <w:bottom w:val="outset" w:sz="6" w:space="0" w:color="000000"/>
               <w:right w:val="outset" w:sz="6" w:space="0" w:color="000000"/>
             </w:tcBorders>
-            <w:shd w:val="clear" w:color="auto" w:fill="F2F2F2" w:themeFill="background1" w:themeFillShade="F2"/>
+            <w:shd w:val="clear" w:color="auto" w:fill="DDDDFF"/>
           </w:tcPr>
           <w:p>
             <w:pPr>
@@ -8099,7 +8035,7 @@
               <w:top w:val="outset" w:sz="6" w:space="0" w:color="000000"/>
               <w:bottom w:val="outset" w:sz="6" w:space="0" w:color="000000"/>
             </w:tcBorders>
-            <w:shd w:val="clear" w:color="auto" w:fill="F2F2F2" w:themeFill="background1" w:themeFillShade="F2"/>
+            <w:shd w:val="clear" w:color="auto" w:fill="DDDDFF"/>
           </w:tcPr>
           <w:p>
             <w:pPr>
@@ -8133,7 +8069,7 @@
               <w:bottom w:val="outset" w:sz="6" w:space="0" w:color="000000"/>
               <w:right w:val="outset" w:sz="6" w:space="0" w:color="000000"/>
             </w:tcBorders>
-            <w:shd w:val="clear" w:color="auto" w:fill="F2F2F2" w:themeFill="background1" w:themeFillShade="F2"/>
+            <w:shd w:val="clear" w:color="auto" w:fill="DDDDFF"/>
           </w:tcPr>
           <w:p>
             <w:pPr>
@@ -8226,7 +8162,7 @@
               <w:bottom w:val="outset" w:sz="6" w:space="0" w:color="000000"/>
               <w:right w:val="outset" w:sz="6" w:space="0" w:color="000000"/>
             </w:tcBorders>
-            <w:shd w:val="clear" w:color="auto" w:fill="F2F2F2" w:themeFill="background1" w:themeFillShade="F2"/>
+            <w:shd w:val="clear" w:color="auto" w:fill="DDDDFF"/>
           </w:tcPr>
           <w:p>
             <w:pPr>
@@ -8298,7 +8234,7 @@
               <w:bottom w:val="outset" w:sz="6" w:space="0" w:color="000000"/>
               <w:right w:val="outset" w:sz="6" w:space="0" w:color="000000"/>
             </w:tcBorders>
-            <w:shd w:val="clear" w:color="auto" w:fill="F2F2F2" w:themeFill="background1" w:themeFillShade="F2"/>
+            <w:shd w:val="clear" w:color="auto" w:fill="DDDDFF"/>
           </w:tcPr>
           <w:p>
             <w:pPr>
@@ -8372,7 +8308,7 @@
               <w:bottom w:val="outset" w:sz="6" w:space="0" w:color="000000"/>
               <w:right w:val="single" w:sz="4" w:space="0" w:color="auto"/>
             </w:tcBorders>
-            <w:shd w:val="clear" w:color="auto" w:fill="F2F2F2" w:themeFill="background1" w:themeFillShade="F2"/>
+            <w:shd w:val="clear" w:color="auto" w:fill="DDDDFF"/>
           </w:tcPr>
           <w:p>
             <w:pPr>
@@ -8417,32 +8353,24 @@
               <w:left w:val="single" w:sz="4" w:space="0" w:color="auto"/>
               <w:bottom w:val="outset" w:sz="6" w:space="0" w:color="000000"/>
             </w:tcBorders>
-            <w:shd w:val="clear" w:color="auto" w:fill="F2F2F2" w:themeFill="background1" w:themeFillShade="F2"/>
-          </w:tcPr>
-          <w:p>
-            <w:pPr>
-              <w:spacing w:before="100" w:beforeAutospacing="1"/>
-              <w:rPr>
-                <w:b/>
-                <w:sz w:val="16"/>
-                <w:szCs w:val="16"/>
-              </w:rPr>
-            </w:pPr>
-            <w:r>
-              <w:rPr>
-                <w:b/>
-                <w:sz w:val="16"/>
-                <w:szCs w:val="16"/>
-              </w:rPr>
-              <w:t>Story points:</w:t>
-            </w:r>
-            <w:r>
-              <w:rPr>
-                <w:b/>
-                <w:sz w:val="16"/>
-                <w:szCs w:val="16"/>
-              </w:rPr>
-              <w:t xml:space="preserve"> 13</w:t>
+            <w:shd w:val="clear" w:color="auto" w:fill="DDDDFF"/>
+          </w:tcPr>
+          <w:p>
+            <w:pPr>
+              <w:spacing w:before="100" w:beforeAutospacing="1"/>
+              <w:rPr>
+                <w:b/>
+                <w:sz w:val="16"/>
+                <w:szCs w:val="16"/>
+              </w:rPr>
+            </w:pPr>
+            <w:r>
+              <w:rPr>
+                <w:b/>
+                <w:sz w:val="16"/>
+                <w:szCs w:val="16"/>
+              </w:rPr>
+              <w:t>Story points: 13</w:t>
             </w:r>
           </w:p>
         </w:tc>
@@ -8459,7 +8387,7 @@
               <w:bottom w:val="outset" w:sz="6" w:space="0" w:color="000000"/>
               <w:right w:val="outset" w:sz="6" w:space="0" w:color="000000"/>
             </w:tcBorders>
-            <w:shd w:val="clear" w:color="auto" w:fill="F2F2F2" w:themeFill="background1" w:themeFillShade="F2"/>
+            <w:shd w:val="clear" w:color="auto" w:fill="DDDDFF"/>
           </w:tcPr>
           <w:p>
             <w:pPr>
@@ -8555,7 +8483,7 @@
               <w:bottom w:val="outset" w:sz="6" w:space="0" w:color="000000"/>
               <w:right w:val="outset" w:sz="6" w:space="0" w:color="000000"/>
             </w:tcBorders>
-            <w:shd w:val="clear" w:color="auto" w:fill="F2F2F2" w:themeFill="background1" w:themeFillShade="F2"/>
+            <w:shd w:val="clear" w:color="auto" w:fill="DDDDFF"/>
           </w:tcPr>
           <w:p>
             <w:pPr>
@@ -8616,7 +8544,7 @@
               <w:top w:val="outset" w:sz="6" w:space="0" w:color="000000"/>
               <w:bottom w:val="outset" w:sz="6" w:space="0" w:color="000000"/>
             </w:tcBorders>
-            <w:shd w:val="clear" w:color="auto" w:fill="F2F2F2" w:themeFill="background1" w:themeFillShade="F2"/>
+            <w:shd w:val="clear" w:color="auto" w:fill="DDDDFF"/>
           </w:tcPr>
           <w:p>
             <w:pPr>
@@ -8650,7 +8578,7 @@
               <w:bottom w:val="outset" w:sz="6" w:space="0" w:color="000000"/>
               <w:right w:val="outset" w:sz="6" w:space="0" w:color="000000"/>
             </w:tcBorders>
-            <w:shd w:val="clear" w:color="auto" w:fill="F2F2F2" w:themeFill="background1" w:themeFillShade="F2"/>
+            <w:shd w:val="clear" w:color="auto" w:fill="DDDDFF"/>
           </w:tcPr>
           <w:p>
             <w:pPr>
@@ -8712,7 +8640,7 @@
               <w:bottom w:val="outset" w:sz="6" w:space="0" w:color="000000"/>
               <w:right w:val="outset" w:sz="6" w:space="0" w:color="000000"/>
             </w:tcBorders>
-            <w:shd w:val="clear" w:color="auto" w:fill="F2F2F2" w:themeFill="background1" w:themeFillShade="F2"/>
+            <w:shd w:val="clear" w:color="auto" w:fill="DDDDFF"/>
           </w:tcPr>
           <w:p>
             <w:pPr>
@@ -8777,7 +8705,7 @@
               <w:bottom w:val="outset" w:sz="6" w:space="0" w:color="000000"/>
               <w:right w:val="single" w:sz="4" w:space="0" w:color="auto"/>
             </w:tcBorders>
-            <w:shd w:val="clear" w:color="auto" w:fill="F2F2F2" w:themeFill="background1" w:themeFillShade="F2"/>
+            <w:shd w:val="clear" w:color="auto" w:fill="DDDDFF"/>
           </w:tcPr>
           <w:p>
             <w:pPr>
@@ -8823,32 +8751,24 @@
               <w:left w:val="single" w:sz="4" w:space="0" w:color="auto"/>
               <w:bottom w:val="outset" w:sz="6" w:space="0" w:color="000000"/>
             </w:tcBorders>
-            <w:shd w:val="clear" w:color="auto" w:fill="F2F2F2" w:themeFill="background1" w:themeFillShade="F2"/>
-          </w:tcPr>
-          <w:p>
-            <w:pPr>
-              <w:spacing w:before="100" w:beforeAutospacing="1"/>
-              <w:rPr>
-                <w:b/>
-                <w:sz w:val="16"/>
-                <w:szCs w:val="16"/>
-              </w:rPr>
-            </w:pPr>
-            <w:r>
-              <w:rPr>
-                <w:b/>
-                <w:sz w:val="16"/>
-                <w:szCs w:val="16"/>
-              </w:rPr>
-              <w:t>Story points:</w:t>
-            </w:r>
-            <w:r>
-              <w:rPr>
-                <w:b/>
-                <w:sz w:val="16"/>
-                <w:szCs w:val="16"/>
-              </w:rPr>
-              <w:t xml:space="preserve"> 3</w:t>
+            <w:shd w:val="clear" w:color="auto" w:fill="DDDDFF"/>
+          </w:tcPr>
+          <w:p>
+            <w:pPr>
+              <w:spacing w:before="100" w:beforeAutospacing="1"/>
+              <w:rPr>
+                <w:b/>
+                <w:sz w:val="16"/>
+                <w:szCs w:val="16"/>
+              </w:rPr>
+            </w:pPr>
+            <w:r>
+              <w:rPr>
+                <w:b/>
+                <w:sz w:val="16"/>
+                <w:szCs w:val="16"/>
+              </w:rPr>
+              <w:t>Story points: 3</w:t>
             </w:r>
           </w:p>
         </w:tc>
@@ -8865,7 +8785,7 @@
               <w:bottom w:val="outset" w:sz="6" w:space="0" w:color="000000"/>
               <w:right w:val="outset" w:sz="6" w:space="0" w:color="000000"/>
             </w:tcBorders>
-            <w:shd w:val="clear" w:color="auto" w:fill="F2F2F2" w:themeFill="background1" w:themeFillShade="F2"/>
+            <w:shd w:val="clear" w:color="auto" w:fill="DDDDFF"/>
           </w:tcPr>
           <w:p>
             <w:pPr>
@@ -8954,7 +8874,7 @@
               <w:bottom w:val="outset" w:sz="6" w:space="0" w:color="000000"/>
               <w:right w:val="outset" w:sz="6" w:space="0" w:color="000000"/>
             </w:tcBorders>
-            <w:shd w:val="clear" w:color="auto" w:fill="F2F2F2" w:themeFill="background1" w:themeFillShade="F2"/>
+            <w:shd w:val="clear" w:color="auto" w:fill="DDDDFF"/>
           </w:tcPr>
           <w:p>
             <w:pPr>
@@ -9015,7 +8935,7 @@
               <w:top w:val="outset" w:sz="6" w:space="0" w:color="000000"/>
               <w:bottom w:val="outset" w:sz="6" w:space="0" w:color="000000"/>
             </w:tcBorders>
-            <w:shd w:val="clear" w:color="auto" w:fill="F2F2F2" w:themeFill="background1" w:themeFillShade="F2"/>
+            <w:shd w:val="clear" w:color="auto" w:fill="DDDDFF"/>
           </w:tcPr>
           <w:p>
             <w:pPr>
@@ -9049,7 +8969,7 @@
               <w:bottom w:val="outset" w:sz="6" w:space="0" w:color="000000"/>
               <w:right w:val="outset" w:sz="6" w:space="0" w:color="000000"/>
             </w:tcBorders>
-            <w:shd w:val="clear" w:color="auto" w:fill="F2F2F2" w:themeFill="background1" w:themeFillShade="F2"/>
+            <w:shd w:val="clear" w:color="auto" w:fill="DDDDFF"/>
           </w:tcPr>
           <w:p>
             <w:pPr>
@@ -9111,7 +9031,7 @@
               <w:bottom w:val="outset" w:sz="6" w:space="0" w:color="000000"/>
               <w:right w:val="outset" w:sz="6" w:space="0" w:color="000000"/>
             </w:tcBorders>
-            <w:shd w:val="clear" w:color="auto" w:fill="F2F2F2" w:themeFill="background1" w:themeFillShade="F2"/>
+            <w:shd w:val="clear" w:color="auto" w:fill="DDDDFF"/>
           </w:tcPr>
           <w:p>
             <w:pPr>
@@ -9175,7 +9095,7 @@
               <w:bottom w:val="outset" w:sz="6" w:space="0" w:color="000000"/>
               <w:right w:val="outset" w:sz="6" w:space="0" w:color="000000"/>
             </w:tcBorders>
-            <w:shd w:val="clear" w:color="auto" w:fill="F2F2F2" w:themeFill="background1" w:themeFillShade="F2"/>
+            <w:shd w:val="clear" w:color="auto" w:fill="DDDDFF"/>
           </w:tcPr>
           <w:p>
             <w:pPr>
@@ -9256,7 +9176,7 @@
               <w:bottom w:val="outset" w:sz="6" w:space="0" w:color="000000"/>
               <w:right w:val="outset" w:sz="6" w:space="0" w:color="000000"/>
             </w:tcBorders>
-            <w:shd w:val="clear" w:color="auto" w:fill="F2F2F2" w:themeFill="background1" w:themeFillShade="F2"/>
+            <w:shd w:val="clear" w:color="auto" w:fill="DDDDFF"/>
           </w:tcPr>
           <w:p>
             <w:pPr>
@@ -9331,7 +9251,7 @@
               <w:bottom w:val="outset" w:sz="6" w:space="0" w:color="000000"/>
               <w:right w:val="single" w:sz="4" w:space="0" w:color="auto"/>
             </w:tcBorders>
-            <w:shd w:val="clear" w:color="auto" w:fill="F2F2F2" w:themeFill="background1" w:themeFillShade="F2"/>
+            <w:shd w:val="clear" w:color="auto" w:fill="DDDDFF"/>
           </w:tcPr>
           <w:p>
             <w:pPr>
@@ -9376,32 +9296,24 @@
               <w:left w:val="single" w:sz="4" w:space="0" w:color="auto"/>
               <w:bottom w:val="outset" w:sz="6" w:space="0" w:color="000000"/>
             </w:tcBorders>
-            <w:shd w:val="clear" w:color="auto" w:fill="F2F2F2" w:themeFill="background1" w:themeFillShade="F2"/>
-          </w:tcPr>
-          <w:p>
-            <w:pPr>
-              <w:spacing w:before="100" w:beforeAutospacing="1"/>
-              <w:rPr>
-                <w:b/>
-                <w:sz w:val="16"/>
-                <w:szCs w:val="16"/>
-              </w:rPr>
-            </w:pPr>
-            <w:r>
-              <w:rPr>
-                <w:b/>
-                <w:sz w:val="16"/>
-                <w:szCs w:val="16"/>
-              </w:rPr>
-              <w:t>Story points:</w:t>
-            </w:r>
-            <w:r>
-              <w:rPr>
-                <w:b/>
-                <w:sz w:val="16"/>
-                <w:szCs w:val="16"/>
-              </w:rPr>
-              <w:t xml:space="preserve"> 1</w:t>
+            <w:shd w:val="clear" w:color="auto" w:fill="DDDDFF"/>
+          </w:tcPr>
+          <w:p>
+            <w:pPr>
+              <w:spacing w:before="100" w:beforeAutospacing="1"/>
+              <w:rPr>
+                <w:b/>
+                <w:sz w:val="16"/>
+                <w:szCs w:val="16"/>
+              </w:rPr>
+            </w:pPr>
+            <w:r>
+              <w:rPr>
+                <w:b/>
+                <w:sz w:val="16"/>
+                <w:szCs w:val="16"/>
+              </w:rPr>
+              <w:t>Story points: 1</w:t>
             </w:r>
           </w:p>
         </w:tc>
@@ -9418,7 +9330,7 @@
               <w:bottom w:val="outset" w:sz="6" w:space="0" w:color="000000"/>
               <w:right w:val="outset" w:sz="6" w:space="0" w:color="000000"/>
             </w:tcBorders>
-            <w:shd w:val="clear" w:color="auto" w:fill="F2F2F2" w:themeFill="background1" w:themeFillShade="F2"/>
+            <w:shd w:val="clear" w:color="auto" w:fill="DDDDFF"/>
           </w:tcPr>
           <w:p>
             <w:pPr>
@@ -9493,7 +9405,7 @@
               <w:bottom w:val="outset" w:sz="6" w:space="0" w:color="000000"/>
               <w:right w:val="outset" w:sz="6" w:space="0" w:color="000000"/>
             </w:tcBorders>
-            <w:shd w:val="clear" w:color="auto" w:fill="F2F2F2" w:themeFill="background1" w:themeFillShade="F2"/>
+            <w:shd w:val="clear" w:color="auto" w:fill="DDDDFF"/>
           </w:tcPr>
           <w:p>
             <w:pPr>
@@ -9554,7 +9466,7 @@
               <w:top w:val="outset" w:sz="6" w:space="0" w:color="000000"/>
               <w:bottom w:val="outset" w:sz="6" w:space="0" w:color="000000"/>
             </w:tcBorders>
-            <w:shd w:val="clear" w:color="auto" w:fill="F2F2F2" w:themeFill="background1" w:themeFillShade="F2"/>
+            <w:shd w:val="clear" w:color="auto" w:fill="DDDDFF"/>
           </w:tcPr>
           <w:p>
             <w:pPr>
@@ -9588,7 +9500,7 @@
               <w:bottom w:val="outset" w:sz="6" w:space="0" w:color="000000"/>
               <w:right w:val="outset" w:sz="6" w:space="0" w:color="000000"/>
             </w:tcBorders>
-            <w:shd w:val="clear" w:color="auto" w:fill="F2F2F2" w:themeFill="background1" w:themeFillShade="F2"/>
+            <w:shd w:val="clear" w:color="auto" w:fill="DDDDFF"/>
           </w:tcPr>
           <w:p>
             <w:pPr>
@@ -9650,7 +9562,7 @@
               <w:bottom w:val="outset" w:sz="6" w:space="0" w:color="000000"/>
               <w:right w:val="outset" w:sz="6" w:space="0" w:color="000000"/>
             </w:tcBorders>
-            <w:shd w:val="clear" w:color="auto" w:fill="F2F2F2" w:themeFill="background1" w:themeFillShade="F2"/>
+            <w:shd w:val="clear" w:color="auto" w:fill="DDDDFF"/>
           </w:tcPr>
           <w:p>
             <w:pPr>
@@ -9714,7 +9626,7 @@
               <w:bottom w:val="outset" w:sz="6" w:space="0" w:color="000000"/>
               <w:right w:val="outset" w:sz="6" w:space="0" w:color="000000"/>
             </w:tcBorders>
-            <w:shd w:val="clear" w:color="auto" w:fill="F2F2F2" w:themeFill="background1" w:themeFillShade="F2"/>
+            <w:shd w:val="clear" w:color="auto" w:fill="DDDDFF"/>
           </w:tcPr>
           <w:p>
             <w:pPr>
@@ -9872,7 +9784,7 @@
               <w:top w:val="outset" w:sz="6" w:space="0" w:color="000000"/>
               <w:bottom w:val="outset" w:sz="6" w:space="0" w:color="000000"/>
             </w:tcBorders>
-            <w:shd w:val="clear" w:color="auto" w:fill="F2F2F2" w:themeFill="background1" w:themeFillShade="F2"/>
+            <w:shd w:val="clear" w:color="auto" w:fill="DDDDFF"/>
           </w:tcPr>
           <w:p>
             <w:pPr>
@@ -9922,7 +9834,7 @@
               <w:bottom w:val="outset" w:sz="6" w:space="0" w:color="000000"/>
               <w:right w:val="outset" w:sz="6" w:space="0" w:color="000000"/>
             </w:tcBorders>
-            <w:shd w:val="clear" w:color="auto" w:fill="F2F2F2" w:themeFill="background1" w:themeFillShade="F2"/>
+            <w:shd w:val="clear" w:color="auto" w:fill="DDDDFF"/>
           </w:tcPr>
           <w:p>
             <w:pPr>
@@ -9982,7 +9894,7 @@
               <w:bottom w:val="outset" w:sz="6" w:space="0" w:color="000000"/>
               <w:right w:val="outset" w:sz="6" w:space="0" w:color="000000"/>
             </w:tcBorders>
-            <w:shd w:val="clear" w:color="auto" w:fill="F2F2F2" w:themeFill="background1" w:themeFillShade="F2"/>
+            <w:shd w:val="clear" w:color="auto" w:fill="DDDDFF"/>
           </w:tcPr>
           <w:p>
             <w:pPr>
@@ -10042,7 +9954,7 @@
               <w:bottom w:val="outset" w:sz="6" w:space="0" w:color="000000"/>
               <w:right w:val="outset" w:sz="6" w:space="0" w:color="000000"/>
             </w:tcBorders>
-            <w:shd w:val="clear" w:color="auto" w:fill="F2F2F2" w:themeFill="background1" w:themeFillShade="F2"/>
+            <w:shd w:val="clear" w:color="auto" w:fill="DDDDFF"/>
           </w:tcPr>
           <w:p>
             <w:pPr>
@@ -10102,7 +10014,7 @@
               <w:bottom w:val="outset" w:sz="6" w:space="0" w:color="000000"/>
               <w:right w:val="outset" w:sz="6" w:space="0" w:color="000000"/>
             </w:tcBorders>
-            <w:shd w:val="clear" w:color="auto" w:fill="F2F2F2" w:themeFill="background1" w:themeFillShade="F2"/>
+            <w:shd w:val="clear" w:color="auto" w:fill="DDDDFF"/>
           </w:tcPr>
           <w:p>
             <w:pPr>
@@ -10162,7 +10074,7 @@
               <w:top w:val="outset" w:sz="6" w:space="0" w:color="000000"/>
               <w:bottom w:val="outset" w:sz="6" w:space="0" w:color="000000"/>
             </w:tcBorders>
-            <w:shd w:val="clear" w:color="auto" w:fill="F2F2F2" w:themeFill="background1" w:themeFillShade="F2"/>
+            <w:shd w:val="clear" w:color="auto" w:fill="DDDDFF"/>
           </w:tcPr>
           <w:p>
             <w:pPr>
@@ -10196,7 +10108,7 @@
               <w:bottom w:val="outset" w:sz="6" w:space="0" w:color="000000"/>
               <w:right w:val="outset" w:sz="6" w:space="0" w:color="000000"/>
             </w:tcBorders>
-            <w:shd w:val="clear" w:color="auto" w:fill="F2F2F2" w:themeFill="background1" w:themeFillShade="F2"/>
+            <w:shd w:val="clear" w:color="auto" w:fill="DDDDFF"/>
           </w:tcPr>
           <w:p>
             <w:pPr>
@@ -10257,7 +10169,7 @@
               <w:bottom w:val="outset" w:sz="6" w:space="0" w:color="000000"/>
               <w:right w:val="outset" w:sz="6" w:space="0" w:color="000000"/>
             </w:tcBorders>
-            <w:shd w:val="clear" w:color="auto" w:fill="F2F2F2" w:themeFill="background1" w:themeFillShade="F2"/>
+            <w:shd w:val="clear" w:color="auto" w:fill="DDDDFF"/>
           </w:tcPr>
           <w:p>
             <w:pPr>
@@ -10320,7 +10232,7 @@
               <w:top w:val="outset" w:sz="6" w:space="0" w:color="000000"/>
               <w:bottom w:val="outset" w:sz="6" w:space="0" w:color="000000"/>
             </w:tcBorders>
-            <w:shd w:val="clear" w:color="auto" w:fill="F2F2F2" w:themeFill="background1" w:themeFillShade="F2"/>
+            <w:shd w:val="clear" w:color="auto" w:fill="DDDDFF"/>
           </w:tcPr>
           <w:p>
             <w:pPr>
@@ -10371,7 +10283,7 @@
               <w:bottom w:val="outset" w:sz="6" w:space="0" w:color="000000"/>
               <w:right w:val="outset" w:sz="6" w:space="0" w:color="000000"/>
             </w:tcBorders>
-            <w:shd w:val="clear" w:color="auto" w:fill="F2F2F2" w:themeFill="background1" w:themeFillShade="F2"/>
+            <w:shd w:val="clear" w:color="auto" w:fill="DDDDFF"/>
           </w:tcPr>
           <w:p>
             <w:pPr>
@@ -10431,7 +10343,7 @@
               <w:bottom w:val="outset" w:sz="6" w:space="0" w:color="000000"/>
               <w:right w:val="outset" w:sz="6" w:space="0" w:color="000000"/>
             </w:tcBorders>
-            <w:shd w:val="clear" w:color="auto" w:fill="F2F2F2" w:themeFill="background1" w:themeFillShade="F2"/>
+            <w:shd w:val="clear" w:color="auto" w:fill="DDDDFF"/>
           </w:tcPr>
           <w:p>
             <w:pPr>
@@ -10491,7 +10403,7 @@
               <w:bottom w:val="outset" w:sz="6" w:space="0" w:color="000000"/>
               <w:right w:val="outset" w:sz="6" w:space="0" w:color="000000"/>
             </w:tcBorders>
-            <w:shd w:val="clear" w:color="auto" w:fill="F2F2F2" w:themeFill="background1" w:themeFillShade="F2"/>
+            <w:shd w:val="clear" w:color="auto" w:fill="DDDDFF"/>
           </w:tcPr>
           <w:p>
             <w:pPr>
@@ -10551,7 +10463,7 @@
               <w:bottom w:val="outset" w:sz="6" w:space="0" w:color="000000"/>
               <w:right w:val="outset" w:sz="6" w:space="0" w:color="000000"/>
             </w:tcBorders>
-            <w:shd w:val="clear" w:color="auto" w:fill="F2F2F2" w:themeFill="background1" w:themeFillShade="F2"/>
+            <w:shd w:val="clear" w:color="auto" w:fill="DDDDFF"/>
           </w:tcPr>
           <w:p>
             <w:pPr>
@@ -10611,7 +10523,7 @@
               <w:top w:val="outset" w:sz="6" w:space="0" w:color="000000"/>
               <w:bottom w:val="outset" w:sz="6" w:space="0" w:color="000000"/>
             </w:tcBorders>
-            <w:shd w:val="clear" w:color="auto" w:fill="F2F2F2" w:themeFill="background1" w:themeFillShade="F2"/>
+            <w:shd w:val="clear" w:color="auto" w:fill="DDDDFF"/>
           </w:tcPr>
           <w:p>
             <w:pPr>
@@ -10645,7 +10557,7 @@
               <w:bottom w:val="outset" w:sz="6" w:space="0" w:color="000000"/>
               <w:right w:val="outset" w:sz="6" w:space="0" w:color="000000"/>
             </w:tcBorders>
-            <w:shd w:val="clear" w:color="auto" w:fill="F2F2F2" w:themeFill="background1" w:themeFillShade="F2"/>
+            <w:shd w:val="clear" w:color="auto" w:fill="DDDDFF"/>
           </w:tcPr>
           <w:p>
             <w:pPr>
@@ -10706,7 +10618,7 @@
               <w:bottom w:val="outset" w:sz="6" w:space="0" w:color="000000"/>
               <w:right w:val="outset" w:sz="6" w:space="0" w:color="000000"/>
             </w:tcBorders>
-            <w:shd w:val="clear" w:color="auto" w:fill="F2F2F2" w:themeFill="background1" w:themeFillShade="F2"/>
+            <w:shd w:val="clear" w:color="auto" w:fill="DDDDFF"/>
           </w:tcPr>
           <w:p>
             <w:pPr>
@@ -10768,7 +10680,7 @@
               <w:top w:val="outset" w:sz="6" w:space="0" w:color="000000"/>
               <w:bottom w:val="outset" w:sz="6" w:space="0" w:color="000000"/>
             </w:tcBorders>
-            <w:shd w:val="clear" w:color="auto" w:fill="F2F2F2" w:themeFill="background1" w:themeFillShade="F2"/>
+            <w:shd w:val="clear" w:color="auto" w:fill="DDDDFF"/>
           </w:tcPr>
           <w:p>
             <w:pPr>
@@ -10818,7 +10730,7 @@
               <w:bottom w:val="outset" w:sz="6" w:space="0" w:color="000000"/>
               <w:right w:val="outset" w:sz="6" w:space="0" w:color="000000"/>
             </w:tcBorders>
-            <w:shd w:val="clear" w:color="auto" w:fill="F2F2F2" w:themeFill="background1" w:themeFillShade="F2"/>
+            <w:shd w:val="clear" w:color="auto" w:fill="DDDDFF"/>
           </w:tcPr>
           <w:p>
             <w:pPr>
@@ -10878,7 +10790,7 @@
               <w:bottom w:val="outset" w:sz="6" w:space="0" w:color="000000"/>
               <w:right w:val="outset" w:sz="6" w:space="0" w:color="000000"/>
             </w:tcBorders>
-            <w:shd w:val="clear" w:color="auto" w:fill="F2F2F2" w:themeFill="background1" w:themeFillShade="F2"/>
+            <w:shd w:val="clear" w:color="auto" w:fill="DDDDFF"/>
           </w:tcPr>
           <w:p>
             <w:pPr>
@@ -10938,7 +10850,7 @@
               <w:bottom w:val="outset" w:sz="6" w:space="0" w:color="000000"/>
               <w:right w:val="outset" w:sz="6" w:space="0" w:color="000000"/>
             </w:tcBorders>
-            <w:shd w:val="clear" w:color="auto" w:fill="F2F2F2" w:themeFill="background1" w:themeFillShade="F2"/>
+            <w:shd w:val="clear" w:color="auto" w:fill="DDDDFF"/>
           </w:tcPr>
           <w:p>
             <w:pPr>
@@ -10998,7 +10910,7 @@
               <w:bottom w:val="outset" w:sz="6" w:space="0" w:color="000000"/>
               <w:right w:val="outset" w:sz="6" w:space="0" w:color="000000"/>
             </w:tcBorders>
-            <w:shd w:val="clear" w:color="auto" w:fill="F2F2F2" w:themeFill="background1" w:themeFillShade="F2"/>
+            <w:shd w:val="clear" w:color="auto" w:fill="DDDDFF"/>
           </w:tcPr>
           <w:p>
             <w:pPr>
@@ -11058,7 +10970,7 @@
               <w:top w:val="outset" w:sz="6" w:space="0" w:color="000000"/>
               <w:bottom w:val="outset" w:sz="6" w:space="0" w:color="000000"/>
             </w:tcBorders>
-            <w:shd w:val="clear" w:color="auto" w:fill="F2F2F2" w:themeFill="background1" w:themeFillShade="F2"/>
+            <w:shd w:val="clear" w:color="auto" w:fill="DDDDFF"/>
           </w:tcPr>
           <w:p>
             <w:pPr>
@@ -11092,7 +11004,7 @@
               <w:bottom w:val="outset" w:sz="6" w:space="0" w:color="000000"/>
               <w:right w:val="outset" w:sz="6" w:space="0" w:color="000000"/>
             </w:tcBorders>
-            <w:shd w:val="clear" w:color="auto" w:fill="F2F2F2" w:themeFill="background1" w:themeFillShade="F2"/>
+            <w:shd w:val="clear" w:color="auto" w:fill="DDDDFF"/>
           </w:tcPr>
           <w:p>
             <w:pPr>
@@ -11154,7 +11066,7 @@
               <w:top w:val="outset" w:sz="6" w:space="0" w:color="000000"/>
               <w:bottom w:val="outset" w:sz="6" w:space="0" w:color="000000"/>
             </w:tcBorders>
-            <w:shd w:val="clear" w:color="auto" w:fill="F2F2F2" w:themeFill="background1" w:themeFillShade="F2"/>
+            <w:shd w:val="clear" w:color="auto" w:fill="DDDDFF"/>
           </w:tcPr>
           <w:p>
             <w:pPr>
@@ -11204,7 +11116,7 @@
               <w:bottom w:val="outset" w:sz="6" w:space="0" w:color="000000"/>
               <w:right w:val="outset" w:sz="6" w:space="0" w:color="000000"/>
             </w:tcBorders>
-            <w:shd w:val="clear" w:color="auto" w:fill="F2F2F2" w:themeFill="background1" w:themeFillShade="F2"/>
+            <w:shd w:val="clear" w:color="auto" w:fill="DDDDFF"/>
           </w:tcPr>
           <w:p>
             <w:pPr>
@@ -11264,7 +11176,7 @@
               <w:bottom w:val="outset" w:sz="6" w:space="0" w:color="000000"/>
               <w:right w:val="outset" w:sz="6" w:space="0" w:color="000000"/>
             </w:tcBorders>
-            <w:shd w:val="clear" w:color="auto" w:fill="F2F2F2" w:themeFill="background1" w:themeFillShade="F2"/>
+            <w:shd w:val="clear" w:color="auto" w:fill="DDDDFF"/>
           </w:tcPr>
           <w:p>
             <w:pPr>
@@ -11324,7 +11236,7 @@
               <w:bottom w:val="outset" w:sz="6" w:space="0" w:color="000000"/>
               <w:right w:val="outset" w:sz="6" w:space="0" w:color="000000"/>
             </w:tcBorders>
-            <w:shd w:val="clear" w:color="auto" w:fill="F2F2F2" w:themeFill="background1" w:themeFillShade="F2"/>
+            <w:shd w:val="clear" w:color="auto" w:fill="DDDDFF"/>
           </w:tcPr>
           <w:p>
             <w:pPr>
@@ -11384,7 +11296,7 @@
               <w:bottom w:val="outset" w:sz="6" w:space="0" w:color="000000"/>
               <w:right w:val="outset" w:sz="6" w:space="0" w:color="000000"/>
             </w:tcBorders>
-            <w:shd w:val="clear" w:color="auto" w:fill="F2F2F2" w:themeFill="background1" w:themeFillShade="F2"/>
+            <w:shd w:val="clear" w:color="auto" w:fill="DDDDFF"/>
           </w:tcPr>
           <w:p>
             <w:pPr>
@@ -11451,7 +11363,7 @@
               <w:top w:val="outset" w:sz="6" w:space="0" w:color="000000"/>
               <w:bottom w:val="outset" w:sz="6" w:space="0" w:color="000000"/>
             </w:tcBorders>
-            <w:shd w:val="clear" w:color="auto" w:fill="F2F2F2" w:themeFill="background1" w:themeFillShade="F2"/>
+            <w:shd w:val="clear" w:color="auto" w:fill="DDDDFF"/>
           </w:tcPr>
           <w:p>
             <w:pPr>
@@ -11485,7 +11397,7 @@
               <w:bottom w:val="outset" w:sz="6" w:space="0" w:color="000000"/>
               <w:right w:val="outset" w:sz="6" w:space="0" w:color="000000"/>
             </w:tcBorders>
-            <w:shd w:val="clear" w:color="auto" w:fill="F2F2F2" w:themeFill="background1" w:themeFillShade="F2"/>
+            <w:shd w:val="clear" w:color="auto" w:fill="DDDDFF"/>
           </w:tcPr>
           <w:p>
             <w:pPr>
@@ -11561,7 +11473,7 @@
               <w:top w:val="outset" w:sz="6" w:space="0" w:color="000000"/>
               <w:bottom w:val="outset" w:sz="6" w:space="0" w:color="000000"/>
             </w:tcBorders>
-            <w:shd w:val="clear" w:color="auto" w:fill="F2F2F2" w:themeFill="background1" w:themeFillShade="F2"/>
+            <w:shd w:val="clear" w:color="auto" w:fill="DDDDFF"/>
           </w:tcPr>
           <w:p>
             <w:pPr>
@@ -11611,7 +11523,7 @@
               <w:bottom w:val="outset" w:sz="6" w:space="0" w:color="000000"/>
               <w:right w:val="outset" w:sz="6" w:space="0" w:color="000000"/>
             </w:tcBorders>
-            <w:shd w:val="clear" w:color="auto" w:fill="F2F2F2" w:themeFill="background1" w:themeFillShade="F2"/>
+            <w:shd w:val="clear" w:color="auto" w:fill="DDDDFF"/>
           </w:tcPr>
           <w:p>
             <w:pPr>
@@ -11671,7 +11583,7 @@
               <w:bottom w:val="outset" w:sz="6" w:space="0" w:color="000000"/>
               <w:right w:val="outset" w:sz="6" w:space="0" w:color="000000"/>
             </w:tcBorders>
-            <w:shd w:val="clear" w:color="auto" w:fill="F2F2F2" w:themeFill="background1" w:themeFillShade="F2"/>
+            <w:shd w:val="clear" w:color="auto" w:fill="DDDDFF"/>
           </w:tcPr>
           <w:p>
             <w:pPr>
@@ -11731,7 +11643,7 @@
               <w:bottom w:val="outset" w:sz="6" w:space="0" w:color="000000"/>
               <w:right w:val="outset" w:sz="6" w:space="0" w:color="000000"/>
             </w:tcBorders>
-            <w:shd w:val="clear" w:color="auto" w:fill="F2F2F2" w:themeFill="background1" w:themeFillShade="F2"/>
+            <w:shd w:val="clear" w:color="auto" w:fill="DDDDFF"/>
           </w:tcPr>
           <w:p>
             <w:pPr>
@@ -11791,7 +11703,7 @@
               <w:bottom w:val="outset" w:sz="6" w:space="0" w:color="000000"/>
               <w:right w:val="outset" w:sz="6" w:space="0" w:color="000000"/>
             </w:tcBorders>
-            <w:shd w:val="clear" w:color="auto" w:fill="F2F2F2" w:themeFill="background1" w:themeFillShade="F2"/>
+            <w:shd w:val="clear" w:color="auto" w:fill="DDDDFF"/>
           </w:tcPr>
           <w:p>
             <w:pPr>
@@ -11865,7 +11777,7 @@
               <w:top w:val="outset" w:sz="6" w:space="0" w:color="000000"/>
               <w:bottom w:val="outset" w:sz="6" w:space="0" w:color="000000"/>
             </w:tcBorders>
-            <w:shd w:val="clear" w:color="auto" w:fill="F2F2F2" w:themeFill="background1" w:themeFillShade="F2"/>
+            <w:shd w:val="clear" w:color="auto" w:fill="DDDDFF"/>
           </w:tcPr>
           <w:p>
             <w:pPr>
@@ -11899,7 +11811,7 @@
               <w:bottom w:val="outset" w:sz="6" w:space="0" w:color="000000"/>
               <w:right w:val="outset" w:sz="6" w:space="0" w:color="000000"/>
             </w:tcBorders>
-            <w:shd w:val="clear" w:color="auto" w:fill="F2F2F2" w:themeFill="background1" w:themeFillShade="F2"/>
+            <w:shd w:val="clear" w:color="auto" w:fill="DDDDFF"/>
           </w:tcPr>
           <w:p>
             <w:pPr>
@@ -11960,7 +11872,7 @@
               <w:bottom w:val="outset" w:sz="6" w:space="0" w:color="000000"/>
               <w:right w:val="outset" w:sz="6" w:space="0" w:color="000000"/>
             </w:tcBorders>
-            <w:shd w:val="clear" w:color="auto" w:fill="F2F2F2" w:themeFill="background1" w:themeFillShade="F2"/>
+            <w:shd w:val="clear" w:color="auto" w:fill="DDDDFF"/>
           </w:tcPr>
           <w:p>
             <w:pPr>
@@ -12023,7 +11935,7 @@
               <w:bottom w:val="outset" w:sz="6" w:space="0" w:color="000000"/>
               <w:right w:val="outset" w:sz="6" w:space="0" w:color="000000"/>
             </w:tcBorders>
-            <w:shd w:val="clear" w:color="auto" w:fill="F2F2F2" w:themeFill="background1" w:themeFillShade="F2"/>
+            <w:shd w:val="clear" w:color="auto" w:fill="DDDDFF"/>
           </w:tcPr>
           <w:p>
             <w:pPr>
@@ -12086,7 +11998,7 @@
               <w:top w:val="outset" w:sz="6" w:space="0" w:color="000000"/>
               <w:bottom w:val="outset" w:sz="6" w:space="0" w:color="000000"/>
             </w:tcBorders>
-            <w:shd w:val="clear" w:color="auto" w:fill="F2F2F2" w:themeFill="background1" w:themeFillShade="F2"/>
+            <w:shd w:val="clear" w:color="auto" w:fill="DDDDFF"/>
           </w:tcPr>
           <w:p>
             <w:pPr>
@@ -12136,7 +12048,7 @@
               <w:bottom w:val="outset" w:sz="6" w:space="0" w:color="000000"/>
               <w:right w:val="outset" w:sz="6" w:space="0" w:color="000000"/>
             </w:tcBorders>
-            <w:shd w:val="clear" w:color="auto" w:fill="F2F2F2" w:themeFill="background1" w:themeFillShade="F2"/>
+            <w:shd w:val="clear" w:color="auto" w:fill="DDDDFF"/>
           </w:tcPr>
           <w:p>
             <w:pPr>
@@ -12196,7 +12108,7 @@
               <w:bottom w:val="outset" w:sz="6" w:space="0" w:color="000000"/>
               <w:right w:val="outset" w:sz="6" w:space="0" w:color="000000"/>
             </w:tcBorders>
-            <w:shd w:val="clear" w:color="auto" w:fill="F2F2F2" w:themeFill="background1" w:themeFillShade="F2"/>
+            <w:shd w:val="clear" w:color="auto" w:fill="DDDDFF"/>
           </w:tcPr>
           <w:p>
             <w:pPr>
@@ -12256,7 +12168,7 @@
               <w:bottom w:val="outset" w:sz="6" w:space="0" w:color="000000"/>
               <w:right w:val="outset" w:sz="6" w:space="0" w:color="000000"/>
             </w:tcBorders>
-            <w:shd w:val="clear" w:color="auto" w:fill="F2F2F2" w:themeFill="background1" w:themeFillShade="F2"/>
+            <w:shd w:val="clear" w:color="auto" w:fill="DDDDFF"/>
           </w:tcPr>
           <w:p>
             <w:pPr>
@@ -12316,7 +12228,7 @@
               <w:bottom w:val="outset" w:sz="6" w:space="0" w:color="000000"/>
               <w:right w:val="outset" w:sz="6" w:space="0" w:color="000000"/>
             </w:tcBorders>
-            <w:shd w:val="clear" w:color="auto" w:fill="F2F2F2" w:themeFill="background1" w:themeFillShade="F2"/>
+            <w:shd w:val="clear" w:color="auto" w:fill="DDDDFF"/>
           </w:tcPr>
           <w:p>
             <w:pPr>
@@ -12376,7 +12288,7 @@
               <w:top w:val="outset" w:sz="6" w:space="0" w:color="000000"/>
               <w:bottom w:val="outset" w:sz="6" w:space="0" w:color="000000"/>
             </w:tcBorders>
-            <w:shd w:val="clear" w:color="auto" w:fill="F2F2F2" w:themeFill="background1" w:themeFillShade="F2"/>
+            <w:shd w:val="clear" w:color="auto" w:fill="DDDDFF"/>
           </w:tcPr>
           <w:p>
             <w:pPr>
@@ -12410,7 +12322,7 @@
               <w:bottom w:val="outset" w:sz="6" w:space="0" w:color="000000"/>
               <w:right w:val="outset" w:sz="6" w:space="0" w:color="000000"/>
             </w:tcBorders>
-            <w:shd w:val="clear" w:color="auto" w:fill="F2F2F2" w:themeFill="background1" w:themeFillShade="F2"/>
+            <w:shd w:val="clear" w:color="auto" w:fill="DDDDFF"/>
           </w:tcPr>
           <w:p>
             <w:pPr>
@@ -12486,7 +12398,7 @@
               <w:top w:val="outset" w:sz="6" w:space="0" w:color="000000"/>
               <w:bottom w:val="outset" w:sz="6" w:space="0" w:color="000000"/>
             </w:tcBorders>
-            <w:shd w:val="clear" w:color="auto" w:fill="F2F2F2" w:themeFill="background1" w:themeFillShade="F2"/>
+            <w:shd w:val="clear" w:color="auto" w:fill="DDDDFF"/>
           </w:tcPr>
           <w:p>
             <w:pPr>
@@ -12536,7 +12448,7 @@
               <w:bottom w:val="outset" w:sz="6" w:space="0" w:color="000000"/>
               <w:right w:val="outset" w:sz="6" w:space="0" w:color="000000"/>
             </w:tcBorders>
-            <w:shd w:val="clear" w:color="auto" w:fill="F2F2F2" w:themeFill="background1" w:themeFillShade="F2"/>
+            <w:shd w:val="clear" w:color="auto" w:fill="DDDDFF"/>
           </w:tcPr>
           <w:p>
             <w:pPr>
@@ -12596,7 +12508,7 @@
               <w:bottom w:val="outset" w:sz="6" w:space="0" w:color="000000"/>
               <w:right w:val="outset" w:sz="6" w:space="0" w:color="000000"/>
             </w:tcBorders>
-            <w:shd w:val="clear" w:color="auto" w:fill="F2F2F2" w:themeFill="background1" w:themeFillShade="F2"/>
+            <w:shd w:val="clear" w:color="auto" w:fill="DDDDFF"/>
           </w:tcPr>
           <w:p>
             <w:pPr>
@@ -12656,7 +12568,7 @@
               <w:bottom w:val="outset" w:sz="6" w:space="0" w:color="000000"/>
               <w:right w:val="outset" w:sz="6" w:space="0" w:color="000000"/>
             </w:tcBorders>
-            <w:shd w:val="clear" w:color="auto" w:fill="F2F2F2" w:themeFill="background1" w:themeFillShade="F2"/>
+            <w:shd w:val="clear" w:color="auto" w:fill="DDDDFF"/>
           </w:tcPr>
           <w:p>
             <w:pPr>
@@ -12716,7 +12628,7 @@
               <w:bottom w:val="outset" w:sz="6" w:space="0" w:color="000000"/>
               <w:right w:val="outset" w:sz="6" w:space="0" w:color="000000"/>
             </w:tcBorders>
-            <w:shd w:val="clear" w:color="auto" w:fill="F2F2F2" w:themeFill="background1" w:themeFillShade="F2"/>
+            <w:shd w:val="clear" w:color="auto" w:fill="DDDDFF"/>
           </w:tcPr>
           <w:p>
             <w:pPr>
@@ -12776,7 +12688,7 @@
               <w:top w:val="outset" w:sz="6" w:space="0" w:color="000000"/>
               <w:bottom w:val="outset" w:sz="6" w:space="0" w:color="000000"/>
             </w:tcBorders>
-            <w:shd w:val="clear" w:color="auto" w:fill="F2F2F2" w:themeFill="background1" w:themeFillShade="F2"/>
+            <w:shd w:val="clear" w:color="auto" w:fill="DDDDFF"/>
           </w:tcPr>
           <w:p>
             <w:pPr>
@@ -12810,7 +12722,7 @@
               <w:bottom w:val="outset" w:sz="6" w:space="0" w:color="000000"/>
               <w:right w:val="outset" w:sz="6" w:space="0" w:color="000000"/>
             </w:tcBorders>
-            <w:shd w:val="clear" w:color="auto" w:fill="F2F2F2" w:themeFill="background1" w:themeFillShade="F2"/>
+            <w:shd w:val="clear" w:color="auto" w:fill="DDDDFF"/>
           </w:tcPr>
           <w:p>
             <w:pPr>
@@ -12872,7 +12784,7 @@
               <w:top w:val="outset" w:sz="6" w:space="0" w:color="000000"/>
               <w:bottom w:val="outset" w:sz="6" w:space="0" w:color="000000"/>
             </w:tcBorders>
-            <w:shd w:val="clear" w:color="auto" w:fill="F2F2F2" w:themeFill="background1" w:themeFillShade="F2"/>
+            <w:shd w:val="clear" w:color="auto" w:fill="DDDDFF"/>
           </w:tcPr>
           <w:p>
             <w:pPr>
@@ -12922,7 +12834,7 @@
               <w:bottom w:val="outset" w:sz="6" w:space="0" w:color="000000"/>
               <w:right w:val="outset" w:sz="6" w:space="0" w:color="000000"/>
             </w:tcBorders>
-            <w:shd w:val="clear" w:color="auto" w:fill="F2F2F2" w:themeFill="background1" w:themeFillShade="F2"/>
+            <w:shd w:val="clear" w:color="auto" w:fill="DDDDFF"/>
           </w:tcPr>
           <w:p>
             <w:pPr>
@@ -12982,7 +12894,7 @@
               <w:bottom w:val="outset" w:sz="6" w:space="0" w:color="000000"/>
               <w:right w:val="outset" w:sz="6" w:space="0" w:color="000000"/>
             </w:tcBorders>
-            <w:shd w:val="clear" w:color="auto" w:fill="F2F2F2" w:themeFill="background1" w:themeFillShade="F2"/>
+            <w:shd w:val="clear" w:color="auto" w:fill="DDDDFF"/>
           </w:tcPr>
           <w:p>
             <w:pPr>
@@ -13042,7 +12954,7 @@
               <w:bottom w:val="outset" w:sz="6" w:space="0" w:color="000000"/>
               <w:right w:val="outset" w:sz="6" w:space="0" w:color="000000"/>
             </w:tcBorders>
-            <w:shd w:val="clear" w:color="auto" w:fill="F2F2F2" w:themeFill="background1" w:themeFillShade="F2"/>
+            <w:shd w:val="clear" w:color="auto" w:fill="DDDDFF"/>
           </w:tcPr>
           <w:p>
             <w:pPr>
@@ -13102,7 +13014,7 @@
               <w:bottom w:val="outset" w:sz="6" w:space="0" w:color="000000"/>
               <w:right w:val="outset" w:sz="6" w:space="0" w:color="000000"/>
             </w:tcBorders>
-            <w:shd w:val="clear" w:color="auto" w:fill="F2F2F2" w:themeFill="background1" w:themeFillShade="F2"/>
+            <w:shd w:val="clear" w:color="auto" w:fill="DDDDFF"/>
           </w:tcPr>
           <w:p>
             <w:pPr>
@@ -13162,7 +13074,7 @@
               <w:top w:val="outset" w:sz="6" w:space="0" w:color="000000"/>
               <w:bottom w:val="outset" w:sz="6" w:space="0" w:color="000000"/>
             </w:tcBorders>
-            <w:shd w:val="clear" w:color="auto" w:fill="F2F2F2" w:themeFill="background1" w:themeFillShade="F2"/>
+            <w:shd w:val="clear" w:color="auto" w:fill="DDDDFF"/>
           </w:tcPr>
           <w:p>
             <w:pPr>
@@ -13196,7 +13108,7 @@
               <w:bottom w:val="outset" w:sz="6" w:space="0" w:color="000000"/>
               <w:right w:val="outset" w:sz="6" w:space="0" w:color="000000"/>
             </w:tcBorders>
-            <w:shd w:val="clear" w:color="auto" w:fill="F2F2F2" w:themeFill="background1" w:themeFillShade="F2"/>
+            <w:shd w:val="clear" w:color="auto" w:fill="DDDDFF"/>
           </w:tcPr>
           <w:p>
             <w:pPr>
@@ -13257,7 +13169,7 @@
               <w:top w:val="outset" w:sz="6" w:space="0" w:color="000000"/>
               <w:bottom w:val="outset" w:sz="6" w:space="0" w:color="000000"/>
             </w:tcBorders>
-            <w:shd w:val="clear" w:color="auto" w:fill="F2F2F2" w:themeFill="background1" w:themeFillShade="F2"/>
+            <w:shd w:val="clear" w:color="auto" w:fill="DDDDFF"/>
           </w:tcPr>
           <w:p>
             <w:pPr>
@@ -13306,7 +13218,7 @@
               <w:bottom w:val="outset" w:sz="6" w:space="0" w:color="000000"/>
               <w:right w:val="outset" w:sz="6" w:space="0" w:color="000000"/>
             </w:tcBorders>
-            <w:shd w:val="clear" w:color="auto" w:fill="F2F2F2" w:themeFill="background1" w:themeFillShade="F2"/>
+            <w:shd w:val="clear" w:color="auto" w:fill="DDDDFF"/>
           </w:tcPr>
           <w:p>
             <w:pPr>
@@ -13368,7 +13280,7 @@
               <w:bottom w:val="outset" w:sz="6" w:space="0" w:color="000000"/>
               <w:right w:val="outset" w:sz="6" w:space="0" w:color="000000"/>
             </w:tcBorders>
-            <w:shd w:val="clear" w:color="auto" w:fill="F2F2F2" w:themeFill="background1" w:themeFillShade="F2"/>
+            <w:shd w:val="clear" w:color="auto" w:fill="DDDDFF"/>
           </w:tcPr>
           <w:p>
             <w:pPr>
@@ -13430,7 +13342,7 @@
               <w:bottom w:val="outset" w:sz="6" w:space="0" w:color="000000"/>
               <w:right w:val="outset" w:sz="6" w:space="0" w:color="000000"/>
             </w:tcBorders>
-            <w:shd w:val="clear" w:color="auto" w:fill="F2F2F2" w:themeFill="background1" w:themeFillShade="F2"/>
+            <w:shd w:val="clear" w:color="auto" w:fill="DDDDFF"/>
           </w:tcPr>
           <w:p>
             <w:pPr>
@@ -13492,7 +13404,7 @@
               <w:bottom w:val="outset" w:sz="6" w:space="0" w:color="000000"/>
               <w:right w:val="outset" w:sz="6" w:space="0" w:color="000000"/>
             </w:tcBorders>
-            <w:shd w:val="clear" w:color="auto" w:fill="F2F2F2" w:themeFill="background1" w:themeFillShade="F2"/>
+            <w:shd w:val="clear" w:color="auto" w:fill="DDDDFF"/>
           </w:tcPr>
           <w:p>
             <w:pPr>
@@ -13554,7 +13466,7 @@
               <w:top w:val="outset" w:sz="6" w:space="0" w:color="000000"/>
               <w:bottom w:val="outset" w:sz="6" w:space="0" w:color="000000"/>
             </w:tcBorders>
-            <w:shd w:val="clear" w:color="auto" w:fill="F2F2F2" w:themeFill="background1" w:themeFillShade="F2"/>
+            <w:shd w:val="clear" w:color="auto" w:fill="DDDDFF"/>
           </w:tcPr>
           <w:p>
             <w:pPr>
@@ -13588,7 +13500,7 @@
               <w:bottom w:val="outset" w:sz="6" w:space="0" w:color="000000"/>
               <w:right w:val="outset" w:sz="6" w:space="0" w:color="000000"/>
             </w:tcBorders>
-            <w:shd w:val="clear" w:color="auto" w:fill="F2F2F2" w:themeFill="background1" w:themeFillShade="F2"/>
+            <w:shd w:val="clear" w:color="auto" w:fill="DDDDFF"/>
           </w:tcPr>
           <w:p>
             <w:pPr>
@@ -13651,7 +13563,7 @@
               <w:top w:val="outset" w:sz="6" w:space="0" w:color="000000"/>
               <w:bottom w:val="outset" w:sz="6" w:space="0" w:color="000000"/>
             </w:tcBorders>
-            <w:shd w:val="clear" w:color="auto" w:fill="F2F2F2" w:themeFill="background1" w:themeFillShade="F2"/>
+            <w:shd w:val="clear" w:color="auto" w:fill="DDDDFF"/>
           </w:tcPr>
           <w:p>
             <w:pPr>
@@ -13700,7 +13612,7 @@
               <w:bottom w:val="outset" w:sz="6" w:space="0" w:color="000000"/>
               <w:right w:val="outset" w:sz="6" w:space="0" w:color="000000"/>
             </w:tcBorders>
-            <w:shd w:val="clear" w:color="auto" w:fill="F2F2F2" w:themeFill="background1" w:themeFillShade="F2"/>
+            <w:shd w:val="clear" w:color="auto" w:fill="DDDDFF"/>
           </w:tcPr>
           <w:p>
             <w:pPr>
@@ -13762,7 +13674,7 @@
               <w:bottom w:val="outset" w:sz="6" w:space="0" w:color="000000"/>
               <w:right w:val="outset" w:sz="6" w:space="0" w:color="000000"/>
             </w:tcBorders>
-            <w:shd w:val="clear" w:color="auto" w:fill="F2F2F2" w:themeFill="background1" w:themeFillShade="F2"/>
+            <w:shd w:val="clear" w:color="auto" w:fill="DDDDFF"/>
           </w:tcPr>
           <w:p>
             <w:pPr>
@@ -13824,7 +13736,7 @@
               <w:bottom w:val="outset" w:sz="6" w:space="0" w:color="000000"/>
               <w:right w:val="outset" w:sz="6" w:space="0" w:color="000000"/>
             </w:tcBorders>
-            <w:shd w:val="clear" w:color="auto" w:fill="F2F2F2" w:themeFill="background1" w:themeFillShade="F2"/>
+            <w:shd w:val="clear" w:color="auto" w:fill="DDDDFF"/>
           </w:tcPr>
           <w:p>
             <w:pPr>
@@ -13886,7 +13798,7 @@
               <w:bottom w:val="outset" w:sz="6" w:space="0" w:color="000000"/>
               <w:right w:val="outset" w:sz="6" w:space="0" w:color="000000"/>
             </w:tcBorders>
-            <w:shd w:val="clear" w:color="auto" w:fill="F2F2F2" w:themeFill="background1" w:themeFillShade="F2"/>
+            <w:shd w:val="clear" w:color="auto" w:fill="DDDDFF"/>
           </w:tcPr>
           <w:p>
             <w:pPr>
@@ -13948,7 +13860,7 @@
               <w:top w:val="outset" w:sz="6" w:space="0" w:color="000000"/>
               <w:bottom w:val="outset" w:sz="6" w:space="0" w:color="000000"/>
             </w:tcBorders>
-            <w:shd w:val="clear" w:color="auto" w:fill="F2F2F2" w:themeFill="background1" w:themeFillShade="F2"/>
+            <w:shd w:val="clear" w:color="auto" w:fill="DDDDFF"/>
           </w:tcPr>
           <w:p>
             <w:pPr>
@@ -13982,7 +13894,7 @@
               <w:bottom w:val="outset" w:sz="6" w:space="0" w:color="000000"/>
               <w:right w:val="outset" w:sz="6" w:space="0" w:color="000000"/>
             </w:tcBorders>
-            <w:shd w:val="clear" w:color="auto" w:fill="F2F2F2" w:themeFill="background1" w:themeFillShade="F2"/>
+            <w:shd w:val="clear" w:color="auto" w:fill="DDDDFF"/>
           </w:tcPr>
           <w:p>
             <w:pPr>
@@ -14044,7 +13956,7 @@
               <w:top w:val="outset" w:sz="6" w:space="0" w:color="000000"/>
               <w:bottom w:val="outset" w:sz="6" w:space="0" w:color="000000"/>
             </w:tcBorders>
-            <w:shd w:val="clear" w:color="auto" w:fill="F2F2F2" w:themeFill="background1" w:themeFillShade="F2"/>
+            <w:shd w:val="clear" w:color="auto" w:fill="DDDDFF"/>
           </w:tcPr>
           <w:p>
             <w:pPr>
@@ -14093,7 +14005,7 @@
               <w:bottom w:val="outset" w:sz="6" w:space="0" w:color="000000"/>
               <w:right w:val="outset" w:sz="6" w:space="0" w:color="000000"/>
             </w:tcBorders>
-            <w:shd w:val="clear" w:color="auto" w:fill="F2F2F2" w:themeFill="background1" w:themeFillShade="F2"/>
+            <w:shd w:val="clear" w:color="auto" w:fill="DDDDFF"/>
           </w:tcPr>
           <w:p>
             <w:pPr>
@@ -14155,7 +14067,7 @@
               <w:bottom w:val="outset" w:sz="6" w:space="0" w:color="000000"/>
               <w:right w:val="outset" w:sz="6" w:space="0" w:color="000000"/>
             </w:tcBorders>
-            <w:shd w:val="clear" w:color="auto" w:fill="F2F2F2" w:themeFill="background1" w:themeFillShade="F2"/>
+            <w:shd w:val="clear" w:color="auto" w:fill="DDDDFF"/>
           </w:tcPr>
           <w:p>
             <w:pPr>
@@ -14217,7 +14129,7 @@
               <w:bottom w:val="outset" w:sz="6" w:space="0" w:color="000000"/>
               <w:right w:val="outset" w:sz="6" w:space="0" w:color="000000"/>
             </w:tcBorders>
-            <w:shd w:val="clear" w:color="auto" w:fill="F2F2F2" w:themeFill="background1" w:themeFillShade="F2"/>
+            <w:shd w:val="clear" w:color="auto" w:fill="DDDDFF"/>
           </w:tcPr>
           <w:p>
             <w:pPr>
@@ -14279,7 +14191,7 @@
               <w:bottom w:val="outset" w:sz="6" w:space="0" w:color="000000"/>
               <w:right w:val="outset" w:sz="6" w:space="0" w:color="000000"/>
             </w:tcBorders>
-            <w:shd w:val="clear" w:color="auto" w:fill="F2F2F2" w:themeFill="background1" w:themeFillShade="F2"/>
+            <w:shd w:val="clear" w:color="auto" w:fill="DDDDFF"/>
           </w:tcPr>
           <w:p>
             <w:pPr>
@@ -14341,7 +14253,7 @@
               <w:top w:val="outset" w:sz="6" w:space="0" w:color="000000"/>
               <w:bottom w:val="outset" w:sz="6" w:space="0" w:color="000000"/>
             </w:tcBorders>
-            <w:shd w:val="clear" w:color="auto" w:fill="F2F2F2" w:themeFill="background1" w:themeFillShade="F2"/>
+            <w:shd w:val="clear" w:color="auto" w:fill="DDDDFF"/>
           </w:tcPr>
           <w:p>
             <w:pPr>
@@ -14375,7 +14287,7 @@
               <w:bottom w:val="outset" w:sz="6" w:space="0" w:color="000000"/>
               <w:right w:val="outset" w:sz="6" w:space="0" w:color="000000"/>
             </w:tcBorders>
-            <w:shd w:val="clear" w:color="auto" w:fill="F2F2F2" w:themeFill="background1" w:themeFillShade="F2"/>
+            <w:shd w:val="clear" w:color="auto" w:fill="DDDDFF"/>
           </w:tcPr>
           <w:p>
             <w:pPr>
@@ -14438,7 +14350,7 @@
               <w:top w:val="outset" w:sz="6" w:space="0" w:color="000000"/>
               <w:bottom w:val="outset" w:sz="6" w:space="0" w:color="000000"/>
             </w:tcBorders>
-            <w:shd w:val="clear" w:color="auto" w:fill="F2F2F2" w:themeFill="background1" w:themeFillShade="F2"/>
+            <w:shd w:val="clear" w:color="auto" w:fill="DDDDFF"/>
           </w:tcPr>
           <w:p>
             <w:pPr>
@@ -14488,7 +14400,7 @@
               <w:bottom w:val="outset" w:sz="6" w:space="0" w:color="000000"/>
               <w:right w:val="outset" w:sz="6" w:space="0" w:color="000000"/>
             </w:tcBorders>
-            <w:shd w:val="clear" w:color="auto" w:fill="F2F2F2" w:themeFill="background1" w:themeFillShade="F2"/>
+            <w:shd w:val="clear" w:color="auto" w:fill="DDDDFF"/>
           </w:tcPr>
           <w:p>
             <w:pPr>
@@ -14548,7 +14460,7 @@
               <w:bottom w:val="outset" w:sz="6" w:space="0" w:color="000000"/>
               <w:right w:val="outset" w:sz="6" w:space="0" w:color="000000"/>
             </w:tcBorders>
-            <w:shd w:val="clear" w:color="auto" w:fill="F2F2F2" w:themeFill="background1" w:themeFillShade="F2"/>
+            <w:shd w:val="clear" w:color="auto" w:fill="DDDDFF"/>
           </w:tcPr>
           <w:p>
             <w:pPr>
@@ -14608,7 +14520,7 @@
               <w:bottom w:val="outset" w:sz="6" w:space="0" w:color="000000"/>
               <w:right w:val="outset" w:sz="6" w:space="0" w:color="000000"/>
             </w:tcBorders>
-            <w:shd w:val="clear" w:color="auto" w:fill="F2F2F2" w:themeFill="background1" w:themeFillShade="F2"/>
+            <w:shd w:val="clear" w:color="auto" w:fill="DDDDFF"/>
           </w:tcPr>
           <w:p>
             <w:pPr>
@@ -14668,7 +14580,7 @@
               <w:bottom w:val="outset" w:sz="6" w:space="0" w:color="000000"/>
               <w:right w:val="outset" w:sz="6" w:space="0" w:color="000000"/>
             </w:tcBorders>
-            <w:shd w:val="clear" w:color="auto" w:fill="F2F2F2" w:themeFill="background1" w:themeFillShade="F2"/>
+            <w:shd w:val="clear" w:color="auto" w:fill="DDDDFF"/>
           </w:tcPr>
           <w:p>
             <w:pPr>
@@ -14728,7 +14640,7 @@
               <w:top w:val="outset" w:sz="6" w:space="0" w:color="000000"/>
               <w:bottom w:val="outset" w:sz="6" w:space="0" w:color="000000"/>
             </w:tcBorders>
-            <w:shd w:val="clear" w:color="auto" w:fill="F2F2F2" w:themeFill="background1" w:themeFillShade="F2"/>
+            <w:shd w:val="clear" w:color="auto" w:fill="DDDDFF"/>
           </w:tcPr>
           <w:p>
             <w:pPr>
@@ -14762,7 +14674,7 @@
               <w:bottom w:val="outset" w:sz="6" w:space="0" w:color="000000"/>
               <w:right w:val="outset" w:sz="6" w:space="0" w:color="000000"/>
             </w:tcBorders>
-            <w:shd w:val="clear" w:color="auto" w:fill="F2F2F2" w:themeFill="background1" w:themeFillShade="F2"/>
+            <w:shd w:val="clear" w:color="auto" w:fill="DDDDFF"/>
           </w:tcPr>
           <w:p>
             <w:pPr>
@@ -14824,7 +14736,7 @@
               <w:top w:val="outset" w:sz="6" w:space="0" w:color="000000"/>
               <w:bottom w:val="outset" w:sz="6" w:space="0" w:color="000000"/>
             </w:tcBorders>
-            <w:shd w:val="clear" w:color="auto" w:fill="F2F2F2" w:themeFill="background1" w:themeFillShade="F2"/>
+            <w:shd w:val="clear" w:color="auto" w:fill="DDDDFF"/>
           </w:tcPr>
           <w:p>
             <w:pPr>
@@ -14882,7 +14794,7 @@
               <w:bottom w:val="outset" w:sz="6" w:space="0" w:color="000000"/>
               <w:right w:val="outset" w:sz="6" w:space="0" w:color="000000"/>
             </w:tcBorders>
-            <w:shd w:val="clear" w:color="auto" w:fill="F2F2F2" w:themeFill="background1" w:themeFillShade="F2"/>
+            <w:shd w:val="clear" w:color="auto" w:fill="DDDDFF"/>
           </w:tcPr>
           <w:p>
             <w:pPr>
@@ -14942,7 +14854,7 @@
               <w:bottom w:val="outset" w:sz="6" w:space="0" w:color="000000"/>
               <w:right w:val="outset" w:sz="6" w:space="0" w:color="000000"/>
             </w:tcBorders>
-            <w:shd w:val="clear" w:color="auto" w:fill="F2F2F2" w:themeFill="background1" w:themeFillShade="F2"/>
+            <w:shd w:val="clear" w:color="auto" w:fill="DDDDFF"/>
           </w:tcPr>
           <w:p>
             <w:pPr>
@@ -15002,7 +14914,7 @@
               <w:bottom w:val="outset" w:sz="6" w:space="0" w:color="000000"/>
               <w:right w:val="outset" w:sz="6" w:space="0" w:color="000000"/>
             </w:tcBorders>
-            <w:shd w:val="clear" w:color="auto" w:fill="F2F2F2" w:themeFill="background1" w:themeFillShade="F2"/>
+            <w:shd w:val="clear" w:color="auto" w:fill="DDDDFF"/>
           </w:tcPr>
           <w:p>
             <w:pPr>
@@ -15062,7 +14974,7 @@
               <w:bottom w:val="outset" w:sz="6" w:space="0" w:color="000000"/>
               <w:right w:val="outset" w:sz="6" w:space="0" w:color="000000"/>
             </w:tcBorders>
-            <w:shd w:val="clear" w:color="auto" w:fill="F2F2F2" w:themeFill="background1" w:themeFillShade="F2"/>
+            <w:shd w:val="clear" w:color="auto" w:fill="DDDDFF"/>
           </w:tcPr>
           <w:p>
             <w:pPr>
@@ -15122,7 +15034,7 @@
               <w:top w:val="outset" w:sz="6" w:space="0" w:color="000000"/>
               <w:bottom w:val="outset" w:sz="6" w:space="0" w:color="000000"/>
             </w:tcBorders>
-            <w:shd w:val="clear" w:color="auto" w:fill="F2F2F2" w:themeFill="background1" w:themeFillShade="F2"/>
+            <w:shd w:val="clear" w:color="auto" w:fill="DDDDFF"/>
           </w:tcPr>
           <w:p>
             <w:pPr>
@@ -15156,7 +15068,7 @@
               <w:bottom w:val="outset" w:sz="6" w:space="0" w:color="000000"/>
               <w:right w:val="outset" w:sz="6" w:space="0" w:color="000000"/>
             </w:tcBorders>
-            <w:shd w:val="clear" w:color="auto" w:fill="F2F2F2" w:themeFill="background1" w:themeFillShade="F2"/>
+            <w:shd w:val="clear" w:color="auto" w:fill="DDDDFF"/>
           </w:tcPr>
           <w:p>
             <w:pPr>
@@ -15218,7 +15130,7 @@
               <w:top w:val="outset" w:sz="6" w:space="0" w:color="000000"/>
               <w:bottom w:val="outset" w:sz="6" w:space="0" w:color="000000"/>
             </w:tcBorders>
-            <w:shd w:val="clear" w:color="auto" w:fill="F2F2F2" w:themeFill="background1" w:themeFillShade="F2"/>
+            <w:shd w:val="clear" w:color="auto" w:fill="DDDDFF"/>
           </w:tcPr>
           <w:p>
             <w:pPr>
@@ -15276,7 +15188,7 @@
               <w:bottom w:val="outset" w:sz="6" w:space="0" w:color="000000"/>
               <w:right w:val="outset" w:sz="6" w:space="0" w:color="000000"/>
             </w:tcBorders>
-            <w:shd w:val="clear" w:color="auto" w:fill="F2F2F2" w:themeFill="background1" w:themeFillShade="F2"/>
+            <w:shd w:val="clear" w:color="auto" w:fill="DDDDFF"/>
           </w:tcPr>
           <w:p>
             <w:pPr>
@@ -15337,7 +15249,7 @@
               <w:bottom w:val="outset" w:sz="6" w:space="0" w:color="000000"/>
               <w:right w:val="outset" w:sz="6" w:space="0" w:color="000000"/>
             </w:tcBorders>
-            <w:shd w:val="clear" w:color="auto" w:fill="F2F2F2" w:themeFill="background1" w:themeFillShade="F2"/>
+            <w:shd w:val="clear" w:color="auto" w:fill="DDDDFF"/>
           </w:tcPr>
           <w:p>
             <w:pPr>
@@ -15397,7 +15309,7 @@
               <w:bottom w:val="outset" w:sz="6" w:space="0" w:color="000000"/>
               <w:right w:val="outset" w:sz="6" w:space="0" w:color="000000"/>
             </w:tcBorders>
-            <w:shd w:val="clear" w:color="auto" w:fill="F2F2F2" w:themeFill="background1" w:themeFillShade="F2"/>
+            <w:shd w:val="clear" w:color="auto" w:fill="DDDDFF"/>
           </w:tcPr>
           <w:p>
             <w:pPr>
@@ -15457,7 +15369,7 @@
               <w:bottom w:val="outset" w:sz="6" w:space="0" w:color="000000"/>
               <w:right w:val="outset" w:sz="6" w:space="0" w:color="000000"/>
             </w:tcBorders>
-            <w:shd w:val="clear" w:color="auto" w:fill="F2F2F2" w:themeFill="background1" w:themeFillShade="F2"/>
+            <w:shd w:val="clear" w:color="auto" w:fill="DDDDFF"/>
           </w:tcPr>
           <w:p>
             <w:pPr>
@@ -15517,7 +15429,7 @@
               <w:top w:val="outset" w:sz="6" w:space="0" w:color="000000"/>
               <w:bottom w:val="outset" w:sz="6" w:space="0" w:color="000000"/>
             </w:tcBorders>
-            <w:shd w:val="clear" w:color="auto" w:fill="F2F2F2" w:themeFill="background1" w:themeFillShade="F2"/>
+            <w:shd w:val="clear" w:color="auto" w:fill="DDDDFF"/>
           </w:tcPr>
           <w:p>
             <w:pPr>
@@ -15551,7 +15463,7 @@
               <w:bottom w:val="outset" w:sz="6" w:space="0" w:color="000000"/>
               <w:right w:val="outset" w:sz="6" w:space="0" w:color="000000"/>
             </w:tcBorders>
-            <w:shd w:val="clear" w:color="auto" w:fill="F2F2F2" w:themeFill="background1" w:themeFillShade="F2"/>
+            <w:shd w:val="clear" w:color="auto" w:fill="DDDDFF"/>
           </w:tcPr>
           <w:p>
             <w:pPr>
@@ -17035,9 +16947,53 @@
           <w:sz w:val="20"/>
           <w:szCs w:val="20"/>
         </w:rPr>
-        <w:t>.NET MAUI (Multi-</w:t>
+        <w:t>.</w:t>
+      </w:r>
+      <w:r>
+        <w:rPr>
+          <w:rStyle w:val="Enfasigrassetto"/>
+          <w:rFonts w:ascii="Arial" w:hAnsi="Arial" w:cs="Arial"/>
+          <w:sz w:val="20"/>
+          <w:szCs w:val="20"/>
+        </w:rPr>
+        <w:t>NET MAUI (Multi-</w:t>
       </w:r>
       <w:proofErr w:type="spellStart"/>
+      <w:r>
+        <w:rPr>
+          <w:rStyle w:val="Enfasigrassetto"/>
+          <w:rFonts w:ascii="Arial" w:hAnsi="Arial" w:cs="Arial"/>
+          <w:sz w:val="20"/>
+          <w:szCs w:val="20"/>
+        </w:rPr>
+        <w:t>platform</w:t>
+      </w:r>
+      <w:proofErr w:type="spellEnd"/>
+      <w:r>
+        <w:rPr>
+          <w:rStyle w:val="Enfasigrassetto"/>
+          <w:rFonts w:ascii="Arial" w:hAnsi="Arial" w:cs="Arial"/>
+          <w:sz w:val="20"/>
+          <w:szCs w:val="20"/>
+        </w:rPr>
+        <w:t xml:space="preserve"> App UI)</w:t>
+      </w:r>
+      <w:r>
+        <w:rPr>
+          <w:rFonts w:ascii="Arial" w:hAnsi="Arial" w:cs="Arial"/>
+          <w:sz w:val="20"/>
+          <w:szCs w:val="20"/>
+        </w:rPr>
+        <w:t>,</w:t>
+      </w:r>
+      <w:r>
+        <w:rPr>
+          <w:rFonts w:ascii="Arial" w:hAnsi="Arial" w:cs="Arial"/>
+          <w:sz w:val="20"/>
+          <w:szCs w:val="20"/>
+        </w:rPr>
+        <w:t xml:space="preserve"> un framework di Microsoft che consente di creare applicazioni </w:t>
+      </w:r>
       <w:r>
         <w:rPr>
           <w:rStyle w:val="Enfasigrassetto"/>
@@ -17047,9 +17003,16 @@
           <w:sz w:val="20"/>
           <w:szCs w:val="20"/>
         </w:rPr>
-        <w:t>platform</w:t>
-      </w:r>
-      <w:proofErr w:type="spellEnd"/>
+        <w:t>multipiattaforma</w:t>
+      </w:r>
+      <w:r>
+        <w:rPr>
+          <w:rFonts w:ascii="Arial" w:hAnsi="Arial" w:cs="Arial"/>
+          <w:sz w:val="20"/>
+          <w:szCs w:val="20"/>
+        </w:rPr>
+        <w:t xml:space="preserve"> utilizzando un’unica base di codice in </w:t>
+      </w:r>
       <w:r>
         <w:rPr>
           <w:rStyle w:val="Enfasigrassetto"/>
@@ -17059,7 +17022,7 @@
           <w:sz w:val="20"/>
           <w:szCs w:val="20"/>
         </w:rPr>
-        <w:t xml:space="preserve"> App UI)</w:t>
+        <w:t>C#</w:t>
       </w:r>
       <w:r>
         <w:rPr>
@@ -17067,7 +17030,7 @@
           <w:sz w:val="20"/>
           <w:szCs w:val="20"/>
         </w:rPr>
-        <w:t xml:space="preserve">, un framework di Microsoft che consente di creare applicazioni </w:t>
+        <w:t xml:space="preserve"> e </w:t>
       </w:r>
       <w:r>
         <w:rPr>
@@ -17078,7 +17041,7 @@
           <w:sz w:val="20"/>
           <w:szCs w:val="20"/>
         </w:rPr>
-        <w:t>multipiattaforma</w:t>
+        <w:t>XAML</w:t>
       </w:r>
       <w:r>
         <w:rPr>
@@ -17086,7 +17049,7 @@
           <w:sz w:val="20"/>
           <w:szCs w:val="20"/>
         </w:rPr>
-        <w:t xml:space="preserve"> utilizzando un’unica base di codice in </w:t>
+        <w:t xml:space="preserve">. Questa tecnologia permette di sviluppare app che possono essere eseguite su diversi sistemi operativi, come </w:t>
       </w:r>
       <w:r>
         <w:rPr>
@@ -17097,7 +17060,7 @@
           <w:sz w:val="20"/>
           <w:szCs w:val="20"/>
         </w:rPr>
-        <w:t>C#</w:t>
+        <w:t>Windows, Android e iOS</w:t>
       </w:r>
       <w:r>
         <w:rPr>
@@ -17105,7 +17068,43 @@
           <w:sz w:val="20"/>
           <w:szCs w:val="20"/>
         </w:rPr>
-        <w:t xml:space="preserve"> e </w:t>
+        <w:t>, riducendo i tempi di sviluppo e semplificando la manutenzione del progetto.</w:t>
+      </w:r>
+    </w:p>
+    <w:p>
+      <w:pPr>
+        <w:pStyle w:val="NormaleWeb"/>
+        <w:rPr>
+          <w:rFonts w:ascii="Arial" w:hAnsi="Arial" w:cs="Arial"/>
+          <w:sz w:val="20"/>
+          <w:szCs w:val="20"/>
+        </w:rPr>
+      </w:pPr>
+      <w:r>
+        <w:rPr>
+          <w:rFonts w:ascii="Arial" w:hAnsi="Arial" w:cs="Arial"/>
+          <w:sz w:val="20"/>
+          <w:szCs w:val="20"/>
+        </w:rPr>
+        <w:t>.NET MAUI è particolarmente adatto a questo progetto perché consente di realizzare un’interfaccia grafica moderna, fluida e personalizzabile, caratteristica importante per un’applicazione come OraX. Inoltre, il framework offre strumenti integrati per la gestione della navigazione, dei dati, delle notifiche e dell’interazione con il database, tutti elementi fondamentali per implementare le funzionalità previste dal sistema.</w:t>
+      </w:r>
+    </w:p>
+    <w:p>
+      <w:pPr>
+        <w:pStyle w:val="NormaleWeb"/>
+        <w:rPr>
+          <w:rFonts w:ascii="Arial" w:hAnsi="Arial" w:cs="Arial"/>
+          <w:sz w:val="20"/>
+          <w:szCs w:val="20"/>
+        </w:rPr>
+      </w:pPr>
+      <w:r>
+        <w:rPr>
+          <w:rFonts w:ascii="Arial" w:hAnsi="Arial" w:cs="Arial"/>
+          <w:sz w:val="20"/>
+          <w:szCs w:val="20"/>
+        </w:rPr>
+        <w:t xml:space="preserve">Dal punto di vista dello sviluppo, verrà utilizzato l’ambiente </w:t>
       </w:r>
       <w:r>
         <w:rPr>
@@ -17116,7 +17115,7 @@
           <w:sz w:val="20"/>
           <w:szCs w:val="20"/>
         </w:rPr>
-        <w:t>XAML</w:t>
+        <w:t>Visual Studio</w:t>
       </w:r>
       <w:r>
         <w:rPr>
@@ -17124,7 +17123,15 @@
           <w:sz w:val="20"/>
           <w:szCs w:val="20"/>
         </w:rPr>
-        <w:t xml:space="preserve">. Questa tecnologia permette di sviluppare app che possono essere eseguite su diversi sistemi operativi, come </w:t>
+        <w:t xml:space="preserve"> 2022</w:t>
+      </w:r>
+      <w:r>
+        <w:rPr>
+          <w:rFonts w:ascii="Arial" w:hAnsi="Arial" w:cs="Arial"/>
+          <w:sz w:val="20"/>
+          <w:szCs w:val="20"/>
+        </w:rPr>
+        <w:t xml:space="preserve">, che fornisce strumenti avanzati per la scrittura del codice, il debugging e il testing dell’applicazione. Per l’archiviazione dei dati degli utenti e delle attività sarà possibile utilizzare un </w:t>
       </w:r>
       <w:r>
         <w:rPr>
@@ -17135,7 +17142,7 @@
           <w:sz w:val="20"/>
           <w:szCs w:val="20"/>
         </w:rPr>
-        <w:t>Windows, Android e iOS</w:t>
+        <w:t>database locale</w:t>
       </w:r>
       <w:r>
         <w:rPr>
@@ -17143,7 +17150,7 @@
           <w:sz w:val="20"/>
           <w:szCs w:val="20"/>
         </w:rPr>
-        <w:t>, riducendo i tempi di sviluppo e semplificando la manutenzione del progetto.</w:t>
+        <w:t>, garantendo la persistenza delle informazioni e la sicurezza dei dati.</w:t>
       </w:r>
     </w:p>
     <w:p>
@@ -17161,25 +17168,7 @@
           <w:sz w:val="20"/>
           <w:szCs w:val="20"/>
         </w:rPr>
-        <w:t>.NET MAUI è particolarmente adatto a questo progetto perché consente di realizzare un’interfaccia grafica moderna, fluida e personalizzabile, caratteristica importante per un’applicazione come OraX. Inoltre, il framework offre strumenti integrati per la gestione della navigazione, dei dati, delle notifiche e dell’interazione con il database, tutti elementi fondamentali per implementare le funzionalità previste dal sistema.</w:t>
-      </w:r>
-    </w:p>
-    <w:p>
-      <w:pPr>
-        <w:pStyle w:val="NormaleWeb"/>
-        <w:rPr>
-          <w:rFonts w:ascii="Arial" w:hAnsi="Arial" w:cs="Arial"/>
-          <w:sz w:val="20"/>
-          <w:szCs w:val="20"/>
-        </w:rPr>
-      </w:pPr>
-      <w:r>
-        <w:rPr>
-          <w:rFonts w:ascii="Arial" w:hAnsi="Arial" w:cs="Arial"/>
-          <w:sz w:val="20"/>
-          <w:szCs w:val="20"/>
-        </w:rPr>
-        <w:t xml:space="preserve">Dal punto di vista dello sviluppo, verrà utilizzato l’ambiente </w:t>
+        <w:t xml:space="preserve">L’uso di .NET MAUI rappresenta un vantaggio anche in termini di </w:t>
       </w:r>
       <w:r>
         <w:rPr>
@@ -17190,7 +17179,7 @@
           <w:sz w:val="20"/>
           <w:szCs w:val="20"/>
         </w:rPr>
-        <w:t>Visual Studio</w:t>
+        <w:t>scalabilità e manutenzione</w:t>
       </w:r>
       <w:r>
         <w:rPr>
@@ -17198,35 +17187,48 @@
           <w:sz w:val="20"/>
           <w:szCs w:val="20"/>
         </w:rPr>
-        <w:t xml:space="preserve"> 2022</w:t>
-      </w:r>
-      <w:r>
+        <w:t>, poiché consente di aggiungere nuove funzionalità in futuro senza dover riscrivere l’intera applicazione.</w:t>
+      </w:r>
+    </w:p>
+    <w:p>
+      <w:pPr>
+        <w:pStyle w:val="NormaleWeb"/>
         <w:rPr>
           <w:rFonts w:ascii="Arial" w:hAnsi="Arial" w:cs="Arial"/>
           <w:sz w:val="20"/>
           <w:szCs w:val="20"/>
         </w:rPr>
-        <w:t xml:space="preserve">, che fornisce strumenti avanzati per la scrittura del codice, il debugging e il testing dell’applicazione. Per l’archiviazione dei dati degli utenti e delle attività sarà possibile utilizzare un </w:t>
-      </w:r>
-      <w:r>
-        <w:rPr>
-          <w:rStyle w:val="Enfasigrassetto"/>
-          <w:rFonts w:ascii="Arial" w:hAnsi="Arial" w:cs="Arial"/>
-          <w:b w:val="0"/>
-          <w:bCs w:val="0"/>
-          <w:sz w:val="20"/>
-          <w:szCs w:val="20"/>
-        </w:rPr>
-        <w:t>database locale</w:t>
-      </w:r>
+      </w:pPr>
       <w:r>
         <w:rPr>
           <w:rFonts w:ascii="Arial" w:hAnsi="Arial" w:cs="Arial"/>
           <w:sz w:val="20"/>
           <w:szCs w:val="20"/>
         </w:rPr>
-        <w:t>, garantendo la persistenza delle informazioni e la sicurezza dei dati.</w:t>
-      </w:r>
+        <w:t xml:space="preserve">Per ulteriori dettagli e approfondimenti, è consigliato consultare la documentazione ufficiale di </w:t>
+      </w:r>
+      <w:hyperlink r:id="rId11" w:history="1">
+        <w:r>
+          <w:rPr>
+            <w:rStyle w:val="Collegamentoipertestuale"/>
+            <w:rFonts w:ascii="Arial" w:hAnsi="Arial" w:cs="Arial"/>
+            <w:sz w:val="20"/>
+            <w:szCs w:val="20"/>
+          </w:rPr>
+          <w:t xml:space="preserve">Microsoft </w:t>
+        </w:r>
+        <w:proofErr w:type="spellStart"/>
+        <w:r>
+          <w:rPr>
+            <w:rStyle w:val="Collegamentoipertestuale"/>
+            <w:rFonts w:ascii="Arial" w:hAnsi="Arial" w:cs="Arial"/>
+            <w:sz w:val="20"/>
+            <w:szCs w:val="20"/>
+          </w:rPr>
+          <w:t>Learn</w:t>
+        </w:r>
+        <w:proofErr w:type="spellEnd"/>
+      </w:hyperlink>
     </w:p>
     <w:p>
       <w:pPr>
@@ -17243,18 +17245,17 @@
           <w:sz w:val="20"/>
           <w:szCs w:val="20"/>
         </w:rPr>
-        <w:t xml:space="preserve">L’uso di .NET MAUI rappresenta un vantaggio anche in termini di </w:t>
-      </w:r>
-      <w:r>
-        <w:rPr>
-          <w:rStyle w:val="Enfasigrassetto"/>
+        <w:t xml:space="preserve">Per la gestione dei dati nel progetto verrà utilizzato </w:t>
+      </w:r>
+      <w:r>
+        <w:rPr>
           <w:rFonts w:ascii="Arial" w:hAnsi="Arial" w:cs="Arial"/>
-          <w:b w:val="0"/>
-          <w:bCs w:val="0"/>
+          <w:b/>
+          <w:bCs/>
           <w:sz w:val="20"/>
           <w:szCs w:val="20"/>
         </w:rPr>
-        <w:t>scalabilità e manutenzione</w:t>
+        <w:t>SQLite</w:t>
       </w:r>
       <w:r>
         <w:rPr>
@@ -17262,7 +17263,7 @@
           <w:sz w:val="20"/>
           <w:szCs w:val="20"/>
         </w:rPr>
-        <w:t>, poiché consente di aggiungere nuove funzionalità in futuro senza dover riscrivere l’intera applicazione.</w:t>
+        <w:t>, un database locale leggero che permette di salvare le informazioni direttamente sul dispositivo dell’utente.</w:t>
       </w:r>
     </w:p>
     <w:p>
@@ -17274,35 +17275,117 @@
           <w:szCs w:val="20"/>
         </w:rPr>
       </w:pPr>
-    </w:p>
-    <w:p>
-      <w:pPr>
-        <w:pStyle w:val="NormaleWeb"/>
+      <w:r>
         <w:rPr>
           <w:rFonts w:ascii="Arial" w:hAnsi="Arial" w:cs="Arial"/>
           <w:sz w:val="20"/>
           <w:szCs w:val="20"/>
         </w:rPr>
-      </w:pPr>
-    </w:p>
-    <w:p>
-      <w:pPr>
-        <w:pStyle w:val="NormaleWeb"/>
+        <w:t xml:space="preserve">SQLite è adatto perché consente di mantenere i dati anche dopo la chiusura dell’app e funziona senza bisogno di connessione internet. L’integrazione con </w:t>
+      </w:r>
+      <w:r>
+        <w:rPr>
+          <w:rFonts w:ascii="Arial" w:hAnsi="Arial" w:cs="Arial"/>
+          <w:b/>
+          <w:bCs/>
+          <w:sz w:val="20"/>
+          <w:szCs w:val="20"/>
+        </w:rPr>
+        <w:t>NET MAUI</w:t>
+      </w:r>
+      <w:r>
         <w:rPr>
           <w:rFonts w:ascii="Arial" w:hAnsi="Arial" w:cs="Arial"/>
           <w:sz w:val="20"/>
           <w:szCs w:val="20"/>
         </w:rPr>
-      </w:pPr>
-    </w:p>
-    <w:p>
-      <w:pPr>
-        <w:pStyle w:val="NormaleWeb"/>
+        <w:t xml:space="preserve"> avviene tramite la libreria </w:t>
+      </w:r>
+      <w:r>
+        <w:rPr>
+          <w:rFonts w:ascii="Arial" w:hAnsi="Arial" w:cs="Arial"/>
+          <w:b/>
+          <w:bCs/>
+          <w:sz w:val="20"/>
+          <w:szCs w:val="20"/>
+        </w:rPr>
+        <w:t>SQLite-net-pcl</w:t>
+      </w:r>
+      <w:r>
         <w:rPr>
           <w:rFonts w:ascii="Arial" w:hAnsi="Arial" w:cs="Arial"/>
           <w:sz w:val="20"/>
           <w:szCs w:val="20"/>
         </w:rPr>
+        <w:t>, che permette di gestire il database in modo semplice usando C#.</w:t>
+      </w:r>
+    </w:p>
+    <w:p>
+      <w:pPr>
+        <w:pStyle w:val="NormaleWeb"/>
+        <w:rPr>
+          <w:rFonts w:ascii="Arial" w:hAnsi="Arial" w:cs="Arial"/>
+          <w:sz w:val="20"/>
+          <w:szCs w:val="20"/>
+        </w:rPr>
+      </w:pPr>
+      <w:r>
+        <w:rPr>
+          <w:rFonts w:ascii="Arial" w:hAnsi="Arial" w:cs="Arial"/>
+          <w:sz w:val="20"/>
+          <w:szCs w:val="20"/>
+        </w:rPr>
+        <w:lastRenderedPageBreak/>
+        <w:t>Questa soluzione garantisce buone prestazioni, facilità di sviluppo e la possibilità di espandere il sistema in futuro.</w:t>
+      </w:r>
+    </w:p>
+    <w:p>
+      <w:pPr>
+        <w:pStyle w:val="NormaleWeb"/>
+        <w:rPr>
+          <w:rFonts w:ascii="Arial" w:hAnsi="Arial" w:cs="Arial"/>
+          <w:sz w:val="20"/>
+          <w:szCs w:val="20"/>
+        </w:rPr>
+      </w:pPr>
+      <w:r>
+        <w:rPr>
+          <w:rFonts w:ascii="Arial" w:hAnsi="Arial" w:cs="Arial"/>
+          <w:sz w:val="20"/>
+          <w:szCs w:val="20"/>
+        </w:rPr>
+        <w:t xml:space="preserve">Per ulteriori dettagli e approfondimenti, è consigliato consultare la documentazione ufficiale di </w:t>
+      </w:r>
+      <w:hyperlink r:id="rId12" w:history="1">
+        <w:r>
+          <w:rPr>
+            <w:rStyle w:val="Collegamentoipertestuale"/>
+            <w:rFonts w:ascii="Arial" w:hAnsi="Arial" w:cs="Arial"/>
+            <w:sz w:val="20"/>
+            <w:szCs w:val="20"/>
+          </w:rPr>
+          <w:t>SQLite</w:t>
+        </w:r>
+      </w:hyperlink>
+    </w:p>
+    <w:p>
+      <w:pPr>
+        <w:pStyle w:val="NormaleWeb"/>
+        <w:rPr>
+          <w:rFonts w:ascii="Arial" w:hAnsi="Arial" w:cs="Arial"/>
+          <w:sz w:val="20"/>
+          <w:szCs w:val="20"/>
+        </w:rPr>
+      </w:pPr>
+    </w:p>
+    <w:p>
+      <w:pPr>
+        <w:pStyle w:val="NormaleWeb"/>
+        <w:rPr>
+          <w:rFonts w:ascii="Arial" w:hAnsi="Arial" w:cs="Arial"/>
+          <w:sz w:val="20"/>
+          <w:szCs w:val="20"/>
+        </w:rPr>
       </w:pPr>
     </w:p>
     <w:p>
@@ -17310,7 +17393,6 @@
         <w:pStyle w:val="Titolo3"/>
       </w:pPr>
       <w:r>
-        <w:lastRenderedPageBreak/>
         <w:t>Software</w:t>
       </w:r>
       <w:bookmarkEnd w:id="21"/>
@@ -17418,29 +17500,81 @@
       </w:r>
     </w:p>
     <w:p>
-      <w:r>
-        <w:t xml:space="preserve">- Microsoft Word 16.0 </w:t>
-      </w:r>
-    </w:p>
-    <w:p>
-      <w:r>
-        <w:t xml:space="preserve">- Microsoft Project 16.0 </w:t>
-      </w:r>
-    </w:p>
-    <w:p>
-      <w:r>
-        <w:t xml:space="preserve">- XAMPP Control Panel v3.3.0 </w:t>
-      </w:r>
-    </w:p>
-    <w:p>
-      <w:r>
-        <w:t xml:space="preserve">- MySQL 8.0 </w:t>
-      </w:r>
-    </w:p>
-    <w:p>
-      <w:r>
-        <w:t xml:space="preserve">- Microsoft Project </w:t>
-      </w:r>
+      <w:pPr>
+        <w:pStyle w:val="Paragrafoelenco"/>
+        <w:numPr>
+          <w:ilvl w:val="0"/>
+          <w:numId w:val="36"/>
+        </w:numPr>
+      </w:pPr>
+      <w:r>
+        <w:t xml:space="preserve">Microsoft Word 16.0 </w:t>
+      </w:r>
+    </w:p>
+    <w:p>
+      <w:pPr>
+        <w:pStyle w:val="Paragrafoelenco"/>
+        <w:numPr>
+          <w:ilvl w:val="0"/>
+          <w:numId w:val="36"/>
+        </w:numPr>
+      </w:pPr>
+      <w:r>
+        <w:t xml:space="preserve">Microsoft Project 16.0 </w:t>
+      </w:r>
+    </w:p>
+    <w:p>
+      <w:pPr>
+        <w:pStyle w:val="Paragrafoelenco"/>
+        <w:numPr>
+          <w:ilvl w:val="0"/>
+          <w:numId w:val="36"/>
+        </w:numPr>
+      </w:pPr>
+      <w:r>
+        <w:t xml:space="preserve">XAMPP Control Panel v3.3.0 </w:t>
+      </w:r>
+    </w:p>
+    <w:p>
+      <w:pPr>
+        <w:pStyle w:val="Paragrafoelenco"/>
+        <w:numPr>
+          <w:ilvl w:val="0"/>
+          <w:numId w:val="36"/>
+        </w:numPr>
+      </w:pPr>
+      <w:r>
+        <w:t xml:space="preserve">MySQL 8.0 </w:t>
+      </w:r>
+    </w:p>
+    <w:p>
+      <w:pPr>
+        <w:pStyle w:val="Paragrafoelenco"/>
+        <w:numPr>
+          <w:ilvl w:val="0"/>
+          <w:numId w:val="36"/>
+        </w:numPr>
+      </w:pPr>
+      <w:r>
+        <w:t xml:space="preserve">Microsoft Project </w:t>
+      </w:r>
+    </w:p>
+    <w:p>
+      <w:pPr>
+        <w:pStyle w:val="Paragrafoelenco"/>
+        <w:numPr>
+          <w:ilvl w:val="0"/>
+          <w:numId w:val="36"/>
+        </w:numPr>
+      </w:pPr>
+      <w:r>
+        <w:t>Visual Studio 2022</w:t>
+      </w:r>
+    </w:p>
+    <w:p>
+      <w:pPr>
+        <w:ind w:left="360"/>
+      </w:pPr>
     </w:p>
     <w:p/>
     <w:p>
@@ -17458,35 +17592,58 @@
       <w:bookmarkEnd w:id="26"/>
     </w:p>
     <w:p>
-      <w:pPr>
-        <w:rPr>
-          <w:lang w:val="it-IT"/>
-        </w:rPr>
-      </w:pPr>
-    </w:p>
-    <w:p>
-      <w:pPr>
-        <w:rPr>
-          <w:lang w:val="it-IT"/>
-        </w:rPr>
-      </w:pPr>
-      <w:r>
-        <w:rPr>
-          <w:lang w:val="it-IT"/>
-        </w:rPr>
-        <w:t xml:space="preserve">Su quale piattaforma dovrà essere eseguito il prodotto? Che hardware particolare è coinvolto nel progetto? Che particolarità e limitazioni presenta? Che </w:t>
-      </w:r>
-      <w:r>
-        <w:rPr>
-          <w:lang w:val="it-IT"/>
-        </w:rPr>
-        <w:t>HW</w:t>
-      </w:r>
-      <w:r>
-        <w:rPr>
-          <w:lang w:val="it-IT"/>
-        </w:rPr>
-        <w:t xml:space="preserve"> sarà disponibile durante lo sviluppo?</w:t>
+      <w:r>
+        <w:t>Il prodotto può essere eseguito su qualsiasi piattaforma o dispositivo (PC, telefono, iPad) almeno che sia dispenso di un software per poterlo aprire. Per la realizzazione di questo progetto ho utilizzato un pc scolastico con Windows 11 Education installato.</w:t>
+      </w:r>
+    </w:p>
+    <w:p/>
+    <w:p>
+      <w:pPr>
+        <w:rPr>
+          <w:b/>
+          <w:bCs/>
+        </w:rPr>
+      </w:pPr>
+      <w:r>
+        <w:rPr>
+          <w:b/>
+          <w:bCs/>
+        </w:rPr>
+        <w:t xml:space="preserve">HW computer Windows </w:t>
+      </w:r>
+    </w:p>
+    <w:p>
+      <w:r>
+        <w:t xml:space="preserve">• Processore: 13th Gen Intel(R) </w:t>
+      </w:r>
+      <w:proofErr w:type="gramStart"/>
+      <w:r>
+        <w:t>Core(</w:t>
+      </w:r>
+      <w:proofErr w:type="gramEnd"/>
+      <w:r>
+        <w:t>TM) i7-13700 2.10 GHz</w:t>
+      </w:r>
+    </w:p>
+    <w:p>
+      <w:r>
+        <w:t>• Scheda video: NVIDIA T400 4GB</w:t>
+      </w:r>
+    </w:p>
+    <w:p>
+      <w:pPr>
+        <w:rPr>
+          <w:lang w:val="it-IT"/>
+        </w:rPr>
+      </w:pPr>
+      <w:r>
+        <w:t xml:space="preserve">• 32GB di RAM DDR4 </w:t>
+      </w:r>
+      <w:r>
+        <w:rPr>
+          <w:lang w:val="it-IT"/>
+        </w:rPr>
+        <w:br w:type="page"/>
       </w:r>
     </w:p>
     <w:p>
@@ -17497,6 +17654,7 @@
       <w:bookmarkStart w:id="28" w:name="_Toc94790454"/>
       <w:bookmarkStart w:id="29" w:name="_Toc220675980"/>
       <w:r>
+        <w:lastRenderedPageBreak/>
         <w:t>Progettazione</w:t>
       </w:r>
       <w:bookmarkEnd w:id="27"/>
@@ -17504,16 +17662,60 @@
       <w:bookmarkEnd w:id="29"/>
     </w:p>
     <w:p>
-      <w:pPr>
-        <w:rPr>
-          <w:lang w:val="it-IT"/>
-        </w:rPr>
-      </w:pPr>
-      <w:r>
-        <w:rPr>
-          <w:lang w:val="it-IT"/>
-        </w:rPr>
-        <w:t>Questo capitolo descrive esaustivamente come deve essere realizzato il prodotto fin nei suoi dettagli. Una buona progettazione permette all’esecutore di evitare fraintendimenti e imprecisioni nell’implementazione del prodotto.</w:t>
+      <w:r>
+        <w:t xml:space="preserve">Per il database </w:t>
+      </w:r>
+      <w:r>
+        <w:t>abbiamo</w:t>
+      </w:r>
+      <w:r>
+        <w:t xml:space="preserve"> scelto di utilizzare</w:t>
+      </w:r>
+      <w:r>
+        <w:t xml:space="preserve"> </w:t>
+      </w:r>
+      <w:r>
+        <w:rPr>
+          <w:b/>
+          <w:bCs/>
+        </w:rPr>
+        <w:t>SQLite</w:t>
+      </w:r>
+      <w:r>
+        <w:rPr>
+          <w:b/>
+          <w:bCs/>
+        </w:rPr>
+        <w:t xml:space="preserve">, </w:t>
+      </w:r>
+      <w:r>
+        <w:t>tramite</w:t>
+      </w:r>
+      <w:r>
+        <w:rPr>
+          <w:b/>
+          <w:bCs/>
+        </w:rPr>
+        <w:t xml:space="preserve"> </w:t>
+      </w:r>
+      <w:r>
+        <w:t xml:space="preserve">una libreria (pacchetto NuGet) che </w:t>
+      </w:r>
+      <w:r>
+        <w:t xml:space="preserve">permette </w:t>
+      </w:r>
+      <w:r>
+        <w:t xml:space="preserve">di usare </w:t>
+      </w:r>
+      <w:r>
+        <w:rPr>
+          <w:b/>
+          <w:bCs/>
+        </w:rPr>
+        <w:t>SQLite-net-pcl</w:t>
+      </w:r>
+      <w:r>
+        <w:t xml:space="preserve"> in modo semplice dentro C# e NET MAUI.</w:t>
       </w:r>
     </w:p>
     <w:p>
@@ -17539,143 +17741,157 @@
     </w:p>
     <w:p>
       <w:pPr>
-        <w:rPr>
-          <w:lang w:val="it-IT"/>
-        </w:rPr>
-      </w:pPr>
-      <w:r>
-        <w:rPr>
-          <w:lang w:val="it-IT"/>
-        </w:rPr>
-        <w:t>Descrive:</w:t>
-      </w:r>
-    </w:p>
-    <w:p>
-      <w:pPr>
-        <w:numPr>
-          <w:ilvl w:val="0"/>
-          <w:numId w:val="10"/>
-        </w:numPr>
-        <w:rPr>
-          <w:lang w:val="it-IT"/>
-        </w:rPr>
-      </w:pPr>
-      <w:r>
-        <w:rPr>
-          <w:lang w:val="it-IT"/>
-        </w:rPr>
-        <w:t>La struttura del programma/sistema lo schema di rete...</w:t>
-      </w:r>
-    </w:p>
-    <w:p>
-      <w:pPr>
-        <w:numPr>
-          <w:ilvl w:val="0"/>
-          <w:numId w:val="10"/>
-        </w:numPr>
-        <w:rPr>
-          <w:lang w:val="it-IT"/>
-        </w:rPr>
-      </w:pPr>
-      <w:r>
-        <w:rPr>
-          <w:lang w:val="it-IT"/>
-        </w:rPr>
-        <w:t>G</w:t>
-      </w:r>
-      <w:r>
-        <w:rPr>
-          <w:lang w:val="it-IT"/>
-        </w:rPr>
-        <w:t>li o</w:t>
-      </w:r>
-      <w:r>
-        <w:rPr>
-          <w:lang w:val="it-IT"/>
-        </w:rPr>
-        <w:t>ggetti/moduli/componenti che lo compongono.</w:t>
-      </w:r>
-    </w:p>
-    <w:p>
-      <w:pPr>
-        <w:numPr>
-          <w:ilvl w:val="0"/>
-          <w:numId w:val="10"/>
-        </w:numPr>
-        <w:rPr>
-          <w:lang w:val="it-IT"/>
-        </w:rPr>
-      </w:pPr>
-      <w:r>
-        <w:rPr>
-          <w:lang w:val="it-IT"/>
-        </w:rPr>
-        <w:t>I</w:t>
-      </w:r>
-      <w:r>
-        <w:rPr>
-          <w:lang w:val="it-IT"/>
-        </w:rPr>
-        <w:t xml:space="preserve"> flussi di informazione in ingresso ed in uscita e le relative elaborazioni. Pu</w:t>
-      </w:r>
-      <w:r>
-        <w:rPr>
-          <w:lang w:val="it-IT"/>
-        </w:rPr>
-        <w:t>ò</w:t>
-      </w:r>
-      <w:r>
-        <w:rPr>
-          <w:lang w:val="it-IT"/>
-        </w:rPr>
-        <w:t xml:space="preserve"> utilizzare </w:t>
-      </w:r>
-      <w:r>
-        <w:rPr>
-          <w:i/>
-          <w:lang w:val="it-IT"/>
-        </w:rPr>
-        <w:t>diagrammi di flusso dei dati</w:t>
-      </w:r>
-      <w:r>
-        <w:rPr>
-          <w:lang w:val="it-IT"/>
-        </w:rPr>
-        <w:t xml:space="preserve"> (DFD).</w:t>
-      </w:r>
-    </w:p>
-    <w:p>
-      <w:pPr>
-        <w:numPr>
-          <w:ilvl w:val="0"/>
-          <w:numId w:val="10"/>
-        </w:numPr>
-        <w:rPr>
-          <w:lang w:val="it-IT"/>
-        </w:rPr>
-      </w:pPr>
-      <w:r>
-        <w:rPr>
-          <w:lang w:val="it-IT"/>
-        </w:rPr>
-        <w:t xml:space="preserve">Eventuale </w:t>
+        <w:pStyle w:val="NormaleWeb"/>
+        <w:rPr>
+          <w:rFonts w:ascii="Arial" w:hAnsi="Arial" w:cs="Arial"/>
+          <w:sz w:val="20"/>
+          <w:szCs w:val="20"/>
+        </w:rPr>
+      </w:pPr>
+      <w:r>
+        <w:rPr>
+          <w:rFonts w:ascii="Arial" w:hAnsi="Arial" w:cs="Arial"/>
+          <w:sz w:val="20"/>
+          <w:szCs w:val="20"/>
+        </w:rPr>
+        <w:t xml:space="preserve">L’architettura del sistema OraX è basata su </w:t>
       </w:r>
       <w:proofErr w:type="spellStart"/>
       <w:r>
         <w:rPr>
-          <w:lang w:val="it-IT"/>
-        </w:rPr>
-        <w:t>sitemap</w:t>
+          <w:rFonts w:ascii="Arial" w:hAnsi="Arial" w:cs="Arial"/>
+          <w:sz w:val="20"/>
+          <w:szCs w:val="20"/>
+        </w:rPr>
+        <w:t>un’app</w:t>
       </w:r>
       <w:proofErr w:type="spellEnd"/>
-    </w:p>
-    <w:p>
-      <w:pPr>
-        <w:rPr>
-          <w:lang w:val="it-IT"/>
-        </w:rPr>
-      </w:pPr>
-    </w:p>
+      <w:r>
+        <w:rPr>
+          <w:rFonts w:ascii="Arial" w:hAnsi="Arial" w:cs="Arial"/>
+          <w:sz w:val="20"/>
+          <w:szCs w:val="20"/>
+        </w:rPr>
+        <w:t xml:space="preserve"> sviluppata con </w:t>
+      </w:r>
+      <w:r>
+        <w:rPr>
+          <w:rStyle w:val="whitespace-normal"/>
+          <w:rFonts w:ascii="Arial" w:hAnsi="Arial" w:cs="Arial"/>
+          <w:b/>
+          <w:bCs/>
+          <w:sz w:val="20"/>
+          <w:szCs w:val="20"/>
+        </w:rPr>
+        <w:t>NET MAUI</w:t>
+      </w:r>
+      <w:r>
+        <w:rPr>
+          <w:rFonts w:ascii="Arial" w:hAnsi="Arial" w:cs="Arial"/>
+          <w:sz w:val="20"/>
+          <w:szCs w:val="20"/>
+        </w:rPr>
+        <w:t>, suddivisa in tre parti principali: interfaccia utente, logica applicativa e database.</w:t>
+      </w:r>
+    </w:p>
+    <w:p>
+      <w:pPr>
+        <w:pStyle w:val="NormaleWeb"/>
+        <w:rPr>
+          <w:rFonts w:ascii="Arial" w:hAnsi="Arial" w:cs="Arial"/>
+          <w:sz w:val="20"/>
+          <w:szCs w:val="20"/>
+        </w:rPr>
+      </w:pPr>
+      <w:r>
+        <w:rPr>
+          <w:rFonts w:ascii="Arial" w:hAnsi="Arial" w:cs="Arial"/>
+          <w:sz w:val="20"/>
+          <w:szCs w:val="20"/>
+        </w:rPr>
+        <w:t xml:space="preserve">L’interfaccia comprende le pagine principali (login, registrazione, calendario, attività, statistiche e profilo), mentre la logica gestisce operazioni come autenticazione, gestione delle attività e notifiche. I dati vengono salvati in un database locale utilizzando </w:t>
+      </w:r>
+      <w:r>
+        <w:rPr>
+          <w:rStyle w:val="whitespace-normal"/>
+          <w:rFonts w:ascii="Arial" w:hAnsi="Arial" w:cs="Arial"/>
+          <w:b/>
+          <w:bCs/>
+          <w:sz w:val="20"/>
+          <w:szCs w:val="20"/>
+        </w:rPr>
+        <w:t>SQLite</w:t>
+      </w:r>
+      <w:r>
+        <w:rPr>
+          <w:rFonts w:ascii="Arial" w:hAnsi="Arial" w:cs="Arial"/>
+          <w:sz w:val="20"/>
+          <w:szCs w:val="20"/>
+        </w:rPr>
+        <w:t xml:space="preserve">, tramite la libreria </w:t>
+      </w:r>
+      <w:r>
+        <w:rPr>
+          <w:rStyle w:val="whitespace-normal"/>
+          <w:rFonts w:ascii="Arial" w:hAnsi="Arial" w:cs="Arial"/>
+          <w:b/>
+          <w:bCs/>
+          <w:sz w:val="20"/>
+          <w:szCs w:val="20"/>
+        </w:rPr>
+        <w:t>SQLite-net-pcl</w:t>
+      </w:r>
+      <w:r>
+        <w:rPr>
+          <w:rFonts w:ascii="Arial" w:hAnsi="Arial" w:cs="Arial"/>
+          <w:sz w:val="20"/>
+          <w:szCs w:val="20"/>
+        </w:rPr>
+        <w:t>.</w:t>
+      </w:r>
+    </w:p>
+    <w:p>
+      <w:pPr>
+        <w:pStyle w:val="NormaleWeb"/>
+        <w:rPr>
+          <w:rFonts w:ascii="Arial" w:hAnsi="Arial" w:cs="Arial"/>
+          <w:sz w:val="20"/>
+          <w:szCs w:val="20"/>
+        </w:rPr>
+      </w:pPr>
+      <w:r>
+        <w:rPr>
+          <w:rFonts w:ascii="Arial" w:hAnsi="Arial" w:cs="Arial"/>
+          <w:sz w:val="20"/>
+          <w:szCs w:val="20"/>
+        </w:rPr>
+        <w:t>Il flusso delle informazioni prevede che l’utente inserisca o modifichi i dati tramite l’interfaccia; questi vengono elaborati e salvati nel database, per poi essere recuperati e visualizzati.</w:t>
+      </w:r>
+    </w:p>
+    <w:p>
+      <w:pPr>
+        <w:pStyle w:val="NormaleWeb"/>
+        <w:rPr>
+          <w:rFonts w:ascii="Arial" w:hAnsi="Arial" w:cs="Arial"/>
+          <w:sz w:val="20"/>
+          <w:szCs w:val="20"/>
+        </w:rPr>
+      </w:pPr>
+      <w:r>
+        <w:rPr>
+          <w:rFonts w:ascii="Arial" w:hAnsi="Arial" w:cs="Arial"/>
+          <w:sz w:val="20"/>
+          <w:szCs w:val="20"/>
+        </w:rPr>
+        <w:t>La navigazione dell’app segue questo flusso: Login/Registrazione → Home (Calendario) → Dettaglio attività → Statistiche / Profilo.</w:t>
+      </w:r>
+    </w:p>
+    <w:p/>
+    <w:p/>
+    <w:p/>
+    <w:p/>
+    <w:p/>
+    <w:p/>
     <w:p>
       <w:pPr>
         <w:pStyle w:val="Titolo2"/>
@@ -17684,6 +17900,67 @@
       <w:bookmarkStart w:id="34" w:name="_Toc94790456"/>
       <w:bookmarkStart w:id="35" w:name="_Toc220675982"/>
       <w:r>
+        <w:rPr>
+          <w:noProof/>
+        </w:rPr>
+        <w:drawing>
+          <wp:anchor distT="0" distB="0" distL="114300" distR="114300" simplePos="0" relativeHeight="251663360" behindDoc="0" locked="0" layoutInCell="1" allowOverlap="1" wp14:anchorId="135027B9" wp14:editId="1DDA4BA3">
+            <wp:simplePos x="0" y="0"/>
+            <wp:positionH relativeFrom="margin">
+              <wp:posOffset>32726</wp:posOffset>
+            </wp:positionH>
+            <wp:positionV relativeFrom="margin">
+              <wp:posOffset>4807348</wp:posOffset>
+            </wp:positionV>
+            <wp:extent cx="6122670" cy="1320165"/>
+            <wp:effectExtent l="0" t="0" r="0" b="0"/>
+            <wp:wrapSquare wrapText="bothSides"/>
+            <wp:docPr id="3" name="Immagine 3"/>
+            <wp:cNvGraphicFramePr>
+              <a:graphicFrameLocks xmlns:a="http://schemas.openxmlformats.org/drawingml/2006/main" noChangeAspect="1"/>
+            </wp:cNvGraphicFramePr>
+            <a:graphic xmlns:a="http://schemas.openxmlformats.org/drawingml/2006/main">
+              <a:graphicData uri="http://schemas.openxmlformats.org/drawingml/2006/picture">
+                <pic:pic xmlns:pic="http://schemas.openxmlformats.org/drawingml/2006/picture">
+                  <pic:nvPicPr>
+                    <pic:cNvPr id="0" name="Picture 3"/>
+                    <pic:cNvPicPr>
+                      <a:picLocks noChangeAspect="1" noChangeArrowheads="1"/>
+                    </pic:cNvPicPr>
+                  </pic:nvPicPr>
+                  <pic:blipFill>
+                    <a:blip r:embed="rId13">
+                      <a:extLst>
+                        <a:ext uri="{28A0092B-C50C-407E-A947-70E740481C1C}">
+                          <a14:useLocalDpi xmlns:a14="http://schemas.microsoft.com/office/drawing/2010/main" val="0"/>
+                        </a:ext>
+                      </a:extLst>
+                    </a:blip>
+                    <a:srcRect/>
+                    <a:stretch>
+                      <a:fillRect/>
+                    </a:stretch>
+                  </pic:blipFill>
+                  <pic:spPr bwMode="auto">
+                    <a:xfrm>
+                      <a:off x="0" y="0"/>
+                      <a:ext cx="6122670" cy="1320165"/>
+                    </a:xfrm>
+                    <a:prstGeom prst="rect">
+                      <a:avLst/>
+                    </a:prstGeom>
+                    <a:noFill/>
+                    <a:ln>
+                      <a:noFill/>
+                    </a:ln>
+                  </pic:spPr>
+                </pic:pic>
+              </a:graphicData>
+            </a:graphic>
+          </wp:anchor>
+        </w:drawing>
+      </w:r>
+      <w:r>
         <w:t>Design dei dati</w:t>
       </w:r>
       <w:r>
@@ -17695,48 +17972,368 @@
     </w:p>
     <w:p>
       <w:pPr>
-        <w:rPr>
-          <w:lang w:val="it-IT"/>
-        </w:rPr>
-      </w:pPr>
-      <w:r>
-        <w:rPr>
-          <w:lang w:val="it-IT"/>
-        </w:rPr>
-        <w:t xml:space="preserve">Descrizione delle strutture di dati utilizzate dal programma in base agli attributi e le </w:t>
-      </w:r>
-      <w:r>
-        <w:rPr>
-          <w:lang w:val="it-IT"/>
-        </w:rPr>
-        <w:t>relazioni degli oggetti in uso.</w:t>
-      </w:r>
-    </w:p>
-    <w:p>
-      <w:pPr>
-        <w:rPr>
-          <w:lang w:val="it-IT"/>
-        </w:rPr>
-      </w:pPr>
-      <w:r>
-        <w:rPr>
-          <w:lang w:val="it-IT"/>
-        </w:rPr>
-        <w:t>Schema E-R, schema logico e descrizione.</w:t>
-      </w:r>
-    </w:p>
-    <w:p>
-      <w:pPr>
-        <w:rPr>
-          <w:lang w:val="it-IT"/>
-        </w:rPr>
-      </w:pPr>
-      <w:r>
-        <w:rPr>
-          <w:lang w:val="it-IT"/>
-        </w:rPr>
-        <w:t>Se il diagramma E-R viene modificato, sulla doc dovrà apparire l’ultima versione, mentre le vecchie saranno sui diari.</w:t>
-      </w:r>
+        <w:pStyle w:val="NormaleWeb"/>
+      </w:pPr>
+    </w:p>
+    <w:p>
+      <w:pPr>
+        <w:rPr>
+          <w:lang w:val="it-IT"/>
+        </w:rPr>
+      </w:pPr>
+    </w:p>
+    <w:p>
+      <w:pPr>
+        <w:rPr>
+          <w:lang w:val="it-IT"/>
+        </w:rPr>
+      </w:pPr>
+      <w:r>
+        <w:rPr>
+          <w:lang w:val="it-IT"/>
+        </w:rPr>
+        <w:t xml:space="preserve">Il nostro database ha </w:t>
+      </w:r>
+      <w:r>
+        <w:rPr>
+          <w:lang w:val="it-IT"/>
+        </w:rPr>
+        <w:t>due</w:t>
+      </w:r>
+      <w:r>
+        <w:rPr>
+          <w:lang w:val="it-IT"/>
+        </w:rPr>
+        <w:t xml:space="preserve"> tabelle </w:t>
+      </w:r>
+      <w:r>
+        <w:rPr>
+          <w:b/>
+          <w:bCs/>
+          <w:lang w:val="it-IT"/>
+        </w:rPr>
+        <w:t>Utente</w:t>
+      </w:r>
+      <w:r>
+        <w:rPr>
+          <w:lang w:val="it-IT"/>
+        </w:rPr>
+        <w:t xml:space="preserve"> per </w:t>
+      </w:r>
+      <w:proofErr w:type="gramStart"/>
+      <w:r>
+        <w:rPr>
+          <w:lang w:val="it-IT"/>
+        </w:rPr>
+        <w:t>la pagin</w:t>
+      </w:r>
+      <w:r>
+        <w:rPr>
+          <w:lang w:val="it-IT"/>
+        </w:rPr>
+        <w:t>e</w:t>
+      </w:r>
+      <w:proofErr w:type="gramEnd"/>
+      <w:r>
+        <w:rPr>
+          <w:lang w:val="it-IT"/>
+        </w:rPr>
+        <w:t xml:space="preserve"> di</w:t>
+      </w:r>
+      <w:r>
+        <w:rPr>
+          <w:lang w:val="it-IT"/>
+        </w:rPr>
+        <w:t xml:space="preserve"> </w:t>
+      </w:r>
+      <w:r>
+        <w:rPr>
+          <w:b/>
+          <w:bCs/>
+          <w:lang w:val="it-IT"/>
+        </w:rPr>
+        <w:t>Login</w:t>
+      </w:r>
+      <w:r>
+        <w:rPr>
+          <w:lang w:val="it-IT"/>
+        </w:rPr>
+        <w:t>,</w:t>
+      </w:r>
+      <w:r>
+        <w:rPr>
+          <w:lang w:val="it-IT"/>
+        </w:rPr>
+        <w:t xml:space="preserve"> </w:t>
+      </w:r>
+      <w:r>
+        <w:rPr>
+          <w:b/>
+          <w:bCs/>
+          <w:lang w:val="it-IT"/>
+        </w:rPr>
+        <w:t>Registrazione</w:t>
+      </w:r>
+      <w:r>
+        <w:rPr>
+          <w:b/>
+          <w:bCs/>
+          <w:lang w:val="it-IT"/>
+        </w:rPr>
+        <w:t xml:space="preserve"> e </w:t>
+      </w:r>
+      <w:r>
+        <w:rPr>
+          <w:lang w:val="it-IT"/>
+        </w:rPr>
+        <w:t>di</w:t>
+      </w:r>
+      <w:r>
+        <w:rPr>
+          <w:lang w:val="it-IT"/>
+        </w:rPr>
+        <w:t xml:space="preserve"> </w:t>
+      </w:r>
+      <w:r>
+        <w:rPr>
+          <w:b/>
+          <w:bCs/>
+          <w:lang w:val="it-IT"/>
+        </w:rPr>
+        <w:t>Profilo</w:t>
+      </w:r>
+      <w:r>
+        <w:rPr>
+          <w:lang w:val="it-IT"/>
+        </w:rPr>
+        <w:t xml:space="preserve"> dove saranno salvati (id</w:t>
+      </w:r>
+      <w:r>
+        <w:rPr>
+          <w:lang w:val="it-IT"/>
+        </w:rPr>
+        <w:t xml:space="preserve"> (primary key)</w:t>
+      </w:r>
+      <w:r>
+        <w:rPr>
+          <w:lang w:val="it-IT"/>
+        </w:rPr>
+        <w:t>,</w:t>
+      </w:r>
+      <w:r>
+        <w:rPr>
+          <w:lang w:val="it-IT"/>
+        </w:rPr>
+        <w:t xml:space="preserve"> </w:t>
+      </w:r>
+      <w:r>
+        <w:rPr>
+          <w:lang w:val="it-IT"/>
+        </w:rPr>
+        <w:t>username,</w:t>
+      </w:r>
+      <w:r>
+        <w:rPr>
+          <w:lang w:val="it-IT"/>
+        </w:rPr>
+        <w:t xml:space="preserve"> </w:t>
+      </w:r>
+      <w:r>
+        <w:rPr>
+          <w:lang w:val="it-IT"/>
+        </w:rPr>
+        <w:t>password,</w:t>
+      </w:r>
+      <w:r>
+        <w:rPr>
+          <w:lang w:val="it-IT"/>
+        </w:rPr>
+        <w:t xml:space="preserve"> data di nascita, email, telefono, data registrazione).</w:t>
+      </w:r>
+    </w:p>
+    <w:p>
+      <w:pPr>
+        <w:rPr>
+          <w:lang w:val="it-IT"/>
+        </w:rPr>
+      </w:pPr>
+    </w:p>
+    <w:p>
+      <w:pPr>
+        <w:rPr>
+          <w:lang w:val="it-IT"/>
+        </w:rPr>
+      </w:pPr>
+      <w:r>
+        <w:rPr>
+          <w:lang w:val="it-IT"/>
+        </w:rPr>
+        <w:t xml:space="preserve">Mentre in quelle delle </w:t>
+      </w:r>
+      <w:r>
+        <w:rPr>
+          <w:b/>
+          <w:bCs/>
+          <w:lang w:val="it-IT"/>
+        </w:rPr>
+        <w:t>Attività</w:t>
+      </w:r>
+      <w:r>
+        <w:rPr>
+          <w:lang w:val="it-IT"/>
+        </w:rPr>
+        <w:t xml:space="preserve"> legate alle pagine d</w:t>
+      </w:r>
+      <w:r>
+        <w:rPr>
+          <w:lang w:val="it-IT"/>
+        </w:rPr>
+        <w:t xml:space="preserve">el </w:t>
+      </w:r>
+      <w:r>
+        <w:rPr>
+          <w:b/>
+          <w:bCs/>
+          <w:lang w:val="it-IT"/>
+        </w:rPr>
+        <w:t>Calendario</w:t>
+      </w:r>
+      <w:r>
+        <w:rPr>
+          <w:lang w:val="it-IT"/>
+        </w:rPr>
+        <w:t xml:space="preserve"> </w:t>
+      </w:r>
+      <w:r>
+        <w:rPr>
+          <w:lang w:val="it-IT"/>
+        </w:rPr>
+        <w:t xml:space="preserve">con (id </w:t>
+      </w:r>
+      <w:r>
+        <w:rPr>
+          <w:lang w:val="it-IT"/>
+        </w:rPr>
+        <w:t>(primary key)</w:t>
+      </w:r>
+      <w:r>
+        <w:rPr>
+          <w:lang w:val="it-IT"/>
+        </w:rPr>
+        <w:t>, attività svolte, attività da svolgere, attività eliminate, attività modificate, le informazioni riguardo alle attività quali stato, note, tipo, data di inizio e di fine, infine la foreign key della tabella utente).</w:t>
+      </w:r>
+    </w:p>
+    <w:p>
+      <w:pPr>
+        <w:rPr>
+          <w:lang w:val="it-IT"/>
+        </w:rPr>
+      </w:pPr>
+    </w:p>
+    <w:p>
+      <w:pPr>
+        <w:rPr>
+          <w:lang w:val="it-IT"/>
+        </w:rPr>
+      </w:pPr>
+    </w:p>
+    <w:p>
+      <w:pPr>
+        <w:rPr>
+          <w:lang w:val="it-IT"/>
+        </w:rPr>
+      </w:pPr>
+    </w:p>
+    <w:p>
+      <w:pPr>
+        <w:rPr>
+          <w:lang w:val="it-IT"/>
+        </w:rPr>
+      </w:pPr>
+    </w:p>
+    <w:p>
+      <w:pPr>
+        <w:rPr>
+          <w:lang w:val="it-IT"/>
+        </w:rPr>
+      </w:pPr>
+    </w:p>
+    <w:p>
+      <w:pPr>
+        <w:rPr>
+          <w:lang w:val="it-IT"/>
+        </w:rPr>
+      </w:pPr>
+    </w:p>
+    <w:p>
+      <w:pPr>
+        <w:rPr>
+          <w:lang w:val="it-IT"/>
+        </w:rPr>
+      </w:pPr>
+    </w:p>
+    <w:p>
+      <w:pPr>
+        <w:rPr>
+          <w:lang w:val="it-IT"/>
+        </w:rPr>
+      </w:pPr>
+    </w:p>
+    <w:p>
+      <w:pPr>
+        <w:rPr>
+          <w:lang w:val="it-IT"/>
+        </w:rPr>
+      </w:pPr>
+    </w:p>
+    <w:p>
+      <w:pPr>
+        <w:rPr>
+          <w:lang w:val="it-IT"/>
+        </w:rPr>
+      </w:pPr>
+    </w:p>
+    <w:p>
+      <w:pPr>
+        <w:rPr>
+          <w:lang w:val="it-IT"/>
+        </w:rPr>
+      </w:pPr>
+    </w:p>
+    <w:p>
+      <w:pPr>
+        <w:rPr>
+          <w:lang w:val="it-IT"/>
+        </w:rPr>
+      </w:pPr>
+    </w:p>
+    <w:p>
+      <w:pPr>
+        <w:rPr>
+          <w:lang w:val="it-IT"/>
+        </w:rPr>
+      </w:pPr>
+    </w:p>
+    <w:p>
+      <w:pPr>
+        <w:rPr>
+          <w:lang w:val="it-IT"/>
+        </w:rPr>
+      </w:pPr>
+    </w:p>
+    <w:p>
+      <w:pPr>
+        <w:rPr>
+          <w:lang w:val="it-IT"/>
+        </w:rPr>
+      </w:pPr>
+    </w:p>
+    <w:p>
+      <w:pPr>
+        <w:rPr>
+          <w:lang w:val="it-IT"/>
+        </w:rPr>
+      </w:pPr>
     </w:p>
     <w:p>
       <w:pPr>
@@ -17753,37 +18350,214 @@
       <w:bookmarkEnd w:id="38"/>
     </w:p>
     <w:p>
-      <w:pPr>
-        <w:rPr>
-          <w:lang w:val="it-IT"/>
-        </w:rPr>
-      </w:pPr>
-      <w:r>
-        <w:rPr>
-          <w:lang w:val="it-IT"/>
-        </w:rPr>
-        <w:t>Descrizione delle interfacce interne ed esterne del sistema e dell’interfaccia utente. La progettazione delle interfacce è basata sulle informazioni rica</w:t>
-      </w:r>
-      <w:r>
-        <w:rPr>
-          <w:lang w:val="it-IT"/>
-        </w:rPr>
-        <w:t xml:space="preserve">vate durante la fase di analisi e realizzata tramite </w:t>
-      </w:r>
-      <w:proofErr w:type="spellStart"/>
-      <w:r>
-        <w:rPr>
-          <w:lang w:val="it-IT"/>
-        </w:rPr>
-        <w:t>mockups</w:t>
-      </w:r>
-      <w:proofErr w:type="spellEnd"/>
-      <w:r>
-        <w:rPr>
-          <w:lang w:val="it-IT"/>
-        </w:rPr>
-        <w:t>.</w:t>
-      </w:r>
+      <w:r>
+        <w:t xml:space="preserve">La progettazione delle interfacce è basata sulle informazioni che </w:t>
+      </w:r>
+      <w:r>
+        <w:t>abbiamo</w:t>
+      </w:r>
+      <w:r>
+        <w:t xml:space="preserve"> ricavato durante la fase di analisi, le </w:t>
+      </w:r>
+      <w:r>
+        <w:t>abbiamo</w:t>
+      </w:r>
+      <w:r>
+        <w:t xml:space="preserve"> realizzate tramite il sito Figma. Tutte i mockup sono stati pensati per l’utilizzo su dispositivi fissi, come i pc.</w:t>
+      </w:r>
+    </w:p>
+    <w:p/>
+    <w:p>
+      <w:pPr>
+        <w:pStyle w:val="Titolo3"/>
+      </w:pPr>
+      <w:r>
+        <w:t>Pagina di login</w:t>
+      </w:r>
+    </w:p>
+    <w:p>
+      <w:pPr>
+        <w:rPr>
+          <w:lang w:val="it-IT"/>
+        </w:rPr>
+      </w:pPr>
+    </w:p>
+    <w:p>
+      <w:pPr>
+        <w:rPr>
+          <w:lang w:val="it-IT"/>
+        </w:rPr>
+      </w:pPr>
+    </w:p>
+    <w:p>
+      <w:pPr>
+        <w:rPr>
+          <w:lang w:val="it-IT"/>
+        </w:rPr>
+      </w:pPr>
+    </w:p>
+    <w:p>
+      <w:pPr>
+        <w:rPr>
+          <w:lang w:val="it-IT"/>
+        </w:rPr>
+      </w:pPr>
+    </w:p>
+    <w:p>
+      <w:pPr>
+        <w:pStyle w:val="Titolo3"/>
+      </w:pPr>
+      <w:r>
+        <w:t>Pagina di registrazione</w:t>
+      </w:r>
+    </w:p>
+    <w:p>
+      <w:pPr>
+        <w:rPr>
+          <w:lang w:val="it-IT"/>
+        </w:rPr>
+      </w:pPr>
+    </w:p>
+    <w:p>
+      <w:pPr>
+        <w:rPr>
+          <w:lang w:val="it-IT"/>
+        </w:rPr>
+      </w:pPr>
+    </w:p>
+    <w:p>
+      <w:pPr>
+        <w:rPr>
+          <w:lang w:val="it-IT"/>
+        </w:rPr>
+      </w:pPr>
+    </w:p>
+    <w:p>
+      <w:pPr>
+        <w:rPr>
+          <w:lang w:val="it-IT"/>
+        </w:rPr>
+      </w:pPr>
+    </w:p>
+    <w:p>
+      <w:pPr>
+        <w:pStyle w:val="Titolo3"/>
+      </w:pPr>
+      <w:r>
+        <w:t>Pagina home</w:t>
+      </w:r>
+    </w:p>
+    <w:p>
+      <w:pPr>
+        <w:rPr>
+          <w:lang w:val="it-IT"/>
+        </w:rPr>
+      </w:pPr>
+    </w:p>
+    <w:p>
+      <w:pPr>
+        <w:rPr>
+          <w:lang w:val="it-IT"/>
+        </w:rPr>
+      </w:pPr>
+    </w:p>
+    <w:p>
+      <w:pPr>
+        <w:rPr>
+          <w:lang w:val="it-IT"/>
+        </w:rPr>
+      </w:pPr>
+    </w:p>
+    <w:p>
+      <w:pPr>
+        <w:pStyle w:val="Titolo3"/>
+      </w:pPr>
+      <w:r>
+        <w:t>Pagina dettagli attività</w:t>
+      </w:r>
+    </w:p>
+    <w:p>
+      <w:pPr>
+        <w:rPr>
+          <w:lang w:val="it-IT"/>
+        </w:rPr>
+      </w:pPr>
+    </w:p>
+    <w:p>
+      <w:pPr>
+        <w:rPr>
+          <w:lang w:val="it-IT"/>
+        </w:rPr>
+      </w:pPr>
+    </w:p>
+    <w:p>
+      <w:pPr>
+        <w:rPr>
+          <w:lang w:val="it-IT"/>
+        </w:rPr>
+      </w:pPr>
+    </w:p>
+    <w:p>
+      <w:pPr>
+        <w:pStyle w:val="Titolo3"/>
+      </w:pPr>
+      <w:r>
+        <w:t>Pagina di statistiche</w:t>
+      </w:r>
+    </w:p>
+    <w:p>
+      <w:pPr>
+        <w:rPr>
+          <w:lang w:val="it-IT"/>
+        </w:rPr>
+      </w:pPr>
+    </w:p>
+    <w:p>
+      <w:pPr>
+        <w:rPr>
+          <w:lang w:val="it-IT"/>
+        </w:rPr>
+      </w:pPr>
+    </w:p>
+    <w:p>
+      <w:pPr>
+        <w:pStyle w:val="Titolo3"/>
+      </w:pPr>
+      <w:r>
+        <w:t>Pagina del profilo</w:t>
+      </w:r>
+    </w:p>
+    <w:p/>
+    <w:p/>
+    <w:p/>
+    <w:p/>
+    <w:p>
+      <w:pPr>
+        <w:rPr>
+          <w:lang w:val="it-IT"/>
+        </w:rPr>
+      </w:pPr>
+    </w:p>
+    <w:p>
+      <w:pPr>
+        <w:rPr>
+          <w:lang w:val="it-IT"/>
+        </w:rPr>
+      </w:pPr>
+    </w:p>
+    <w:p>
+      <w:pPr>
+        <w:rPr>
+          <w:lang w:val="it-IT"/>
+        </w:rPr>
+      </w:pPr>
+    </w:p>
+    <w:p>
+      <w:pPr>
+        <w:rPr>
+          <w:lang w:val="it-IT"/>
+        </w:rPr>
+      </w:pPr>
     </w:p>
     <w:p>
       <w:pPr>
@@ -17793,7 +18567,6 @@
       <w:bookmarkStart w:id="40" w:name="_Toc94790458"/>
       <w:bookmarkStart w:id="41" w:name="_Toc220675984"/>
       <w:r>
-        <w:lastRenderedPageBreak/>
         <w:t>Design procedurale</w:t>
       </w:r>
       <w:bookmarkEnd w:id="39"/>
@@ -20243,10 +21016,10 @@
       </w:pPr>
     </w:p>
     <w:sectPr>
-      <w:headerReference w:type="default" r:id="rId11"/>
-      <w:footerReference w:type="default" r:id="rId12"/>
-      <w:headerReference w:type="first" r:id="rId13"/>
-      <w:footerReference w:type="first" r:id="rId14"/>
+      <w:headerReference w:type="default" r:id="rId14"/>
+      <w:footerReference w:type="default" r:id="rId15"/>
+      <w:headerReference w:type="first" r:id="rId16"/>
+      <w:footerReference w:type="first" r:id="rId17"/>
       <w:pgSz w:w="11906" w:h="16838"/>
       <w:pgMar w:top="1985" w:right="1134" w:bottom="1702" w:left="1134" w:header="567" w:footer="567" w:gutter="0"/>
       <w:pgNumType w:start="1"/>
@@ -23128,6 +23901,118 @@
     </w:lvl>
   </w:abstractNum>
   <w:abstractNum w:abstractNumId="15" w15:restartNumberingAfterBreak="0">
+    <w:nsid w:val="2A264023"/>
+    <w:multiLevelType w:val="hybridMultilevel"/>
+    <w:tmpl w:val="55E6D232"/>
+    <w:lvl w:ilvl="0" w:tplc="397E1732">
+      <w:numFmt w:val="bullet"/>
+      <w:lvlText w:val="-"/>
+      <w:lvlJc w:val="left"/>
+      <w:pPr>
+        <w:ind w:left="720" w:hanging="360"/>
+      </w:pPr>
+      <w:rPr>
+        <w:rFonts w:ascii="Arial" w:eastAsia="Times New Roman" w:hAnsi="Arial" w:cs="Arial" w:hint="default"/>
+      </w:rPr>
+    </w:lvl>
+    <w:lvl w:ilvl="1" w:tplc="08100003" w:tentative="1">
+      <w:start w:val="1"/>
+      <w:numFmt w:val="bullet"/>
+      <w:lvlText w:val="o"/>
+      <w:lvlJc w:val="left"/>
+      <w:pPr>
+        <w:ind w:left="1440" w:hanging="360"/>
+      </w:pPr>
+      <w:rPr>
+        <w:rFonts w:ascii="Courier New" w:hAnsi="Courier New" w:cs="Courier New" w:hint="default"/>
+      </w:rPr>
+    </w:lvl>
+    <w:lvl w:ilvl="2" w:tplc="08100005" w:tentative="1">
+      <w:start w:val="1"/>
+      <w:numFmt w:val="bullet"/>
+      <w:lvlText w:val=""/>
+      <w:lvlJc w:val="left"/>
+      <w:pPr>
+        <w:ind w:left="2160" w:hanging="360"/>
+      </w:pPr>
+      <w:rPr>
+        <w:rFonts w:ascii="Wingdings" w:hAnsi="Wingdings" w:hint="default"/>
+      </w:rPr>
+    </w:lvl>
+    <w:lvl w:ilvl="3" w:tplc="08100001" w:tentative="1">
+      <w:start w:val="1"/>
+      <w:numFmt w:val="bullet"/>
+      <w:lvlText w:val=""/>
+      <w:lvlJc w:val="left"/>
+      <w:pPr>
+        <w:ind w:left="2880" w:hanging="360"/>
+      </w:pPr>
+      <w:rPr>
+        <w:rFonts w:ascii="Symbol" w:hAnsi="Symbol" w:hint="default"/>
+      </w:rPr>
+    </w:lvl>
+    <w:lvl w:ilvl="4" w:tplc="08100003" w:tentative="1">
+      <w:start w:val="1"/>
+      <w:numFmt w:val="bullet"/>
+      <w:lvlText w:val="o"/>
+      <w:lvlJc w:val="left"/>
+      <w:pPr>
+        <w:ind w:left="3600" w:hanging="360"/>
+      </w:pPr>
+      <w:rPr>
+        <w:rFonts w:ascii="Courier New" w:hAnsi="Courier New" w:cs="Courier New" w:hint="default"/>
+      </w:rPr>
+    </w:lvl>
+    <w:lvl w:ilvl="5" w:tplc="08100005" w:tentative="1">
+      <w:start w:val="1"/>
+      <w:numFmt w:val="bullet"/>
+      <w:lvlText w:val=""/>
+      <w:lvlJc w:val="left"/>
+      <w:pPr>
+        <w:ind w:left="4320" w:hanging="360"/>
+      </w:pPr>
+      <w:rPr>
+        <w:rFonts w:ascii="Wingdings" w:hAnsi="Wingdings" w:hint="default"/>
+      </w:rPr>
+    </w:lvl>
+    <w:lvl w:ilvl="6" w:tplc="08100001" w:tentative="1">
+      <w:start w:val="1"/>
+      <w:numFmt w:val="bullet"/>
+      <w:lvlText w:val=""/>
+      <w:lvlJc w:val="left"/>
+      <w:pPr>
+        <w:ind w:left="5040" w:hanging="360"/>
+      </w:pPr>
+      <w:rPr>
+        <w:rFonts w:ascii="Symbol" w:hAnsi="Symbol" w:hint="default"/>
+      </w:rPr>
+    </w:lvl>
+    <w:lvl w:ilvl="7" w:tplc="08100003" w:tentative="1">
+      <w:start w:val="1"/>
+      <w:numFmt w:val="bullet"/>
+      <w:lvlText w:val="o"/>
+      <w:lvlJc w:val="left"/>
+      <w:pPr>
+        <w:ind w:left="5760" w:hanging="360"/>
+      </w:pPr>
+      <w:rPr>
+        <w:rFonts w:ascii="Courier New" w:hAnsi="Courier New" w:cs="Courier New" w:hint="default"/>
+      </w:rPr>
+    </w:lvl>
+    <w:lvl w:ilvl="8" w:tplc="08100005" w:tentative="1">
+      <w:start w:val="1"/>
+      <w:numFmt w:val="bullet"/>
+      <w:lvlText w:val=""/>
+      <w:lvlJc w:val="left"/>
+      <w:pPr>
+        <w:ind w:left="6480" w:hanging="360"/>
+      </w:pPr>
+      <w:rPr>
+        <w:rFonts w:ascii="Wingdings" w:hAnsi="Wingdings" w:hint="default"/>
+      </w:rPr>
+    </w:lvl>
+  </w:abstractNum>
+  <w:abstractNum w:abstractNumId="16" w15:restartNumberingAfterBreak="0">
     <w:nsid w:val="508C5EEC"/>
     <w:multiLevelType w:val="hybridMultilevel"/>
     <w:tmpl w:val="B6B00CA4"/>
@@ -23240,7 +24125,7 @@
       </w:rPr>
     </w:lvl>
   </w:abstractNum>
-  <w:abstractNum w:abstractNumId="16" w15:restartNumberingAfterBreak="0">
+  <w:abstractNum w:abstractNumId="17" w15:restartNumberingAfterBreak="0">
     <w:nsid w:val="57C86EE7"/>
     <w:multiLevelType w:val="multilevel"/>
     <w:tmpl w:val="7BA6062E"/>
@@ -23390,7 +24275,7 @@
       </w:rPr>
     </w:lvl>
   </w:abstractNum>
-  <w:abstractNum w:abstractNumId="17" w15:restartNumberingAfterBreak="0">
+  <w:abstractNum w:abstractNumId="18" w15:restartNumberingAfterBreak="0">
     <w:nsid w:val="60166406"/>
     <w:multiLevelType w:val="multilevel"/>
     <w:tmpl w:val="50C884F6"/>
@@ -23535,7 +24420,7 @@
       </w:rPr>
     </w:lvl>
   </w:abstractNum>
-  <w:abstractNum w:abstractNumId="18" w15:restartNumberingAfterBreak="0">
+  <w:abstractNum w:abstractNumId="19" w15:restartNumberingAfterBreak="0">
     <w:nsid w:val="652809B9"/>
     <w:multiLevelType w:val="hybridMultilevel"/>
     <w:tmpl w:val="C10EC632"/>
@@ -23648,7 +24533,7 @@
       </w:rPr>
     </w:lvl>
   </w:abstractNum>
-  <w:abstractNum w:abstractNumId="19" w15:restartNumberingAfterBreak="0">
+  <w:abstractNum w:abstractNumId="20" w15:restartNumberingAfterBreak="0">
     <w:nsid w:val="66871ECE"/>
     <w:multiLevelType w:val="hybridMultilevel"/>
     <w:tmpl w:val="7F74FC56"/>
@@ -23764,7 +24649,7 @@
       </w:pPr>
     </w:lvl>
   </w:abstractNum>
-  <w:abstractNum w:abstractNumId="20" w15:restartNumberingAfterBreak="0">
+  <w:abstractNum w:abstractNumId="21" w15:restartNumberingAfterBreak="0">
     <w:nsid w:val="6ABE5228"/>
     <w:multiLevelType w:val="hybridMultilevel"/>
     <w:tmpl w:val="089EE6D8"/>
@@ -23880,7 +24765,7 @@
       </w:pPr>
     </w:lvl>
   </w:abstractNum>
-  <w:abstractNum w:abstractNumId="21" w15:restartNumberingAfterBreak="0">
+  <w:abstractNum w:abstractNumId="22" w15:restartNumberingAfterBreak="0">
     <w:nsid w:val="6C1D7334"/>
     <w:multiLevelType w:val="hybridMultilevel"/>
     <w:tmpl w:val="7F20929C"/>
@@ -23996,7 +24881,7 @@
       </w:pPr>
     </w:lvl>
   </w:abstractNum>
-  <w:abstractNum w:abstractNumId="22" w15:restartNumberingAfterBreak="0">
+  <w:abstractNum w:abstractNumId="23" w15:restartNumberingAfterBreak="0">
     <w:nsid w:val="6C7765CA"/>
     <w:multiLevelType w:val="hybridMultilevel"/>
     <w:tmpl w:val="84820A1A"/>
@@ -24109,7 +24994,7 @@
       </w:rPr>
     </w:lvl>
   </w:abstractNum>
-  <w:abstractNum w:abstractNumId="23" w15:restartNumberingAfterBreak="0">
+  <w:abstractNum w:abstractNumId="24" w15:restartNumberingAfterBreak="0">
     <w:nsid w:val="72904C79"/>
     <w:multiLevelType w:val="hybridMultilevel"/>
     <w:tmpl w:val="EB328896"/>
@@ -24249,7 +25134,7 @@
       </w:rPr>
     </w:lvl>
   </w:abstractNum>
-  <w:abstractNum w:abstractNumId="24" w15:restartNumberingAfterBreak="0">
+  <w:abstractNum w:abstractNumId="25" w15:restartNumberingAfterBreak="0">
     <w:nsid w:val="7ACC392C"/>
     <w:multiLevelType w:val="hybridMultilevel"/>
     <w:tmpl w:val="F282F7F0"/>
@@ -24389,7 +25274,7 @@
       </w:rPr>
     </w:lvl>
   </w:abstractNum>
-  <w:abstractNum w:abstractNumId="25" w15:restartNumberingAfterBreak="0">
+  <w:abstractNum w:abstractNumId="26" w15:restartNumberingAfterBreak="0">
     <w:nsid w:val="7CD54937"/>
     <w:multiLevelType w:val="hybridMultilevel"/>
     <w:tmpl w:val="1AB0305A"/>
@@ -24529,8 +25414,121 @@
       </w:rPr>
     </w:lvl>
   </w:abstractNum>
+  <w:abstractNum w:abstractNumId="27" w15:restartNumberingAfterBreak="0">
+    <w:nsid w:val="7CD7249A"/>
+    <w:multiLevelType w:val="hybridMultilevel"/>
+    <w:tmpl w:val="CE1C8AAE"/>
+    <w:lvl w:ilvl="0" w:tplc="08100001">
+      <w:start w:val="1"/>
+      <w:numFmt w:val="bullet"/>
+      <w:lvlText w:val=""/>
+      <w:lvlJc w:val="left"/>
+      <w:pPr>
+        <w:ind w:left="720" w:hanging="360"/>
+      </w:pPr>
+      <w:rPr>
+        <w:rFonts w:ascii="Symbol" w:hAnsi="Symbol" w:hint="default"/>
+      </w:rPr>
+    </w:lvl>
+    <w:lvl w:ilvl="1" w:tplc="08100003" w:tentative="1">
+      <w:start w:val="1"/>
+      <w:numFmt w:val="bullet"/>
+      <w:lvlText w:val="o"/>
+      <w:lvlJc w:val="left"/>
+      <w:pPr>
+        <w:ind w:left="1440" w:hanging="360"/>
+      </w:pPr>
+      <w:rPr>
+        <w:rFonts w:ascii="Courier New" w:hAnsi="Courier New" w:cs="Courier New" w:hint="default"/>
+      </w:rPr>
+    </w:lvl>
+    <w:lvl w:ilvl="2" w:tplc="08100005" w:tentative="1">
+      <w:start w:val="1"/>
+      <w:numFmt w:val="bullet"/>
+      <w:lvlText w:val=""/>
+      <w:lvlJc w:val="left"/>
+      <w:pPr>
+        <w:ind w:left="2160" w:hanging="360"/>
+      </w:pPr>
+      <w:rPr>
+        <w:rFonts w:ascii="Wingdings" w:hAnsi="Wingdings" w:hint="default"/>
+      </w:rPr>
+    </w:lvl>
+    <w:lvl w:ilvl="3" w:tplc="08100001" w:tentative="1">
+      <w:start w:val="1"/>
+      <w:numFmt w:val="bullet"/>
+      <w:lvlText w:val=""/>
+      <w:lvlJc w:val="left"/>
+      <w:pPr>
+        <w:ind w:left="2880" w:hanging="360"/>
+      </w:pPr>
+      <w:rPr>
+        <w:rFonts w:ascii="Symbol" w:hAnsi="Symbol" w:hint="default"/>
+      </w:rPr>
+    </w:lvl>
+    <w:lvl w:ilvl="4" w:tplc="08100003" w:tentative="1">
+      <w:start w:val="1"/>
+      <w:numFmt w:val="bullet"/>
+      <w:lvlText w:val="o"/>
+      <w:lvlJc w:val="left"/>
+      <w:pPr>
+        <w:ind w:left="3600" w:hanging="360"/>
+      </w:pPr>
+      <w:rPr>
+        <w:rFonts w:ascii="Courier New" w:hAnsi="Courier New" w:cs="Courier New" w:hint="default"/>
+      </w:rPr>
+    </w:lvl>
+    <w:lvl w:ilvl="5" w:tplc="08100005" w:tentative="1">
+      <w:start w:val="1"/>
+      <w:numFmt w:val="bullet"/>
+      <w:lvlText w:val=""/>
+      <w:lvlJc w:val="left"/>
+      <w:pPr>
+        <w:ind w:left="4320" w:hanging="360"/>
+      </w:pPr>
+      <w:rPr>
+        <w:rFonts w:ascii="Wingdings" w:hAnsi="Wingdings" w:hint="default"/>
+      </w:rPr>
+    </w:lvl>
+    <w:lvl w:ilvl="6" w:tplc="08100001" w:tentative="1">
+      <w:start w:val="1"/>
+      <w:numFmt w:val="bullet"/>
+      <w:lvlText w:val=""/>
+      <w:lvlJc w:val="left"/>
+      <w:pPr>
+        <w:ind w:left="5040" w:hanging="360"/>
+      </w:pPr>
+      <w:rPr>
+        <w:rFonts w:ascii="Symbol" w:hAnsi="Symbol" w:hint="default"/>
+      </w:rPr>
+    </w:lvl>
+    <w:lvl w:ilvl="7" w:tplc="08100003" w:tentative="1">
+      <w:start w:val="1"/>
+      <w:numFmt w:val="bullet"/>
+      <w:lvlText w:val="o"/>
+      <w:lvlJc w:val="left"/>
+      <w:pPr>
+        <w:ind w:left="5760" w:hanging="360"/>
+      </w:pPr>
+      <w:rPr>
+        <w:rFonts w:ascii="Courier New" w:hAnsi="Courier New" w:cs="Courier New" w:hint="default"/>
+      </w:rPr>
+    </w:lvl>
+    <w:lvl w:ilvl="8" w:tplc="08100005" w:tentative="1">
+      <w:start w:val="1"/>
+      <w:numFmt w:val="bullet"/>
+      <w:lvlText w:val=""/>
+      <w:lvlJc w:val="left"/>
+      <w:pPr>
+        <w:ind w:left="6480" w:hanging="360"/>
+      </w:pPr>
+      <w:rPr>
+        <w:rFonts w:ascii="Wingdings" w:hAnsi="Wingdings" w:hint="default"/>
+      </w:rPr>
+    </w:lvl>
+  </w:abstractNum>
   <w:num w:numId="1" w16cid:durableId="1430392039">
-    <w:abstractNumId w:val="16"/>
+    <w:abstractNumId w:val="17"/>
   </w:num>
   <w:num w:numId="2" w16cid:durableId="584992673">
     <w:abstractNumId w:val="3"/>
@@ -24545,22 +25543,22 @@
     <w:abstractNumId w:val="4"/>
   </w:num>
   <w:num w:numId="6" w16cid:durableId="1991782658">
-    <w:abstractNumId w:val="19"/>
+    <w:abstractNumId w:val="20"/>
   </w:num>
   <w:num w:numId="7" w16cid:durableId="1359312796">
     <w:abstractNumId w:val="13"/>
   </w:num>
   <w:num w:numId="8" w16cid:durableId="1558975479">
-    <w:abstractNumId w:val="20"/>
+    <w:abstractNumId w:val="21"/>
   </w:num>
   <w:num w:numId="9" w16cid:durableId="2112818186">
     <w:abstractNumId w:val="0"/>
   </w:num>
   <w:num w:numId="10" w16cid:durableId="2145077175">
-    <w:abstractNumId w:val="23"/>
+    <w:abstractNumId w:val="24"/>
   </w:num>
   <w:num w:numId="11" w16cid:durableId="1174884230">
-    <w:abstractNumId w:val="24"/>
+    <w:abstractNumId w:val="25"/>
   </w:num>
   <w:num w:numId="12" w16cid:durableId="321861615">
     <w:abstractNumId w:val="7"/>
@@ -24569,40 +25567,40 @@
     <w:abstractNumId w:val="2"/>
   </w:num>
   <w:num w:numId="14" w16cid:durableId="1648509936">
-    <w:abstractNumId w:val="25"/>
+    <w:abstractNumId w:val="26"/>
   </w:num>
   <w:num w:numId="15" w16cid:durableId="347608246">
     <w:abstractNumId w:val="8"/>
   </w:num>
   <w:num w:numId="16" w16cid:durableId="1838230431">
-    <w:abstractNumId w:val="16"/>
+    <w:abstractNumId w:val="17"/>
   </w:num>
   <w:num w:numId="17" w16cid:durableId="1608081512">
-    <w:abstractNumId w:val="21"/>
+    <w:abstractNumId w:val="22"/>
   </w:num>
   <w:num w:numId="18" w16cid:durableId="1633094352">
-    <w:abstractNumId w:val="16"/>
+    <w:abstractNumId w:val="17"/>
   </w:num>
   <w:num w:numId="19" w16cid:durableId="630675731">
-    <w:abstractNumId w:val="16"/>
+    <w:abstractNumId w:val="17"/>
   </w:num>
   <w:num w:numId="20" w16cid:durableId="1771272331">
-    <w:abstractNumId w:val="16"/>
+    <w:abstractNumId w:val="17"/>
   </w:num>
   <w:num w:numId="21" w16cid:durableId="1247691884">
-    <w:abstractNumId w:val="16"/>
+    <w:abstractNumId w:val="17"/>
   </w:num>
   <w:num w:numId="22" w16cid:durableId="136076665">
-    <w:abstractNumId w:val="16"/>
+    <w:abstractNumId w:val="17"/>
   </w:num>
   <w:num w:numId="23" w16cid:durableId="585379630">
-    <w:abstractNumId w:val="18"/>
+    <w:abstractNumId w:val="19"/>
   </w:num>
   <w:num w:numId="24" w16cid:durableId="314067949">
-    <w:abstractNumId w:val="16"/>
+    <w:abstractNumId w:val="17"/>
   </w:num>
   <w:num w:numId="25" w16cid:durableId="1141967959">
-    <w:abstractNumId w:val="16"/>
+    <w:abstractNumId w:val="17"/>
   </w:num>
   <w:num w:numId="26" w16cid:durableId="1199704878">
     <w:abstractNumId w:val="12"/>
@@ -24617,10 +25615,10 @@
     <w:abstractNumId w:val="6"/>
   </w:num>
   <w:num w:numId="30" w16cid:durableId="437797167">
-    <w:abstractNumId w:val="15"/>
+    <w:abstractNumId w:val="16"/>
   </w:num>
   <w:num w:numId="31" w16cid:durableId="1075973780">
-    <w:abstractNumId w:val="22"/>
+    <w:abstractNumId w:val="23"/>
   </w:num>
   <w:num w:numId="32" w16cid:durableId="2103212239">
     <w:abstractNumId w:val="14"/>
@@ -24629,7 +25627,13 @@
     <w:abstractNumId w:val="9"/>
   </w:num>
   <w:num w:numId="34" w16cid:durableId="14618438">
-    <w:abstractNumId w:val="17"/>
+    <w:abstractNumId w:val="18"/>
+  </w:num>
+  <w:num w:numId="35" w16cid:durableId="1376539609">
+    <w:abstractNumId w:val="27"/>
+  </w:num>
+  <w:num w:numId="36" w16cid:durableId="1101612010">
+    <w:abstractNumId w:val="15"/>
   </w:num>
   <w:numIdMacAtCleanup w:val="14"/>
 </w:numbering>
@@ -25231,7 +26235,6 @@
   <w:style w:type="character" w:default="1" w:styleId="Carpredefinitoparagrafo">
     <w:name w:val="Default Paragraph Font"/>
     <w:uiPriority w:val="1"/>
-    <w:semiHidden/>
     <w:unhideWhenUsed/>
   </w:style>
   <w:style w:type="table" w:default="1" w:styleId="Tabellanormale">
@@ -25640,6 +26643,23 @@
       <w:contextualSpacing/>
     </w:pPr>
   </w:style>
+  <w:style w:type="character" w:styleId="Menzionenonrisolta">
+    <w:name w:val="Unresolved Mention"/>
+    <w:basedOn w:val="Carpredefinitoparagrafo"/>
+    <w:uiPriority w:val="99"/>
+    <w:semiHidden/>
+    <w:unhideWhenUsed/>
+    <w:rsid w:val="008B7FFD"/>
+    <w:rPr>
+      <w:color w:val="605E5C"/>
+      <w:shd w:val="clear" w:color="auto" w:fill="E1DFDD"/>
+    </w:rPr>
+  </w:style>
+  <w:style w:type="character" w:customStyle="1" w:styleId="whitespace-normal">
+    <w:name w:val="whitespace-normal"/>
+    <w:basedOn w:val="Carpredefinitoparagrafo"/>
+    <w:rsid w:val="00A27F86"/>
+  </w:style>
 </w:styles>
 </file>
 
